--- a/docs/test-report/Lanka-Link-v3-Master-Test-Plan.docx
+++ b/docs/test-report/Lanka-Link-v3-Master-Test-Plan.docx
@@ -334,7 +334,7 @@
       <w:r>
         <w:fldChar w:fldCharType="separate"/>
       </w:r>
-      <w:hyperlink w:anchor="_Toc240806575" w:history="1">
+      <w:hyperlink w:anchor="_Toc240810453" w:history="1">
         <w:r>
           <w:rPr>
             <w:rStyle w:val="Hyperlink"/>
@@ -380,7 +380,7 @@
             <w:noProof/>
             <w:webHidden/>
           </w:rPr>
-          <w:instrText xml:space="preserve"> PAGEREF _Toc240806575 \h </w:instrText>
+          <w:instrText xml:space="preserve"> PAGEREF _Toc240810453 \h </w:instrText>
         </w:r>
         <w:r>
           <w:rPr>
@@ -427,7 +427,7 @@
           <w14:ligatures w14:val="standardContextual"/>
         </w:rPr>
       </w:pPr>
-      <w:hyperlink w:anchor="_Toc240806576" w:history="1">
+      <w:hyperlink w:anchor="_Toc240810454" w:history="1">
         <w:r>
           <w:rPr>
             <w:rStyle w:val="Hyperlink"/>
@@ -473,7 +473,7 @@
             <w:noProof/>
             <w:webHidden/>
           </w:rPr>
-          <w:instrText xml:space="preserve"> PAGEREF _Toc240806576 \h </w:instrText>
+          <w:instrText xml:space="preserve"> PAGEREF _Toc240810454 \h </w:instrText>
         </w:r>
         <w:r>
           <w:rPr>
@@ -520,7 +520,7 @@
           <w14:ligatures w14:val="standardContextual"/>
         </w:rPr>
       </w:pPr>
-      <w:hyperlink w:anchor="_Toc240806577" w:history="1">
+      <w:hyperlink w:anchor="_Toc240810455" w:history="1">
         <w:r>
           <w:rPr>
             <w:rStyle w:val="Hyperlink"/>
@@ -566,7 +566,7 @@
             <w:noProof/>
             <w:webHidden/>
           </w:rPr>
-          <w:instrText xml:space="preserve"> PAGEREF _Toc240806577 \h </w:instrText>
+          <w:instrText xml:space="preserve"> PAGEREF _Toc240810455 \h </w:instrText>
         </w:r>
         <w:r>
           <w:rPr>
@@ -613,7 +613,7 @@
           <w14:ligatures w14:val="standardContextual"/>
         </w:rPr>
       </w:pPr>
-      <w:hyperlink w:anchor="_Toc240806578" w:history="1">
+      <w:hyperlink w:anchor="_Toc240810456" w:history="1">
         <w:r>
           <w:rPr>
             <w:rStyle w:val="Hyperlink"/>
@@ -659,7 +659,7 @@
             <w:noProof/>
             <w:webHidden/>
           </w:rPr>
-          <w:instrText xml:space="preserve"> PAGEREF _Toc240806578 \h </w:instrText>
+          <w:instrText xml:space="preserve"> PAGEREF _Toc240810456 \h </w:instrText>
         </w:r>
         <w:r>
           <w:rPr>
@@ -703,7 +703,7 @@
           <w14:ligatures w14:val="standardContextual"/>
         </w:rPr>
       </w:pPr>
-      <w:hyperlink w:anchor="_Toc240806579" w:history="1">
+      <w:hyperlink w:anchor="_Toc240810457" w:history="1">
         <w:r>
           <w:rPr>
             <w:rStyle w:val="Hyperlink"/>
@@ -749,7 +749,7 @@
             <w:noProof/>
             <w:webHidden/>
           </w:rPr>
-          <w:instrText xml:space="preserve"> PAGEREF _Toc240806579 \h </w:instrText>
+          <w:instrText xml:space="preserve"> PAGEREF _Toc240810457 \h </w:instrText>
         </w:r>
         <w:r>
           <w:rPr>
@@ -793,7 +793,7 @@
           <w14:ligatures w14:val="standardContextual"/>
         </w:rPr>
       </w:pPr>
-      <w:hyperlink w:anchor="_Toc240806580" w:history="1">
+      <w:hyperlink w:anchor="_Toc240810458" w:history="1">
         <w:r>
           <w:rPr>
             <w:rStyle w:val="Hyperlink"/>
@@ -839,7 +839,7 @@
             <w:noProof/>
             <w:webHidden/>
           </w:rPr>
-          <w:instrText xml:space="preserve"> PAGEREF _Toc240806580 \h </w:instrText>
+          <w:instrText xml:space="preserve"> PAGEREF _Toc240810458 \h </w:instrText>
         </w:r>
         <w:r>
           <w:rPr>
@@ -883,7 +883,7 @@
           <w14:ligatures w14:val="standardContextual"/>
         </w:rPr>
       </w:pPr>
-      <w:hyperlink w:anchor="_Toc240806581" w:history="1">
+      <w:hyperlink w:anchor="_Toc240810459" w:history="1">
         <w:r>
           <w:rPr>
             <w:rStyle w:val="Hyperlink"/>
@@ -929,7 +929,7 @@
             <w:noProof/>
             <w:webHidden/>
           </w:rPr>
-          <w:instrText xml:space="preserve"> PAGEREF _Toc240806581 \h </w:instrText>
+          <w:instrText xml:space="preserve"> PAGEREF _Toc240810459 \h </w:instrText>
         </w:r>
         <w:r>
           <w:rPr>
@@ -973,7 +973,7 @@
           <w14:ligatures w14:val="standardContextual"/>
         </w:rPr>
       </w:pPr>
-      <w:hyperlink w:anchor="_Toc240806582" w:history="1">
+      <w:hyperlink w:anchor="_Toc240810460" w:history="1">
         <w:r>
           <w:rPr>
             <w:rStyle w:val="Hyperlink"/>
@@ -1019,7 +1019,7 @@
             <w:noProof/>
             <w:webHidden/>
           </w:rPr>
-          <w:instrText xml:space="preserve"> PAGEREF _Toc240806582 \h </w:instrText>
+          <w:instrText xml:space="preserve"> PAGEREF _Toc240810460 \h </w:instrText>
         </w:r>
         <w:r>
           <w:rPr>
@@ -1039,7 +1039,7 @@
             <w:noProof/>
             <w:webHidden/>
           </w:rPr>
-          <w:t>11</w:t>
+          <w:t>12</w:t>
         </w:r>
         <w:r>
           <w:rPr>
@@ -1063,7 +1063,7 @@
           <w14:ligatures w14:val="standardContextual"/>
         </w:rPr>
       </w:pPr>
-      <w:hyperlink w:anchor="_Toc240806583" w:history="1">
+      <w:hyperlink w:anchor="_Toc240810461" w:history="1">
         <w:r>
           <w:rPr>
             <w:rStyle w:val="Hyperlink"/>
@@ -1109,7 +1109,7 @@
             <w:noProof/>
             <w:webHidden/>
           </w:rPr>
-          <w:instrText xml:space="preserve"> PAGEREF _Toc240806583 \h </w:instrText>
+          <w:instrText xml:space="preserve"> PAGEREF _Toc240810461 \h </w:instrText>
         </w:r>
         <w:r>
           <w:rPr>
@@ -1129,7 +1129,7 @@
             <w:noProof/>
             <w:webHidden/>
           </w:rPr>
-          <w:t>12</w:t>
+          <w:t>13</w:t>
         </w:r>
         <w:r>
           <w:rPr>
@@ -1153,7 +1153,7 @@
           <w14:ligatures w14:val="standardContextual"/>
         </w:rPr>
       </w:pPr>
-      <w:hyperlink w:anchor="_Toc240806584" w:history="1">
+      <w:hyperlink w:anchor="_Toc240810462" w:history="1">
         <w:r>
           <w:rPr>
             <w:rStyle w:val="Hyperlink"/>
@@ -1199,7 +1199,7 @@
             <w:noProof/>
             <w:webHidden/>
           </w:rPr>
-          <w:instrText xml:space="preserve"> PAGEREF _Toc240806584 \h </w:instrText>
+          <w:instrText xml:space="preserve"> PAGEREF _Toc240810462 \h </w:instrText>
         </w:r>
         <w:r>
           <w:rPr>
@@ -1219,7 +1219,7 @@
             <w:noProof/>
             <w:webHidden/>
           </w:rPr>
-          <w:t>17</w:t>
+          <w:t>18</w:t>
         </w:r>
         <w:r>
           <w:rPr>
@@ -1243,7 +1243,7 @@
           <w14:ligatures w14:val="standardContextual"/>
         </w:rPr>
       </w:pPr>
-      <w:hyperlink w:anchor="_Toc240806585" w:history="1">
+      <w:hyperlink w:anchor="_Toc240810463" w:history="1">
         <w:r>
           <w:rPr>
             <w:rStyle w:val="Hyperlink"/>
@@ -1289,7 +1289,7 @@
             <w:noProof/>
             <w:webHidden/>
           </w:rPr>
-          <w:instrText xml:space="preserve"> PAGEREF _Toc240806585 \h </w:instrText>
+          <w:instrText xml:space="preserve"> PAGEREF _Toc240810463 \h </w:instrText>
         </w:r>
         <w:r>
           <w:rPr>
@@ -1309,7 +1309,7 @@
             <w:noProof/>
             <w:webHidden/>
           </w:rPr>
-          <w:t>18</w:t>
+          <w:t>19</w:t>
         </w:r>
         <w:r>
           <w:rPr>
@@ -1333,7 +1333,7 @@
           <w14:ligatures w14:val="standardContextual"/>
         </w:rPr>
       </w:pPr>
-      <w:hyperlink w:anchor="_Toc240806586" w:history="1">
+      <w:hyperlink w:anchor="_Toc240810464" w:history="1">
         <w:r>
           <w:rPr>
             <w:rStyle w:val="Hyperlink"/>
@@ -1379,7 +1379,7 @@
             <w:noProof/>
             <w:webHidden/>
           </w:rPr>
-          <w:instrText xml:space="preserve"> PAGEREF _Toc240806586 \h </w:instrText>
+          <w:instrText xml:space="preserve"> PAGEREF _Toc240810464 \h </w:instrText>
         </w:r>
         <w:r>
           <w:rPr>
@@ -1399,7 +1399,7 @@
             <w:noProof/>
             <w:webHidden/>
           </w:rPr>
-          <w:t>18</w:t>
+          <w:t>19</w:t>
         </w:r>
         <w:r>
           <w:rPr>
@@ -1426,7 +1426,7 @@
           <w14:ligatures w14:val="standardContextual"/>
         </w:rPr>
       </w:pPr>
-      <w:hyperlink w:anchor="_Toc240806587" w:history="1">
+      <w:hyperlink w:anchor="_Toc240810465" w:history="1">
         <w:r>
           <w:rPr>
             <w:rStyle w:val="Hyperlink"/>
@@ -1472,7 +1472,7 @@
             <w:noProof/>
             <w:webHidden/>
           </w:rPr>
-          <w:instrText xml:space="preserve"> PAGEREF _Toc240806587 \h </w:instrText>
+          <w:instrText xml:space="preserve"> PAGEREF _Toc240810465 \h </w:instrText>
         </w:r>
         <w:r>
           <w:rPr>
@@ -1492,7 +1492,7 @@
             <w:noProof/>
             <w:webHidden/>
           </w:rPr>
-          <w:t>19</w:t>
+          <w:t>20</w:t>
         </w:r>
         <w:r>
           <w:rPr>
@@ -1516,7 +1516,7 @@
           <w14:ligatures w14:val="standardContextual"/>
         </w:rPr>
       </w:pPr>
-      <w:hyperlink w:anchor="_Toc240806588" w:history="1">
+      <w:hyperlink w:anchor="_Toc240810466" w:history="1">
         <w:r>
           <w:rPr>
             <w:rStyle w:val="Hyperlink"/>
@@ -1562,7 +1562,7 @@
             <w:noProof/>
             <w:webHidden/>
           </w:rPr>
-          <w:instrText xml:space="preserve"> PAGEREF _Toc240806588 \h </w:instrText>
+          <w:instrText xml:space="preserve"> PAGEREF _Toc240810466 \h </w:instrText>
         </w:r>
         <w:r>
           <w:rPr>
@@ -1606,7 +1606,7 @@
           <w14:ligatures w14:val="standardContextual"/>
         </w:rPr>
       </w:pPr>
-      <w:hyperlink w:anchor="_Toc240806589" w:history="1">
+      <w:hyperlink w:anchor="_Toc240810467" w:history="1">
         <w:r>
           <w:rPr>
             <w:rStyle w:val="Hyperlink"/>
@@ -1652,7 +1652,7 @@
             <w:noProof/>
             <w:webHidden/>
           </w:rPr>
-          <w:instrText xml:space="preserve"> PAGEREF _Toc240806589 \h </w:instrText>
+          <w:instrText xml:space="preserve"> PAGEREF _Toc240810467 \h </w:instrText>
         </w:r>
         <w:r>
           <w:rPr>
@@ -1696,7 +1696,7 @@
           <w14:ligatures w14:val="standardContextual"/>
         </w:rPr>
       </w:pPr>
-      <w:hyperlink w:anchor="_Toc240806590" w:history="1">
+      <w:hyperlink w:anchor="_Toc240810468" w:history="1">
         <w:r>
           <w:rPr>
             <w:rStyle w:val="Hyperlink"/>
@@ -1742,7 +1742,7 @@
             <w:noProof/>
             <w:webHidden/>
           </w:rPr>
-          <w:instrText xml:space="preserve"> PAGEREF _Toc240806590 \h </w:instrText>
+          <w:instrText xml:space="preserve"> PAGEREF _Toc240810468 \h </w:instrText>
         </w:r>
         <w:r>
           <w:rPr>
@@ -1762,7 +1762,7 @@
             <w:noProof/>
             <w:webHidden/>
           </w:rPr>
-          <w:t>22</w:t>
+          <w:t>23</w:t>
         </w:r>
         <w:r>
           <w:rPr>
@@ -1786,7 +1786,7 @@
           <w14:ligatures w14:val="standardContextual"/>
         </w:rPr>
       </w:pPr>
-      <w:hyperlink w:anchor="_Toc240806591" w:history="1">
+      <w:hyperlink w:anchor="_Toc240810469" w:history="1">
         <w:r>
           <w:rPr>
             <w:rStyle w:val="Hyperlink"/>
@@ -1832,7 +1832,7 @@
             <w:noProof/>
             <w:webHidden/>
           </w:rPr>
-          <w:instrText xml:space="preserve"> PAGEREF _Toc240806591 \h </w:instrText>
+          <w:instrText xml:space="preserve"> PAGEREF _Toc240810469 \h </w:instrText>
         </w:r>
         <w:r>
           <w:rPr>
@@ -1876,7 +1876,7 @@
           <w14:ligatures w14:val="standardContextual"/>
         </w:rPr>
       </w:pPr>
-      <w:hyperlink w:anchor="_Toc240806592" w:history="1">
+      <w:hyperlink w:anchor="_Toc240810470" w:history="1">
         <w:r>
           <w:rPr>
             <w:rStyle w:val="Hyperlink"/>
@@ -1922,7 +1922,7 @@
             <w:noProof/>
             <w:webHidden/>
           </w:rPr>
-          <w:instrText xml:space="preserve"> PAGEREF _Toc240806592 \h </w:instrText>
+          <w:instrText xml:space="preserve"> PAGEREF _Toc240810470 \h </w:instrText>
         </w:r>
         <w:r>
           <w:rPr>
@@ -1969,7 +1969,7 @@
           <w14:ligatures w14:val="standardContextual"/>
         </w:rPr>
       </w:pPr>
-      <w:hyperlink w:anchor="_Toc240806593" w:history="1">
+      <w:hyperlink w:anchor="_Toc240810471" w:history="1">
         <w:r>
           <w:rPr>
             <w:rStyle w:val="Hyperlink"/>
@@ -2015,7 +2015,7 @@
             <w:noProof/>
             <w:webHidden/>
           </w:rPr>
-          <w:instrText xml:space="preserve"> PAGEREF _Toc240806593 \h </w:instrText>
+          <w:instrText xml:space="preserve"> PAGEREF _Toc240810471 \h </w:instrText>
         </w:r>
         <w:r>
           <w:rPr>
@@ -2062,7 +2062,7 @@
           <w14:ligatures w14:val="standardContextual"/>
         </w:rPr>
       </w:pPr>
-      <w:hyperlink w:anchor="_Toc240806594" w:history="1">
+      <w:hyperlink w:anchor="_Toc240810472" w:history="1">
         <w:r>
           <w:rPr>
             <w:rStyle w:val="Hyperlink"/>
@@ -2108,7 +2108,7 @@
             <w:noProof/>
             <w:webHidden/>
           </w:rPr>
-          <w:instrText xml:space="preserve"> PAGEREF _Toc240806594 \h </w:instrText>
+          <w:instrText xml:space="preserve"> PAGEREF _Toc240810472 \h </w:instrText>
         </w:r>
         <w:r>
           <w:rPr>
@@ -2155,7 +2155,7 @@
           <w14:ligatures w14:val="standardContextual"/>
         </w:rPr>
       </w:pPr>
-      <w:hyperlink w:anchor="_Toc240806595" w:history="1">
+      <w:hyperlink w:anchor="_Toc240810473" w:history="1">
         <w:r>
           <w:rPr>
             <w:rStyle w:val="Hyperlink"/>
@@ -2201,7 +2201,7 @@
             <w:noProof/>
             <w:webHidden/>
           </w:rPr>
-          <w:instrText xml:space="preserve"> PAGEREF _Toc240806595 \h </w:instrText>
+          <w:instrText xml:space="preserve"> PAGEREF _Toc240810473 \h </w:instrText>
         </w:r>
         <w:r>
           <w:rPr>
@@ -2221,7 +2221,7 @@
             <w:noProof/>
             <w:webHidden/>
           </w:rPr>
-          <w:t>29</w:t>
+          <w:t>28</w:t>
         </w:r>
         <w:r>
           <w:rPr>
@@ -2248,7 +2248,7 @@
           <w14:ligatures w14:val="standardContextual"/>
         </w:rPr>
       </w:pPr>
-      <w:hyperlink w:anchor="_Toc240806596" w:history="1">
+      <w:hyperlink w:anchor="_Toc240810474" w:history="1">
         <w:r>
           <w:rPr>
             <w:rStyle w:val="Hyperlink"/>
@@ -2294,7 +2294,7 @@
             <w:noProof/>
             <w:webHidden/>
           </w:rPr>
-          <w:instrText xml:space="preserve"> PAGEREF _Toc240806596 \h </w:instrText>
+          <w:instrText xml:space="preserve"> PAGEREF _Toc240810474 \h </w:instrText>
         </w:r>
         <w:r>
           <w:rPr>
@@ -2341,7 +2341,7 @@
           <w14:ligatures w14:val="standardContextual"/>
         </w:rPr>
       </w:pPr>
-      <w:hyperlink w:anchor="_Toc240806597" w:history="1">
+      <w:hyperlink w:anchor="_Toc240810475" w:history="1">
         <w:r>
           <w:rPr>
             <w:rStyle w:val="Hyperlink"/>
@@ -2387,7 +2387,7 @@
             <w:noProof/>
             <w:webHidden/>
           </w:rPr>
-          <w:instrText xml:space="preserve"> PAGEREF _Toc240806597 \h </w:instrText>
+          <w:instrText xml:space="preserve"> PAGEREF _Toc240810475 \h </w:instrText>
         </w:r>
         <w:r>
           <w:rPr>
@@ -2459,7 +2459,7 @@
       <w:pPr>
         <w:pStyle w:val="Heading1"/>
       </w:pPr>
-      <w:bookmarkStart w:id="0" w:name="_Toc240806575"/>
+      <w:bookmarkStart w:id="0" w:name="_Toc240810453"/>
       <w:r>
         <w:t>Evaluation Mission and Test Motivation</w:t>
       </w:r>
@@ -2622,7 +2622,7 @@
       <w:pPr>
         <w:pStyle w:val="Heading1"/>
       </w:pPr>
-      <w:bookmarkStart w:id="1" w:name="_Toc240806576"/>
+      <w:bookmarkStart w:id="1" w:name="_Toc240810454"/>
       <w:r>
         <w:t>Target Test Items</w:t>
       </w:r>
@@ -3301,7 +3301,7 @@
       <w:pPr>
         <w:pStyle w:val="Heading1"/>
       </w:pPr>
-      <w:bookmarkStart w:id="2" w:name="_Toc240806577"/>
+      <w:bookmarkStart w:id="2" w:name="_Toc240810455"/>
       <w:r>
         <w:t>Test Approach</w:t>
       </w:r>
@@ -3844,7 +3844,7 @@
       <w:pPr>
         <w:pStyle w:val="Heading2"/>
       </w:pPr>
-      <w:bookmarkStart w:id="3" w:name="_Toc240806578"/>
+      <w:bookmarkStart w:id="3" w:name="_Toc240810456"/>
       <w:r>
         <w:lastRenderedPageBreak/>
         <w:t>Testing Techniques and Types</w:t>
@@ -3855,7 +3855,7 @@
       <w:pPr>
         <w:pStyle w:val="Heading3"/>
       </w:pPr>
-      <w:bookmarkStart w:id="4" w:name="_Toc240806579"/>
+      <w:bookmarkStart w:id="4" w:name="_Toc240810457"/>
       <w:r>
         <w:t>Data and Database Integrity Testing</w:t>
       </w:r>
@@ -4220,8 +4220,8 @@
           <w:noProof/>
         </w:rPr>
         <w:drawing>
-          <wp:inline distT="0" distB="0" distL="0" distR="0" wp14:anchorId="5CFBAB2C" wp14:editId="3DE2A08F">
-            <wp:extent cx="5486400" cy="1995055"/>
+          <wp:inline distT="0" distB="0" distL="0" distR="0" wp14:anchorId="74B6F2EC" wp14:editId="2992440B">
+            <wp:extent cx="5486400" cy="1264662"/>
             <wp:effectExtent l="0" t="0" r="0" b="0"/>
             <wp:docPr id="1" name="Picture 1"/>
             <wp:cNvGraphicFramePr>
@@ -4243,7 +4243,7 @@
                   <pic:spPr>
                     <a:xfrm>
                       <a:off x="0" y="0"/>
-                      <a:ext cx="5486400" cy="1995055"/>
+                      <a:ext cx="5486400" cy="1264662"/>
                     </a:xfrm>
                     <a:prstGeom prst="rect">
                       <a:avLst/>
@@ -4274,7 +4274,7 @@
       <w:pPr>
         <w:pStyle w:val="Heading3"/>
       </w:pPr>
-      <w:bookmarkStart w:id="5" w:name="_Toc240806580"/>
+      <w:bookmarkStart w:id="5" w:name="_Toc240810458"/>
       <w:r>
         <w:t>Function Testing</w:t>
       </w:r>
@@ -4326,7 +4326,6 @@
               <w:spacing w:after="60"/>
             </w:pPr>
             <w:r>
-              <w:lastRenderedPageBreak/>
               <w:t>Technique Objective:</w:t>
             </w:r>
           </w:p>
@@ -4365,6 +4364,7 @@
               <w:spacing w:after="60"/>
             </w:pPr>
             <w:r>
+              <w:lastRenderedPageBreak/>
               <w:t>Technique:</w:t>
             </w:r>
           </w:p>
@@ -4633,8 +4633,8 @@
           <w:noProof/>
         </w:rPr>
         <w:drawing>
-          <wp:inline distT="0" distB="0" distL="0" distR="0" wp14:anchorId="3A36652B" wp14:editId="53D3E695">
-            <wp:extent cx="5486400" cy="2630147"/>
+          <wp:inline distT="0" distB="0" distL="0" distR="0" wp14:anchorId="6B491AA8" wp14:editId="6E9095DD">
+            <wp:extent cx="5486400" cy="2442533"/>
             <wp:effectExtent l="0" t="0" r="0" b="0"/>
             <wp:docPr id="2" name="Picture 2"/>
             <wp:cNvGraphicFramePr>
@@ -4656,7 +4656,7 @@
                   <pic:spPr>
                     <a:xfrm>
                       <a:off x="0" y="0"/>
-                      <a:ext cx="5486400" cy="2630147"/>
+                      <a:ext cx="5486400" cy="2442533"/>
                     </a:xfrm>
                     <a:prstGeom prst="rect">
                       <a:avLst/>
@@ -4691,7 +4691,6 @@
         <w:rPr>
           <w:b/>
         </w:rPr>
-        <w:lastRenderedPageBreak/>
         <w:t>Groq triage.</w:t>
       </w:r>
       <w:r>
@@ -4752,6 +4751,7 @@
               <w:rPr>
                 <w:b/>
               </w:rPr>
+              <w:lastRenderedPageBreak/>
               <w:t>Groq model</w:t>
             </w:r>
           </w:p>
@@ -5117,8 +5117,8 @@
           <w:noProof/>
         </w:rPr>
         <w:drawing>
-          <wp:inline distT="0" distB="0" distL="0" distR="0" wp14:anchorId="0341B24E" wp14:editId="0A621B74">
-            <wp:extent cx="4754880" cy="1729047"/>
+          <wp:inline distT="0" distB="0" distL="0" distR="0" wp14:anchorId="3BD242C9" wp14:editId="0C58EA78">
+            <wp:extent cx="4754880" cy="805912"/>
             <wp:effectExtent l="0" t="0" r="0" b="0"/>
             <wp:docPr id="3" name="Picture 3"/>
             <wp:cNvGraphicFramePr>
@@ -5140,7 +5140,7 @@
                   <pic:spPr>
                     <a:xfrm>
                       <a:off x="0" y="0"/>
-                      <a:ext cx="4754880" cy="1729047"/>
+                      <a:ext cx="4754880" cy="805912"/>
                     </a:xfrm>
                     <a:prstGeom prst="rect">
                       <a:avLst/>
@@ -5171,7 +5171,7 @@
       <w:pPr>
         <w:pStyle w:val="Heading3"/>
       </w:pPr>
-      <w:bookmarkStart w:id="6" w:name="_Toc240806581"/>
+      <w:bookmarkStart w:id="6" w:name="_Toc240810459"/>
       <w:r>
         <w:t>User Interface Testing</w:t>
       </w:r>
@@ -5378,7 +5378,6 @@
               <w:spacing w:after="60"/>
             </w:pPr>
             <w:r>
-              <w:lastRenderedPageBreak/>
               <w:t>Required Tools:</w:t>
             </w:r>
           </w:p>
@@ -5498,6 +5497,7 @@
         <w:rPr>
           <w:b/>
         </w:rPr>
+        <w:lastRenderedPageBreak/>
         <w:t>Result: 11 desktop and 5 mobile browser tests passed, 0 failed.</w:t>
       </w:r>
       <w:r>
@@ -5505,6 +5505,14 @@
       </w:r>
       <w:r>
         <w:t>gs in the header, the inbox as cards, the model map as a list on phones, a sim clock bar that scrolls within itself, and the overflow causes themselves (a header whose hidden class lost to the button's own display, a grid child without min-width, oversize key caps). The run also found D12: signing out of the customer area landed on the sign-in page instead of the website.</w:t>
+      </w:r>
+    </w:p>
+    <w:p>
+      <w:pPr>
+        <w:pStyle w:val="BodyText"/>
+      </w:pPr>
+      <w:r>
+        <w:t>The screenshots below are the product in dark appearance, which is what a phone or a desktop set to dark shows; the suites capture both form factors on every run.</w:t>
       </w:r>
     </w:p>
     <w:p>
@@ -5517,7 +5525,7 @@
           <w:noProof/>
         </w:rPr>
         <w:drawing>
-          <wp:inline distT="0" distB="0" distL="0" distR="0" wp14:anchorId="70C3DEB2" wp14:editId="25435448">
+          <wp:inline distT="0" distB="0" distL="0" distR="0" wp14:anchorId="4A27C214" wp14:editId="724D53DA">
             <wp:extent cx="5760720" cy="2875859"/>
             <wp:effectExtent l="0" t="0" r="0" b="0"/>
             <wp:docPr id="4" name="Picture 4"/>
@@ -5576,9 +5584,8 @@
         <w:rPr>
           <w:noProof/>
         </w:rPr>
-        <w:lastRenderedPageBreak/>
         <w:drawing>
-          <wp:inline distT="0" distB="0" distL="0" distR="0" wp14:anchorId="23052201" wp14:editId="16F63DA8">
+          <wp:inline distT="0" distB="0" distL="0" distR="0" wp14:anchorId="1B96C331" wp14:editId="01CADEFC">
             <wp:extent cx="5760720" cy="2875859"/>
             <wp:effectExtent l="0" t="0" r="0" b="0"/>
             <wp:docPr id="5" name="Picture 5"/>
@@ -5637,8 +5644,9 @@
         <w:rPr>
           <w:noProof/>
         </w:rPr>
+        <w:lastRenderedPageBreak/>
         <w:drawing>
-          <wp:inline distT="0" distB="0" distL="0" distR="0" wp14:anchorId="7FA81FD5" wp14:editId="6FDA2B5B">
+          <wp:inline distT="0" distB="0" distL="0" distR="0" wp14:anchorId="5ED91527" wp14:editId="490D6E6F">
             <wp:extent cx="5760720" cy="2875859"/>
             <wp:effectExtent l="0" t="0" r="0" b="0"/>
             <wp:docPr id="6" name="Picture 6"/>
@@ -5697,12 +5705,253 @@
         <w:rPr>
           <w:noProof/>
         </w:rPr>
+        <w:drawing>
+          <wp:inline distT="0" distB="0" distL="0" distR="0" wp14:anchorId="23526D12" wp14:editId="2C2F0FBA">
+            <wp:extent cx="5577840" cy="3486150"/>
+            <wp:effectExtent l="0" t="0" r="0" b="0"/>
+            <wp:docPr id="7" name="Picture 7"/>
+            <wp:cNvGraphicFramePr>
+              <a:graphicFrameLocks xmlns:a="http://schemas.openxmlformats.org/drawingml/2006/main" noChangeAspect="1"/>
+            </wp:cNvGraphicFramePr>
+            <a:graphic xmlns:a="http://schemas.openxmlformats.org/drawingml/2006/main">
+              <a:graphicData uri="http://schemas.openxmlformats.org/drawingml/2006/picture">
+                <pic:pic xmlns:pic="http://schemas.openxmlformats.org/drawingml/2006/picture">
+                  <pic:nvPicPr>
+                    <pic:cNvPr id="0" name="console-inbox.jpg"/>
+                    <pic:cNvPicPr/>
+                  </pic:nvPicPr>
+                  <pic:blipFill>
+                    <a:blip r:embed="rId15"/>
+                    <a:stretch>
+                      <a:fillRect/>
+                    </a:stretch>
+                  </pic:blipFill>
+                  <pic:spPr>
+                    <a:xfrm>
+                      <a:off x="0" y="0"/>
+                      <a:ext cx="5577840" cy="3486150"/>
+                    </a:xfrm>
+                    <a:prstGeom prst="rect">
+                      <a:avLst/>
+                    </a:prstGeom>
+                  </pic:spPr>
+                </pic:pic>
+              </a:graphicData>
+            </a:graphic>
+          </wp:inline>
+        </w:drawing>
+      </w:r>
+    </w:p>
+    <w:p>
+      <w:pPr>
+        <w:pStyle w:val="BodyText"/>
+        <w:jc w:val="center"/>
+      </w:pPr>
+      <w:r>
+        <w:rPr>
+          <w:i/>
+          <w:color w:val="555555"/>
+          <w:sz w:val="18"/>
+        </w:rPr>
+        <w:t>Figure 7: The agent console on a desktop browser, dark.</w:t>
+      </w:r>
+    </w:p>
+    <w:p>
+      <w:pPr>
+        <w:pStyle w:val="BodyText"/>
+        <w:jc w:val="center"/>
+      </w:pPr>
+      <w:r>
+        <w:rPr>
+          <w:noProof/>
+        </w:rPr>
         <w:lastRenderedPageBreak/>
         <w:drawing>
-          <wp:inline distT="0" distB="0" distL="0" distR="0" wp14:anchorId="1FBE415D" wp14:editId="60DE57A3">
-            <wp:extent cx="5486400" cy="2533719"/>
+          <wp:inline distT="0" distB="0" distL="0" distR="0" wp14:anchorId="247B114A" wp14:editId="2052F8A2">
+            <wp:extent cx="5577840" cy="3486150"/>
             <wp:effectExtent l="0" t="0" r="0" b="0"/>
-            <wp:docPr id="7" name="Picture 7"/>
+            <wp:docPr id="8" name="Picture 8"/>
+            <wp:cNvGraphicFramePr>
+              <a:graphicFrameLocks xmlns:a="http://schemas.openxmlformats.org/drawingml/2006/main" noChangeAspect="1"/>
+            </wp:cNvGraphicFramePr>
+            <a:graphic xmlns:a="http://schemas.openxmlformats.org/drawingml/2006/main">
+              <a:graphicData uri="http://schemas.openxmlformats.org/drawingml/2006/picture">
+                <pic:pic xmlns:pic="http://schemas.openxmlformats.org/drawingml/2006/picture">
+                  <pic:nvPicPr>
+                    <pic:cNvPr id="0" name="admin-models.jpg"/>
+                    <pic:cNvPicPr/>
+                  </pic:nvPicPr>
+                  <pic:blipFill>
+                    <a:blip r:embed="rId16"/>
+                    <a:stretch>
+                      <a:fillRect/>
+                    </a:stretch>
+                  </pic:blipFill>
+                  <pic:spPr>
+                    <a:xfrm>
+                      <a:off x="0" y="0"/>
+                      <a:ext cx="5577840" cy="3486150"/>
+                    </a:xfrm>
+                    <a:prstGeom prst="rect">
+                      <a:avLst/>
+                    </a:prstGeom>
+                  </pic:spPr>
+                </pic:pic>
+              </a:graphicData>
+            </a:graphic>
+          </wp:inline>
+        </w:drawing>
+      </w:r>
+    </w:p>
+    <w:p>
+      <w:pPr>
+        <w:pStyle w:val="BodyText"/>
+        <w:jc w:val="center"/>
+      </w:pPr>
+      <w:r>
+        <w:rPr>
+          <w:i/>
+          <w:color w:val="555555"/>
+          <w:sz w:val="18"/>
+        </w:rPr>
+        <w:t>Figure 8: The model map, where every stage is verified and rebound.</w:t>
+      </w:r>
+    </w:p>
+    <w:p>
+      <w:pPr>
+        <w:pStyle w:val="BodyText"/>
+        <w:jc w:val="center"/>
+      </w:pPr>
+      <w:r>
+        <w:rPr>
+          <w:noProof/>
+        </w:rPr>
+        <w:drawing>
+          <wp:inline distT="0" distB="0" distL="0" distR="0" wp14:anchorId="2A1933E6" wp14:editId="23E8B840">
+            <wp:extent cx="5577840" cy="3486150"/>
+            <wp:effectExtent l="0" t="0" r="0" b="0"/>
+            <wp:docPr id="9" name="Picture 9"/>
+            <wp:cNvGraphicFramePr>
+              <a:graphicFrameLocks xmlns:a="http://schemas.openxmlformats.org/drawingml/2006/main" noChangeAspect="1"/>
+            </wp:cNvGraphicFramePr>
+            <a:graphic xmlns:a="http://schemas.openxmlformats.org/drawingml/2006/main">
+              <a:graphicData uri="http://schemas.openxmlformats.org/drawingml/2006/picture">
+                <pic:pic xmlns:pic="http://schemas.openxmlformats.org/drawingml/2006/picture">
+                  <pic:nvPicPr>
+                    <pic:cNvPr id="0" name="sim-network.jpg"/>
+                    <pic:cNvPicPr/>
+                  </pic:nvPicPr>
+                  <pic:blipFill>
+                    <a:blip r:embed="rId17"/>
+                    <a:stretch>
+                      <a:fillRect/>
+                    </a:stretch>
+                  </pic:blipFill>
+                  <pic:spPr>
+                    <a:xfrm>
+                      <a:off x="0" y="0"/>
+                      <a:ext cx="5577840" cy="3486150"/>
+                    </a:xfrm>
+                    <a:prstGeom prst="rect">
+                      <a:avLst/>
+                    </a:prstGeom>
+                  </pic:spPr>
+                </pic:pic>
+              </a:graphicData>
+            </a:graphic>
+          </wp:inline>
+        </w:drawing>
+      </w:r>
+    </w:p>
+    <w:p>
+      <w:pPr>
+        <w:pStyle w:val="BodyText"/>
+        <w:jc w:val="center"/>
+      </w:pPr>
+      <w:r>
+        <w:rPr>
+          <w:i/>
+          <w:color w:val="555555"/>
+          <w:sz w:val="18"/>
+        </w:rPr>
+        <w:t>Figure 9: The simulated network an operator breaks things on.</w:t>
+      </w:r>
+    </w:p>
+    <w:p>
+      <w:pPr>
+        <w:pStyle w:val="BodyText"/>
+        <w:jc w:val="center"/>
+      </w:pPr>
+      <w:r>
+        <w:rPr>
+          <w:noProof/>
+        </w:rPr>
+        <w:lastRenderedPageBreak/>
+        <w:drawing>
+          <wp:inline distT="0" distB="0" distL="0" distR="0" wp14:anchorId="31F143D8" wp14:editId="0FC49215">
+            <wp:extent cx="5577840" cy="3486150"/>
+            <wp:effectExtent l="0" t="0" r="0" b="0"/>
+            <wp:docPr id="10" name="Picture 10"/>
+            <wp:cNvGraphicFramePr>
+              <a:graphicFrameLocks xmlns:a="http://schemas.openxmlformats.org/drawingml/2006/main" noChangeAspect="1"/>
+            </wp:cNvGraphicFramePr>
+            <a:graphic xmlns:a="http://schemas.openxmlformats.org/drawingml/2006/main">
+              <a:graphicData uri="http://schemas.openxmlformats.org/drawingml/2006/picture">
+                <pic:pic xmlns:pic="http://schemas.openxmlformats.org/drawingml/2006/picture">
+                  <pic:nvPicPr>
+                    <pic:cNvPr id="0" name="customer-home.jpg"/>
+                    <pic:cNvPicPr/>
+                  </pic:nvPicPr>
+                  <pic:blipFill>
+                    <a:blip r:embed="rId18"/>
+                    <a:stretch>
+                      <a:fillRect/>
+                    </a:stretch>
+                  </pic:blipFill>
+                  <pic:spPr>
+                    <a:xfrm>
+                      <a:off x="0" y="0"/>
+                      <a:ext cx="5577840" cy="3486150"/>
+                    </a:xfrm>
+                    <a:prstGeom prst="rect">
+                      <a:avLst/>
+                    </a:prstGeom>
+                  </pic:spPr>
+                </pic:pic>
+              </a:graphicData>
+            </a:graphic>
+          </wp:inline>
+        </w:drawing>
+      </w:r>
+    </w:p>
+    <w:p>
+      <w:pPr>
+        <w:pStyle w:val="BodyText"/>
+        <w:jc w:val="center"/>
+      </w:pPr>
+      <w:r>
+        <w:rPr>
+          <w:i/>
+          <w:color w:val="555555"/>
+          <w:sz w:val="18"/>
+        </w:rPr>
+        <w:t>Figure 10: The customer's home screen on a desktop browser.</w:t>
+      </w:r>
+    </w:p>
+    <w:p>
+      <w:pPr>
+        <w:pStyle w:val="BodyText"/>
+        <w:jc w:val="center"/>
+      </w:pPr>
+      <w:r>
+        <w:rPr>
+          <w:noProof/>
+        </w:rPr>
+        <w:drawing>
+          <wp:inline distT="0" distB="0" distL="0" distR="0" wp14:anchorId="0324F697" wp14:editId="3C14B2DB">
+            <wp:extent cx="5486400" cy="2442533"/>
+            <wp:effectExtent l="0" t="0" r="0" b="0"/>
+            <wp:docPr id="11" name="Picture 11"/>
             <wp:cNvGraphicFramePr>
               <a:graphicFrameLocks xmlns:a="http://schemas.openxmlformats.org/drawingml/2006/main" noChangeAspect="1"/>
             </wp:cNvGraphicFramePr>
@@ -5714,7 +5963,7 @@
                     <pic:cNvPicPr/>
                   </pic:nvPicPr>
                   <pic:blipFill>
-                    <a:blip r:embed="rId15"/>
+                    <a:blip r:embed="rId19"/>
                     <a:stretch>
                       <a:fillRect/>
                     </a:stretch>
@@ -5722,7 +5971,7 @@
                   <pic:spPr>
                     <a:xfrm>
                       <a:off x="0" y="0"/>
-                      <a:ext cx="5486400" cy="2533719"/>
+                      <a:ext cx="5486400" cy="2442533"/>
                     </a:xfrm>
                     <a:prstGeom prst="rect">
                       <a:avLst/>
@@ -5746,14 +5995,14 @@
           <w:color w:val="555555"/>
           <w:sz w:val="18"/>
         </w:rPr>
-        <w:t>Figure 7: Browser tests, desktop and mobile projects.</w:t>
+        <w:t>Figure 11: Browser tests, desktop and mobile projects.</w:t>
       </w:r>
     </w:p>
     <w:p>
       <w:pPr>
         <w:pStyle w:val="Heading3"/>
       </w:pPr>
-      <w:bookmarkStart w:id="7" w:name="_Toc240806582"/>
+      <w:bookmarkStart w:id="7" w:name="_Toc240810460"/>
       <w:r>
         <w:t>Performance Profiling</w:t>
       </w:r>
@@ -5843,6 +6092,7 @@
               <w:spacing w:after="60"/>
             </w:pPr>
             <w:r>
+              <w:lastRenderedPageBreak/>
               <w:t>Technique:</w:t>
             </w:r>
           </w:p>
@@ -6419,7 +6669,6 @@
               <w:spacing w:after="60"/>
             </w:pPr>
             <w:r>
-              <w:lastRenderedPageBreak/>
               <w:t>Diagnose</w:t>
             </w:r>
           </w:p>
@@ -6793,10 +7042,10 @@
           <w:noProof/>
         </w:rPr>
         <w:drawing>
-          <wp:inline distT="0" distB="0" distL="0" distR="0" wp14:anchorId="4CD4F3A9" wp14:editId="2094865E">
-            <wp:extent cx="5486400" cy="1995055"/>
+          <wp:inline distT="0" distB="0" distL="0" distR="0" wp14:anchorId="011E57A7" wp14:editId="04154EDB">
+            <wp:extent cx="5486400" cy="1264662"/>
             <wp:effectExtent l="0" t="0" r="0" b="0"/>
-            <wp:docPr id="8" name="Picture 8"/>
+            <wp:docPr id="12" name="Picture 12"/>
             <wp:cNvGraphicFramePr>
               <a:graphicFrameLocks xmlns:a="http://schemas.openxmlformats.org/drawingml/2006/main" noChangeAspect="1"/>
             </wp:cNvGraphicFramePr>
@@ -6808,7 +7057,7 @@
                     <pic:cNvPicPr/>
                   </pic:nvPicPr>
                   <pic:blipFill>
-                    <a:blip r:embed="rId16"/>
+                    <a:blip r:embed="rId20"/>
                     <a:stretch>
                       <a:fillRect/>
                     </a:stretch>
@@ -6816,7 +7065,7 @@
                   <pic:spPr>
                     <a:xfrm>
                       <a:off x="0" y="0"/>
-                      <a:ext cx="5486400" cy="1995055"/>
+                      <a:ext cx="5486400" cy="1264662"/>
                     </a:xfrm>
                     <a:prstGeom prst="rect">
                       <a:avLst/>
@@ -6840,14 +7089,14 @@
           <w:color w:val="555555"/>
           <w:sz w:val="18"/>
         </w:rPr>
-        <w:t>Figure 8: Performance budgets, from the full run.</w:t>
+        <w:t>Figure 12: Performance budgets, from the full run.</w:t>
       </w:r>
     </w:p>
     <w:p>
       <w:pPr>
         <w:pStyle w:val="Heading3"/>
       </w:pPr>
-      <w:bookmarkStart w:id="8" w:name="_Toc240806583"/>
+      <w:bookmarkStart w:id="8" w:name="_Toc240810461"/>
       <w:r>
         <w:t>Load Testing</w:t>
       </w:r>
@@ -6899,6 +7148,7 @@
               <w:spacing w:after="60"/>
             </w:pPr>
             <w:r>
+              <w:lastRenderedPageBreak/>
               <w:t>Technique Objective:</w:t>
             </w:r>
           </w:p>
@@ -7193,7 +7443,6 @@
               <w:rPr>
                 <w:b/>
               </w:rPr>
-              <w:lastRenderedPageBreak/>
               <w:t>Metric</w:t>
             </w:r>
           </w:p>
@@ -7554,10 +7803,10 @@
         </w:rPr>
         <w:lastRenderedPageBreak/>
         <w:drawing>
-          <wp:inline distT="0" distB="0" distL="0" distR="0" wp14:anchorId="7CF3942B" wp14:editId="27883587">
-            <wp:extent cx="5486400" cy="8365929"/>
+          <wp:inline distT="0" distB="0" distL="0" distR="0" wp14:anchorId="407EC8FA" wp14:editId="5AF1049B">
+            <wp:extent cx="5486400" cy="7752252"/>
             <wp:effectExtent l="0" t="0" r="0" b="0"/>
-            <wp:docPr id="9" name="Picture 9"/>
+            <wp:docPr id="13" name="Picture 13"/>
             <wp:cNvGraphicFramePr>
               <a:graphicFrameLocks xmlns:a="http://schemas.openxmlformats.org/drawingml/2006/main" noChangeAspect="1"/>
             </wp:cNvGraphicFramePr>
@@ -7569,7 +7818,7 @@
                     <pic:cNvPicPr/>
                   </pic:nvPicPr>
                   <pic:blipFill>
-                    <a:blip r:embed="rId17"/>
+                    <a:blip r:embed="rId21"/>
                     <a:stretch>
                       <a:fillRect/>
                     </a:stretch>
@@ -7577,7 +7826,7 @@
                   <pic:spPr>
                     <a:xfrm>
                       <a:off x="0" y="0"/>
-                      <a:ext cx="5486400" cy="8365929"/>
+                      <a:ext cx="5486400" cy="7752252"/>
                     </a:xfrm>
                     <a:prstGeom prst="rect">
                       <a:avLst/>
@@ -7601,8 +7850,7 @@
           <w:color w:val="555555"/>
           <w:sz w:val="18"/>
         </w:rPr>
-        <w:lastRenderedPageBreak/>
-        <w:t>Figure 9: k6 on the write path: every threshold met, no failed request.</w:t>
+        <w:t>Figure 13: k6 on the write path: every threshold met, no failed request.</w:t>
       </w:r>
     </w:p>
     <w:p>
@@ -7613,6 +7861,7 @@
         <w:rPr>
           <w:b/>
         </w:rPr>
+        <w:lastRenderedPageBreak/>
         <w:t>Behind the acknowledgement, the pipeline under that burst.</w:t>
       </w:r>
       <w:r>
@@ -7972,10 +8221,10 @@
         </w:rPr>
         <w:lastRenderedPageBreak/>
         <w:drawing>
-          <wp:inline distT="0" distB="0" distL="0" distR="0" wp14:anchorId="2F7A31EB" wp14:editId="7DD9CED9">
-            <wp:extent cx="5486400" cy="8365929"/>
+          <wp:inline distT="0" distB="0" distL="0" distR="0" wp14:anchorId="6B4A8A78" wp14:editId="25AF0778">
+            <wp:extent cx="5486400" cy="7752252"/>
             <wp:effectExtent l="0" t="0" r="0" b="0"/>
-            <wp:docPr id="10" name="Picture 10"/>
+            <wp:docPr id="14" name="Picture 14"/>
             <wp:cNvGraphicFramePr>
               <a:graphicFrameLocks xmlns:a="http://schemas.openxmlformats.org/drawingml/2006/main" noChangeAspect="1"/>
             </wp:cNvGraphicFramePr>
@@ -7987,7 +8236,7 @@
                     <pic:cNvPicPr/>
                   </pic:nvPicPr>
                   <pic:blipFill>
-                    <a:blip r:embed="rId18"/>
+                    <a:blip r:embed="rId22"/>
                     <a:stretch>
                       <a:fillRect/>
                     </a:stretch>
@@ -7995,7 +8244,7 @@
                   <pic:spPr>
                     <a:xfrm>
                       <a:off x="0" y="0"/>
-                      <a:ext cx="5486400" cy="8365929"/>
+                      <a:ext cx="5486400" cy="7752252"/>
                     </a:xfrm>
                     <a:prstGeom prst="rect">
                       <a:avLst/>
@@ -8019,8 +8268,7 @@
           <w:color w:val="555555"/>
           <w:sz w:val="18"/>
         </w:rPr>
-        <w:lastRenderedPageBreak/>
-        <w:t>Figure 10: k6 against production, read only.</w:t>
+        <w:t>Figure 14: k6 against production, read only.</w:t>
       </w:r>
     </w:p>
     <w:p>
@@ -8028,6 +8276,7 @@
         <w:pStyle w:val="BodyText"/>
       </w:pPr>
       <w:r>
+        <w:lastRenderedPageBreak/>
         <w:t>The server held 20 concurrent readers with no failed request while it was also running its own simulated traffic and the monitoring stack, on 2 vCPU and 7.9 GB. CPU sat near 49 percent and memory at 53 percent during the run, and the page p95 of 1.8 s is mostly the landing page, which is rendered per request. Writes were deliberately not load tested against production.</w:t>
       </w:r>
     </w:p>
@@ -8035,7 +8284,7 @@
       <w:pPr>
         <w:pStyle w:val="Heading3"/>
       </w:pPr>
-      <w:bookmarkStart w:id="9" w:name="_Toc240806584"/>
+      <w:bookmarkStart w:id="9" w:name="_Toc240810462"/>
       <w:r>
         <w:t>Security and Access Control Testing</w:t>
       </w:r>
@@ -8390,10 +8639,10 @@
           <w:noProof/>
         </w:rPr>
         <w:drawing>
-          <wp:inline distT="0" distB="0" distL="0" distR="0" wp14:anchorId="27E149CD" wp14:editId="08D917C4">
-            <wp:extent cx="5486400" cy="1995055"/>
+          <wp:inline distT="0" distB="0" distL="0" distR="0" wp14:anchorId="46BE5365" wp14:editId="0E922A81">
+            <wp:extent cx="5486400" cy="1850497"/>
             <wp:effectExtent l="0" t="0" r="0" b="0"/>
-            <wp:docPr id="11" name="Picture 11"/>
+            <wp:docPr id="15" name="Picture 15"/>
             <wp:cNvGraphicFramePr>
               <a:graphicFrameLocks xmlns:a="http://schemas.openxmlformats.org/drawingml/2006/main" noChangeAspect="1"/>
             </wp:cNvGraphicFramePr>
@@ -8405,7 +8654,7 @@
                     <pic:cNvPicPr/>
                   </pic:nvPicPr>
                   <pic:blipFill>
-                    <a:blip r:embed="rId19"/>
+                    <a:blip r:embed="rId23"/>
                     <a:stretch>
                       <a:fillRect/>
                     </a:stretch>
@@ -8413,7 +8662,7 @@
                   <pic:spPr>
                     <a:xfrm>
                       <a:off x="0" y="0"/>
-                      <a:ext cx="5486400" cy="1995055"/>
+                      <a:ext cx="5486400" cy="1850497"/>
                     </a:xfrm>
                     <a:prstGeom prst="rect">
                       <a:avLst/>
@@ -8437,16 +8686,16 @@
           <w:color w:val="555555"/>
           <w:sz w:val="18"/>
         </w:rPr>
-        <w:lastRenderedPageBreak/>
-        <w:t>Figure 12: Access control tests, from the full run.</w:t>
+        <w:t>Figure 16: Access control tests, from the full run.</w:t>
       </w:r>
     </w:p>
     <w:p>
       <w:pPr>
         <w:pStyle w:val="Heading3"/>
       </w:pPr>
-      <w:bookmarkStart w:id="10" w:name="_Toc240806585"/>
-      <w:r>
+      <w:bookmarkStart w:id="10" w:name="_Toc240810463"/>
+      <w:r>
+        <w:lastRenderedPageBreak/>
         <w:t>Failover and Recovery Testing</w:t>
       </w:r>
       <w:bookmarkEnd w:id="10"/>
@@ -8780,10 +9029,10 @@
           <w:noProof/>
         </w:rPr>
         <w:drawing>
-          <wp:inline distT="0" distB="0" distL="0" distR="0" wp14:anchorId="0B7168F6" wp14:editId="18D46608">
-            <wp:extent cx="5486400" cy="1995055"/>
+          <wp:inline distT="0" distB="0" distL="0" distR="0" wp14:anchorId="18753E0E" wp14:editId="64DA527C">
+            <wp:extent cx="5486400" cy="929898"/>
             <wp:effectExtent l="0" t="0" r="0" b="0"/>
-            <wp:docPr id="12" name="Picture 12"/>
+            <wp:docPr id="16" name="Picture 16"/>
             <wp:cNvGraphicFramePr>
               <a:graphicFrameLocks xmlns:a="http://schemas.openxmlformats.org/drawingml/2006/main" noChangeAspect="1"/>
             </wp:cNvGraphicFramePr>
@@ -8795,7 +9044,7 @@
                     <pic:cNvPicPr/>
                   </pic:nvPicPr>
                   <pic:blipFill>
-                    <a:blip r:embed="rId20"/>
+                    <a:blip r:embed="rId24"/>
                     <a:stretch>
                       <a:fillRect/>
                     </a:stretch>
@@ -8803,7 +9052,7 @@
                   <pic:spPr>
                     <a:xfrm>
                       <a:off x="0" y="0"/>
-                      <a:ext cx="5486400" cy="1995055"/>
+                      <a:ext cx="5486400" cy="929898"/>
                     </a:xfrm>
                     <a:prstGeom prst="rect">
                       <a:avLst/>
@@ -8827,14 +9076,14 @@
           <w:color w:val="555555"/>
           <w:sz w:val="18"/>
         </w:rPr>
-        <w:t>Figure 13: Failover and recovery tests, from the full run.</w:t>
+        <w:t>Figure 17: Failover and recovery tests, from the full run.</w:t>
       </w:r>
     </w:p>
     <w:p>
       <w:pPr>
         <w:pStyle w:val="Heading3"/>
       </w:pPr>
-      <w:bookmarkStart w:id="11" w:name="_Toc240806586"/>
+      <w:bookmarkStart w:id="11" w:name="_Toc240810464"/>
       <w:r>
         <w:t>Configuration Testing</w:t>
       </w:r>
@@ -8924,7 +9173,6 @@
               <w:spacing w:after="60"/>
             </w:pPr>
             <w:r>
-              <w:lastRenderedPageBreak/>
               <w:t>Technique:</w:t>
             </w:r>
           </w:p>
@@ -9129,6 +9377,7 @@
               <w:spacing w:after="60"/>
             </w:pPr>
             <w:r>
+              <w:lastRenderedPageBreak/>
               <w:t>Special Considerations:</w:t>
             </w:r>
           </w:p>
@@ -9177,10 +9426,10 @@
           <w:noProof/>
         </w:rPr>
         <w:drawing>
-          <wp:inline distT="0" distB="0" distL="0" distR="0" wp14:anchorId="275B1162" wp14:editId="6BB69339">
-            <wp:extent cx="5303520" cy="1928553"/>
+          <wp:inline distT="0" distB="0" distL="0" distR="0" wp14:anchorId="269B501E" wp14:editId="2F5D460C">
+            <wp:extent cx="5303520" cy="1384309"/>
             <wp:effectExtent l="0" t="0" r="0" b="0"/>
-            <wp:docPr id="13" name="Picture 13"/>
+            <wp:docPr id="17" name="Picture 17"/>
             <wp:cNvGraphicFramePr>
               <a:graphicFrameLocks xmlns:a="http://schemas.openxmlformats.org/drawingml/2006/main" noChangeAspect="1"/>
             </wp:cNvGraphicFramePr>
@@ -9192,7 +9441,7 @@
                     <pic:cNvPicPr/>
                   </pic:nvPicPr>
                   <pic:blipFill>
-                    <a:blip r:embed="rId21"/>
+                    <a:blip r:embed="rId25"/>
                     <a:stretch>
                       <a:fillRect/>
                     </a:stretch>
@@ -9200,7 +9449,7 @@
                   <pic:spPr>
                     <a:xfrm>
                       <a:off x="0" y="0"/>
-                      <a:ext cx="5303520" cy="1928553"/>
+                      <a:ext cx="5303520" cy="1384309"/>
                     </a:xfrm>
                     <a:prstGeom prst="rect">
                       <a:avLst/>
@@ -9224,14 +9473,14 @@
           <w:color w:val="555555"/>
           <w:sz w:val="18"/>
         </w:rPr>
-        <w:t>Figure 14: Configuration tests.</w:t>
+        <w:t>Figure 18: Configuration tests.</w:t>
       </w:r>
     </w:p>
     <w:p>
       <w:pPr>
         <w:pStyle w:val="Heading2"/>
       </w:pPr>
-      <w:bookmarkStart w:id="12" w:name="_Toc240806587"/>
+      <w:bookmarkStart w:id="12" w:name="_Toc240810465"/>
       <w:r>
         <w:t>Model Selection and Evaluation</w:t>
       </w:r>
@@ -9631,7 +9880,6 @@
               <w:spacing w:after="60"/>
             </w:pPr>
             <w:r>
-              <w:lastRenderedPageBreak/>
               <w:t>Drafting and diagnosis</w:t>
             </w:r>
           </w:p>
@@ -9689,7 +9937,7 @@
       <w:pPr>
         <w:pStyle w:val="Heading3"/>
       </w:pPr>
-      <w:bookmarkStart w:id="13" w:name="_Toc240806588"/>
+      <w:bookmarkStart w:id="13" w:name="_Toc240810466"/>
       <w:r>
         <w:t>Intent and Department Classification</w:t>
       </w:r>
@@ -9946,6 +10194,7 @@
               <w:spacing w:after="60"/>
             </w:pPr>
             <w:r>
+              <w:lastRenderedPageBreak/>
               <w:t>MiniLM fine-tuned</w:t>
             </w:r>
           </w:p>
@@ -10475,10 +10724,10 @@
           <w:noProof/>
         </w:rPr>
         <w:drawing>
-          <wp:inline distT="0" distB="0" distL="0" distR="0" wp14:anchorId="563ADB81" wp14:editId="2B03CFFD">
+          <wp:inline distT="0" distB="0" distL="0" distR="0" wp14:anchorId="28550836" wp14:editId="6128CEE4">
             <wp:extent cx="5120640" cy="2844800"/>
             <wp:effectExtent l="0" t="0" r="0" b="0"/>
-            <wp:docPr id="14" name="Picture 14"/>
+            <wp:docPr id="18" name="Picture 18"/>
             <wp:cNvGraphicFramePr>
               <a:graphicFrameLocks xmlns:a="http://schemas.openxmlformats.org/drawingml/2006/main" noChangeAspect="1"/>
             </wp:cNvGraphicFramePr>
@@ -10490,7 +10739,7 @@
                     <pic:cNvPicPr/>
                   </pic:nvPicPr>
                   <pic:blipFill>
-                    <a:blip r:embed="rId22"/>
+                    <a:blip r:embed="rId26"/>
                     <a:stretch>
                       <a:fillRect/>
                     </a:stretch>
@@ -10534,12 +10783,11 @@
         <w:rPr>
           <w:noProof/>
         </w:rPr>
-        <w:lastRenderedPageBreak/>
         <w:drawing>
-          <wp:inline distT="0" distB="0" distL="0" distR="0" wp14:anchorId="4C4ED482" wp14:editId="073B5087">
-            <wp:extent cx="5120640" cy="3129280"/>
+          <wp:inline distT="0" distB="0" distL="0" distR="0" wp14:anchorId="7595E168" wp14:editId="11F55828">
+            <wp:extent cx="5120640" cy="2703698"/>
             <wp:effectExtent l="0" t="0" r="0" b="0"/>
-            <wp:docPr id="15" name="Picture 15"/>
+            <wp:docPr id="19" name="Picture 19"/>
             <wp:cNvGraphicFramePr>
               <a:graphicFrameLocks xmlns:a="http://schemas.openxmlformats.org/drawingml/2006/main" noChangeAspect="1"/>
             </wp:cNvGraphicFramePr>
@@ -10551,7 +10799,7 @@
                     <pic:cNvPicPr/>
                   </pic:nvPicPr>
                   <pic:blipFill>
-                    <a:blip r:embed="rId23"/>
+                    <a:blip r:embed="rId27"/>
                     <a:stretch>
                       <a:fillRect/>
                     </a:stretch>
@@ -10559,7 +10807,7 @@
                   <pic:spPr>
                     <a:xfrm>
                       <a:off x="0" y="0"/>
-                      <a:ext cx="5120640" cy="3129280"/>
+                      <a:ext cx="5120640" cy="2703698"/>
                     </a:xfrm>
                     <a:prstGeom prst="rect">
                       <a:avLst/>
@@ -10594,6 +10842,7 @@
         <w:rPr>
           <w:b/>
         </w:rPr>
+        <w:lastRenderedPageBreak/>
         <w:t>Robustness.</w:t>
       </w:r>
       <w:r>
@@ -10941,10 +11190,10 @@
           <w:noProof/>
         </w:rPr>
         <w:drawing>
-          <wp:inline distT="0" distB="0" distL="0" distR="0" wp14:anchorId="098D0198" wp14:editId="0182E0B1">
+          <wp:inline distT="0" distB="0" distL="0" distR="0" wp14:anchorId="0C43B64C" wp14:editId="1CB54B31">
             <wp:extent cx="4937760" cy="2743200"/>
             <wp:effectExtent l="0" t="0" r="0" b="0"/>
-            <wp:docPr id="16" name="Picture 16"/>
+            <wp:docPr id="20" name="Picture 20"/>
             <wp:cNvGraphicFramePr>
               <a:graphicFrameLocks xmlns:a="http://schemas.openxmlformats.org/drawingml/2006/main" noChangeAspect="1"/>
             </wp:cNvGraphicFramePr>
@@ -10956,7 +11205,7 @@
                     <pic:cNvPicPr/>
                   </pic:nvPicPr>
                   <pic:blipFill>
-                    <a:blip r:embed="rId24"/>
+                    <a:blip r:embed="rId28"/>
                     <a:stretch>
                       <a:fillRect/>
                     </a:stretch>
@@ -10995,9 +11244,8 @@
       <w:pPr>
         <w:pStyle w:val="Heading3"/>
       </w:pPr>
-      <w:bookmarkStart w:id="14" w:name="_Toc240806589"/>
-      <w:r>
-        <w:lastRenderedPageBreak/>
+      <w:bookmarkStart w:id="14" w:name="_Toc240810467"/>
+      <w:r>
         <w:t>Customer Priority: Distillation from Language Model Labels</w:t>
       </w:r>
       <w:bookmarkEnd w:id="14"/>
@@ -11420,8 +11668,9 @@
       <w:pPr>
         <w:pStyle w:val="Heading3"/>
       </w:pPr>
-      <w:bookmarkStart w:id="15" w:name="_Toc240806590"/>
-      <w:r>
+      <w:bookmarkStart w:id="15" w:name="_Toc240810468"/>
+      <w:r>
+        <w:lastRenderedPageBreak/>
         <w:t>Router Photo Classification</w:t>
       </w:r>
       <w:bookmarkEnd w:id="15"/>
@@ -12088,12 +12337,11 @@
         <w:rPr>
           <w:noProof/>
         </w:rPr>
-        <w:lastRenderedPageBreak/>
         <w:drawing>
-          <wp:inline distT="0" distB="0" distL="0" distR="0" wp14:anchorId="14F289D2" wp14:editId="379DF483">
+          <wp:inline distT="0" distB="0" distL="0" distR="0" wp14:anchorId="72125883" wp14:editId="44DA7EE5">
             <wp:extent cx="5120640" cy="2844800"/>
             <wp:effectExtent l="0" t="0" r="0" b="0"/>
-            <wp:docPr id="17" name="Picture 17"/>
+            <wp:docPr id="21" name="Picture 21"/>
             <wp:cNvGraphicFramePr>
               <a:graphicFrameLocks xmlns:a="http://schemas.openxmlformats.org/drawingml/2006/main" noChangeAspect="1"/>
             </wp:cNvGraphicFramePr>
@@ -12105,7 +12353,7 @@
                     <pic:cNvPicPr/>
                   </pic:nvPicPr>
                   <pic:blipFill>
-                    <a:blip r:embed="rId25"/>
+                    <a:blip r:embed="rId29"/>
                     <a:stretch>
                       <a:fillRect/>
                     </a:stretch>
@@ -12144,7 +12392,7 @@
       <w:pPr>
         <w:pStyle w:val="Heading3"/>
       </w:pPr>
-      <w:bookmarkStart w:id="16" w:name="_Toc240806591"/>
+      <w:bookmarkStart w:id="16" w:name="_Toc240810469"/>
       <w:r>
         <w:t>Speech Transcription</w:t>
       </w:r>
@@ -12584,6 +12832,7 @@
         <w:pStyle w:val="BodyText"/>
       </w:pPr>
       <w:r>
+        <w:lastRenderedPageBreak/>
         <w:t>faster-whisper small is both the most accurate of the sizes that fit in memory beside the translation model and the fastest, at about one tenth of real time, so it ships. The error rates are high in absolute terms because the recordings are noisy call-centre audio in seven languages; what the pipeline needs from them is the language and the gist, which then go through translation, and the customer's own typed text is always kept beside them. Language identification was correct on every call, which is the pr</w:t>
       </w:r>
       <w:r>
@@ -12600,10 +12849,10 @@
           <w:noProof/>
         </w:rPr>
         <w:drawing>
-          <wp:inline distT="0" distB="0" distL="0" distR="0" wp14:anchorId="41BA25E9" wp14:editId="1D4D3569">
+          <wp:inline distT="0" distB="0" distL="0" distR="0" wp14:anchorId="0D42E0D9" wp14:editId="59B8AD83">
             <wp:extent cx="5120640" cy="1506071"/>
             <wp:effectExtent l="0" t="0" r="0" b="0"/>
-            <wp:docPr id="18" name="Picture 18"/>
+            <wp:docPr id="22" name="Picture 22"/>
             <wp:cNvGraphicFramePr>
               <a:graphicFrameLocks xmlns:a="http://schemas.openxmlformats.org/drawingml/2006/main" noChangeAspect="1"/>
             </wp:cNvGraphicFramePr>
@@ -12615,7 +12864,7 @@
                     <pic:cNvPicPr/>
                   </pic:nvPicPr>
                   <pic:blipFill>
-                    <a:blip r:embed="rId26"/>
+                    <a:blip r:embed="rId30"/>
                     <a:stretch>
                       <a:fillRect/>
                     </a:stretch>
@@ -12654,9 +12903,8 @@
       <w:pPr>
         <w:pStyle w:val="Heading3"/>
       </w:pPr>
-      <w:bookmarkStart w:id="17" w:name="_Toc240806592"/>
-      <w:r>
-        <w:lastRenderedPageBreak/>
+      <w:bookmarkStart w:id="17" w:name="_Toc240810470"/>
+      <w:r>
         <w:t>Grounded Response Validation</w:t>
       </w:r>
       <w:bookmarkEnd w:id="17"/>
@@ -12703,10 +12951,10 @@
         </w:rPr>
         <w:lastRenderedPageBreak/>
         <w:drawing>
-          <wp:inline distT="0" distB="0" distL="0" distR="0" wp14:anchorId="3606C7D9" wp14:editId="3D2DAD58">
-            <wp:extent cx="5486400" cy="8548809"/>
+          <wp:inline distT="0" distB="0" distL="0" distR="0" wp14:anchorId="1CE55BC6" wp14:editId="25FE84F6">
+            <wp:extent cx="5486400" cy="7919634"/>
             <wp:effectExtent l="0" t="0" r="0" b="0"/>
-            <wp:docPr id="19" name="Picture 19"/>
+            <wp:docPr id="23" name="Picture 23"/>
             <wp:cNvGraphicFramePr>
               <a:graphicFrameLocks xmlns:a="http://schemas.openxmlformats.org/drawingml/2006/main" noChangeAspect="1"/>
             </wp:cNvGraphicFramePr>
@@ -12718,7 +12966,7 @@
                     <pic:cNvPicPr/>
                   </pic:nvPicPr>
                   <pic:blipFill>
-                    <a:blip r:embed="rId27"/>
+                    <a:blip r:embed="rId31"/>
                     <a:stretch>
                       <a:fillRect/>
                     </a:stretch>
@@ -12726,7 +12974,7 @@
                   <pic:spPr>
                     <a:xfrm>
                       <a:off x="0" y="0"/>
-                      <a:ext cx="5486400" cy="8548809"/>
+                      <a:ext cx="5486400" cy="7919634"/>
                     </a:xfrm>
                     <a:prstGeom prst="rect">
                       <a:avLst/>
@@ -12750,7 +12998,6 @@
           <w:color w:val="555555"/>
           <w:sz w:val="18"/>
         </w:rPr>
-        <w:lastRenderedPageBreak/>
         <w:t>Figure F: Grounded response validation, offline, with the real tool transport.</w:t>
       </w:r>
     </w:p>
@@ -12758,8 +13005,9 @@
       <w:pPr>
         <w:pStyle w:val="Heading1"/>
       </w:pPr>
-      <w:bookmarkStart w:id="18" w:name="_Toc240806593"/>
-      <w:r>
+      <w:bookmarkStart w:id="18" w:name="_Toc240810471"/>
+      <w:r>
+        <w:lastRenderedPageBreak/>
         <w:t>Deliverables</w:t>
       </w:r>
       <w:bookmarkEnd w:id="18"/>
@@ -12797,7 +13045,7 @@
         <w:ind w:hanging="288"/>
       </w:pPr>
       <w:r>
-        <w:t>•  User interface screenshots of every page on a phone, kept by the mobile suite.</w:t>
+        <w:t>•  User interface screenshots of every page, on a phone and on a desktop browser, kept by the browser suites on every run.</w:t>
       </w:r>
     </w:p>
     <w:p>
@@ -12815,7 +13063,10 @@
         <w:ind w:hanging="288"/>
       </w:pPr>
       <w:r>
-        <w:t>•  The production monitoring stack and its Grafana dashboard template (</w:t>
+        <w:t xml:space="preserve">•  </w:t>
+      </w:r>
+      <w:r>
+        <w:t>The production monitoring stack and its Grafana dashboard template (</w:t>
       </w:r>
       <w:r>
         <w:rPr>
@@ -12870,7 +13121,7 @@
       <w:pPr>
         <w:pStyle w:val="Heading2"/>
       </w:pPr>
-      <w:bookmarkStart w:id="19" w:name="_Toc240806594"/>
+      <w:bookmarkStart w:id="19" w:name="_Toc240810472"/>
       <w:r>
         <w:t>Test Evaluation Summaries</w:t>
       </w:r>
@@ -14999,10 +15250,10 @@
         </w:rPr>
         <w:lastRenderedPageBreak/>
         <w:drawing>
-          <wp:inline distT="0" distB="0" distL="0" distR="0" wp14:anchorId="1C5FD6D2" wp14:editId="23C10591">
-            <wp:extent cx="5486400" cy="7986868"/>
+          <wp:inline distT="0" distB="0" distL="0" distR="0" wp14:anchorId="303F9687" wp14:editId="127E859F">
+            <wp:extent cx="5486400" cy="7333798"/>
             <wp:effectExtent l="0" t="0" r="0" b="0"/>
-            <wp:docPr id="20" name="Picture 20"/>
+            <wp:docPr id="24" name="Picture 24"/>
             <wp:cNvGraphicFramePr>
               <a:graphicFrameLocks xmlns:a="http://schemas.openxmlformats.org/drawingml/2006/main" noChangeAspect="1"/>
             </wp:cNvGraphicFramePr>
@@ -15014,7 +15265,7 @@
                     <pic:cNvPicPr/>
                   </pic:nvPicPr>
                   <pic:blipFill>
-                    <a:blip r:embed="rId28"/>
+                    <a:blip r:embed="rId32"/>
                     <a:stretch>
                       <a:fillRect/>
                     </a:stretch>
@@ -15022,7 +15273,7 @@
                   <pic:spPr>
                     <a:xfrm>
                       <a:off x="0" y="0"/>
-                      <a:ext cx="5486400" cy="7986868"/>
+                      <a:ext cx="5486400" cy="7333798"/>
                     </a:xfrm>
                     <a:prstGeom prst="rect">
                       <a:avLst/>
@@ -15046,16 +15297,15 @@
           <w:color w:val="555555"/>
           <w:sz w:val="18"/>
         </w:rPr>
-        <w:t>Figure 15: Unit, contract and architecture tests, lint and typecheck.</w:t>
+        <w:t>Figure 19: Unit, contract and architecture tests, lint and typecheck.</w:t>
       </w:r>
     </w:p>
     <w:p>
       <w:pPr>
         <w:pStyle w:val="Heading2"/>
       </w:pPr>
-      <w:bookmarkStart w:id="20" w:name="_Toc240806595"/>
-      <w:r>
-        <w:lastRenderedPageBreak/>
+      <w:bookmarkStart w:id="20" w:name="_Toc240810473"/>
+      <w:r>
         <w:t>Reporting on Test Coverage</w:t>
       </w:r>
       <w:bookmarkEnd w:id="20"/>
@@ -15153,6 +15403,7 @@
               <w:spacing w:after="60"/>
             </w:pPr>
             <w:r>
+              <w:lastRenderedPageBreak/>
               <w:t>Unit and contract</w:t>
             </w:r>
           </w:p>
@@ -15678,10 +15929,7 @@
         <w:ind w:hanging="288"/>
       </w:pPr>
       <w:r>
-        <w:t xml:space="preserve">•  </w:t>
-      </w:r>
-      <w:r>
-        <w:t>GitHub, Actions, test-plan, Run workflow: the same on a GitHub runner, evidence as a downloadable artifact.</w:t>
+        <w:t>•  GitHub, Actions, test-plan, Run workflow: the same on a GitHub runner, evidence as a downloadable artifact.</w:t>
       </w:r>
     </w:p>
     <w:p>
@@ -15767,10 +16015,10 @@
         </w:rPr>
         <w:lastRenderedPageBreak/>
         <w:drawing>
-          <wp:inline distT="0" distB="0" distL="0" distR="0" wp14:anchorId="3EFF45E5" wp14:editId="62294133">
+          <wp:inline distT="0" distB="0" distL="0" distR="0" wp14:anchorId="1AD8F0AB" wp14:editId="0F9583AD">
             <wp:extent cx="5943600" cy="3714750"/>
             <wp:effectExtent l="0" t="0" r="0" b="0"/>
-            <wp:docPr id="21" name="Picture 21"/>
+            <wp:docPr id="25" name="Picture 25"/>
             <wp:cNvGraphicFramePr>
               <a:graphicFrameLocks xmlns:a="http://schemas.openxmlformats.org/drawingml/2006/main" noChangeAspect="1"/>
             </wp:cNvGraphicFramePr>
@@ -15782,7 +16030,7 @@
                     <pic:cNvPicPr/>
                   </pic:nvPicPr>
                   <pic:blipFill>
-                    <a:blip r:embed="rId29"/>
+                    <a:blip r:embed="rId33"/>
                     <a:stretch>
                       <a:fillRect/>
                     </a:stretch>
@@ -15814,14 +16062,14 @@
           <w:color w:val="555555"/>
           <w:sz w:val="18"/>
         </w:rPr>
-        <w:t>Figure 16: The production dashboard (Grafana at /grafana).</w:t>
+        <w:t>Figure 20: The production dashboard (Grafana at /grafana).</w:t>
       </w:r>
     </w:p>
     <w:p>
       <w:pPr>
         <w:pStyle w:val="Heading1"/>
       </w:pPr>
-      <w:bookmarkStart w:id="21" w:name="_Toc240806596"/>
+      <w:bookmarkStart w:id="21" w:name="_Toc240810474"/>
       <w:r>
         <w:t>Risks, Dependencies, Assumptions, and Constraints</w:t>
       </w:r>
@@ -16485,7 +16733,7 @@
       <w:pPr>
         <w:pStyle w:val="Heading1"/>
       </w:pPr>
-      <w:bookmarkStart w:id="22" w:name="_Toc240806597"/>
+      <w:bookmarkStart w:id="22" w:name="_Toc240810475"/>
       <w:r>
         <w:t>References</w:t>
       </w:r>
@@ -16588,10 +16836,10 @@
       </w:r>
     </w:p>
     <w:sectPr>
-      <w:headerReference w:type="default" r:id="rId30"/>
-      <w:footerReference w:type="default" r:id="rId31"/>
-      <w:headerReference w:type="first" r:id="rId32"/>
-      <w:footerReference w:type="first" r:id="rId33"/>
+      <w:headerReference w:type="default" r:id="rId34"/>
+      <w:footerReference w:type="default" r:id="rId35"/>
+      <w:headerReference w:type="first" r:id="rId36"/>
+      <w:footerReference w:type="first" r:id="rId37"/>
       <w:pgSz w:w="12240" w:h="15840" w:code="1"/>
       <w:pgMar w:top="1134" w:right="1440" w:bottom="1440" w:left="1440" w:header="720" w:footer="720" w:gutter="0"/>
       <w:cols w:space="720"/>

--- a/docs/test-report/Lanka-Link-v3-Master-Test-Plan.docx
+++ b/docs/test-report/Lanka-Link-v3-Master-Test-Plan.docx
@@ -334,7 +334,7 @@
       <w:r>
         <w:fldChar w:fldCharType="separate"/>
       </w:r>
-      <w:hyperlink w:anchor="_Toc240810453" w:history="1">
+      <w:hyperlink w:anchor="_Toc240810814" w:history="1">
         <w:r>
           <w:rPr>
             <w:rStyle w:val="Hyperlink"/>
@@ -380,7 +380,7 @@
             <w:noProof/>
             <w:webHidden/>
           </w:rPr>
-          <w:instrText xml:space="preserve"> PAGEREF _Toc240810453 \h </w:instrText>
+          <w:instrText xml:space="preserve"> PAGEREF _Toc240810814 \h </w:instrText>
         </w:r>
         <w:r>
           <w:rPr>
@@ -427,7 +427,7 @@
           <w14:ligatures w14:val="standardContextual"/>
         </w:rPr>
       </w:pPr>
-      <w:hyperlink w:anchor="_Toc240810454" w:history="1">
+      <w:hyperlink w:anchor="_Toc240810815" w:history="1">
         <w:r>
           <w:rPr>
             <w:rStyle w:val="Hyperlink"/>
@@ -473,7 +473,7 @@
             <w:noProof/>
             <w:webHidden/>
           </w:rPr>
-          <w:instrText xml:space="preserve"> PAGEREF _Toc240810454 \h </w:instrText>
+          <w:instrText xml:space="preserve"> PAGEREF _Toc240810815 \h </w:instrText>
         </w:r>
         <w:r>
           <w:rPr>
@@ -520,7 +520,7 @@
           <w14:ligatures w14:val="standardContextual"/>
         </w:rPr>
       </w:pPr>
-      <w:hyperlink w:anchor="_Toc240810455" w:history="1">
+      <w:hyperlink w:anchor="_Toc240810816" w:history="1">
         <w:r>
           <w:rPr>
             <w:rStyle w:val="Hyperlink"/>
@@ -566,7 +566,7 @@
             <w:noProof/>
             <w:webHidden/>
           </w:rPr>
-          <w:instrText xml:space="preserve"> PAGEREF _Toc240810455 \h </w:instrText>
+          <w:instrText xml:space="preserve"> PAGEREF _Toc240810816 \h </w:instrText>
         </w:r>
         <w:r>
           <w:rPr>
@@ -613,7 +613,7 @@
           <w14:ligatures w14:val="standardContextual"/>
         </w:rPr>
       </w:pPr>
-      <w:hyperlink w:anchor="_Toc240810456" w:history="1">
+      <w:hyperlink w:anchor="_Toc240810817" w:history="1">
         <w:r>
           <w:rPr>
             <w:rStyle w:val="Hyperlink"/>
@@ -659,7 +659,7 @@
             <w:noProof/>
             <w:webHidden/>
           </w:rPr>
-          <w:instrText xml:space="preserve"> PAGEREF _Toc240810456 \h </w:instrText>
+          <w:instrText xml:space="preserve"> PAGEREF _Toc240810817 \h </w:instrText>
         </w:r>
         <w:r>
           <w:rPr>
@@ -703,7 +703,7 @@
           <w14:ligatures w14:val="standardContextual"/>
         </w:rPr>
       </w:pPr>
-      <w:hyperlink w:anchor="_Toc240810457" w:history="1">
+      <w:hyperlink w:anchor="_Toc240810818" w:history="1">
         <w:r>
           <w:rPr>
             <w:rStyle w:val="Hyperlink"/>
@@ -749,7 +749,7 @@
             <w:noProof/>
             <w:webHidden/>
           </w:rPr>
-          <w:instrText xml:space="preserve"> PAGEREF _Toc240810457 \h </w:instrText>
+          <w:instrText xml:space="preserve"> PAGEREF _Toc240810818 \h </w:instrText>
         </w:r>
         <w:r>
           <w:rPr>
@@ -793,7 +793,7 @@
           <w14:ligatures w14:val="standardContextual"/>
         </w:rPr>
       </w:pPr>
-      <w:hyperlink w:anchor="_Toc240810458" w:history="1">
+      <w:hyperlink w:anchor="_Toc240810819" w:history="1">
         <w:r>
           <w:rPr>
             <w:rStyle w:val="Hyperlink"/>
@@ -839,7 +839,7 @@
             <w:noProof/>
             <w:webHidden/>
           </w:rPr>
-          <w:instrText xml:space="preserve"> PAGEREF _Toc240810458 \h </w:instrText>
+          <w:instrText xml:space="preserve"> PAGEREF _Toc240810819 \h </w:instrText>
         </w:r>
         <w:r>
           <w:rPr>
@@ -883,7 +883,7 @@
           <w14:ligatures w14:val="standardContextual"/>
         </w:rPr>
       </w:pPr>
-      <w:hyperlink w:anchor="_Toc240810459" w:history="1">
+      <w:hyperlink w:anchor="_Toc240810820" w:history="1">
         <w:r>
           <w:rPr>
             <w:rStyle w:val="Hyperlink"/>
@@ -929,7 +929,7 @@
             <w:noProof/>
             <w:webHidden/>
           </w:rPr>
-          <w:instrText xml:space="preserve"> PAGEREF _Toc240810459 \h </w:instrText>
+          <w:instrText xml:space="preserve"> PAGEREF _Toc240810820 \h </w:instrText>
         </w:r>
         <w:r>
           <w:rPr>
@@ -973,7 +973,7 @@
           <w14:ligatures w14:val="standardContextual"/>
         </w:rPr>
       </w:pPr>
-      <w:hyperlink w:anchor="_Toc240810460" w:history="1">
+      <w:hyperlink w:anchor="_Toc240810821" w:history="1">
         <w:r>
           <w:rPr>
             <w:rStyle w:val="Hyperlink"/>
@@ -1019,7 +1019,7 @@
             <w:noProof/>
             <w:webHidden/>
           </w:rPr>
-          <w:instrText xml:space="preserve"> PAGEREF _Toc240810460 \h </w:instrText>
+          <w:instrText xml:space="preserve"> PAGEREF _Toc240810821 \h </w:instrText>
         </w:r>
         <w:r>
           <w:rPr>
@@ -1063,7 +1063,7 @@
           <w14:ligatures w14:val="standardContextual"/>
         </w:rPr>
       </w:pPr>
-      <w:hyperlink w:anchor="_Toc240810461" w:history="1">
+      <w:hyperlink w:anchor="_Toc240810822" w:history="1">
         <w:r>
           <w:rPr>
             <w:rStyle w:val="Hyperlink"/>
@@ -1109,7 +1109,7 @@
             <w:noProof/>
             <w:webHidden/>
           </w:rPr>
-          <w:instrText xml:space="preserve"> PAGEREF _Toc240810461 \h </w:instrText>
+          <w:instrText xml:space="preserve"> PAGEREF _Toc240810822 \h </w:instrText>
         </w:r>
         <w:r>
           <w:rPr>
@@ -1153,7 +1153,7 @@
           <w14:ligatures w14:val="standardContextual"/>
         </w:rPr>
       </w:pPr>
-      <w:hyperlink w:anchor="_Toc240810462" w:history="1">
+      <w:hyperlink w:anchor="_Toc240810823" w:history="1">
         <w:r>
           <w:rPr>
             <w:rStyle w:val="Hyperlink"/>
@@ -1199,7 +1199,7 @@
             <w:noProof/>
             <w:webHidden/>
           </w:rPr>
-          <w:instrText xml:space="preserve"> PAGEREF _Toc240810462 \h </w:instrText>
+          <w:instrText xml:space="preserve"> PAGEREF _Toc240810823 \h </w:instrText>
         </w:r>
         <w:r>
           <w:rPr>
@@ -1243,7 +1243,7 @@
           <w14:ligatures w14:val="standardContextual"/>
         </w:rPr>
       </w:pPr>
-      <w:hyperlink w:anchor="_Toc240810463" w:history="1">
+      <w:hyperlink w:anchor="_Toc240810824" w:history="1">
         <w:r>
           <w:rPr>
             <w:rStyle w:val="Hyperlink"/>
@@ -1289,7 +1289,7 @@
             <w:noProof/>
             <w:webHidden/>
           </w:rPr>
-          <w:instrText xml:space="preserve"> PAGEREF _Toc240810463 \h </w:instrText>
+          <w:instrText xml:space="preserve"> PAGEREF _Toc240810824 \h </w:instrText>
         </w:r>
         <w:r>
           <w:rPr>
@@ -1333,7 +1333,7 @@
           <w14:ligatures w14:val="standardContextual"/>
         </w:rPr>
       </w:pPr>
-      <w:hyperlink w:anchor="_Toc240810464" w:history="1">
+      <w:hyperlink w:anchor="_Toc240810825" w:history="1">
         <w:r>
           <w:rPr>
             <w:rStyle w:val="Hyperlink"/>
@@ -1379,7 +1379,7 @@
             <w:noProof/>
             <w:webHidden/>
           </w:rPr>
-          <w:instrText xml:space="preserve"> PAGEREF _Toc240810464 \h </w:instrText>
+          <w:instrText xml:space="preserve"> PAGEREF _Toc240810825 \h </w:instrText>
         </w:r>
         <w:r>
           <w:rPr>
@@ -1426,7 +1426,7 @@
           <w14:ligatures w14:val="standardContextual"/>
         </w:rPr>
       </w:pPr>
-      <w:hyperlink w:anchor="_Toc240810465" w:history="1">
+      <w:hyperlink w:anchor="_Toc240810826" w:history="1">
         <w:r>
           <w:rPr>
             <w:rStyle w:val="Hyperlink"/>
@@ -1472,7 +1472,7 @@
             <w:noProof/>
             <w:webHidden/>
           </w:rPr>
-          <w:instrText xml:space="preserve"> PAGEREF _Toc240810465 \h </w:instrText>
+          <w:instrText xml:space="preserve"> PAGEREF _Toc240810826 \h </w:instrText>
         </w:r>
         <w:r>
           <w:rPr>
@@ -1516,7 +1516,7 @@
           <w14:ligatures w14:val="standardContextual"/>
         </w:rPr>
       </w:pPr>
-      <w:hyperlink w:anchor="_Toc240810466" w:history="1">
+      <w:hyperlink w:anchor="_Toc240810827" w:history="1">
         <w:r>
           <w:rPr>
             <w:rStyle w:val="Hyperlink"/>
@@ -1562,7 +1562,7 @@
             <w:noProof/>
             <w:webHidden/>
           </w:rPr>
-          <w:instrText xml:space="preserve"> PAGEREF _Toc240810466 \h </w:instrText>
+          <w:instrText xml:space="preserve"> PAGEREF _Toc240810827 \h </w:instrText>
         </w:r>
         <w:r>
           <w:rPr>
@@ -1606,7 +1606,7 @@
           <w14:ligatures w14:val="standardContextual"/>
         </w:rPr>
       </w:pPr>
-      <w:hyperlink w:anchor="_Toc240810467" w:history="1">
+      <w:hyperlink w:anchor="_Toc240810828" w:history="1">
         <w:r>
           <w:rPr>
             <w:rStyle w:val="Hyperlink"/>
@@ -1652,7 +1652,7 @@
             <w:noProof/>
             <w:webHidden/>
           </w:rPr>
-          <w:instrText xml:space="preserve"> PAGEREF _Toc240810467 \h </w:instrText>
+          <w:instrText xml:space="preserve"> PAGEREF _Toc240810828 \h </w:instrText>
         </w:r>
         <w:r>
           <w:rPr>
@@ -1696,7 +1696,7 @@
           <w14:ligatures w14:val="standardContextual"/>
         </w:rPr>
       </w:pPr>
-      <w:hyperlink w:anchor="_Toc240810468" w:history="1">
+      <w:hyperlink w:anchor="_Toc240810829" w:history="1">
         <w:r>
           <w:rPr>
             <w:rStyle w:val="Hyperlink"/>
@@ -1742,7 +1742,7 @@
             <w:noProof/>
             <w:webHidden/>
           </w:rPr>
-          <w:instrText xml:space="preserve"> PAGEREF _Toc240810468 \h </w:instrText>
+          <w:instrText xml:space="preserve"> PAGEREF _Toc240810829 \h </w:instrText>
         </w:r>
         <w:r>
           <w:rPr>
@@ -1786,7 +1786,7 @@
           <w14:ligatures w14:val="standardContextual"/>
         </w:rPr>
       </w:pPr>
-      <w:hyperlink w:anchor="_Toc240810469" w:history="1">
+      <w:hyperlink w:anchor="_Toc240810830" w:history="1">
         <w:r>
           <w:rPr>
             <w:rStyle w:val="Hyperlink"/>
@@ -1832,7 +1832,7 @@
             <w:noProof/>
             <w:webHidden/>
           </w:rPr>
-          <w:instrText xml:space="preserve"> PAGEREF _Toc240810469 \h </w:instrText>
+          <w:instrText xml:space="preserve"> PAGEREF _Toc240810830 \h </w:instrText>
         </w:r>
         <w:r>
           <w:rPr>
@@ -1876,7 +1876,7 @@
           <w14:ligatures w14:val="standardContextual"/>
         </w:rPr>
       </w:pPr>
-      <w:hyperlink w:anchor="_Toc240810470" w:history="1">
+      <w:hyperlink w:anchor="_Toc240810831" w:history="1">
         <w:r>
           <w:rPr>
             <w:rStyle w:val="Hyperlink"/>
@@ -1922,7 +1922,7 @@
             <w:noProof/>
             <w:webHidden/>
           </w:rPr>
-          <w:instrText xml:space="preserve"> PAGEREF _Toc240810470 \h </w:instrText>
+          <w:instrText xml:space="preserve"> PAGEREF _Toc240810831 \h </w:instrText>
         </w:r>
         <w:r>
           <w:rPr>
@@ -1969,7 +1969,7 @@
           <w14:ligatures w14:val="standardContextual"/>
         </w:rPr>
       </w:pPr>
-      <w:hyperlink w:anchor="_Toc240810471" w:history="1">
+      <w:hyperlink w:anchor="_Toc240810832" w:history="1">
         <w:r>
           <w:rPr>
             <w:rStyle w:val="Hyperlink"/>
@@ -2015,7 +2015,7 @@
             <w:noProof/>
             <w:webHidden/>
           </w:rPr>
-          <w:instrText xml:space="preserve"> PAGEREF _Toc240810471 \h </w:instrText>
+          <w:instrText xml:space="preserve"> PAGEREF _Toc240810832 \h </w:instrText>
         </w:r>
         <w:r>
           <w:rPr>
@@ -2062,7 +2062,7 @@
           <w14:ligatures w14:val="standardContextual"/>
         </w:rPr>
       </w:pPr>
-      <w:hyperlink w:anchor="_Toc240810472" w:history="1">
+      <w:hyperlink w:anchor="_Toc240810833" w:history="1">
         <w:r>
           <w:rPr>
             <w:rStyle w:val="Hyperlink"/>
@@ -2108,7 +2108,7 @@
             <w:noProof/>
             <w:webHidden/>
           </w:rPr>
-          <w:instrText xml:space="preserve"> PAGEREF _Toc240810472 \h </w:instrText>
+          <w:instrText xml:space="preserve"> PAGEREF _Toc240810833 \h </w:instrText>
         </w:r>
         <w:r>
           <w:rPr>
@@ -2155,7 +2155,7 @@
           <w14:ligatures w14:val="standardContextual"/>
         </w:rPr>
       </w:pPr>
-      <w:hyperlink w:anchor="_Toc240810473" w:history="1">
+      <w:hyperlink w:anchor="_Toc240810834" w:history="1">
         <w:r>
           <w:rPr>
             <w:rStyle w:val="Hyperlink"/>
@@ -2201,7 +2201,7 @@
             <w:noProof/>
             <w:webHidden/>
           </w:rPr>
-          <w:instrText xml:space="preserve"> PAGEREF _Toc240810473 \h </w:instrText>
+          <w:instrText xml:space="preserve"> PAGEREF _Toc240810834 \h </w:instrText>
         </w:r>
         <w:r>
           <w:rPr>
@@ -2248,7 +2248,7 @@
           <w14:ligatures w14:val="standardContextual"/>
         </w:rPr>
       </w:pPr>
-      <w:hyperlink w:anchor="_Toc240810474" w:history="1">
+      <w:hyperlink w:anchor="_Toc240810835" w:history="1">
         <w:r>
           <w:rPr>
             <w:rStyle w:val="Hyperlink"/>
@@ -2294,7 +2294,7 @@
             <w:noProof/>
             <w:webHidden/>
           </w:rPr>
-          <w:instrText xml:space="preserve"> PAGEREF _Toc240810474 \h </w:instrText>
+          <w:instrText xml:space="preserve"> PAGEREF _Toc240810835 \h </w:instrText>
         </w:r>
         <w:r>
           <w:rPr>
@@ -2341,7 +2341,7 @@
           <w14:ligatures w14:val="standardContextual"/>
         </w:rPr>
       </w:pPr>
-      <w:hyperlink w:anchor="_Toc240810475" w:history="1">
+      <w:hyperlink w:anchor="_Toc240810836" w:history="1">
         <w:r>
           <w:rPr>
             <w:rStyle w:val="Hyperlink"/>
@@ -2387,7 +2387,7 @@
             <w:noProof/>
             <w:webHidden/>
           </w:rPr>
-          <w:instrText xml:space="preserve"> PAGEREF _Toc240810475 \h </w:instrText>
+          <w:instrText xml:space="preserve"> PAGEREF _Toc240810836 \h </w:instrText>
         </w:r>
         <w:r>
           <w:rPr>
@@ -2459,7 +2459,7 @@
       <w:pPr>
         <w:pStyle w:val="Heading1"/>
       </w:pPr>
-      <w:bookmarkStart w:id="0" w:name="_Toc240810453"/>
+      <w:bookmarkStart w:id="0" w:name="_Toc240810814"/>
       <w:r>
         <w:t>Evaluation Mission and Test Motivation</w:t>
       </w:r>
@@ -2622,7 +2622,7 @@
       <w:pPr>
         <w:pStyle w:val="Heading1"/>
       </w:pPr>
-      <w:bookmarkStart w:id="1" w:name="_Toc240810454"/>
+      <w:bookmarkStart w:id="1" w:name="_Toc240810815"/>
       <w:r>
         <w:t>Target Test Items</w:t>
       </w:r>
@@ -3301,7 +3301,7 @@
       <w:pPr>
         <w:pStyle w:val="Heading1"/>
       </w:pPr>
-      <w:bookmarkStart w:id="2" w:name="_Toc240810455"/>
+      <w:bookmarkStart w:id="2" w:name="_Toc240810816"/>
       <w:r>
         <w:t>Test Approach</w:t>
       </w:r>
@@ -3844,7 +3844,7 @@
       <w:pPr>
         <w:pStyle w:val="Heading2"/>
       </w:pPr>
-      <w:bookmarkStart w:id="3" w:name="_Toc240810456"/>
+      <w:bookmarkStart w:id="3" w:name="_Toc240810817"/>
       <w:r>
         <w:lastRenderedPageBreak/>
         <w:t>Testing Techniques and Types</w:t>
@@ -3855,7 +3855,7 @@
       <w:pPr>
         <w:pStyle w:val="Heading3"/>
       </w:pPr>
-      <w:bookmarkStart w:id="4" w:name="_Toc240810457"/>
+      <w:bookmarkStart w:id="4" w:name="_Toc240810818"/>
       <w:r>
         <w:t>Data and Database Integrity Testing</w:t>
       </w:r>
@@ -4220,7 +4220,7 @@
           <w:noProof/>
         </w:rPr>
         <w:drawing>
-          <wp:inline distT="0" distB="0" distL="0" distR="0" wp14:anchorId="74B6F2EC" wp14:editId="2992440B">
+          <wp:inline distT="0" distB="0" distL="0" distR="0" wp14:anchorId="61159E97" wp14:editId="1571FD9F">
             <wp:extent cx="5486400" cy="1264662"/>
             <wp:effectExtent l="0" t="0" r="0" b="0"/>
             <wp:docPr id="1" name="Picture 1"/>
@@ -4274,7 +4274,7 @@
       <w:pPr>
         <w:pStyle w:val="Heading3"/>
       </w:pPr>
-      <w:bookmarkStart w:id="5" w:name="_Toc240810458"/>
+      <w:bookmarkStart w:id="5" w:name="_Toc240810819"/>
       <w:r>
         <w:t>Function Testing</w:t>
       </w:r>
@@ -4633,7 +4633,7 @@
           <w:noProof/>
         </w:rPr>
         <w:drawing>
-          <wp:inline distT="0" distB="0" distL="0" distR="0" wp14:anchorId="6B491AA8" wp14:editId="6E9095DD">
+          <wp:inline distT="0" distB="0" distL="0" distR="0" wp14:anchorId="511B6C6A" wp14:editId="241B0C6E">
             <wp:extent cx="5486400" cy="2442533"/>
             <wp:effectExtent l="0" t="0" r="0" b="0"/>
             <wp:docPr id="2" name="Picture 2"/>
@@ -5117,7 +5117,7 @@
           <w:noProof/>
         </w:rPr>
         <w:drawing>
-          <wp:inline distT="0" distB="0" distL="0" distR="0" wp14:anchorId="3BD242C9" wp14:editId="0C58EA78">
+          <wp:inline distT="0" distB="0" distL="0" distR="0" wp14:anchorId="3CB89D58" wp14:editId="11791A74">
             <wp:extent cx="4754880" cy="805912"/>
             <wp:effectExtent l="0" t="0" r="0" b="0"/>
             <wp:docPr id="3" name="Picture 3"/>
@@ -5171,7 +5171,7 @@
       <w:pPr>
         <w:pStyle w:val="Heading3"/>
       </w:pPr>
-      <w:bookmarkStart w:id="6" w:name="_Toc240810459"/>
+      <w:bookmarkStart w:id="6" w:name="_Toc240810820"/>
       <w:r>
         <w:t>User Interface Testing</w:t>
       </w:r>
@@ -5525,7 +5525,7 @@
           <w:noProof/>
         </w:rPr>
         <w:drawing>
-          <wp:inline distT="0" distB="0" distL="0" distR="0" wp14:anchorId="4A27C214" wp14:editId="724D53DA">
+          <wp:inline distT="0" distB="0" distL="0" distR="0" wp14:anchorId="6DF893AD" wp14:editId="7446553F">
             <wp:extent cx="5760720" cy="2875859"/>
             <wp:effectExtent l="0" t="0" r="0" b="0"/>
             <wp:docPr id="4" name="Picture 4"/>
@@ -5572,7 +5572,7 @@
           <w:color w:val="555555"/>
           <w:sz w:val="18"/>
         </w:rPr>
-        <w:t>Figure 4: Before, on production: the customer menu shows two of six items; the inbox is cut off.</w:t>
+        <w:t>Figure 4: Before the changes, on production (light appearance): the customer menu shows two of six items, and the inbox is cut off.</w:t>
       </w:r>
     </w:p>
     <w:p>
@@ -5585,7 +5585,7 @@
           <w:noProof/>
         </w:rPr>
         <w:drawing>
-          <wp:inline distT="0" distB="0" distL="0" distR="0" wp14:anchorId="1B96C331" wp14:editId="01CADEFC">
+          <wp:inline distT="0" distB="0" distL="0" distR="0" wp14:anchorId="49414666" wp14:editId="6836A246">
             <wp:extent cx="5760720" cy="2875859"/>
             <wp:effectExtent l="0" t="0" r="0" b="0"/>
             <wp:docPr id="5" name="Picture 5"/>
@@ -5646,7 +5646,7 @@
         </w:rPr>
         <w:lastRenderedPageBreak/>
         <w:drawing>
-          <wp:inline distT="0" distB="0" distL="0" distR="0" wp14:anchorId="5ED91527" wp14:editId="490D6E6F">
+          <wp:inline distT="0" distB="0" distL="0" distR="0" wp14:anchorId="12FC54DD" wp14:editId="7550584E">
             <wp:extent cx="5760720" cy="2875859"/>
             <wp:effectExtent l="0" t="0" r="0" b="0"/>
             <wp:docPr id="6" name="Picture 6"/>
@@ -5706,7 +5706,7 @@
           <w:noProof/>
         </w:rPr>
         <w:drawing>
-          <wp:inline distT="0" distB="0" distL="0" distR="0" wp14:anchorId="23526D12" wp14:editId="2C2F0FBA">
+          <wp:inline distT="0" distB="0" distL="0" distR="0" wp14:anchorId="2658A71E" wp14:editId="320FEA43">
             <wp:extent cx="5577840" cy="3486150"/>
             <wp:effectExtent l="0" t="0" r="0" b="0"/>
             <wp:docPr id="7" name="Picture 7"/>
@@ -5767,7 +5767,7 @@
         </w:rPr>
         <w:lastRenderedPageBreak/>
         <w:drawing>
-          <wp:inline distT="0" distB="0" distL="0" distR="0" wp14:anchorId="247B114A" wp14:editId="2052F8A2">
+          <wp:inline distT="0" distB="0" distL="0" distR="0" wp14:anchorId="279AE74E" wp14:editId="7CA86271">
             <wp:extent cx="5577840" cy="3486150"/>
             <wp:effectExtent l="0" t="0" r="0" b="0"/>
             <wp:docPr id="8" name="Picture 8"/>
@@ -5827,7 +5827,7 @@
           <w:noProof/>
         </w:rPr>
         <w:drawing>
-          <wp:inline distT="0" distB="0" distL="0" distR="0" wp14:anchorId="2A1933E6" wp14:editId="23E8B840">
+          <wp:inline distT="0" distB="0" distL="0" distR="0" wp14:anchorId="62D57159" wp14:editId="316A5D8B">
             <wp:extent cx="5577840" cy="3486150"/>
             <wp:effectExtent l="0" t="0" r="0" b="0"/>
             <wp:docPr id="9" name="Picture 9"/>
@@ -5888,7 +5888,7 @@
         </w:rPr>
         <w:lastRenderedPageBreak/>
         <w:drawing>
-          <wp:inline distT="0" distB="0" distL="0" distR="0" wp14:anchorId="31F143D8" wp14:editId="0FC49215">
+          <wp:inline distT="0" distB="0" distL="0" distR="0" wp14:anchorId="58935AC9" wp14:editId="280EC130">
             <wp:extent cx="5577840" cy="3486150"/>
             <wp:effectExtent l="0" t="0" r="0" b="0"/>
             <wp:docPr id="10" name="Picture 10"/>
@@ -5948,7 +5948,7 @@
           <w:noProof/>
         </w:rPr>
         <w:drawing>
-          <wp:inline distT="0" distB="0" distL="0" distR="0" wp14:anchorId="0324F697" wp14:editId="3C14B2DB">
+          <wp:inline distT="0" distB="0" distL="0" distR="0" wp14:anchorId="5916250E" wp14:editId="41986307">
             <wp:extent cx="5486400" cy="2442533"/>
             <wp:effectExtent l="0" t="0" r="0" b="0"/>
             <wp:docPr id="11" name="Picture 11"/>
@@ -6002,7 +6002,7 @@
       <w:pPr>
         <w:pStyle w:val="Heading3"/>
       </w:pPr>
-      <w:bookmarkStart w:id="7" w:name="_Toc240810460"/>
+      <w:bookmarkStart w:id="7" w:name="_Toc240810821"/>
       <w:r>
         <w:t>Performance Profiling</w:t>
       </w:r>
@@ -7042,7 +7042,7 @@
           <w:noProof/>
         </w:rPr>
         <w:drawing>
-          <wp:inline distT="0" distB="0" distL="0" distR="0" wp14:anchorId="011E57A7" wp14:editId="04154EDB">
+          <wp:inline distT="0" distB="0" distL="0" distR="0" wp14:anchorId="0E1BCE53" wp14:editId="5BC70444">
             <wp:extent cx="5486400" cy="1264662"/>
             <wp:effectExtent l="0" t="0" r="0" b="0"/>
             <wp:docPr id="12" name="Picture 12"/>
@@ -7096,7 +7096,7 @@
       <w:pPr>
         <w:pStyle w:val="Heading3"/>
       </w:pPr>
-      <w:bookmarkStart w:id="8" w:name="_Toc240810461"/>
+      <w:bookmarkStart w:id="8" w:name="_Toc240810822"/>
       <w:r>
         <w:t>Load Testing</w:t>
       </w:r>
@@ -7803,7 +7803,7 @@
         </w:rPr>
         <w:lastRenderedPageBreak/>
         <w:drawing>
-          <wp:inline distT="0" distB="0" distL="0" distR="0" wp14:anchorId="407EC8FA" wp14:editId="5AF1049B">
+          <wp:inline distT="0" distB="0" distL="0" distR="0" wp14:anchorId="7CFB94CB" wp14:editId="5A8825C2">
             <wp:extent cx="5486400" cy="7752252"/>
             <wp:effectExtent l="0" t="0" r="0" b="0"/>
             <wp:docPr id="13" name="Picture 13"/>
@@ -8221,7 +8221,7 @@
         </w:rPr>
         <w:lastRenderedPageBreak/>
         <w:drawing>
-          <wp:inline distT="0" distB="0" distL="0" distR="0" wp14:anchorId="6B4A8A78" wp14:editId="25AF0778">
+          <wp:inline distT="0" distB="0" distL="0" distR="0" wp14:anchorId="341D609D" wp14:editId="66103868">
             <wp:extent cx="5486400" cy="7752252"/>
             <wp:effectExtent l="0" t="0" r="0" b="0"/>
             <wp:docPr id="14" name="Picture 14"/>
@@ -8284,7 +8284,7 @@
       <w:pPr>
         <w:pStyle w:val="Heading3"/>
       </w:pPr>
-      <w:bookmarkStart w:id="9" w:name="_Toc240810462"/>
+      <w:bookmarkStart w:id="9" w:name="_Toc240810823"/>
       <w:r>
         <w:t>Security and Access Control Testing</w:t>
       </w:r>
@@ -8639,7 +8639,7 @@
           <w:noProof/>
         </w:rPr>
         <w:drawing>
-          <wp:inline distT="0" distB="0" distL="0" distR="0" wp14:anchorId="46BE5365" wp14:editId="0E922A81">
+          <wp:inline distT="0" distB="0" distL="0" distR="0" wp14:anchorId="1750D1AA" wp14:editId="12881F1B">
             <wp:extent cx="5486400" cy="1850497"/>
             <wp:effectExtent l="0" t="0" r="0" b="0"/>
             <wp:docPr id="15" name="Picture 15"/>
@@ -8693,7 +8693,7 @@
       <w:pPr>
         <w:pStyle w:val="Heading3"/>
       </w:pPr>
-      <w:bookmarkStart w:id="10" w:name="_Toc240810463"/>
+      <w:bookmarkStart w:id="10" w:name="_Toc240810824"/>
       <w:r>
         <w:lastRenderedPageBreak/>
         <w:t>Failover and Recovery Testing</w:t>
@@ -9029,7 +9029,7 @@
           <w:noProof/>
         </w:rPr>
         <w:drawing>
-          <wp:inline distT="0" distB="0" distL="0" distR="0" wp14:anchorId="18753E0E" wp14:editId="64DA527C">
+          <wp:inline distT="0" distB="0" distL="0" distR="0" wp14:anchorId="0B1E1911" wp14:editId="1CB454E1">
             <wp:extent cx="5486400" cy="929898"/>
             <wp:effectExtent l="0" t="0" r="0" b="0"/>
             <wp:docPr id="16" name="Picture 16"/>
@@ -9083,7 +9083,7 @@
       <w:pPr>
         <w:pStyle w:val="Heading3"/>
       </w:pPr>
-      <w:bookmarkStart w:id="11" w:name="_Toc240810464"/>
+      <w:bookmarkStart w:id="11" w:name="_Toc240810825"/>
       <w:r>
         <w:t>Configuration Testing</w:t>
       </w:r>
@@ -9426,7 +9426,7 @@
           <w:noProof/>
         </w:rPr>
         <w:drawing>
-          <wp:inline distT="0" distB="0" distL="0" distR="0" wp14:anchorId="269B501E" wp14:editId="2F5D460C">
+          <wp:inline distT="0" distB="0" distL="0" distR="0" wp14:anchorId="4D28FBF4" wp14:editId="38568CAB">
             <wp:extent cx="5303520" cy="1384309"/>
             <wp:effectExtent l="0" t="0" r="0" b="0"/>
             <wp:docPr id="17" name="Picture 17"/>
@@ -9480,7 +9480,7 @@
       <w:pPr>
         <w:pStyle w:val="Heading2"/>
       </w:pPr>
-      <w:bookmarkStart w:id="12" w:name="_Toc240810465"/>
+      <w:bookmarkStart w:id="12" w:name="_Toc240810826"/>
       <w:r>
         <w:t>Model Selection and Evaluation</w:t>
       </w:r>
@@ -9937,7 +9937,7 @@
       <w:pPr>
         <w:pStyle w:val="Heading3"/>
       </w:pPr>
-      <w:bookmarkStart w:id="13" w:name="_Toc240810466"/>
+      <w:bookmarkStart w:id="13" w:name="_Toc240810827"/>
       <w:r>
         <w:t>Intent and Department Classification</w:t>
       </w:r>
@@ -10724,7 +10724,7 @@
           <w:noProof/>
         </w:rPr>
         <w:drawing>
-          <wp:inline distT="0" distB="0" distL="0" distR="0" wp14:anchorId="28550836" wp14:editId="6128CEE4">
+          <wp:inline distT="0" distB="0" distL="0" distR="0" wp14:anchorId="6B5F4B78" wp14:editId="41DF2225">
             <wp:extent cx="5120640" cy="2844800"/>
             <wp:effectExtent l="0" t="0" r="0" b="0"/>
             <wp:docPr id="18" name="Picture 18"/>
@@ -10784,7 +10784,7 @@
           <w:noProof/>
         </w:rPr>
         <w:drawing>
-          <wp:inline distT="0" distB="0" distL="0" distR="0" wp14:anchorId="7595E168" wp14:editId="11F55828">
+          <wp:inline distT="0" distB="0" distL="0" distR="0" wp14:anchorId="282DC07B" wp14:editId="7E3DFCC1">
             <wp:extent cx="5120640" cy="2703698"/>
             <wp:effectExtent l="0" t="0" r="0" b="0"/>
             <wp:docPr id="19" name="Picture 19"/>
@@ -11190,7 +11190,7 @@
           <w:noProof/>
         </w:rPr>
         <w:drawing>
-          <wp:inline distT="0" distB="0" distL="0" distR="0" wp14:anchorId="0C43B64C" wp14:editId="1CB54B31">
+          <wp:inline distT="0" distB="0" distL="0" distR="0" wp14:anchorId="2B1682A8" wp14:editId="199F3B54">
             <wp:extent cx="4937760" cy="2743200"/>
             <wp:effectExtent l="0" t="0" r="0" b="0"/>
             <wp:docPr id="20" name="Picture 20"/>
@@ -11244,7 +11244,7 @@
       <w:pPr>
         <w:pStyle w:val="Heading3"/>
       </w:pPr>
-      <w:bookmarkStart w:id="14" w:name="_Toc240810467"/>
+      <w:bookmarkStart w:id="14" w:name="_Toc240810828"/>
       <w:r>
         <w:t>Customer Priority: Distillation from Language Model Labels</w:t>
       </w:r>
@@ -11668,7 +11668,7 @@
       <w:pPr>
         <w:pStyle w:val="Heading3"/>
       </w:pPr>
-      <w:bookmarkStart w:id="15" w:name="_Toc240810468"/>
+      <w:bookmarkStart w:id="15" w:name="_Toc240810829"/>
       <w:r>
         <w:lastRenderedPageBreak/>
         <w:t>Router Photo Classification</w:t>
@@ -12338,7 +12338,7 @@
           <w:noProof/>
         </w:rPr>
         <w:drawing>
-          <wp:inline distT="0" distB="0" distL="0" distR="0" wp14:anchorId="72125883" wp14:editId="44DA7EE5">
+          <wp:inline distT="0" distB="0" distL="0" distR="0" wp14:anchorId="0CB3C642" wp14:editId="67C9830D">
             <wp:extent cx="5120640" cy="2844800"/>
             <wp:effectExtent l="0" t="0" r="0" b="0"/>
             <wp:docPr id="21" name="Picture 21"/>
@@ -12392,7 +12392,7 @@
       <w:pPr>
         <w:pStyle w:val="Heading3"/>
       </w:pPr>
-      <w:bookmarkStart w:id="16" w:name="_Toc240810469"/>
+      <w:bookmarkStart w:id="16" w:name="_Toc240810830"/>
       <w:r>
         <w:t>Speech Transcription</w:t>
       </w:r>
@@ -12849,7 +12849,7 @@
           <w:noProof/>
         </w:rPr>
         <w:drawing>
-          <wp:inline distT="0" distB="0" distL="0" distR="0" wp14:anchorId="0D42E0D9" wp14:editId="59B8AD83">
+          <wp:inline distT="0" distB="0" distL="0" distR="0" wp14:anchorId="38B588F4" wp14:editId="2753BC74">
             <wp:extent cx="5120640" cy="1506071"/>
             <wp:effectExtent l="0" t="0" r="0" b="0"/>
             <wp:docPr id="22" name="Picture 22"/>
@@ -12903,7 +12903,7 @@
       <w:pPr>
         <w:pStyle w:val="Heading3"/>
       </w:pPr>
-      <w:bookmarkStart w:id="17" w:name="_Toc240810470"/>
+      <w:bookmarkStart w:id="17" w:name="_Toc240810831"/>
       <w:r>
         <w:t>Grounded Response Validation</w:t>
       </w:r>
@@ -12951,7 +12951,7 @@
         </w:rPr>
         <w:lastRenderedPageBreak/>
         <w:drawing>
-          <wp:inline distT="0" distB="0" distL="0" distR="0" wp14:anchorId="1CE55BC6" wp14:editId="25FE84F6">
+          <wp:inline distT="0" distB="0" distL="0" distR="0" wp14:anchorId="52717060" wp14:editId="64F10297">
             <wp:extent cx="5486400" cy="7919634"/>
             <wp:effectExtent l="0" t="0" r="0" b="0"/>
             <wp:docPr id="23" name="Picture 23"/>
@@ -13005,7 +13005,7 @@
       <w:pPr>
         <w:pStyle w:val="Heading1"/>
       </w:pPr>
-      <w:bookmarkStart w:id="18" w:name="_Toc240810471"/>
+      <w:bookmarkStart w:id="18" w:name="_Toc240810832"/>
       <w:r>
         <w:lastRenderedPageBreak/>
         <w:t>Deliverables</w:t>
@@ -13121,7 +13121,7 @@
       <w:pPr>
         <w:pStyle w:val="Heading2"/>
       </w:pPr>
-      <w:bookmarkStart w:id="19" w:name="_Toc240810472"/>
+      <w:bookmarkStart w:id="19" w:name="_Toc240810833"/>
       <w:r>
         <w:t>Test Evaluation Summaries</w:t>
       </w:r>
@@ -15250,7 +15250,7 @@
         </w:rPr>
         <w:lastRenderedPageBreak/>
         <w:drawing>
-          <wp:inline distT="0" distB="0" distL="0" distR="0" wp14:anchorId="303F9687" wp14:editId="127E859F">
+          <wp:inline distT="0" distB="0" distL="0" distR="0" wp14:anchorId="0CFD5465" wp14:editId="6D9B4BA1">
             <wp:extent cx="5486400" cy="7333798"/>
             <wp:effectExtent l="0" t="0" r="0" b="0"/>
             <wp:docPr id="24" name="Picture 24"/>
@@ -15304,7 +15304,7 @@
       <w:pPr>
         <w:pStyle w:val="Heading2"/>
       </w:pPr>
-      <w:bookmarkStart w:id="20" w:name="_Toc240810473"/>
+      <w:bookmarkStart w:id="20" w:name="_Toc240810834"/>
       <w:r>
         <w:t>Reporting on Test Coverage</w:t>
       </w:r>
@@ -16015,7 +16015,7 @@
         </w:rPr>
         <w:lastRenderedPageBreak/>
         <w:drawing>
-          <wp:inline distT="0" distB="0" distL="0" distR="0" wp14:anchorId="1AD8F0AB" wp14:editId="0F9583AD">
+          <wp:inline distT="0" distB="0" distL="0" distR="0" wp14:anchorId="79B14E61" wp14:editId="2218D8D9">
             <wp:extent cx="5943600" cy="3714750"/>
             <wp:effectExtent l="0" t="0" r="0" b="0"/>
             <wp:docPr id="25" name="Picture 25"/>
@@ -16069,7 +16069,7 @@
       <w:pPr>
         <w:pStyle w:val="Heading1"/>
       </w:pPr>
-      <w:bookmarkStart w:id="21" w:name="_Toc240810474"/>
+      <w:bookmarkStart w:id="21" w:name="_Toc240810835"/>
       <w:r>
         <w:t>Risks, Dependencies, Assumptions, and Constraints</w:t>
       </w:r>
@@ -16733,7 +16733,7 @@
       <w:pPr>
         <w:pStyle w:val="Heading1"/>
       </w:pPr>
-      <w:bookmarkStart w:id="22" w:name="_Toc240810475"/>
+      <w:bookmarkStart w:id="22" w:name="_Toc240810836"/>
       <w:r>
         <w:t>References</w:t>
       </w:r>

--- a/docs/test-report/Lanka-Link-v3-Master-Test-Plan.docx
+++ b/docs/test-report/Lanka-Link-v3-Master-Test-Plan.docx
@@ -334,7 +334,7 @@
       <w:r>
         <w:fldChar w:fldCharType="separate"/>
       </w:r>
-      <w:hyperlink w:anchor="_Toc240810814" w:history="1">
+      <w:hyperlink w:anchor="_Toc240812141" w:history="1">
         <w:r>
           <w:rPr>
             <w:rStyle w:val="Hyperlink"/>
@@ -380,7 +380,7 @@
             <w:noProof/>
             <w:webHidden/>
           </w:rPr>
-          <w:instrText xml:space="preserve"> PAGEREF _Toc240810814 \h </w:instrText>
+          <w:instrText xml:space="preserve"> PAGEREF _Toc240812141 \h </w:instrText>
         </w:r>
         <w:r>
           <w:rPr>
@@ -427,7 +427,7 @@
           <w14:ligatures w14:val="standardContextual"/>
         </w:rPr>
       </w:pPr>
-      <w:hyperlink w:anchor="_Toc240810815" w:history="1">
+      <w:hyperlink w:anchor="_Toc240812142" w:history="1">
         <w:r>
           <w:rPr>
             <w:rStyle w:val="Hyperlink"/>
@@ -473,7 +473,7 @@
             <w:noProof/>
             <w:webHidden/>
           </w:rPr>
-          <w:instrText xml:space="preserve"> PAGEREF _Toc240810815 \h </w:instrText>
+          <w:instrText xml:space="preserve"> PAGEREF _Toc240812142 \h </w:instrText>
         </w:r>
         <w:r>
           <w:rPr>
@@ -520,7 +520,7 @@
           <w14:ligatures w14:val="standardContextual"/>
         </w:rPr>
       </w:pPr>
-      <w:hyperlink w:anchor="_Toc240810816" w:history="1">
+      <w:hyperlink w:anchor="_Toc240812143" w:history="1">
         <w:r>
           <w:rPr>
             <w:rStyle w:val="Hyperlink"/>
@@ -566,7 +566,7 @@
             <w:noProof/>
             <w:webHidden/>
           </w:rPr>
-          <w:instrText xml:space="preserve"> PAGEREF _Toc240810816 \h </w:instrText>
+          <w:instrText xml:space="preserve"> PAGEREF _Toc240812143 \h </w:instrText>
         </w:r>
         <w:r>
           <w:rPr>
@@ -613,7 +613,7 @@
           <w14:ligatures w14:val="standardContextual"/>
         </w:rPr>
       </w:pPr>
-      <w:hyperlink w:anchor="_Toc240810817" w:history="1">
+      <w:hyperlink w:anchor="_Toc240812144" w:history="1">
         <w:r>
           <w:rPr>
             <w:rStyle w:val="Hyperlink"/>
@@ -659,7 +659,7 @@
             <w:noProof/>
             <w:webHidden/>
           </w:rPr>
-          <w:instrText xml:space="preserve"> PAGEREF _Toc240810817 \h </w:instrText>
+          <w:instrText xml:space="preserve"> PAGEREF _Toc240812144 \h </w:instrText>
         </w:r>
         <w:r>
           <w:rPr>
@@ -703,7 +703,7 @@
           <w14:ligatures w14:val="standardContextual"/>
         </w:rPr>
       </w:pPr>
-      <w:hyperlink w:anchor="_Toc240810818" w:history="1">
+      <w:hyperlink w:anchor="_Toc240812145" w:history="1">
         <w:r>
           <w:rPr>
             <w:rStyle w:val="Hyperlink"/>
@@ -749,7 +749,7 @@
             <w:noProof/>
             <w:webHidden/>
           </w:rPr>
-          <w:instrText xml:space="preserve"> PAGEREF _Toc240810818 \h </w:instrText>
+          <w:instrText xml:space="preserve"> PAGEREF _Toc240812145 \h </w:instrText>
         </w:r>
         <w:r>
           <w:rPr>
@@ -793,7 +793,7 @@
           <w14:ligatures w14:val="standardContextual"/>
         </w:rPr>
       </w:pPr>
-      <w:hyperlink w:anchor="_Toc240810819" w:history="1">
+      <w:hyperlink w:anchor="_Toc240812146" w:history="1">
         <w:r>
           <w:rPr>
             <w:rStyle w:val="Hyperlink"/>
@@ -839,7 +839,7 @@
             <w:noProof/>
             <w:webHidden/>
           </w:rPr>
-          <w:instrText xml:space="preserve"> PAGEREF _Toc240810819 \h </w:instrText>
+          <w:instrText xml:space="preserve"> PAGEREF _Toc240812146 \h </w:instrText>
         </w:r>
         <w:r>
           <w:rPr>
@@ -883,7 +883,7 @@
           <w14:ligatures w14:val="standardContextual"/>
         </w:rPr>
       </w:pPr>
-      <w:hyperlink w:anchor="_Toc240810820" w:history="1">
+      <w:hyperlink w:anchor="_Toc240812147" w:history="1">
         <w:r>
           <w:rPr>
             <w:rStyle w:val="Hyperlink"/>
@@ -929,7 +929,7 @@
             <w:noProof/>
             <w:webHidden/>
           </w:rPr>
-          <w:instrText xml:space="preserve"> PAGEREF _Toc240810820 \h </w:instrText>
+          <w:instrText xml:space="preserve"> PAGEREF _Toc240812147 \h </w:instrText>
         </w:r>
         <w:r>
           <w:rPr>
@@ -973,7 +973,7 @@
           <w14:ligatures w14:val="standardContextual"/>
         </w:rPr>
       </w:pPr>
-      <w:hyperlink w:anchor="_Toc240810821" w:history="1">
+      <w:hyperlink w:anchor="_Toc240812148" w:history="1">
         <w:r>
           <w:rPr>
             <w:rStyle w:val="Hyperlink"/>
@@ -1019,7 +1019,7 @@
             <w:noProof/>
             <w:webHidden/>
           </w:rPr>
-          <w:instrText xml:space="preserve"> PAGEREF _Toc240810821 \h </w:instrText>
+          <w:instrText xml:space="preserve"> PAGEREF _Toc240812148 \h </w:instrText>
         </w:r>
         <w:r>
           <w:rPr>
@@ -1063,7 +1063,7 @@
           <w14:ligatures w14:val="standardContextual"/>
         </w:rPr>
       </w:pPr>
-      <w:hyperlink w:anchor="_Toc240810822" w:history="1">
+      <w:hyperlink w:anchor="_Toc240812149" w:history="1">
         <w:r>
           <w:rPr>
             <w:rStyle w:val="Hyperlink"/>
@@ -1109,7 +1109,7 @@
             <w:noProof/>
             <w:webHidden/>
           </w:rPr>
-          <w:instrText xml:space="preserve"> PAGEREF _Toc240810822 \h </w:instrText>
+          <w:instrText xml:space="preserve"> PAGEREF _Toc240812149 \h </w:instrText>
         </w:r>
         <w:r>
           <w:rPr>
@@ -1153,7 +1153,7 @@
           <w14:ligatures w14:val="standardContextual"/>
         </w:rPr>
       </w:pPr>
-      <w:hyperlink w:anchor="_Toc240810823" w:history="1">
+      <w:hyperlink w:anchor="_Toc240812150" w:history="1">
         <w:r>
           <w:rPr>
             <w:rStyle w:val="Hyperlink"/>
@@ -1199,7 +1199,7 @@
             <w:noProof/>
             <w:webHidden/>
           </w:rPr>
-          <w:instrText xml:space="preserve"> PAGEREF _Toc240810823 \h </w:instrText>
+          <w:instrText xml:space="preserve"> PAGEREF _Toc240812150 \h </w:instrText>
         </w:r>
         <w:r>
           <w:rPr>
@@ -1243,7 +1243,7 @@
           <w14:ligatures w14:val="standardContextual"/>
         </w:rPr>
       </w:pPr>
-      <w:hyperlink w:anchor="_Toc240810824" w:history="1">
+      <w:hyperlink w:anchor="_Toc240812151" w:history="1">
         <w:r>
           <w:rPr>
             <w:rStyle w:val="Hyperlink"/>
@@ -1289,7 +1289,7 @@
             <w:noProof/>
             <w:webHidden/>
           </w:rPr>
-          <w:instrText xml:space="preserve"> PAGEREF _Toc240810824 \h </w:instrText>
+          <w:instrText xml:space="preserve"> PAGEREF _Toc240812151 \h </w:instrText>
         </w:r>
         <w:r>
           <w:rPr>
@@ -1333,7 +1333,7 @@
           <w14:ligatures w14:val="standardContextual"/>
         </w:rPr>
       </w:pPr>
-      <w:hyperlink w:anchor="_Toc240810825" w:history="1">
+      <w:hyperlink w:anchor="_Toc240812152" w:history="1">
         <w:r>
           <w:rPr>
             <w:rStyle w:val="Hyperlink"/>
@@ -1379,7 +1379,7 @@
             <w:noProof/>
             <w:webHidden/>
           </w:rPr>
-          <w:instrText xml:space="preserve"> PAGEREF _Toc240810825 \h </w:instrText>
+          <w:instrText xml:space="preserve"> PAGEREF _Toc240812152 \h </w:instrText>
         </w:r>
         <w:r>
           <w:rPr>
@@ -1426,7 +1426,7 @@
           <w14:ligatures w14:val="standardContextual"/>
         </w:rPr>
       </w:pPr>
-      <w:hyperlink w:anchor="_Toc240810826" w:history="1">
+      <w:hyperlink w:anchor="_Toc240812153" w:history="1">
         <w:r>
           <w:rPr>
             <w:rStyle w:val="Hyperlink"/>
@@ -1472,7 +1472,7 @@
             <w:noProof/>
             <w:webHidden/>
           </w:rPr>
-          <w:instrText xml:space="preserve"> PAGEREF _Toc240810826 \h </w:instrText>
+          <w:instrText xml:space="preserve"> PAGEREF _Toc240812153 \h </w:instrText>
         </w:r>
         <w:r>
           <w:rPr>
@@ -1516,7 +1516,7 @@
           <w14:ligatures w14:val="standardContextual"/>
         </w:rPr>
       </w:pPr>
-      <w:hyperlink w:anchor="_Toc240810827" w:history="1">
+      <w:hyperlink w:anchor="_Toc240812154" w:history="1">
         <w:r>
           <w:rPr>
             <w:rStyle w:val="Hyperlink"/>
@@ -1562,7 +1562,7 @@
             <w:noProof/>
             <w:webHidden/>
           </w:rPr>
-          <w:instrText xml:space="preserve"> PAGEREF _Toc240810827 \h </w:instrText>
+          <w:instrText xml:space="preserve"> PAGEREF _Toc240812154 \h </w:instrText>
         </w:r>
         <w:r>
           <w:rPr>
@@ -1606,7 +1606,7 @@
           <w14:ligatures w14:val="standardContextual"/>
         </w:rPr>
       </w:pPr>
-      <w:hyperlink w:anchor="_Toc240810828" w:history="1">
+      <w:hyperlink w:anchor="_Toc240812155" w:history="1">
         <w:r>
           <w:rPr>
             <w:rStyle w:val="Hyperlink"/>
@@ -1652,7 +1652,7 @@
             <w:noProof/>
             <w:webHidden/>
           </w:rPr>
-          <w:instrText xml:space="preserve"> PAGEREF _Toc240810828 \h </w:instrText>
+          <w:instrText xml:space="preserve"> PAGEREF _Toc240812155 \h </w:instrText>
         </w:r>
         <w:r>
           <w:rPr>
@@ -1696,7 +1696,7 @@
           <w14:ligatures w14:val="standardContextual"/>
         </w:rPr>
       </w:pPr>
-      <w:hyperlink w:anchor="_Toc240810829" w:history="1">
+      <w:hyperlink w:anchor="_Toc240812156" w:history="1">
         <w:r>
           <w:rPr>
             <w:rStyle w:val="Hyperlink"/>
@@ -1742,7 +1742,7 @@
             <w:noProof/>
             <w:webHidden/>
           </w:rPr>
-          <w:instrText xml:space="preserve"> PAGEREF _Toc240810829 \h </w:instrText>
+          <w:instrText xml:space="preserve"> PAGEREF _Toc240812156 \h </w:instrText>
         </w:r>
         <w:r>
           <w:rPr>
@@ -1786,7 +1786,7 @@
           <w14:ligatures w14:val="standardContextual"/>
         </w:rPr>
       </w:pPr>
-      <w:hyperlink w:anchor="_Toc240810830" w:history="1">
+      <w:hyperlink w:anchor="_Toc240812157" w:history="1">
         <w:r>
           <w:rPr>
             <w:rStyle w:val="Hyperlink"/>
@@ -1832,7 +1832,7 @@
             <w:noProof/>
             <w:webHidden/>
           </w:rPr>
-          <w:instrText xml:space="preserve"> PAGEREF _Toc240810830 \h </w:instrText>
+          <w:instrText xml:space="preserve"> PAGEREF _Toc240812157 \h </w:instrText>
         </w:r>
         <w:r>
           <w:rPr>
@@ -1876,7 +1876,7 @@
           <w14:ligatures w14:val="standardContextual"/>
         </w:rPr>
       </w:pPr>
-      <w:hyperlink w:anchor="_Toc240810831" w:history="1">
+      <w:hyperlink w:anchor="_Toc240812158" w:history="1">
         <w:r>
           <w:rPr>
             <w:rStyle w:val="Hyperlink"/>
@@ -1922,7 +1922,7 @@
             <w:noProof/>
             <w:webHidden/>
           </w:rPr>
-          <w:instrText xml:space="preserve"> PAGEREF _Toc240810831 \h </w:instrText>
+          <w:instrText xml:space="preserve"> PAGEREF _Toc240812158 \h </w:instrText>
         </w:r>
         <w:r>
           <w:rPr>
@@ -1969,7 +1969,7 @@
           <w14:ligatures w14:val="standardContextual"/>
         </w:rPr>
       </w:pPr>
-      <w:hyperlink w:anchor="_Toc240810832" w:history="1">
+      <w:hyperlink w:anchor="_Toc240812159" w:history="1">
         <w:r>
           <w:rPr>
             <w:rStyle w:val="Hyperlink"/>
@@ -2015,7 +2015,7 @@
             <w:noProof/>
             <w:webHidden/>
           </w:rPr>
-          <w:instrText xml:space="preserve"> PAGEREF _Toc240810832 \h </w:instrText>
+          <w:instrText xml:space="preserve"> PAGEREF _Toc240812159 \h </w:instrText>
         </w:r>
         <w:r>
           <w:rPr>
@@ -2062,7 +2062,7 @@
           <w14:ligatures w14:val="standardContextual"/>
         </w:rPr>
       </w:pPr>
-      <w:hyperlink w:anchor="_Toc240810833" w:history="1">
+      <w:hyperlink w:anchor="_Toc240812160" w:history="1">
         <w:r>
           <w:rPr>
             <w:rStyle w:val="Hyperlink"/>
@@ -2108,7 +2108,7 @@
             <w:noProof/>
             <w:webHidden/>
           </w:rPr>
-          <w:instrText xml:space="preserve"> PAGEREF _Toc240810833 \h </w:instrText>
+          <w:instrText xml:space="preserve"> PAGEREF _Toc240812160 \h </w:instrText>
         </w:r>
         <w:r>
           <w:rPr>
@@ -2155,7 +2155,7 @@
           <w14:ligatures w14:val="standardContextual"/>
         </w:rPr>
       </w:pPr>
-      <w:hyperlink w:anchor="_Toc240810834" w:history="1">
+      <w:hyperlink w:anchor="_Toc240812161" w:history="1">
         <w:r>
           <w:rPr>
             <w:rStyle w:val="Hyperlink"/>
@@ -2201,7 +2201,7 @@
             <w:noProof/>
             <w:webHidden/>
           </w:rPr>
-          <w:instrText xml:space="preserve"> PAGEREF _Toc240810834 \h </w:instrText>
+          <w:instrText xml:space="preserve"> PAGEREF _Toc240812161 \h </w:instrText>
         </w:r>
         <w:r>
           <w:rPr>
@@ -2248,7 +2248,7 @@
           <w14:ligatures w14:val="standardContextual"/>
         </w:rPr>
       </w:pPr>
-      <w:hyperlink w:anchor="_Toc240810835" w:history="1">
+      <w:hyperlink w:anchor="_Toc240812162" w:history="1">
         <w:r>
           <w:rPr>
             <w:rStyle w:val="Hyperlink"/>
@@ -2294,7 +2294,7 @@
             <w:noProof/>
             <w:webHidden/>
           </w:rPr>
-          <w:instrText xml:space="preserve"> PAGEREF _Toc240810835 \h </w:instrText>
+          <w:instrText xml:space="preserve"> PAGEREF _Toc240812162 \h </w:instrText>
         </w:r>
         <w:r>
           <w:rPr>
@@ -2341,7 +2341,7 @@
           <w14:ligatures w14:val="standardContextual"/>
         </w:rPr>
       </w:pPr>
-      <w:hyperlink w:anchor="_Toc240810836" w:history="1">
+      <w:hyperlink w:anchor="_Toc240812163" w:history="1">
         <w:r>
           <w:rPr>
             <w:rStyle w:val="Hyperlink"/>
@@ -2387,7 +2387,7 @@
             <w:noProof/>
             <w:webHidden/>
           </w:rPr>
-          <w:instrText xml:space="preserve"> PAGEREF _Toc240810836 \h </w:instrText>
+          <w:instrText xml:space="preserve"> PAGEREF _Toc240812163 \h </w:instrText>
         </w:r>
         <w:r>
           <w:rPr>
@@ -2459,7 +2459,7 @@
       <w:pPr>
         <w:pStyle w:val="Heading1"/>
       </w:pPr>
-      <w:bookmarkStart w:id="0" w:name="_Toc240810814"/>
+      <w:bookmarkStart w:id="0" w:name="_Toc240812141"/>
       <w:r>
         <w:t>Evaluation Mission and Test Motivation</w:t>
       </w:r>
@@ -2622,7 +2622,7 @@
       <w:pPr>
         <w:pStyle w:val="Heading1"/>
       </w:pPr>
-      <w:bookmarkStart w:id="1" w:name="_Toc240810815"/>
+      <w:bookmarkStart w:id="1" w:name="_Toc240812142"/>
       <w:r>
         <w:t>Target Test Items</w:t>
       </w:r>
@@ -3301,7 +3301,7 @@
       <w:pPr>
         <w:pStyle w:val="Heading1"/>
       </w:pPr>
-      <w:bookmarkStart w:id="2" w:name="_Toc240810816"/>
+      <w:bookmarkStart w:id="2" w:name="_Toc240812143"/>
       <w:r>
         <w:t>Test Approach</w:t>
       </w:r>
@@ -3844,7 +3844,7 @@
       <w:pPr>
         <w:pStyle w:val="Heading2"/>
       </w:pPr>
-      <w:bookmarkStart w:id="3" w:name="_Toc240810817"/>
+      <w:bookmarkStart w:id="3" w:name="_Toc240812144"/>
       <w:r>
         <w:lastRenderedPageBreak/>
         <w:t>Testing Techniques and Types</w:t>
@@ -3855,7 +3855,7 @@
       <w:pPr>
         <w:pStyle w:val="Heading3"/>
       </w:pPr>
-      <w:bookmarkStart w:id="4" w:name="_Toc240810818"/>
+      <w:bookmarkStart w:id="4" w:name="_Toc240812145"/>
       <w:r>
         <w:t>Data and Database Integrity Testing</w:t>
       </w:r>
@@ -4220,7 +4220,7 @@
           <w:noProof/>
         </w:rPr>
         <w:drawing>
-          <wp:inline distT="0" distB="0" distL="0" distR="0" wp14:anchorId="61159E97" wp14:editId="1571FD9F">
+          <wp:inline distT="0" distB="0" distL="0" distR="0" wp14:anchorId="18409B75" wp14:editId="01988630">
             <wp:extent cx="5486400" cy="1264662"/>
             <wp:effectExtent l="0" t="0" r="0" b="0"/>
             <wp:docPr id="1" name="Picture 1"/>
@@ -4274,7 +4274,7 @@
       <w:pPr>
         <w:pStyle w:val="Heading3"/>
       </w:pPr>
-      <w:bookmarkStart w:id="5" w:name="_Toc240810819"/>
+      <w:bookmarkStart w:id="5" w:name="_Toc240812146"/>
       <w:r>
         <w:t>Function Testing</w:t>
       </w:r>
@@ -4633,7 +4633,7 @@
           <w:noProof/>
         </w:rPr>
         <w:drawing>
-          <wp:inline distT="0" distB="0" distL="0" distR="0" wp14:anchorId="511B6C6A" wp14:editId="241B0C6E">
+          <wp:inline distT="0" distB="0" distL="0" distR="0" wp14:anchorId="53609922" wp14:editId="3BDF81F3">
             <wp:extent cx="5486400" cy="2442533"/>
             <wp:effectExtent l="0" t="0" r="0" b="0"/>
             <wp:docPr id="2" name="Picture 2"/>
@@ -5117,7 +5117,7 @@
           <w:noProof/>
         </w:rPr>
         <w:drawing>
-          <wp:inline distT="0" distB="0" distL="0" distR="0" wp14:anchorId="3CB89D58" wp14:editId="11791A74">
+          <wp:inline distT="0" distB="0" distL="0" distR="0" wp14:anchorId="088908FE" wp14:editId="0C2AB737">
             <wp:extent cx="4754880" cy="805912"/>
             <wp:effectExtent l="0" t="0" r="0" b="0"/>
             <wp:docPr id="3" name="Picture 3"/>
@@ -5171,7 +5171,7 @@
       <w:pPr>
         <w:pStyle w:val="Heading3"/>
       </w:pPr>
-      <w:bookmarkStart w:id="6" w:name="_Toc240810820"/>
+      <w:bookmarkStart w:id="6" w:name="_Toc240812147"/>
       <w:r>
         <w:t>User Interface Testing</w:t>
       </w:r>
@@ -5525,7 +5525,7 @@
           <w:noProof/>
         </w:rPr>
         <w:drawing>
-          <wp:inline distT="0" distB="0" distL="0" distR="0" wp14:anchorId="6DF893AD" wp14:editId="7446553F">
+          <wp:inline distT="0" distB="0" distL="0" distR="0" wp14:anchorId="5DC382A2" wp14:editId="30776FE6">
             <wp:extent cx="5760720" cy="2875859"/>
             <wp:effectExtent l="0" t="0" r="0" b="0"/>
             <wp:docPr id="4" name="Picture 4"/>
@@ -5585,7 +5585,7 @@
           <w:noProof/>
         </w:rPr>
         <w:drawing>
-          <wp:inline distT="0" distB="0" distL="0" distR="0" wp14:anchorId="49414666" wp14:editId="6836A246">
+          <wp:inline distT="0" distB="0" distL="0" distR="0" wp14:anchorId="710C855F" wp14:editId="08657DE8">
             <wp:extent cx="5760720" cy="2875859"/>
             <wp:effectExtent l="0" t="0" r="0" b="0"/>
             <wp:docPr id="5" name="Picture 5"/>
@@ -5646,7 +5646,7 @@
         </w:rPr>
         <w:lastRenderedPageBreak/>
         <w:drawing>
-          <wp:inline distT="0" distB="0" distL="0" distR="0" wp14:anchorId="12FC54DD" wp14:editId="7550584E">
+          <wp:inline distT="0" distB="0" distL="0" distR="0" wp14:anchorId="389BF271" wp14:editId="51B0A5A0">
             <wp:extent cx="5760720" cy="2875859"/>
             <wp:effectExtent l="0" t="0" r="0" b="0"/>
             <wp:docPr id="6" name="Picture 6"/>
@@ -5706,7 +5706,7 @@
           <w:noProof/>
         </w:rPr>
         <w:drawing>
-          <wp:inline distT="0" distB="0" distL="0" distR="0" wp14:anchorId="2658A71E" wp14:editId="320FEA43">
+          <wp:inline distT="0" distB="0" distL="0" distR="0" wp14:anchorId="00CEDD65" wp14:editId="1B101F3F">
             <wp:extent cx="5577840" cy="3486150"/>
             <wp:effectExtent l="0" t="0" r="0" b="0"/>
             <wp:docPr id="7" name="Picture 7"/>
@@ -5767,7 +5767,7 @@
         </w:rPr>
         <w:lastRenderedPageBreak/>
         <w:drawing>
-          <wp:inline distT="0" distB="0" distL="0" distR="0" wp14:anchorId="279AE74E" wp14:editId="7CA86271">
+          <wp:inline distT="0" distB="0" distL="0" distR="0" wp14:anchorId="548B662A" wp14:editId="02DB3A08">
             <wp:extent cx="5577840" cy="3486150"/>
             <wp:effectExtent l="0" t="0" r="0" b="0"/>
             <wp:docPr id="8" name="Picture 8"/>
@@ -5827,7 +5827,7 @@
           <w:noProof/>
         </w:rPr>
         <w:drawing>
-          <wp:inline distT="0" distB="0" distL="0" distR="0" wp14:anchorId="62D57159" wp14:editId="316A5D8B">
+          <wp:inline distT="0" distB="0" distL="0" distR="0" wp14:anchorId="2F4DFBC1" wp14:editId="5DBFF374">
             <wp:extent cx="5577840" cy="3486150"/>
             <wp:effectExtent l="0" t="0" r="0" b="0"/>
             <wp:docPr id="9" name="Picture 9"/>
@@ -5888,7 +5888,7 @@
         </w:rPr>
         <w:lastRenderedPageBreak/>
         <w:drawing>
-          <wp:inline distT="0" distB="0" distL="0" distR="0" wp14:anchorId="58935AC9" wp14:editId="280EC130">
+          <wp:inline distT="0" distB="0" distL="0" distR="0" wp14:anchorId="27EB9FE7" wp14:editId="156236F0">
             <wp:extent cx="5577840" cy="3486150"/>
             <wp:effectExtent l="0" t="0" r="0" b="0"/>
             <wp:docPr id="10" name="Picture 10"/>
@@ -5948,7 +5948,7 @@
           <w:noProof/>
         </w:rPr>
         <w:drawing>
-          <wp:inline distT="0" distB="0" distL="0" distR="0" wp14:anchorId="5916250E" wp14:editId="41986307">
+          <wp:inline distT="0" distB="0" distL="0" distR="0" wp14:anchorId="73E25CBE" wp14:editId="4E0CD0C5">
             <wp:extent cx="5486400" cy="2442533"/>
             <wp:effectExtent l="0" t="0" r="0" b="0"/>
             <wp:docPr id="11" name="Picture 11"/>
@@ -6002,7 +6002,7 @@
       <w:pPr>
         <w:pStyle w:val="Heading3"/>
       </w:pPr>
-      <w:bookmarkStart w:id="7" w:name="_Toc240810821"/>
+      <w:bookmarkStart w:id="7" w:name="_Toc240812148"/>
       <w:r>
         <w:t>Performance Profiling</w:t>
       </w:r>
@@ -7042,7 +7042,7 @@
           <w:noProof/>
         </w:rPr>
         <w:drawing>
-          <wp:inline distT="0" distB="0" distL="0" distR="0" wp14:anchorId="0E1BCE53" wp14:editId="5BC70444">
+          <wp:inline distT="0" distB="0" distL="0" distR="0" wp14:anchorId="5CB1F732" wp14:editId="32652D01">
             <wp:extent cx="5486400" cy="1264662"/>
             <wp:effectExtent l="0" t="0" r="0" b="0"/>
             <wp:docPr id="12" name="Picture 12"/>
@@ -7096,7 +7096,7 @@
       <w:pPr>
         <w:pStyle w:val="Heading3"/>
       </w:pPr>
-      <w:bookmarkStart w:id="8" w:name="_Toc240810822"/>
+      <w:bookmarkStart w:id="8" w:name="_Toc240812149"/>
       <w:r>
         <w:t>Load Testing</w:t>
       </w:r>
@@ -7803,7 +7803,7 @@
         </w:rPr>
         <w:lastRenderedPageBreak/>
         <w:drawing>
-          <wp:inline distT="0" distB="0" distL="0" distR="0" wp14:anchorId="7CFB94CB" wp14:editId="5A8825C2">
+          <wp:inline distT="0" distB="0" distL="0" distR="0" wp14:anchorId="6E7C5228" wp14:editId="3268BDB8">
             <wp:extent cx="5486400" cy="7752252"/>
             <wp:effectExtent l="0" t="0" r="0" b="0"/>
             <wp:docPr id="13" name="Picture 13"/>
@@ -8221,7 +8221,7 @@
         </w:rPr>
         <w:lastRenderedPageBreak/>
         <w:drawing>
-          <wp:inline distT="0" distB="0" distL="0" distR="0" wp14:anchorId="341D609D" wp14:editId="66103868">
+          <wp:inline distT="0" distB="0" distL="0" distR="0" wp14:anchorId="774318FA" wp14:editId="6422268E">
             <wp:extent cx="5486400" cy="7752252"/>
             <wp:effectExtent l="0" t="0" r="0" b="0"/>
             <wp:docPr id="14" name="Picture 14"/>
@@ -8284,7 +8284,7 @@
       <w:pPr>
         <w:pStyle w:val="Heading3"/>
       </w:pPr>
-      <w:bookmarkStart w:id="9" w:name="_Toc240810823"/>
+      <w:bookmarkStart w:id="9" w:name="_Toc240812150"/>
       <w:r>
         <w:t>Security and Access Control Testing</w:t>
       </w:r>
@@ -8639,7 +8639,7 @@
           <w:noProof/>
         </w:rPr>
         <w:drawing>
-          <wp:inline distT="0" distB="0" distL="0" distR="0" wp14:anchorId="1750D1AA" wp14:editId="12881F1B">
+          <wp:inline distT="0" distB="0" distL="0" distR="0" wp14:anchorId="0D2DF99E" wp14:editId="37CDE8AF">
             <wp:extent cx="5486400" cy="1850497"/>
             <wp:effectExtent l="0" t="0" r="0" b="0"/>
             <wp:docPr id="15" name="Picture 15"/>
@@ -8693,7 +8693,7 @@
       <w:pPr>
         <w:pStyle w:val="Heading3"/>
       </w:pPr>
-      <w:bookmarkStart w:id="10" w:name="_Toc240810824"/>
+      <w:bookmarkStart w:id="10" w:name="_Toc240812151"/>
       <w:r>
         <w:lastRenderedPageBreak/>
         <w:t>Failover and Recovery Testing</w:t>
@@ -9029,7 +9029,7 @@
           <w:noProof/>
         </w:rPr>
         <w:drawing>
-          <wp:inline distT="0" distB="0" distL="0" distR="0" wp14:anchorId="0B1E1911" wp14:editId="1CB454E1">
+          <wp:inline distT="0" distB="0" distL="0" distR="0" wp14:anchorId="71644395" wp14:editId="2E81AC4F">
             <wp:extent cx="5486400" cy="929898"/>
             <wp:effectExtent l="0" t="0" r="0" b="0"/>
             <wp:docPr id="16" name="Picture 16"/>
@@ -9083,7 +9083,7 @@
       <w:pPr>
         <w:pStyle w:val="Heading3"/>
       </w:pPr>
-      <w:bookmarkStart w:id="11" w:name="_Toc240810825"/>
+      <w:bookmarkStart w:id="11" w:name="_Toc240812152"/>
       <w:r>
         <w:t>Configuration Testing</w:t>
       </w:r>
@@ -9426,7 +9426,7 @@
           <w:noProof/>
         </w:rPr>
         <w:drawing>
-          <wp:inline distT="0" distB="0" distL="0" distR="0" wp14:anchorId="4D28FBF4" wp14:editId="38568CAB">
+          <wp:inline distT="0" distB="0" distL="0" distR="0" wp14:anchorId="3FBC0BDF" wp14:editId="2C203431">
             <wp:extent cx="5303520" cy="1384309"/>
             <wp:effectExtent l="0" t="0" r="0" b="0"/>
             <wp:docPr id="17" name="Picture 17"/>
@@ -9480,7 +9480,7 @@
       <w:pPr>
         <w:pStyle w:val="Heading2"/>
       </w:pPr>
-      <w:bookmarkStart w:id="12" w:name="_Toc240810826"/>
+      <w:bookmarkStart w:id="12" w:name="_Toc240812153"/>
       <w:r>
         <w:t>Model Selection and Evaluation</w:t>
       </w:r>
@@ -9937,7 +9937,7 @@
       <w:pPr>
         <w:pStyle w:val="Heading3"/>
       </w:pPr>
-      <w:bookmarkStart w:id="13" w:name="_Toc240810827"/>
+      <w:bookmarkStart w:id="13" w:name="_Toc240812154"/>
       <w:r>
         <w:t>Intent and Department Classification</w:t>
       </w:r>
@@ -10724,7 +10724,7 @@
           <w:noProof/>
         </w:rPr>
         <w:drawing>
-          <wp:inline distT="0" distB="0" distL="0" distR="0" wp14:anchorId="6B5F4B78" wp14:editId="41DF2225">
+          <wp:inline distT="0" distB="0" distL="0" distR="0" wp14:anchorId="6A7F0EE5" wp14:editId="276B51E4">
             <wp:extent cx="5120640" cy="2844800"/>
             <wp:effectExtent l="0" t="0" r="0" b="0"/>
             <wp:docPr id="18" name="Picture 18"/>
@@ -10784,7 +10784,7 @@
           <w:noProof/>
         </w:rPr>
         <w:drawing>
-          <wp:inline distT="0" distB="0" distL="0" distR="0" wp14:anchorId="282DC07B" wp14:editId="7E3DFCC1">
+          <wp:inline distT="0" distB="0" distL="0" distR="0" wp14:anchorId="5B31647A" wp14:editId="10E8958F">
             <wp:extent cx="5120640" cy="2703698"/>
             <wp:effectExtent l="0" t="0" r="0" b="0"/>
             <wp:docPr id="19" name="Picture 19"/>
@@ -11190,7 +11190,7 @@
           <w:noProof/>
         </w:rPr>
         <w:drawing>
-          <wp:inline distT="0" distB="0" distL="0" distR="0" wp14:anchorId="2B1682A8" wp14:editId="199F3B54">
+          <wp:inline distT="0" distB="0" distL="0" distR="0" wp14:anchorId="45BE3E61" wp14:editId="2E6BE841">
             <wp:extent cx="4937760" cy="2743200"/>
             <wp:effectExtent l="0" t="0" r="0" b="0"/>
             <wp:docPr id="20" name="Picture 20"/>
@@ -11244,7 +11244,7 @@
       <w:pPr>
         <w:pStyle w:val="Heading3"/>
       </w:pPr>
-      <w:bookmarkStart w:id="14" w:name="_Toc240810828"/>
+      <w:bookmarkStart w:id="14" w:name="_Toc240812155"/>
       <w:r>
         <w:t>Customer Priority: Distillation from Language Model Labels</w:t>
       </w:r>
@@ -11668,7 +11668,7 @@
       <w:pPr>
         <w:pStyle w:val="Heading3"/>
       </w:pPr>
-      <w:bookmarkStart w:id="15" w:name="_Toc240810829"/>
+      <w:bookmarkStart w:id="15" w:name="_Toc240812156"/>
       <w:r>
         <w:lastRenderedPageBreak/>
         <w:t>Router Photo Classification</w:t>
@@ -12338,7 +12338,7 @@
           <w:noProof/>
         </w:rPr>
         <w:drawing>
-          <wp:inline distT="0" distB="0" distL="0" distR="0" wp14:anchorId="0CB3C642" wp14:editId="67C9830D">
+          <wp:inline distT="0" distB="0" distL="0" distR="0" wp14:anchorId="7CB9D75B" wp14:editId="0087C4C9">
             <wp:extent cx="5120640" cy="2844800"/>
             <wp:effectExtent l="0" t="0" r="0" b="0"/>
             <wp:docPr id="21" name="Picture 21"/>
@@ -12392,7 +12392,7 @@
       <w:pPr>
         <w:pStyle w:val="Heading3"/>
       </w:pPr>
-      <w:bookmarkStart w:id="16" w:name="_Toc240810830"/>
+      <w:bookmarkStart w:id="16" w:name="_Toc240812157"/>
       <w:r>
         <w:t>Speech Transcription</w:t>
       </w:r>
@@ -12849,7 +12849,7 @@
           <w:noProof/>
         </w:rPr>
         <w:drawing>
-          <wp:inline distT="0" distB="0" distL="0" distR="0" wp14:anchorId="38B588F4" wp14:editId="2753BC74">
+          <wp:inline distT="0" distB="0" distL="0" distR="0" wp14:anchorId="7394F6E8" wp14:editId="34D122B6">
             <wp:extent cx="5120640" cy="1506071"/>
             <wp:effectExtent l="0" t="0" r="0" b="0"/>
             <wp:docPr id="22" name="Picture 22"/>
@@ -12903,7 +12903,7 @@
       <w:pPr>
         <w:pStyle w:val="Heading3"/>
       </w:pPr>
-      <w:bookmarkStart w:id="17" w:name="_Toc240810831"/>
+      <w:bookmarkStart w:id="17" w:name="_Toc240812158"/>
       <w:r>
         <w:t>Grounded Response Validation</w:t>
       </w:r>
@@ -12951,7 +12951,7 @@
         </w:rPr>
         <w:lastRenderedPageBreak/>
         <w:drawing>
-          <wp:inline distT="0" distB="0" distL="0" distR="0" wp14:anchorId="52717060" wp14:editId="64F10297">
+          <wp:inline distT="0" distB="0" distL="0" distR="0" wp14:anchorId="562D6BDE" wp14:editId="279015FE">
             <wp:extent cx="5486400" cy="7919634"/>
             <wp:effectExtent l="0" t="0" r="0" b="0"/>
             <wp:docPr id="23" name="Picture 23"/>
@@ -13005,7 +13005,7 @@
       <w:pPr>
         <w:pStyle w:val="Heading1"/>
       </w:pPr>
-      <w:bookmarkStart w:id="18" w:name="_Toc240810832"/>
+      <w:bookmarkStart w:id="18" w:name="_Toc240812159"/>
       <w:r>
         <w:lastRenderedPageBreak/>
         <w:t>Deliverables</w:t>
@@ -13121,7 +13121,7 @@
       <w:pPr>
         <w:pStyle w:val="Heading2"/>
       </w:pPr>
-      <w:bookmarkStart w:id="19" w:name="_Toc240810833"/>
+      <w:bookmarkStart w:id="19" w:name="_Toc240812160"/>
       <w:r>
         <w:t>Test Evaluation Summaries</w:t>
       </w:r>
@@ -15208,7 +15208,7 @@
               <w:spacing w:after="60"/>
             </w:pPr>
             <w:r>
-              <w:t>The Ollama Cloud key is rejected (401), Gemini refuses the server's region, and the Groq key is not in the secret store</w:t>
+              <w:t>The Ollama Cloud key is rejected (401), Gemini refuses the server's region ("User location is not supported"), and the Groq key was missing</w:t>
             </w:r>
           </w:p>
         </w:tc>
@@ -15222,13 +15222,7 @@
               <w:spacing w:after="60"/>
             </w:pPr>
             <w:r>
-              <w:rPr>
-                <w:b/>
-              </w:rPr>
-              <w:t>Open, needs the owner</w:t>
-            </w:r>
-            <w:r>
-              <w:t>: set GROQ_API_KEY (Groq answers from the server) or refresh the Ollama key</w:t>
+              <w:t>GROQ_API_KEY set as a repository secret; after the deploy, drafting answers in 755 ms and diagnosis in 558 ms from the server; fixed</w:t>
             </w:r>
           </w:p>
         </w:tc>
@@ -15248,9 +15242,8 @@
         <w:rPr>
           <w:noProof/>
         </w:rPr>
-        <w:lastRenderedPageBreak/>
         <w:drawing>
-          <wp:inline distT="0" distB="0" distL="0" distR="0" wp14:anchorId="0CFD5465" wp14:editId="6D9B4BA1">
+          <wp:inline distT="0" distB="0" distL="0" distR="0" wp14:anchorId="5DA86BCA" wp14:editId="213C1F44">
             <wp:extent cx="5486400" cy="7333798"/>
             <wp:effectExtent l="0" t="0" r="0" b="0"/>
             <wp:docPr id="24" name="Picture 24"/>
@@ -15304,7 +15297,7 @@
       <w:pPr>
         <w:pStyle w:val="Heading2"/>
       </w:pPr>
-      <w:bookmarkStart w:id="20" w:name="_Toc240810834"/>
+      <w:bookmarkStart w:id="20" w:name="_Toc240812161"/>
       <w:r>
         <w:t>Reporting on Test Coverage</w:t>
       </w:r>
@@ -15351,6 +15344,7 @@
               <w:rPr>
                 <w:b/>
               </w:rPr>
+              <w:lastRenderedPageBreak/>
               <w:t>Technique</w:t>
             </w:r>
           </w:p>
@@ -15403,7 +15397,6 @@
               <w:spacing w:after="60"/>
             </w:pPr>
             <w:r>
-              <w:lastRenderedPageBreak/>
               <w:t>Unit and contract</w:t>
             </w:r>
           </w:p>
@@ -16015,7 +16008,7 @@
         </w:rPr>
         <w:lastRenderedPageBreak/>
         <w:drawing>
-          <wp:inline distT="0" distB="0" distL="0" distR="0" wp14:anchorId="79B14E61" wp14:editId="2218D8D9">
+          <wp:inline distT="0" distB="0" distL="0" distR="0" wp14:anchorId="1A884959" wp14:editId="7972A668">
             <wp:extent cx="5943600" cy="3714750"/>
             <wp:effectExtent l="0" t="0" r="0" b="0"/>
             <wp:docPr id="25" name="Picture 25"/>
@@ -16069,7 +16062,7 @@
       <w:pPr>
         <w:pStyle w:val="Heading1"/>
       </w:pPr>
-      <w:bookmarkStart w:id="21" w:name="_Toc240810835"/>
+      <w:bookmarkStart w:id="21" w:name="_Toc240812162"/>
       <w:r>
         <w:t>Risks, Dependencies, Assumptions, and Constraints</w:t>
       </w:r>
@@ -16733,7 +16726,7 @@
       <w:pPr>
         <w:pStyle w:val="Heading1"/>
       </w:pPr>
-      <w:bookmarkStart w:id="22" w:name="_Toc240810836"/>
+      <w:bookmarkStart w:id="22" w:name="_Toc240812163"/>
       <w:r>
         <w:t>References</w:t>
       </w:r>

--- a/docs/test-report/Lanka-Link-v3-Master-Test-Plan.docx
+++ b/docs/test-report/Lanka-Link-v3-Master-Test-Plan.docx
@@ -334,7 +334,7 @@
       <w:r>
         <w:fldChar w:fldCharType="separate"/>
       </w:r>
-      <w:hyperlink w:anchor="_Toc240812141" w:history="1">
+      <w:hyperlink w:anchor="_Toc240829247" w:history="1">
         <w:r>
           <w:rPr>
             <w:rStyle w:val="Hyperlink"/>
@@ -380,7 +380,7 @@
             <w:noProof/>
             <w:webHidden/>
           </w:rPr>
-          <w:instrText xml:space="preserve"> PAGEREF _Toc240812141 \h </w:instrText>
+          <w:instrText xml:space="preserve"> PAGEREF _Toc240829247 \h </w:instrText>
         </w:r>
         <w:r>
           <w:rPr>
@@ -427,7 +427,7 @@
           <w14:ligatures w14:val="standardContextual"/>
         </w:rPr>
       </w:pPr>
-      <w:hyperlink w:anchor="_Toc240812142" w:history="1">
+      <w:hyperlink w:anchor="_Toc240829248" w:history="1">
         <w:r>
           <w:rPr>
             <w:rStyle w:val="Hyperlink"/>
@@ -473,7 +473,7 @@
             <w:noProof/>
             <w:webHidden/>
           </w:rPr>
-          <w:instrText xml:space="preserve"> PAGEREF _Toc240812142 \h </w:instrText>
+          <w:instrText xml:space="preserve"> PAGEREF _Toc240829248 \h </w:instrText>
         </w:r>
         <w:r>
           <w:rPr>
@@ -520,7 +520,7 @@
           <w14:ligatures w14:val="standardContextual"/>
         </w:rPr>
       </w:pPr>
-      <w:hyperlink w:anchor="_Toc240812143" w:history="1">
+      <w:hyperlink w:anchor="_Toc240829249" w:history="1">
         <w:r>
           <w:rPr>
             <w:rStyle w:val="Hyperlink"/>
@@ -566,7 +566,7 @@
             <w:noProof/>
             <w:webHidden/>
           </w:rPr>
-          <w:instrText xml:space="preserve"> PAGEREF _Toc240812143 \h </w:instrText>
+          <w:instrText xml:space="preserve"> PAGEREF _Toc240829249 \h </w:instrText>
         </w:r>
         <w:r>
           <w:rPr>
@@ -613,7 +613,7 @@
           <w14:ligatures w14:val="standardContextual"/>
         </w:rPr>
       </w:pPr>
-      <w:hyperlink w:anchor="_Toc240812144" w:history="1">
+      <w:hyperlink w:anchor="_Toc240829250" w:history="1">
         <w:r>
           <w:rPr>
             <w:rStyle w:val="Hyperlink"/>
@@ -659,7 +659,7 @@
             <w:noProof/>
             <w:webHidden/>
           </w:rPr>
-          <w:instrText xml:space="preserve"> PAGEREF _Toc240812144 \h </w:instrText>
+          <w:instrText xml:space="preserve"> PAGEREF _Toc240829250 \h </w:instrText>
         </w:r>
         <w:r>
           <w:rPr>
@@ -703,7 +703,7 @@
           <w14:ligatures w14:val="standardContextual"/>
         </w:rPr>
       </w:pPr>
-      <w:hyperlink w:anchor="_Toc240812145" w:history="1">
+      <w:hyperlink w:anchor="_Toc240829251" w:history="1">
         <w:r>
           <w:rPr>
             <w:rStyle w:val="Hyperlink"/>
@@ -749,7 +749,7 @@
             <w:noProof/>
             <w:webHidden/>
           </w:rPr>
-          <w:instrText xml:space="preserve"> PAGEREF _Toc240812145 \h </w:instrText>
+          <w:instrText xml:space="preserve"> PAGEREF _Toc240829251 \h </w:instrText>
         </w:r>
         <w:r>
           <w:rPr>
@@ -793,7 +793,7 @@
           <w14:ligatures w14:val="standardContextual"/>
         </w:rPr>
       </w:pPr>
-      <w:hyperlink w:anchor="_Toc240812146" w:history="1">
+      <w:hyperlink w:anchor="_Toc240829252" w:history="1">
         <w:r>
           <w:rPr>
             <w:rStyle w:val="Hyperlink"/>
@@ -839,7 +839,7 @@
             <w:noProof/>
             <w:webHidden/>
           </w:rPr>
-          <w:instrText xml:space="preserve"> PAGEREF _Toc240812146 \h </w:instrText>
+          <w:instrText xml:space="preserve"> PAGEREF _Toc240829252 \h </w:instrText>
         </w:r>
         <w:r>
           <w:rPr>
@@ -883,7 +883,7 @@
           <w14:ligatures w14:val="standardContextual"/>
         </w:rPr>
       </w:pPr>
-      <w:hyperlink w:anchor="_Toc240812147" w:history="1">
+      <w:hyperlink w:anchor="_Toc240829253" w:history="1">
         <w:r>
           <w:rPr>
             <w:rStyle w:val="Hyperlink"/>
@@ -929,7 +929,7 @@
             <w:noProof/>
             <w:webHidden/>
           </w:rPr>
-          <w:instrText xml:space="preserve"> PAGEREF _Toc240812147 \h </w:instrText>
+          <w:instrText xml:space="preserve"> PAGEREF _Toc240829253 \h </w:instrText>
         </w:r>
         <w:r>
           <w:rPr>
@@ -973,7 +973,7 @@
           <w14:ligatures w14:val="standardContextual"/>
         </w:rPr>
       </w:pPr>
-      <w:hyperlink w:anchor="_Toc240812148" w:history="1">
+      <w:hyperlink w:anchor="_Toc240829254" w:history="1">
         <w:r>
           <w:rPr>
             <w:rStyle w:val="Hyperlink"/>
@@ -1019,7 +1019,7 @@
             <w:noProof/>
             <w:webHidden/>
           </w:rPr>
-          <w:instrText xml:space="preserve"> PAGEREF _Toc240812148 \h </w:instrText>
+          <w:instrText xml:space="preserve"> PAGEREF _Toc240829254 \h </w:instrText>
         </w:r>
         <w:r>
           <w:rPr>
@@ -1063,7 +1063,7 @@
           <w14:ligatures w14:val="standardContextual"/>
         </w:rPr>
       </w:pPr>
-      <w:hyperlink w:anchor="_Toc240812149" w:history="1">
+      <w:hyperlink w:anchor="_Toc240829255" w:history="1">
         <w:r>
           <w:rPr>
             <w:rStyle w:val="Hyperlink"/>
@@ -1109,7 +1109,7 @@
             <w:noProof/>
             <w:webHidden/>
           </w:rPr>
-          <w:instrText xml:space="preserve"> PAGEREF _Toc240812149 \h </w:instrText>
+          <w:instrText xml:space="preserve"> PAGEREF _Toc240829255 \h </w:instrText>
         </w:r>
         <w:r>
           <w:rPr>
@@ -1153,7 +1153,7 @@
           <w14:ligatures w14:val="standardContextual"/>
         </w:rPr>
       </w:pPr>
-      <w:hyperlink w:anchor="_Toc240812150" w:history="1">
+      <w:hyperlink w:anchor="_Toc240829256" w:history="1">
         <w:r>
           <w:rPr>
             <w:rStyle w:val="Hyperlink"/>
@@ -1199,7 +1199,7 @@
             <w:noProof/>
             <w:webHidden/>
           </w:rPr>
-          <w:instrText xml:space="preserve"> PAGEREF _Toc240812150 \h </w:instrText>
+          <w:instrText xml:space="preserve"> PAGEREF _Toc240829256 \h </w:instrText>
         </w:r>
         <w:r>
           <w:rPr>
@@ -1219,7 +1219,7 @@
             <w:noProof/>
             <w:webHidden/>
           </w:rPr>
-          <w:t>18</w:t>
+          <w:t>16</w:t>
         </w:r>
         <w:r>
           <w:rPr>
@@ -1243,7 +1243,7 @@
           <w14:ligatures w14:val="standardContextual"/>
         </w:rPr>
       </w:pPr>
-      <w:hyperlink w:anchor="_Toc240812151" w:history="1">
+      <w:hyperlink w:anchor="_Toc240829257" w:history="1">
         <w:r>
           <w:rPr>
             <w:rStyle w:val="Hyperlink"/>
@@ -1289,7 +1289,7 @@
             <w:noProof/>
             <w:webHidden/>
           </w:rPr>
-          <w:instrText xml:space="preserve"> PAGEREF _Toc240812151 \h </w:instrText>
+          <w:instrText xml:space="preserve"> PAGEREF _Toc240829257 \h </w:instrText>
         </w:r>
         <w:r>
           <w:rPr>
@@ -1309,7 +1309,7 @@
             <w:noProof/>
             <w:webHidden/>
           </w:rPr>
-          <w:t>19</w:t>
+          <w:t>17</w:t>
         </w:r>
         <w:r>
           <w:rPr>
@@ -1333,7 +1333,7 @@
           <w14:ligatures w14:val="standardContextual"/>
         </w:rPr>
       </w:pPr>
-      <w:hyperlink w:anchor="_Toc240812152" w:history="1">
+      <w:hyperlink w:anchor="_Toc240829258" w:history="1">
         <w:r>
           <w:rPr>
             <w:rStyle w:val="Hyperlink"/>
@@ -1379,7 +1379,7 @@
             <w:noProof/>
             <w:webHidden/>
           </w:rPr>
-          <w:instrText xml:space="preserve"> PAGEREF _Toc240812152 \h </w:instrText>
+          <w:instrText xml:space="preserve"> PAGEREF _Toc240829258 \h </w:instrText>
         </w:r>
         <w:r>
           <w:rPr>
@@ -1399,7 +1399,7 @@
             <w:noProof/>
             <w:webHidden/>
           </w:rPr>
-          <w:t>19</w:t>
+          <w:t>18</w:t>
         </w:r>
         <w:r>
           <w:rPr>
@@ -1426,7 +1426,7 @@
           <w14:ligatures w14:val="standardContextual"/>
         </w:rPr>
       </w:pPr>
-      <w:hyperlink w:anchor="_Toc240812153" w:history="1">
+      <w:hyperlink w:anchor="_Toc240829259" w:history="1">
         <w:r>
           <w:rPr>
             <w:rStyle w:val="Hyperlink"/>
@@ -1472,7 +1472,7 @@
             <w:noProof/>
             <w:webHidden/>
           </w:rPr>
-          <w:instrText xml:space="preserve"> PAGEREF _Toc240812153 \h </w:instrText>
+          <w:instrText xml:space="preserve"> PAGEREF _Toc240829259 \h </w:instrText>
         </w:r>
         <w:r>
           <w:rPr>
@@ -1492,7 +1492,7 @@
             <w:noProof/>
             <w:webHidden/>
           </w:rPr>
-          <w:t>20</w:t>
+          <w:t>19</w:t>
         </w:r>
         <w:r>
           <w:rPr>
@@ -1516,7 +1516,7 @@
           <w14:ligatures w14:val="standardContextual"/>
         </w:rPr>
       </w:pPr>
-      <w:hyperlink w:anchor="_Toc240812154" w:history="1">
+      <w:hyperlink w:anchor="_Toc240829260" w:history="1">
         <w:r>
           <w:rPr>
             <w:rStyle w:val="Hyperlink"/>
@@ -1562,7 +1562,7 @@
             <w:noProof/>
             <w:webHidden/>
           </w:rPr>
-          <w:instrText xml:space="preserve"> PAGEREF _Toc240812154 \h </w:instrText>
+          <w:instrText xml:space="preserve"> PAGEREF _Toc240829260 \h </w:instrText>
         </w:r>
         <w:r>
           <w:rPr>
@@ -1582,7 +1582,7 @@
             <w:noProof/>
             <w:webHidden/>
           </w:rPr>
-          <w:t>20</w:t>
+          <w:t>19</w:t>
         </w:r>
         <w:r>
           <w:rPr>
@@ -1606,7 +1606,7 @@
           <w14:ligatures w14:val="standardContextual"/>
         </w:rPr>
       </w:pPr>
-      <w:hyperlink w:anchor="_Toc240812155" w:history="1">
+      <w:hyperlink w:anchor="_Toc240829261" w:history="1">
         <w:r>
           <w:rPr>
             <w:rStyle w:val="Hyperlink"/>
@@ -1652,7 +1652,7 @@
             <w:noProof/>
             <w:webHidden/>
           </w:rPr>
-          <w:instrText xml:space="preserve"> PAGEREF _Toc240812155 \h </w:instrText>
+          <w:instrText xml:space="preserve"> PAGEREF _Toc240829261 \h </w:instrText>
         </w:r>
         <w:r>
           <w:rPr>
@@ -1672,7 +1672,7 @@
             <w:noProof/>
             <w:webHidden/>
           </w:rPr>
-          <w:t>22</w:t>
+          <w:t>21</w:t>
         </w:r>
         <w:r>
           <w:rPr>
@@ -1696,7 +1696,7 @@
           <w14:ligatures w14:val="standardContextual"/>
         </w:rPr>
       </w:pPr>
-      <w:hyperlink w:anchor="_Toc240812156" w:history="1">
+      <w:hyperlink w:anchor="_Toc240829262" w:history="1">
         <w:r>
           <w:rPr>
             <w:rStyle w:val="Hyperlink"/>
@@ -1742,7 +1742,7 @@
             <w:noProof/>
             <w:webHidden/>
           </w:rPr>
-          <w:instrText xml:space="preserve"> PAGEREF _Toc240812156 \h </w:instrText>
+          <w:instrText xml:space="preserve"> PAGEREF _Toc240829262 \h </w:instrText>
         </w:r>
         <w:r>
           <w:rPr>
@@ -1762,7 +1762,7 @@
             <w:noProof/>
             <w:webHidden/>
           </w:rPr>
-          <w:t>23</w:t>
+          <w:t>21</w:t>
         </w:r>
         <w:r>
           <w:rPr>
@@ -1786,7 +1786,7 @@
           <w14:ligatures w14:val="standardContextual"/>
         </w:rPr>
       </w:pPr>
-      <w:hyperlink w:anchor="_Toc240812157" w:history="1">
+      <w:hyperlink w:anchor="_Toc240829263" w:history="1">
         <w:r>
           <w:rPr>
             <w:rStyle w:val="Hyperlink"/>
@@ -1832,7 +1832,7 @@
             <w:noProof/>
             <w:webHidden/>
           </w:rPr>
-          <w:instrText xml:space="preserve"> PAGEREF _Toc240812157 \h </w:instrText>
+          <w:instrText xml:space="preserve"> PAGEREF _Toc240829263 \h </w:instrText>
         </w:r>
         <w:r>
           <w:rPr>
@@ -1852,7 +1852,7 @@
             <w:noProof/>
             <w:webHidden/>
           </w:rPr>
-          <w:t>23</w:t>
+          <w:t>22</w:t>
         </w:r>
         <w:r>
           <w:rPr>
@@ -1876,7 +1876,7 @@
           <w14:ligatures w14:val="standardContextual"/>
         </w:rPr>
       </w:pPr>
-      <w:hyperlink w:anchor="_Toc240812158" w:history="1">
+      <w:hyperlink w:anchor="_Toc240829264" w:history="1">
         <w:r>
           <w:rPr>
             <w:rStyle w:val="Hyperlink"/>
@@ -1922,7 +1922,7 @@
             <w:noProof/>
             <w:webHidden/>
           </w:rPr>
-          <w:instrText xml:space="preserve"> PAGEREF _Toc240812158 \h </w:instrText>
+          <w:instrText xml:space="preserve"> PAGEREF _Toc240829264 \h </w:instrText>
         </w:r>
         <w:r>
           <w:rPr>
@@ -1942,7 +1942,7 @@
             <w:noProof/>
             <w:webHidden/>
           </w:rPr>
-          <w:t>24</w:t>
+          <w:t>23</w:t>
         </w:r>
         <w:r>
           <w:rPr>
@@ -1969,7 +1969,7 @@
           <w14:ligatures w14:val="standardContextual"/>
         </w:rPr>
       </w:pPr>
-      <w:hyperlink w:anchor="_Toc240812159" w:history="1">
+      <w:hyperlink w:anchor="_Toc240829265" w:history="1">
         <w:r>
           <w:rPr>
             <w:rStyle w:val="Hyperlink"/>
@@ -2015,7 +2015,7 @@
             <w:noProof/>
             <w:webHidden/>
           </w:rPr>
-          <w:instrText xml:space="preserve"> PAGEREF _Toc240812159 \h </w:instrText>
+          <w:instrText xml:space="preserve"> PAGEREF _Toc240829265 \h </w:instrText>
         </w:r>
         <w:r>
           <w:rPr>
@@ -2035,7 +2035,7 @@
             <w:noProof/>
             <w:webHidden/>
           </w:rPr>
-          <w:t>26</w:t>
+          <w:t>23</w:t>
         </w:r>
         <w:r>
           <w:rPr>
@@ -2062,7 +2062,7 @@
           <w14:ligatures w14:val="standardContextual"/>
         </w:rPr>
       </w:pPr>
-      <w:hyperlink w:anchor="_Toc240812160" w:history="1">
+      <w:hyperlink w:anchor="_Toc240829266" w:history="1">
         <w:r>
           <w:rPr>
             <w:rStyle w:val="Hyperlink"/>
@@ -2108,7 +2108,7 @@
             <w:noProof/>
             <w:webHidden/>
           </w:rPr>
-          <w:instrText xml:space="preserve"> PAGEREF _Toc240812160 \h </w:instrText>
+          <w:instrText xml:space="preserve"> PAGEREF _Toc240829266 \h </w:instrText>
         </w:r>
         <w:r>
           <w:rPr>
@@ -2128,7 +2128,7 @@
             <w:noProof/>
             <w:webHidden/>
           </w:rPr>
-          <w:t>26</w:t>
+          <w:t>24</w:t>
         </w:r>
         <w:r>
           <w:rPr>
@@ -2155,7 +2155,7 @@
           <w14:ligatures w14:val="standardContextual"/>
         </w:rPr>
       </w:pPr>
-      <w:hyperlink w:anchor="_Toc240812161" w:history="1">
+      <w:hyperlink w:anchor="_Toc240829267" w:history="1">
         <w:r>
           <w:rPr>
             <w:rStyle w:val="Hyperlink"/>
@@ -2201,7 +2201,7 @@
             <w:noProof/>
             <w:webHidden/>
           </w:rPr>
-          <w:instrText xml:space="preserve"> PAGEREF _Toc240812161 \h </w:instrText>
+          <w:instrText xml:space="preserve"> PAGEREF _Toc240829267 \h </w:instrText>
         </w:r>
         <w:r>
           <w:rPr>
@@ -2221,7 +2221,7 @@
             <w:noProof/>
             <w:webHidden/>
           </w:rPr>
-          <w:t>28</w:t>
+          <w:t>26</w:t>
         </w:r>
         <w:r>
           <w:rPr>
@@ -2248,7 +2248,7 @@
           <w14:ligatures w14:val="standardContextual"/>
         </w:rPr>
       </w:pPr>
-      <w:hyperlink w:anchor="_Toc240812162" w:history="1">
+      <w:hyperlink w:anchor="_Toc240829268" w:history="1">
         <w:r>
           <w:rPr>
             <w:rStyle w:val="Hyperlink"/>
@@ -2294,7 +2294,7 @@
             <w:noProof/>
             <w:webHidden/>
           </w:rPr>
-          <w:instrText xml:space="preserve"> PAGEREF _Toc240812162 \h </w:instrText>
+          <w:instrText xml:space="preserve"> PAGEREF _Toc240829268 \h </w:instrText>
         </w:r>
         <w:r>
           <w:rPr>
@@ -2314,7 +2314,7 @@
             <w:noProof/>
             <w:webHidden/>
           </w:rPr>
-          <w:t>30</w:t>
+          <w:t>27</w:t>
         </w:r>
         <w:r>
           <w:rPr>
@@ -2341,7 +2341,7 @@
           <w14:ligatures w14:val="standardContextual"/>
         </w:rPr>
       </w:pPr>
-      <w:hyperlink w:anchor="_Toc240812163" w:history="1">
+      <w:hyperlink w:anchor="_Toc240829269" w:history="1">
         <w:r>
           <w:rPr>
             <w:rStyle w:val="Hyperlink"/>
@@ -2387,7 +2387,7 @@
             <w:noProof/>
             <w:webHidden/>
           </w:rPr>
-          <w:instrText xml:space="preserve"> PAGEREF _Toc240812163 \h </w:instrText>
+          <w:instrText xml:space="preserve"> PAGEREF _Toc240829269 \h </w:instrText>
         </w:r>
         <w:r>
           <w:rPr>
@@ -2407,7 +2407,7 @@
             <w:noProof/>
             <w:webHidden/>
           </w:rPr>
-          <w:t>31</w:t>
+          <w:t>28</w:t>
         </w:r>
         <w:r>
           <w:rPr>
@@ -2459,7 +2459,7 @@
       <w:pPr>
         <w:pStyle w:val="Heading1"/>
       </w:pPr>
-      <w:bookmarkStart w:id="0" w:name="_Toc240812141"/>
+      <w:bookmarkStart w:id="0" w:name="_Toc240829247"/>
       <w:r>
         <w:t>Evaluation Mission and Test Motivation</w:t>
       </w:r>
@@ -2622,7 +2622,7 @@
       <w:pPr>
         <w:pStyle w:val="Heading1"/>
       </w:pPr>
-      <w:bookmarkStart w:id="1" w:name="_Toc240812142"/>
+      <w:bookmarkStart w:id="1" w:name="_Toc240829248"/>
       <w:r>
         <w:t>Target Test Items</w:t>
       </w:r>
@@ -3301,7 +3301,7 @@
       <w:pPr>
         <w:pStyle w:val="Heading1"/>
       </w:pPr>
-      <w:bookmarkStart w:id="2" w:name="_Toc240812143"/>
+      <w:bookmarkStart w:id="2" w:name="_Toc240829249"/>
       <w:r>
         <w:t>Test Approach</w:t>
       </w:r>
@@ -3827,24 +3827,24 @@
         <w:t>test-plan.yml</w:t>
       </w:r>
       <w:r>
-        <w:t xml:space="preserve">, run from the Actions tab or weekly) that uploads that folder as an artifact. The CI end-to-end job now uses the same isolated stack on every push, so it no longer waits for a separate database. This report is generated from a run's evidence by </w:t>
+        <w:t xml:space="preserve">, run from the Actions tab or weekly) that uploads that folder as an artifact. The CI end-to-end job now uses the same isolated stack on every push, so it no longer waits for a separate database. The logs, JUnit XML, k6 summaries and screenshots this report quotes are kept beside it in </w:t>
       </w:r>
       <w:r>
         <w:rPr>
           <w:rFonts w:ascii="Consolas" w:hAnsi="Consolas"/>
           <w:sz w:val="18"/>
         </w:rPr>
-        <w:t>docs/test-report/build_report.py</w:t>
-      </w:r>
-      <w:r>
-        <w:t>.</w:t>
+        <w:t>docs/test-report/evidence</w:t>
+      </w:r>
+      <w:r>
+        <w:t>, so any number here can be checked against the run that produced it.</w:t>
       </w:r>
     </w:p>
     <w:p>
       <w:pPr>
         <w:pStyle w:val="Heading2"/>
       </w:pPr>
-      <w:bookmarkStart w:id="3" w:name="_Toc240812144"/>
+      <w:bookmarkStart w:id="3" w:name="_Toc240829250"/>
       <w:r>
         <w:lastRenderedPageBreak/>
         <w:t>Testing Techniques and Types</w:t>
@@ -3855,7 +3855,7 @@
       <w:pPr>
         <w:pStyle w:val="Heading3"/>
       </w:pPr>
-      <w:bookmarkStart w:id="4" w:name="_Toc240812145"/>
+      <w:bookmarkStart w:id="4" w:name="_Toc240829251"/>
       <w:r>
         <w:t>Data and Database Integrity Testing</w:t>
       </w:r>
@@ -4213,53 +4213,150 @@
     <w:p>
       <w:pPr>
         <w:pStyle w:val="BodyText"/>
-        <w:jc w:val="center"/>
-      </w:pPr>
-      <w:r>
-        <w:rPr>
-          <w:noProof/>
-        </w:rPr>
-        <w:drawing>
-          <wp:inline distT="0" distB="0" distL="0" distR="0" wp14:anchorId="18409B75" wp14:editId="01988630">
-            <wp:extent cx="5486400" cy="1264662"/>
-            <wp:effectExtent l="0" t="0" r="0" b="0"/>
-            <wp:docPr id="1" name="Picture 1"/>
-            <wp:cNvGraphicFramePr>
-              <a:graphicFrameLocks xmlns:a="http://schemas.openxmlformats.org/drawingml/2006/main" noChangeAspect="1"/>
-            </wp:cNvGraphicFramePr>
-            <a:graphic xmlns:a="http://schemas.openxmlformats.org/drawingml/2006/main">
-              <a:graphicData uri="http://schemas.openxmlformats.org/drawingml/2006/picture">
-                <pic:pic xmlns:pic="http://schemas.openxmlformats.org/drawingml/2006/picture">
-                  <pic:nvPicPr>
-                    <pic:cNvPr id="0" name="system-data_integrity.png"/>
-                    <pic:cNvPicPr/>
-                  </pic:nvPicPr>
-                  <pic:blipFill>
-                    <a:blip r:embed="rId9"/>
-                    <a:stretch>
-                      <a:fillRect/>
-                    </a:stretch>
-                  </pic:blipFill>
-                  <pic:spPr>
-                    <a:xfrm>
-                      <a:off x="0" y="0"/>
-                      <a:ext cx="5486400" cy="1264662"/>
-                    </a:xfrm>
-                    <a:prstGeom prst="rect">
-                      <a:avLst/>
-                    </a:prstGeom>
-                  </pic:spPr>
-                </pic:pic>
-              </a:graphicData>
-            </a:graphic>
-          </wp:inline>
-        </w:drawing>
-      </w:r>
-    </w:p>
-    <w:p>
-      <w:pPr>
-        <w:pStyle w:val="BodyText"/>
-        <w:jc w:val="center"/>
+        <w:keepNext/>
+        <w:shd w:val="clear" w:color="auto" w:fill="F4F4F6"/>
+        <w:spacing w:after="0" w:line="240" w:lineRule="auto"/>
+        <w:ind w:left="173" w:right="72"/>
+      </w:pPr>
+      <w:r>
+        <w:rPr>
+          <w:rFonts w:ascii="Consolas" w:hAnsi="Consolas" w:cs="Consolas"/>
+          <w:sz w:val="15"/>
+        </w:rPr>
+        <w:t>$ uv run pytest tests/system/test_data_integrity.py -v   (from the full run, 8 results)</w:t>
+      </w:r>
+    </w:p>
+    <w:p>
+      <w:pPr>
+        <w:pStyle w:val="BodyText"/>
+        <w:keepNext/>
+        <w:shd w:val="clear" w:color="auto" w:fill="F4F4F6"/>
+        <w:spacing w:after="0" w:line="240" w:lineRule="auto"/>
+        <w:ind w:left="173" w:right="72"/>
+      </w:pPr>
+      <w:r>
+        <w:rPr>
+          <w:rFonts w:ascii="Consolas" w:hAnsi="Consolas" w:cs="Consolas"/>
+          <w:sz w:val="15"/>
+        </w:rPr>
+        <w:t>tests/system/test_data_integrity.py::test_an_unknown_id_is_a_clean_404[/api/app/tickets/LL-999999] PASSED [ 50%]</w:t>
+      </w:r>
+    </w:p>
+    <w:p>
+      <w:pPr>
+        <w:pStyle w:val="BodyText"/>
+        <w:keepNext/>
+        <w:shd w:val="clear" w:color="auto" w:fill="F4F4F6"/>
+        <w:spacing w:after="0" w:line="240" w:lineRule="auto"/>
+        <w:ind w:left="173" w:right="72"/>
+      </w:pPr>
+      <w:r>
+        <w:rPr>
+          <w:rFonts w:ascii="Consolas" w:hAnsi="Consolas" w:cs="Consolas"/>
+          <w:sz w:val="15"/>
+        </w:rPr>
+        <w:t>tests/system/test_data_integrity.py::test_an_unknown_id_is_a_clean_404[/api/app/orders/00000000-0000-0000-0000-000000000000] PASSED [ 52%]</w:t>
+      </w:r>
+    </w:p>
+    <w:p>
+      <w:pPr>
+        <w:pStyle w:val="BodyText"/>
+        <w:keepNext/>
+        <w:shd w:val="clear" w:color="auto" w:fill="F4F4F6"/>
+        <w:spacing w:after="0" w:line="240" w:lineRule="auto"/>
+        <w:ind w:left="173" w:right="72"/>
+      </w:pPr>
+      <w:r>
+        <w:rPr>
+          <w:rFonts w:ascii="Consolas" w:hAnsi="Consolas" w:cs="Consolas"/>
+          <w:sz w:val="15"/>
+        </w:rPr>
+        <w:t>tests/system/test_data_integrity.py::test_an_unknown_case_is_a_clean_404 PASSED [ 54%]</w:t>
+      </w:r>
+    </w:p>
+    <w:p>
+      <w:pPr>
+        <w:pStyle w:val="BodyText"/>
+        <w:keepNext/>
+        <w:shd w:val="clear" w:color="auto" w:fill="F4F4F6"/>
+        <w:spacing w:after="0" w:line="240" w:lineRule="auto"/>
+        <w:ind w:left="173" w:right="72"/>
+      </w:pPr>
+      <w:r>
+        <w:rPr>
+          <w:rFonts w:ascii="Consolas" w:hAnsi="Consolas" w:cs="Consolas"/>
+          <w:sz w:val="15"/>
+        </w:rPr>
+        <w:t>tests/system/test_data_integrity.py::test_an_empty_message_is_refused PASSED [ 56%]</w:t>
+      </w:r>
+    </w:p>
+    <w:p>
+      <w:pPr>
+        <w:pStyle w:val="BodyText"/>
+        <w:keepNext/>
+        <w:shd w:val="clear" w:color="auto" w:fill="F4F4F6"/>
+        <w:spacing w:after="0" w:line="240" w:lineRule="auto"/>
+        <w:ind w:left="173" w:right="72"/>
+      </w:pPr>
+      <w:r>
+        <w:rPr>
+          <w:rFonts w:ascii="Consolas" w:hAnsi="Consolas" w:cs="Consolas"/>
+          <w:sz w:val="15"/>
+        </w:rPr>
+        <w:t>tests/system/test_data_integrity.py::test_a_message_survives_the_round_trip PASSED [ 58%]</w:t>
+      </w:r>
+    </w:p>
+    <w:p>
+      <w:pPr>
+        <w:pStyle w:val="BodyText"/>
+        <w:keepNext/>
+        <w:shd w:val="clear" w:color="auto" w:fill="F4F4F6"/>
+        <w:spacing w:after="0" w:line="240" w:lineRule="auto"/>
+        <w:ind w:left="173" w:right="72"/>
+      </w:pPr>
+      <w:r>
+        <w:rPr>
+          <w:rFonts w:ascii="Consolas" w:hAnsi="Consolas" w:cs="Consolas"/>
+          <w:sz w:val="15"/>
+        </w:rPr>
+        <w:t>tests/system/test_data_integrity.py::test_an_attachment_keeps_its_bytes PASSED [ 60%]</w:t>
+      </w:r>
+    </w:p>
+    <w:p>
+      <w:pPr>
+        <w:pStyle w:val="BodyText"/>
+        <w:keepNext/>
+        <w:shd w:val="clear" w:color="auto" w:fill="F4F4F6"/>
+        <w:spacing w:after="0" w:line="240" w:lineRule="auto"/>
+        <w:ind w:left="173" w:right="72"/>
+      </w:pPr>
+      <w:r>
+        <w:rPr>
+          <w:rFonts w:ascii="Consolas" w:hAnsi="Consolas" w:cs="Consolas"/>
+          <w:sz w:val="15"/>
+        </w:rPr>
+        <w:t>tests/system/test_data_integrity.py::test_a_case_revision_only_moves_forward PASSED [ 62%]</w:t>
+      </w:r>
+    </w:p>
+    <w:p>
+      <w:pPr>
+        <w:pStyle w:val="BodyText"/>
+        <w:shd w:val="clear" w:color="auto" w:fill="F4F4F6"/>
+        <w:spacing w:after="0" w:line="240" w:lineRule="auto"/>
+        <w:ind w:left="173" w:right="72"/>
+      </w:pPr>
+      <w:r>
+        <w:rPr>
+          <w:rFonts w:ascii="Consolas" w:hAnsi="Consolas" w:cs="Consolas"/>
+          <w:sz w:val="15"/>
+        </w:rPr>
+        <w:t>tests/system/test_data_integrity.py::test_the_bill_adds_up PASSED        [ 64%]</w:t>
+      </w:r>
+    </w:p>
+    <w:p>
+      <w:pPr>
+        <w:pStyle w:val="BodyText"/>
+        <w:spacing w:before="80"/>
       </w:pPr>
       <w:r>
         <w:rPr>
@@ -4267,14 +4364,14 @@
           <w:color w:val="555555"/>
           <w:sz w:val="18"/>
         </w:rPr>
-        <w:t>Figure 1: Data and database integrity tests, from the full run.</w:t>
+        <w:t>Listing 1: Data and database integrity tests, from the full run.</w:t>
       </w:r>
     </w:p>
     <w:p>
       <w:pPr>
         <w:pStyle w:val="Heading3"/>
       </w:pPr>
-      <w:bookmarkStart w:id="5" w:name="_Toc240812146"/>
+      <w:bookmarkStart w:id="5" w:name="_Toc240829252"/>
       <w:r>
         <w:t>Function Testing</w:t>
       </w:r>
@@ -4626,53 +4723,244 @@
     <w:p>
       <w:pPr>
         <w:pStyle w:val="BodyText"/>
-        <w:jc w:val="center"/>
-      </w:pPr>
-      <w:r>
-        <w:rPr>
-          <w:noProof/>
-        </w:rPr>
-        <w:drawing>
-          <wp:inline distT="0" distB="0" distL="0" distR="0" wp14:anchorId="53609922" wp14:editId="3BDF81F3">
-            <wp:extent cx="5486400" cy="2442533"/>
-            <wp:effectExtent l="0" t="0" r="0" b="0"/>
-            <wp:docPr id="2" name="Picture 2"/>
-            <wp:cNvGraphicFramePr>
-              <a:graphicFrameLocks xmlns:a="http://schemas.openxmlformats.org/drawingml/2006/main" noChangeAspect="1"/>
-            </wp:cNvGraphicFramePr>
-            <a:graphic xmlns:a="http://schemas.openxmlformats.org/drawingml/2006/main">
-              <a:graphicData uri="http://schemas.openxmlformats.org/drawingml/2006/picture">
-                <pic:pic xmlns:pic="http://schemas.openxmlformats.org/drawingml/2006/picture">
-                  <pic:nvPicPr>
-                    <pic:cNvPr id="0" name="05-demo-flow.png"/>
-                    <pic:cNvPicPr/>
-                  </pic:nvPicPr>
-                  <pic:blipFill>
-                    <a:blip r:embed="rId10"/>
-                    <a:stretch>
-                      <a:fillRect/>
-                    </a:stretch>
-                  </pic:blipFill>
-                  <pic:spPr>
-                    <a:xfrm>
-                      <a:off x="0" y="0"/>
-                      <a:ext cx="5486400" cy="2442533"/>
-                    </a:xfrm>
-                    <a:prstGeom prst="rect">
-                      <a:avLst/>
-                    </a:prstGeom>
-                  </pic:spPr>
-                </pic:pic>
-              </a:graphicData>
-            </a:graphic>
-          </wp:inline>
-        </w:drawing>
-      </w:r>
-    </w:p>
-    <w:p>
-      <w:pPr>
-        <w:pStyle w:val="BodyText"/>
-        <w:jc w:val="center"/>
+        <w:keepNext/>
+        <w:shd w:val="clear" w:color="auto" w:fill="F4F4F6"/>
+        <w:spacing w:after="0" w:line="240" w:lineRule="auto"/>
+        <w:ind w:left="173" w:right="72"/>
+      </w:pPr>
+      <w:r>
+        <w:rPr>
+          <w:rFonts w:ascii="Consolas" w:hAnsi="Consolas" w:cs="Consolas"/>
+          <w:sz w:val="15"/>
+        </w:rPr>
+        <w:t>$ uv run --with httpx python scripts/demo_flow.py --strict</w:t>
+      </w:r>
+    </w:p>
+    <w:p>
+      <w:pPr>
+        <w:pStyle w:val="BodyText"/>
+        <w:keepNext/>
+        <w:shd w:val="clear" w:color="auto" w:fill="F4F4F6"/>
+        <w:spacing w:after="0" w:line="240" w:lineRule="auto"/>
+        <w:ind w:left="173" w:right="72"/>
+      </w:pPr>
+      <w:r>
+        <w:rPr>
+          <w:rFonts w:ascii="Consolas" w:hAnsi="Consolas" w:cs="Consolas"/>
+          <w:sz w:val="15"/>
+        </w:rPr>
+        <w:t>1. suspend_account on SUB-100002: 422 (already suspended)</w:t>
+      </w:r>
+    </w:p>
+    <w:p>
+      <w:pPr>
+        <w:pStyle w:val="BodyText"/>
+        <w:keepNext/>
+        <w:shd w:val="clear" w:color="auto" w:fill="F4F4F6"/>
+        <w:spacing w:after="0" w:line="240" w:lineRule="auto"/>
+        <w:ind w:left="173" w:right="72"/>
+      </w:pPr>
+      <w:r>
+        <w:rPr>
+          <w:rFonts w:ascii="Consolas" w:hAnsi="Consolas" w:cs="Consolas"/>
+          <w:sz w:val="15"/>
+        </w:rPr>
+        <w:t>2. Ravi wrote in Sinhala, acknowledged in 139 ms</w:t>
+      </w:r>
+    </w:p>
+    <w:p>
+      <w:pPr>
+        <w:pStyle w:val="BodyText"/>
+        <w:keepNext/>
+        <w:shd w:val="clear" w:color="auto" w:fill="F4F4F6"/>
+        <w:spacing w:after="0" w:line="240" w:lineRule="auto"/>
+        <w:ind w:left="173" w:right="72"/>
+      </w:pPr>
+      <w:r>
+        <w:rPr>
+          <w:rFonts w:ascii="Consolas" w:hAnsi="Consolas" w:cs="Consolas"/>
+          <w:sz w:val="15"/>
+        </w:rPr>
+        <w:t>3. LL-10312 drafted (held) after 24 s:</w:t>
+      </w:r>
+    </w:p>
+    <w:p>
+      <w:pPr>
+        <w:pStyle w:val="BodyText"/>
+        <w:keepNext/>
+        <w:shd w:val="clear" w:color="auto" w:fill="F4F4F6"/>
+        <w:spacing w:after="0" w:line="240" w:lineRule="auto"/>
+        <w:ind w:left="173" w:right="72"/>
+      </w:pPr>
+      <w:r>
+        <w:rPr>
+          <w:rFonts w:ascii="Consolas" w:hAnsi="Consolas" w:cs="Consolas"/>
+          <w:sz w:val="15"/>
+        </w:rPr>
+        <w:t xml:space="preserve">   Ravi, you said the internet has been down for two days and the internet LED is blinking irregularly. Because we have not received a photo of your router, we cannot identify the exact model to give you specific wiring steps. Please attach a picture of the back of the unit so we can guide you further. Our records show an active incident on the Colombo Central feeder that has cut the fibre serving your line, and the line is currently marked as down. In addition, your account is suspended due to an unpaid ba</w:t>
+      </w:r>
+      <w:r>
+        <w:rPr>
+          <w:rFonts w:ascii="Consolas" w:hAnsi="Consolas" w:cs="Consolas"/>
+          <w:sz w:val="15"/>
+        </w:rPr>
+        <w:t>lance of LKR 18,574.40, which also prevents service from being delivered. Both issues must be resolved before the connection can be restored. Please settle the outstanding balance of LKR 18,574.40; once the payment is processed the suspension will be lifted and the service will be restored as soon as the network repair is completed.</w:t>
+      </w:r>
+    </w:p>
+    <w:p>
+      <w:pPr>
+        <w:pStyle w:val="BodyText"/>
+        <w:keepNext/>
+        <w:shd w:val="clear" w:color="auto" w:fill="F4F4F6"/>
+        <w:spacing w:after="0" w:line="240" w:lineRule="auto"/>
+        <w:ind w:left="173" w:right="72"/>
+      </w:pPr>
+      <w:r>
+        <w:rPr>
+          <w:rFonts w:ascii="Consolas" w:hAnsi="Consolas" w:cs="Consolas"/>
+          <w:sz w:val="15"/>
+        </w:rPr>
+        <w:t xml:space="preserve"> </w:t>
+      </w:r>
+    </w:p>
+    <w:p>
+      <w:pPr>
+        <w:pStyle w:val="BodyText"/>
+        <w:keepNext/>
+        <w:shd w:val="clear" w:color="auto" w:fill="F4F4F6"/>
+        <w:spacing w:after="0" w:line="240" w:lineRule="auto"/>
+        <w:ind w:left="173" w:right="72"/>
+      </w:pPr>
+      <w:r>
+        <w:rPr>
+          <w:rFonts w:ascii="Consolas" w:hAnsi="Consolas" w:cs="Consolas"/>
+          <w:sz w:val="15"/>
+        </w:rPr>
+        <w:t>Lanka Link customer support</w:t>
+      </w:r>
+    </w:p>
+    <w:p>
+      <w:pPr>
+        <w:pStyle w:val="BodyText"/>
+        <w:keepNext/>
+        <w:shd w:val="clear" w:color="auto" w:fill="F4F4F6"/>
+        <w:spacing w:after="0" w:line="240" w:lineRule="auto"/>
+        <w:ind w:left="173" w:right="72"/>
+      </w:pPr>
+      <w:r>
+        <w:rPr>
+          <w:rFonts w:ascii="Consolas" w:hAnsi="Consolas" w:cs="Consolas"/>
+          <w:sz w:val="15"/>
+        </w:rPr>
+        <w:t xml:space="preserve">   cites payment: True, cites outage: True</w:t>
+      </w:r>
+    </w:p>
+    <w:p>
+      <w:pPr>
+        <w:pStyle w:val="BodyText"/>
+        <w:keepNext/>
+        <w:shd w:val="clear" w:color="auto" w:fill="F4F4F6"/>
+        <w:spacing w:after="0" w:line="240" w:lineRule="auto"/>
+        <w:ind w:left="173" w:right="72"/>
+      </w:pPr>
+      <w:r>
+        <w:rPr>
+          <w:rFonts w:ascii="Consolas" w:hAnsi="Consolas" w:cs="Consolas"/>
+          <w:sz w:val="15"/>
+        </w:rPr>
+        <w:t>4. agent approved</w:t>
+      </w:r>
+    </w:p>
+    <w:p>
+      <w:pPr>
+        <w:pStyle w:val="BodyText"/>
+        <w:keepNext/>
+        <w:shd w:val="clear" w:color="auto" w:fill="F4F4F6"/>
+        <w:spacing w:after="0" w:line="240" w:lineRule="auto"/>
+        <w:ind w:left="173" w:right="72"/>
+      </w:pPr>
+      <w:r>
+        <w:rPr>
+          <w:rFonts w:ascii="Consolas" w:hAnsi="Consolas" w:cs="Consolas"/>
+          <w:sz w:val="15"/>
+        </w:rPr>
+        <w:t xml:space="preserve">   Ravi received after 29 s (Sinhala):</w:t>
+      </w:r>
+    </w:p>
+    <w:p>
+      <w:pPr>
+        <w:pStyle w:val="BodyText"/>
+        <w:keepNext/>
+        <w:shd w:val="clear" w:color="auto" w:fill="F4F4F6"/>
+        <w:spacing w:after="0" w:line="240" w:lineRule="auto"/>
+        <w:ind w:left="173" w:right="72"/>
+      </w:pPr>
+      <w:r>
+        <w:rPr>
+          <w:rFonts w:ascii="Nirmala UI" w:hAnsi="Nirmala UI" w:cs="Nirmala UI"/>
+          <w:sz w:val="15"/>
+        </w:rPr>
+        <w:t xml:space="preserve">   රවි, ඔයා කිව්වා ඉන්ටර්නෙට් අක්‍රිය වෙලා දවස් දෙකයි කියලා. ඉන්ටර්නේට් LED එක අක්‍රමිකව බැලුවා කියලා. අපිට ඔයාගේ රවුටරයේ ඡායාරූපයක් ලැබිලා නැති හින්දා අපිට හරියටම මොඩලය හඳුනාගන්න බැහැ. කරුණාකර ඒකකයේ පිටුපස ඡායාරූපයක් අමුණන්න එවිට අපට තව දුරටත් ඔබට මග පෙන්විය හැකිය. අපේ වාර්තා පෙන්නුම් කරනවා කොලොම්බෝ සෙන්ට් රල් ෆීඩර් එකේ ක්‍රියාකාරී සිද්ධියක් වෙලා තියෙනවා ඒකෙන් ඔයාගේ රේඛාවට සේවය කරන ෆයිබර් එක කපලා. මීට අමතරව, රුපියල් 18,574.40 ක නොගෙවූ ශේෂයක් හේතුවෙන් ඔබගේ ගිණුම අත්හිටුවන අතර එමඟින් සේවාව ලබා දීම වළක්වයි. ස</w:t>
+      </w:r>
+      <w:r>
+        <w:rPr>
+          <w:rFonts w:ascii="Nirmala UI" w:hAnsi="Nirmala UI" w:cs="Nirmala UI"/>
+          <w:sz w:val="15"/>
+        </w:rPr>
+        <w:t>ම්බන්ධතාවය යථා තත්වයට පත් කරන්න කලින් ප්‍රශ්න දෙකම විසඳිය යුතුයි. කරුණාකර රුපියල් 18,574.40 ක ශේෂය විසඳන්න; ගෙවීම සකස් කළ පසු අත්හිටුවීම ඉවත් කරනු ඇති අතර ජාල අළුත්වැඩියා කිරීම අවසන් වූ වහාම සේවාව නැවත ආරම්භ කරනු ඇත.</w:t>
+      </w:r>
+    </w:p>
+    <w:p>
+      <w:pPr>
+        <w:pStyle w:val="BodyText"/>
+        <w:keepNext/>
+        <w:shd w:val="clear" w:color="auto" w:fill="F4F4F6"/>
+        <w:spacing w:after="0" w:line="240" w:lineRule="auto"/>
+        <w:ind w:left="173" w:right="72"/>
+      </w:pPr>
+      <w:r>
+        <w:rPr>
+          <w:rFonts w:ascii="Consolas" w:hAnsi="Consolas" w:cs="Consolas"/>
+          <w:sz w:val="15"/>
+        </w:rPr>
+        <w:t xml:space="preserve"> </w:t>
+      </w:r>
+    </w:p>
+    <w:p>
+      <w:pPr>
+        <w:pStyle w:val="BodyText"/>
+        <w:keepNext/>
+        <w:shd w:val="clear" w:color="auto" w:fill="F4F4F6"/>
+        <w:spacing w:after="0" w:line="240" w:lineRule="auto"/>
+        <w:ind w:left="173" w:right="72"/>
+      </w:pPr>
+      <w:r>
+        <w:rPr>
+          <w:rFonts w:ascii="Consolas" w:hAnsi="Consolas" w:cs="Consolas"/>
+          <w:sz w:val="15"/>
+        </w:rPr>
+        <w:t>Lanka Link customer support</w:t>
+      </w:r>
+    </w:p>
+    <w:p>
+      <w:pPr>
+        <w:pStyle w:val="BodyText"/>
+        <w:shd w:val="clear" w:color="auto" w:fill="F4F4F6"/>
+        <w:spacing w:after="0" w:line="240" w:lineRule="auto"/>
+        <w:ind w:left="173" w:right="72"/>
+      </w:pPr>
+      <w:r>
+        <w:rPr>
+          <w:rFonts w:ascii="Consolas" w:hAnsi="Consolas" w:cs="Consolas"/>
+          <w:sz w:val="15"/>
+        </w:rPr>
+        <w:t>demo flow OK</w:t>
+      </w:r>
+    </w:p>
+    <w:p>
+      <w:pPr>
+        <w:pStyle w:val="BodyText"/>
+        <w:spacing w:before="80"/>
       </w:pPr>
       <w:r>
         <w:rPr>
@@ -4680,7 +4968,7 @@
           <w:color w:val="555555"/>
           <w:sz w:val="18"/>
         </w:rPr>
-        <w:t>Figure 2: The headline case end to end, with a real model and a Sinhala reply.</w:t>
+        <w:t>Listing 2: The headline case end to end, with a real model and a Sinhala reply.</w:t>
       </w:r>
     </w:p>
     <w:p>
@@ -4691,6 +4979,7 @@
         <w:rPr>
           <w:b/>
         </w:rPr>
+        <w:lastRenderedPageBreak/>
         <w:t>Groq triage.</w:t>
       </w:r>
       <w:r>
@@ -4751,7 +5040,6 @@
               <w:rPr>
                 <w:b/>
               </w:rPr>
-              <w:lastRenderedPageBreak/>
               <w:t>Groq model</w:t>
             </w:r>
           </w:p>
@@ -5110,53 +5398,86 @@
     <w:p>
       <w:pPr>
         <w:pStyle w:val="BodyText"/>
-        <w:jc w:val="center"/>
-      </w:pPr>
-      <w:r>
-        <w:rPr>
-          <w:noProof/>
-        </w:rPr>
-        <w:drawing>
-          <wp:inline distT="0" distB="0" distL="0" distR="0" wp14:anchorId="088908FE" wp14:editId="0C2AB737">
-            <wp:extent cx="4754880" cy="805912"/>
-            <wp:effectExtent l="0" t="0" r="0" b="0"/>
-            <wp:docPr id="3" name="Picture 3"/>
-            <wp:cNvGraphicFramePr>
-              <a:graphicFrameLocks xmlns:a="http://schemas.openxmlformats.org/drawingml/2006/main" noChangeAspect="1"/>
-            </wp:cNvGraphicFramePr>
-            <a:graphic xmlns:a="http://schemas.openxmlformats.org/drawingml/2006/main">
-              <a:graphicData uri="http://schemas.openxmlformats.org/drawingml/2006/picture">
-                <pic:pic xmlns:pic="http://schemas.openxmlformats.org/drawingml/2006/picture">
-                  <pic:nvPicPr>
-                    <pic:cNvPr id="0" name="06-hot-swap.png"/>
-                    <pic:cNvPicPr/>
-                  </pic:nvPicPr>
-                  <pic:blipFill>
-                    <a:blip r:embed="rId11"/>
-                    <a:stretch>
-                      <a:fillRect/>
-                    </a:stretch>
-                  </pic:blipFill>
-                  <pic:spPr>
-                    <a:xfrm>
-                      <a:off x="0" y="0"/>
-                      <a:ext cx="4754880" cy="805912"/>
-                    </a:xfrm>
-                    <a:prstGeom prst="rect">
-                      <a:avLst/>
-                    </a:prstGeom>
-                  </pic:spPr>
-                </pic:pic>
-              </a:graphicData>
-            </a:graphic>
-          </wp:inline>
-        </w:drawing>
-      </w:r>
-    </w:p>
-    <w:p>
-      <w:pPr>
-        <w:pStyle w:val="BodyText"/>
-        <w:jc w:val="center"/>
+        <w:keepNext/>
+        <w:shd w:val="clear" w:color="auto" w:fill="F4F4F6"/>
+        <w:spacing w:after="0" w:line="240" w:lineRule="auto"/>
+        <w:ind w:left="173" w:right="72"/>
+      </w:pPr>
+      <w:r>
+        <w:rPr>
+          <w:rFonts w:ascii="Consolas" w:hAnsi="Consolas" w:cs="Consolas"/>
+          <w:sz w:val="15"/>
+        </w:rPr>
+        <w:t>$ uv run --with httpx python scripts/verify_hot_swap.py</w:t>
+      </w:r>
+    </w:p>
+    <w:p>
+      <w:pPr>
+        <w:pStyle w:val="BodyText"/>
+        <w:keepNext/>
+        <w:shd w:val="clear" w:color="auto" w:fill="F4F4F6"/>
+        <w:spacing w:after="0" w:line="240" w:lineRule="auto"/>
+        <w:ind w:left="173" w:right="72"/>
+      </w:pPr>
+      <w:r>
+        <w:rPr>
+          <w:rFonts w:ascii="Consolas" w:hAnsi="Consolas" w:cs="Consolas"/>
+          <w:sz w:val="15"/>
+        </w:rPr>
+        <w:t>before: ollama:gpt-oss:120b-cloud generation 3</w:t>
+      </w:r>
+    </w:p>
+    <w:p>
+      <w:pPr>
+        <w:pStyle w:val="BodyText"/>
+        <w:keepNext/>
+        <w:shd w:val="clear" w:color="auto" w:fill="F4F4F6"/>
+        <w:spacing w:after="0" w:line="240" w:lineRule="auto"/>
+        <w:ind w:left="173" w:right="72"/>
+      </w:pPr>
+      <w:r>
+        <w:rPr>
+          <w:rFonts w:ascii="Consolas" w:hAnsi="Consolas" w:cs="Consolas"/>
+          <w:sz w:val="15"/>
+        </w:rPr>
+        <w:t>swapped: stub probes reachable in 1 ms</w:t>
+      </w:r>
+    </w:p>
+    <w:p>
+      <w:pPr>
+        <w:pStyle w:val="BodyText"/>
+        <w:keepNext/>
+        <w:shd w:val="clear" w:color="auto" w:fill="F4F4F6"/>
+        <w:spacing w:after="0" w:line="240" w:lineRule="auto"/>
+        <w:ind w:left="173" w:right="72"/>
+      </w:pPr>
+      <w:r>
+        <w:rPr>
+          <w:rFonts w:ascii="Consolas" w:hAnsi="Consolas" w:cs="Consolas"/>
+          <w:sz w:val="15"/>
+        </w:rPr>
+        <w:t>restored: ollama:gpt-oss:120b-cloud generation 5</w:t>
+      </w:r>
+    </w:p>
+    <w:p>
+      <w:pPr>
+        <w:pStyle w:val="BodyText"/>
+        <w:shd w:val="clear" w:color="auto" w:fill="F4F4F6"/>
+        <w:spacing w:after="0" w:line="240" w:lineRule="auto"/>
+        <w:ind w:left="173" w:right="72"/>
+      </w:pPr>
+      <w:r>
+        <w:rPr>
+          <w:rFonts w:ascii="Consolas" w:hAnsi="Consolas" w:cs="Consolas"/>
+          <w:sz w:val="15"/>
+        </w:rPr>
+        <w:t>hot swap OK</w:t>
+      </w:r>
+    </w:p>
+    <w:p>
+      <w:pPr>
+        <w:pStyle w:val="BodyText"/>
+        <w:spacing w:before="80"/>
       </w:pPr>
       <w:r>
         <w:rPr>
@@ -5164,14 +5485,14 @@
           <w:color w:val="555555"/>
           <w:sz w:val="18"/>
         </w:rPr>
-        <w:t>Figure 3: The drafting model is rebound live, answers, and is restored.</w:t>
+        <w:t>Listing 3: The drafting model is rebound live, answers, and is restored.</w:t>
       </w:r>
     </w:p>
     <w:p>
       <w:pPr>
         <w:pStyle w:val="Heading3"/>
       </w:pPr>
-      <w:bookmarkStart w:id="6" w:name="_Toc240812147"/>
+      <w:bookmarkStart w:id="6" w:name="_Toc240829253"/>
       <w:r>
         <w:t>User Interface Testing</w:t>
       </w:r>
@@ -5501,18 +5822,18 @@
         <w:t>Result: 11 desktop and 5 mobile browser tests passed, 0 failed.</w:t>
       </w:r>
       <w:r>
-        <w:t xml:space="preserve"> The first mobile audit, run against production before the changes, found four pages that scrolled sideways (the landing page, plans, documentation and the incidents page) and, from the screenshots, three layouts that fitted but did not work on a phone: the customer menu hid four of its six items off screen, the agent inbox table cut off everything after the summary, and the model map shrank to unreadable size. The fixes: a bottom tab bar for customers (five tabs, 56 px targets, safe area aware) with settin</w:t>
-      </w:r>
-      <w:r>
-        <w:t>gs in the header, the inbox as cards, the model map as a list on phones, a sim clock bar that scrolls within itself, and the overflow causes themselves (a header whose hidden class lost to the button's own display, a grid child without min-width, oversize key caps). The run also found D12: signing out of the customer area landed on the sign-in page instead of the website.</w:t>
-      </w:r>
-    </w:p>
-    <w:p>
-      <w:pPr>
-        <w:pStyle w:val="BodyText"/>
-      </w:pPr>
-      <w:r>
-        <w:t>The screenshots below are the product in dark appearance, which is what a phone or a desktop set to dark shows; the suites capture both form factors on every run.</w:t>
+        <w:t xml:space="preserve"> The first mobile audit, run against the build that preceded this iteration, found four pages that scrolled sideways (the landing page, plans, documentation and the incidents page) and, from the screenshots, three layouts that fitted but did not work on a phone: the customer menu hid four of its six items off screen, the agent inbox table cut off everything after the summary, and the model map shrank to unreadable size. The fixes: a bottom tab bar for customers (five tabs, 56 px targets, safe area aware) wi</w:t>
+      </w:r>
+      <w:r>
+        <w:t>th settings in the header, the inbox as cards, the model map as a list on phones, a sim clock bar that scrolls within itself, and the overflow causes themselves (a header whose hidden class lost to the button's own display, a grid child without min-width, oversize key caps). The run also found D12: signing out of the customer area landed on the sign-in page instead of the website.</w:t>
+      </w:r>
+    </w:p>
+    <w:p>
+      <w:pPr>
+        <w:pStyle w:val="BodyText"/>
+      </w:pPr>
+      <w:r>
+        <w:t>The screenshots below are the product in dark appearance, which is what a phone or a desktop set to dark shows; the suites capture both form factors on every run. The first set is the build that preceded this iteration, photographed by the same suite, which also fails it: three of its pages scroll sideways.</w:t>
       </w:r>
     </w:p>
     <w:p>
@@ -5525,10 +5846,10 @@
           <w:noProof/>
         </w:rPr>
         <w:drawing>
-          <wp:inline distT="0" distB="0" distL="0" distR="0" wp14:anchorId="5DC382A2" wp14:editId="30776FE6">
+          <wp:inline distT="0" distB="0" distL="0" distR="0" wp14:anchorId="763F72D1" wp14:editId="7B24C02C">
             <wp:extent cx="5760720" cy="2875859"/>
             <wp:effectExtent l="0" t="0" r="0" b="0"/>
-            <wp:docPr id="4" name="Picture 4"/>
+            <wp:docPr id="1" name="Picture 1"/>
             <wp:cNvGraphicFramePr>
               <a:graphicFrameLocks xmlns:a="http://schemas.openxmlformats.org/drawingml/2006/main" noChangeAspect="1"/>
             </wp:cNvGraphicFramePr>
@@ -5540,7 +5861,7 @@
                     <pic:cNvPicPr/>
                   </pic:nvPicPr>
                   <pic:blipFill>
-                    <a:blip r:embed="rId12"/>
+                    <a:blip r:embed="rId9"/>
                     <a:stretch>
                       <a:fillRect/>
                     </a:stretch>
@@ -5572,7 +5893,7 @@
           <w:color w:val="555555"/>
           <w:sz w:val="18"/>
         </w:rPr>
-        <w:t>Figure 4: Before the changes, on production (light appearance): the customer menu shows two of six items, and the inbox is cut off.</w:t>
+        <w:t>Figure 4: Before the changes: the customer menu shows two of its six items, the inbox is cut off at the summary, and the model map has shrunk to unreadable size.</w:t>
       </w:r>
     </w:p>
     <w:p>
@@ -5585,10 +5906,10 @@
           <w:noProof/>
         </w:rPr>
         <w:drawing>
-          <wp:inline distT="0" distB="0" distL="0" distR="0" wp14:anchorId="710C855F" wp14:editId="08657DE8">
+          <wp:inline distT="0" distB="0" distL="0" distR="0" wp14:anchorId="4BED48C0" wp14:editId="690CD5D3">
             <wp:extent cx="5760720" cy="2875859"/>
             <wp:effectExtent l="0" t="0" r="0" b="0"/>
-            <wp:docPr id="5" name="Picture 5"/>
+            <wp:docPr id="2" name="Picture 2"/>
             <wp:cNvGraphicFramePr>
               <a:graphicFrameLocks xmlns:a="http://schemas.openxmlformats.org/drawingml/2006/main" noChangeAspect="1"/>
             </wp:cNvGraphicFramePr>
@@ -5600,7 +5921,7 @@
                     <pic:cNvPicPr/>
                   </pic:nvPicPr>
                   <pic:blipFill>
-                    <a:blip r:embed="rId13"/>
+                    <a:blip r:embed="rId10"/>
                     <a:stretch>
                       <a:fillRect/>
                     </a:stretch>
@@ -5646,10 +5967,10 @@
         </w:rPr>
         <w:lastRenderedPageBreak/>
         <w:drawing>
-          <wp:inline distT="0" distB="0" distL="0" distR="0" wp14:anchorId="389BF271" wp14:editId="51B0A5A0">
+          <wp:inline distT="0" distB="0" distL="0" distR="0" wp14:anchorId="2C73E4F5" wp14:editId="752354A8">
             <wp:extent cx="5760720" cy="2875859"/>
             <wp:effectExtent l="0" t="0" r="0" b="0"/>
-            <wp:docPr id="6" name="Picture 6"/>
+            <wp:docPr id="3" name="Picture 3"/>
             <wp:cNvGraphicFramePr>
               <a:graphicFrameLocks xmlns:a="http://schemas.openxmlformats.org/drawingml/2006/main" noChangeAspect="1"/>
             </wp:cNvGraphicFramePr>
@@ -5661,7 +5982,7 @@
                     <pic:cNvPicPr/>
                   </pic:nvPicPr>
                   <pic:blipFill>
-                    <a:blip r:embed="rId14"/>
+                    <a:blip r:embed="rId11"/>
                     <a:stretch>
                       <a:fillRect/>
                     </a:stretch>
@@ -5706,7 +6027,189 @@
           <w:noProof/>
         </w:rPr>
         <w:drawing>
-          <wp:inline distT="0" distB="0" distL="0" distR="0" wp14:anchorId="00CEDD65" wp14:editId="1B101F3F">
+          <wp:inline distT="0" distB="0" distL="0" distR="0" wp14:anchorId="6773A013" wp14:editId="59D0DA3C">
+            <wp:extent cx="5577840" cy="3486150"/>
+            <wp:effectExtent l="0" t="0" r="0" b="0"/>
+            <wp:docPr id="4" name="Picture 4"/>
+            <wp:cNvGraphicFramePr>
+              <a:graphicFrameLocks xmlns:a="http://schemas.openxmlformats.org/drawingml/2006/main" noChangeAspect="1"/>
+            </wp:cNvGraphicFramePr>
+            <a:graphic xmlns:a="http://schemas.openxmlformats.org/drawingml/2006/main">
+              <a:graphicData uri="http://schemas.openxmlformats.org/drawingml/2006/picture">
+                <pic:pic xmlns:pic="http://schemas.openxmlformats.org/drawingml/2006/picture">
+                  <pic:nvPicPr>
+                    <pic:cNvPr id="0" name="console-inbox.jpg"/>
+                    <pic:cNvPicPr/>
+                  </pic:nvPicPr>
+                  <pic:blipFill>
+                    <a:blip r:embed="rId12"/>
+                    <a:stretch>
+                      <a:fillRect/>
+                    </a:stretch>
+                  </pic:blipFill>
+                  <pic:spPr>
+                    <a:xfrm>
+                      <a:off x="0" y="0"/>
+                      <a:ext cx="5577840" cy="3486150"/>
+                    </a:xfrm>
+                    <a:prstGeom prst="rect">
+                      <a:avLst/>
+                    </a:prstGeom>
+                  </pic:spPr>
+                </pic:pic>
+              </a:graphicData>
+            </a:graphic>
+          </wp:inline>
+        </w:drawing>
+      </w:r>
+    </w:p>
+    <w:p>
+      <w:pPr>
+        <w:pStyle w:val="BodyText"/>
+        <w:jc w:val="center"/>
+      </w:pPr>
+      <w:r>
+        <w:rPr>
+          <w:i/>
+          <w:color w:val="555555"/>
+          <w:sz w:val="18"/>
+        </w:rPr>
+        <w:t>Figure 7: The agent console on a desktop browser, dark.</w:t>
+      </w:r>
+    </w:p>
+    <w:p>
+      <w:pPr>
+        <w:pStyle w:val="BodyText"/>
+        <w:jc w:val="center"/>
+      </w:pPr>
+      <w:r>
+        <w:rPr>
+          <w:noProof/>
+        </w:rPr>
+        <w:lastRenderedPageBreak/>
+        <w:drawing>
+          <wp:inline distT="0" distB="0" distL="0" distR="0" wp14:anchorId="3C5107C3" wp14:editId="0BA3A720">
+            <wp:extent cx="5577840" cy="3486150"/>
+            <wp:effectExtent l="0" t="0" r="0" b="0"/>
+            <wp:docPr id="5" name="Picture 5"/>
+            <wp:cNvGraphicFramePr>
+              <a:graphicFrameLocks xmlns:a="http://schemas.openxmlformats.org/drawingml/2006/main" noChangeAspect="1"/>
+            </wp:cNvGraphicFramePr>
+            <a:graphic xmlns:a="http://schemas.openxmlformats.org/drawingml/2006/main">
+              <a:graphicData uri="http://schemas.openxmlformats.org/drawingml/2006/picture">
+                <pic:pic xmlns:pic="http://schemas.openxmlformats.org/drawingml/2006/picture">
+                  <pic:nvPicPr>
+                    <pic:cNvPr id="0" name="admin-models.jpg"/>
+                    <pic:cNvPicPr/>
+                  </pic:nvPicPr>
+                  <pic:blipFill>
+                    <a:blip r:embed="rId13"/>
+                    <a:stretch>
+                      <a:fillRect/>
+                    </a:stretch>
+                  </pic:blipFill>
+                  <pic:spPr>
+                    <a:xfrm>
+                      <a:off x="0" y="0"/>
+                      <a:ext cx="5577840" cy="3486150"/>
+                    </a:xfrm>
+                    <a:prstGeom prst="rect">
+                      <a:avLst/>
+                    </a:prstGeom>
+                  </pic:spPr>
+                </pic:pic>
+              </a:graphicData>
+            </a:graphic>
+          </wp:inline>
+        </w:drawing>
+      </w:r>
+    </w:p>
+    <w:p>
+      <w:pPr>
+        <w:pStyle w:val="BodyText"/>
+        <w:jc w:val="center"/>
+      </w:pPr>
+      <w:r>
+        <w:rPr>
+          <w:i/>
+          <w:color w:val="555555"/>
+          <w:sz w:val="18"/>
+        </w:rPr>
+        <w:t>Figure 8: The model map, where every stage is verified and rebound.</w:t>
+      </w:r>
+    </w:p>
+    <w:p>
+      <w:pPr>
+        <w:pStyle w:val="BodyText"/>
+        <w:jc w:val="center"/>
+      </w:pPr>
+      <w:r>
+        <w:rPr>
+          <w:noProof/>
+        </w:rPr>
+        <w:drawing>
+          <wp:inline distT="0" distB="0" distL="0" distR="0" wp14:anchorId="204F1D97" wp14:editId="162EEEB8">
+            <wp:extent cx="5577840" cy="3486150"/>
+            <wp:effectExtent l="0" t="0" r="0" b="0"/>
+            <wp:docPr id="6" name="Picture 6"/>
+            <wp:cNvGraphicFramePr>
+              <a:graphicFrameLocks xmlns:a="http://schemas.openxmlformats.org/drawingml/2006/main" noChangeAspect="1"/>
+            </wp:cNvGraphicFramePr>
+            <a:graphic xmlns:a="http://schemas.openxmlformats.org/drawingml/2006/main">
+              <a:graphicData uri="http://schemas.openxmlformats.org/drawingml/2006/picture">
+                <pic:pic xmlns:pic="http://schemas.openxmlformats.org/drawingml/2006/picture">
+                  <pic:nvPicPr>
+                    <pic:cNvPr id="0" name="sim-network.jpg"/>
+                    <pic:cNvPicPr/>
+                  </pic:nvPicPr>
+                  <pic:blipFill>
+                    <a:blip r:embed="rId14"/>
+                    <a:stretch>
+                      <a:fillRect/>
+                    </a:stretch>
+                  </pic:blipFill>
+                  <pic:spPr>
+                    <a:xfrm>
+                      <a:off x="0" y="0"/>
+                      <a:ext cx="5577840" cy="3486150"/>
+                    </a:xfrm>
+                    <a:prstGeom prst="rect">
+                      <a:avLst/>
+                    </a:prstGeom>
+                  </pic:spPr>
+                </pic:pic>
+              </a:graphicData>
+            </a:graphic>
+          </wp:inline>
+        </w:drawing>
+      </w:r>
+    </w:p>
+    <w:p>
+      <w:pPr>
+        <w:pStyle w:val="BodyText"/>
+        <w:jc w:val="center"/>
+      </w:pPr>
+      <w:r>
+        <w:rPr>
+          <w:i/>
+          <w:color w:val="555555"/>
+          <w:sz w:val="18"/>
+        </w:rPr>
+        <w:t>Figure 9: The simulated network an operator breaks things on.</w:t>
+      </w:r>
+    </w:p>
+    <w:p>
+      <w:pPr>
+        <w:pStyle w:val="BodyText"/>
+        <w:jc w:val="center"/>
+      </w:pPr>
+      <w:r>
+        <w:rPr>
+          <w:noProof/>
+        </w:rPr>
+        <w:lastRenderedPageBreak/>
+        <w:drawing>
+          <wp:inline distT="0" distB="0" distL="0" distR="0" wp14:anchorId="2188B98D" wp14:editId="15430C40">
             <wp:extent cx="5577840" cy="3486150"/>
             <wp:effectExtent l="0" t="0" r="0" b="0"/>
             <wp:docPr id="7" name="Picture 7"/>
@@ -5717,7 +6220,7 @@
               <a:graphicData uri="http://schemas.openxmlformats.org/drawingml/2006/picture">
                 <pic:pic xmlns:pic="http://schemas.openxmlformats.org/drawingml/2006/picture">
                   <pic:nvPicPr>
-                    <pic:cNvPr id="0" name="console-inbox.jpg"/>
+                    <pic:cNvPr id="0" name="customer-home.jpg"/>
                     <pic:cNvPicPr/>
                   </pic:nvPicPr>
                   <pic:blipFill>
@@ -5753,60 +6256,364 @@
           <w:color w:val="555555"/>
           <w:sz w:val="18"/>
         </w:rPr>
-        <w:t>Figure 7: The agent console on a desktop browser, dark.</w:t>
-      </w:r>
-    </w:p>
-    <w:p>
-      <w:pPr>
-        <w:pStyle w:val="BodyText"/>
-        <w:jc w:val="center"/>
-      </w:pPr>
-      <w:r>
-        <w:rPr>
-          <w:noProof/>
-        </w:rPr>
-        <w:lastRenderedPageBreak/>
-        <w:drawing>
-          <wp:inline distT="0" distB="0" distL="0" distR="0" wp14:anchorId="548B662A" wp14:editId="02DB3A08">
-            <wp:extent cx="5577840" cy="3486150"/>
-            <wp:effectExtent l="0" t="0" r="0" b="0"/>
-            <wp:docPr id="8" name="Picture 8"/>
-            <wp:cNvGraphicFramePr>
-              <a:graphicFrameLocks xmlns:a="http://schemas.openxmlformats.org/drawingml/2006/main" noChangeAspect="1"/>
-            </wp:cNvGraphicFramePr>
-            <a:graphic xmlns:a="http://schemas.openxmlformats.org/drawingml/2006/main">
-              <a:graphicData uri="http://schemas.openxmlformats.org/drawingml/2006/picture">
-                <pic:pic xmlns:pic="http://schemas.openxmlformats.org/drawingml/2006/picture">
-                  <pic:nvPicPr>
-                    <pic:cNvPr id="0" name="admin-models.jpg"/>
-                    <pic:cNvPicPr/>
-                  </pic:nvPicPr>
-                  <pic:blipFill>
-                    <a:blip r:embed="rId16"/>
-                    <a:stretch>
-                      <a:fillRect/>
-                    </a:stretch>
-                  </pic:blipFill>
-                  <pic:spPr>
-                    <a:xfrm>
-                      <a:off x="0" y="0"/>
-                      <a:ext cx="5577840" cy="3486150"/>
-                    </a:xfrm>
-                    <a:prstGeom prst="rect">
-                      <a:avLst/>
-                    </a:prstGeom>
-                  </pic:spPr>
-                </pic:pic>
-              </a:graphicData>
-            </a:graphic>
-          </wp:inline>
-        </w:drawing>
-      </w:r>
-    </w:p>
-    <w:p>
-      <w:pPr>
-        <w:pStyle w:val="BodyText"/>
-        <w:jc w:val="center"/>
+        <w:t>Figure 10: The customer's home screen on a desktop browser.</w:t>
+      </w:r>
+    </w:p>
+    <w:p>
+      <w:pPr>
+        <w:pStyle w:val="BodyText"/>
+        <w:keepNext/>
+        <w:shd w:val="clear" w:color="auto" w:fill="F4F4F6"/>
+        <w:spacing w:after="0" w:line="240" w:lineRule="auto"/>
+        <w:ind w:left="173" w:right="72"/>
+      </w:pPr>
+      <w:r>
+        <w:rPr>
+          <w:rFonts w:ascii="Consolas" w:hAnsi="Consolas" w:cs="Consolas"/>
+          <w:sz w:val="15"/>
+        </w:rPr>
+        <w:t>$ bash -c cd web &amp;&amp; SHOTS_DIR='/d/DSEP22/v3/reports/2026-09-20-final/screens/mobile' PLAYWRIGHT_JUNIT_OUTPUT_NAME='/d/DSEP22/v3/reports/2026-09-20-final/junit-browser.xml' npx playwright test --reporter=list,junit</w:t>
+      </w:r>
+    </w:p>
+    <w:p>
+      <w:pPr>
+        <w:pStyle w:val="BodyText"/>
+        <w:keepNext/>
+        <w:shd w:val="clear" w:color="auto" w:fill="F4F4F6"/>
+        <w:spacing w:after="0" w:line="240" w:lineRule="auto"/>
+        <w:ind w:left="173" w:right="72"/>
+      </w:pPr>
+      <w:r>
+        <w:rPr>
+          <w:rFonts w:ascii="Consolas" w:hAnsi="Consolas" w:cs="Consolas"/>
+          <w:sz w:val="15"/>
+        </w:rPr>
+        <w:t xml:space="preserve"> </w:t>
+      </w:r>
+    </w:p>
+    <w:p>
+      <w:pPr>
+        <w:pStyle w:val="BodyText"/>
+        <w:keepNext/>
+        <w:shd w:val="clear" w:color="auto" w:fill="F4F4F6"/>
+        <w:spacing w:after="0" w:line="240" w:lineRule="auto"/>
+        <w:ind w:left="173" w:right="72"/>
+      </w:pPr>
+      <w:r>
+        <w:rPr>
+          <w:rFonts w:ascii="Consolas" w:hAnsi="Consolas" w:cs="Consolas"/>
+          <w:sz w:val="15"/>
+        </w:rPr>
+        <w:t>Running 16 tests using 4 workers</w:t>
+      </w:r>
+    </w:p>
+    <w:p>
+      <w:pPr>
+        <w:pStyle w:val="BodyText"/>
+        <w:keepNext/>
+        <w:shd w:val="clear" w:color="auto" w:fill="F4F4F6"/>
+        <w:spacing w:after="0" w:line="240" w:lineRule="auto"/>
+        <w:ind w:left="173" w:right="72"/>
+      </w:pPr>
+      <w:r>
+        <w:rPr>
+          <w:rFonts w:ascii="Consolas" w:hAnsi="Consolas" w:cs="Consolas"/>
+          <w:sz w:val="15"/>
+        </w:rPr>
+        <w:t xml:space="preserve"> </w:t>
+      </w:r>
+    </w:p>
+    <w:p>
+      <w:pPr>
+        <w:pStyle w:val="BodyText"/>
+        <w:keepNext/>
+        <w:shd w:val="clear" w:color="auto" w:fill="F4F4F6"/>
+        <w:spacing w:after="0" w:line="240" w:lineRule="auto"/>
+        <w:ind w:left="173" w:right="72"/>
+      </w:pPr>
+      <w:r>
+        <w:rPr>
+          <w:rFonts w:ascii="Consolas" w:hAnsi="Consolas" w:cs="Consolas"/>
+          <w:sz w:val="15"/>
+        </w:rPr>
+        <w:t xml:space="preserve">  ok  3 [chromium] › e2e\staff.spec.ts:5:5 › the console queue opens a case with its draft and its evidence (3.3s)</w:t>
+      </w:r>
+    </w:p>
+    <w:p>
+      <w:pPr>
+        <w:pStyle w:val="BodyText"/>
+        <w:keepNext/>
+        <w:shd w:val="clear" w:color="auto" w:fill="F4F4F6"/>
+        <w:spacing w:after="0" w:line="240" w:lineRule="auto"/>
+        <w:ind w:left="173" w:right="72"/>
+      </w:pPr>
+      <w:r>
+        <w:rPr>
+          <w:rFonts w:ascii="Consolas" w:hAnsi="Consolas" w:cs="Consolas"/>
+          <w:sz w:val="15"/>
+        </w:rPr>
+        <w:t xml:space="preserve">  ok  2 [chromium] › e2e\auth.spec.ts:5:5 › an agent lands in the console and cannot open admin or sim (3.8s)</w:t>
+      </w:r>
+    </w:p>
+    <w:p>
+      <w:pPr>
+        <w:pStyle w:val="BodyText"/>
+        <w:keepNext/>
+        <w:shd w:val="clear" w:color="auto" w:fill="F4F4F6"/>
+        <w:spacing w:after="0" w:line="240" w:lineRule="auto"/>
+        <w:ind w:left="173" w:right="72"/>
+      </w:pPr>
+      <w:r>
+        <w:rPr>
+          <w:rFonts w:ascii="Consolas" w:hAnsi="Consolas" w:cs="Consolas"/>
+          <w:sz w:val="15"/>
+        </w:rPr>
+        <w:t xml:space="preserve">  ok  1 [chromium] › e2e\customer.spec.ts:7:5 › immersion: no customer page shows back office words (12.7s)</w:t>
+      </w:r>
+    </w:p>
+    <w:p>
+      <w:pPr>
+        <w:pStyle w:val="BodyText"/>
+        <w:keepNext/>
+        <w:shd w:val="clear" w:color="auto" w:fill="F4F4F6"/>
+        <w:spacing w:after="0" w:line="240" w:lineRule="auto"/>
+        <w:ind w:left="173" w:right="72"/>
+      </w:pPr>
+      <w:r>
+        <w:rPr>
+          <w:rFonts w:ascii="Consolas" w:hAnsi="Consolas" w:cs="Consolas"/>
+          <w:sz w:val="15"/>
+        </w:rPr>
+        <w:t xml:space="preserve">  ok  7 [chromium] › e2e\customer.spec.ts:20:5 › opening a ticket is acknowledged and shows progress (1.1s)</w:t>
+      </w:r>
+    </w:p>
+    <w:p>
+      <w:pPr>
+        <w:pStyle w:val="BodyText"/>
+        <w:keepNext/>
+        <w:shd w:val="clear" w:color="auto" w:fill="F4F4F6"/>
+        <w:spacing w:after="0" w:line="240" w:lineRule="auto"/>
+        <w:ind w:left="173" w:right="72"/>
+      </w:pPr>
+      <w:r>
+        <w:rPr>
+          <w:rFonts w:ascii="Consolas" w:hAnsi="Consolas" w:cs="Consolas"/>
+          <w:sz w:val="15"/>
+        </w:rPr>
+        <w:t xml:space="preserve">  ok  4 [mobile] › e2e\mobile.spec.ts:33:5 › public pages fit a phone (15.1s)</w:t>
+      </w:r>
+    </w:p>
+    <w:p>
+      <w:pPr>
+        <w:pStyle w:val="BodyText"/>
+        <w:keepNext/>
+        <w:shd w:val="clear" w:color="auto" w:fill="F4F4F6"/>
+        <w:spacing w:after="0" w:line="240" w:lineRule="auto"/>
+        <w:ind w:left="173" w:right="72"/>
+      </w:pPr>
+      <w:r>
+        <w:rPr>
+          <w:rFonts w:ascii="Consolas" w:hAnsi="Consolas" w:cs="Consolas"/>
+          <w:sz w:val="15"/>
+        </w:rPr>
+        <w:t xml:space="preserve">  ok  5 [chromium] › e2e\staff.spec.ts:17:5 › the models map draws every stage and opens one (14.8s)</w:t>
+      </w:r>
+    </w:p>
+    <w:p>
+      <w:pPr>
+        <w:pStyle w:val="BodyText"/>
+        <w:keepNext/>
+        <w:shd w:val="clear" w:color="auto" w:fill="F4F4F6"/>
+        <w:spacing w:after="0" w:line="240" w:lineRule="auto"/>
+        <w:ind w:left="173" w:right="72"/>
+      </w:pPr>
+      <w:r>
+        <w:rPr>
+          <w:rFonts w:ascii="Consolas" w:hAnsi="Consolas" w:cs="Consolas"/>
+          <w:sz w:val="15"/>
+        </w:rPr>
+        <w:t xml:space="preserve">  ok  8 [mobile] › e2e\mobile.spec.ts:39:5 › customer pages fit a phone (16.8s)</w:t>
+      </w:r>
+    </w:p>
+    <w:p>
+      <w:pPr>
+        <w:pStyle w:val="BodyText"/>
+        <w:keepNext/>
+        <w:shd w:val="clear" w:color="auto" w:fill="F4F4F6"/>
+        <w:spacing w:after="0" w:line="240" w:lineRule="auto"/>
+        <w:ind w:left="173" w:right="72"/>
+      </w:pPr>
+      <w:r>
+        <w:rPr>
+          <w:rFonts w:ascii="Consolas" w:hAnsi="Consolas" w:cs="Consolas"/>
+          <w:sz w:val="15"/>
+        </w:rPr>
+        <w:t xml:space="preserve">  ok  9 [chromium] › e2e\staff.spec.ts:27:5 › a customer is kept out of the staff areas (14.6s)</w:t>
+      </w:r>
+    </w:p>
+    <w:p>
+      <w:pPr>
+        <w:pStyle w:val="BodyText"/>
+        <w:keepNext/>
+        <w:shd w:val="clear" w:color="auto" w:fill="F4F4F6"/>
+        <w:spacing w:after="0" w:line="240" w:lineRule="auto"/>
+        <w:ind w:left="173" w:right="72"/>
+      </w:pPr>
+      <w:r>
+        <w:rPr>
+          <w:rFonts w:ascii="Consolas" w:hAnsi="Consolas" w:cs="Consolas"/>
+          <w:sz w:val="15"/>
+        </w:rPr>
+        <w:t xml:space="preserve">  ok 11 [chromium] › e2e\staff.spec.ts:35:5 › the session survives a reload and shows on the landing page (886ms)</w:t>
+      </w:r>
+    </w:p>
+    <w:p>
+      <w:pPr>
+        <w:pStyle w:val="BodyText"/>
+        <w:keepNext/>
+        <w:shd w:val="clear" w:color="auto" w:fill="F4F4F6"/>
+        <w:spacing w:after="0" w:line="240" w:lineRule="auto"/>
+        <w:ind w:left="173" w:right="72"/>
+      </w:pPr>
+      <w:r>
+        <w:rPr>
+          <w:rFonts w:ascii="Consolas" w:hAnsi="Consolas" w:cs="Consolas"/>
+          <w:sz w:val="15"/>
+        </w:rPr>
+        <w:t xml:space="preserve">  ok 10 [mobile] › e2e\mobile.spec.ts:52:5 › console fits a phone (4.8s)</w:t>
+      </w:r>
+    </w:p>
+    <w:p>
+      <w:pPr>
+        <w:pStyle w:val="BodyText"/>
+        <w:keepNext/>
+        <w:shd w:val="clear" w:color="auto" w:fill="F4F4F6"/>
+        <w:spacing w:after="0" w:line="240" w:lineRule="auto"/>
+        <w:ind w:left="173" w:right="72"/>
+      </w:pPr>
+      <w:r>
+        <w:rPr>
+          <w:rFonts w:ascii="Consolas" w:hAnsi="Consolas" w:cs="Consolas"/>
+          <w:sz w:val="15"/>
+        </w:rPr>
+        <w:t xml:space="preserve">  ok 12 [chromium] › e2e\staff.spec.ts:43:5 › signing out ends the session (14.2s)</w:t>
+      </w:r>
+    </w:p>
+    <w:p>
+      <w:pPr>
+        <w:pStyle w:val="BodyText"/>
+        <w:keepNext/>
+        <w:shd w:val="clear" w:color="auto" w:fill="F4F4F6"/>
+        <w:spacing w:after="0" w:line="240" w:lineRule="auto"/>
+        <w:ind w:left="173" w:right="72"/>
+      </w:pPr>
+      <w:r>
+        <w:rPr>
+          <w:rFonts w:ascii="Consolas" w:hAnsi="Consolas" w:cs="Consolas"/>
+          <w:sz w:val="15"/>
+        </w:rPr>
+        <w:t xml:space="preserve">  ok  6 [chromium] › e2e\auth.spec.ts:14:5 › an operator lands in the simulation panel (49.5s)</w:t>
+      </w:r>
+    </w:p>
+    <w:p>
+      <w:pPr>
+        <w:pStyle w:val="BodyText"/>
+        <w:keepNext/>
+        <w:shd w:val="clear" w:color="auto" w:fill="F4F4F6"/>
+        <w:spacing w:after="0" w:line="240" w:lineRule="auto"/>
+        <w:ind w:left="173" w:right="72"/>
+      </w:pPr>
+      <w:r>
+        <w:rPr>
+          <w:rFonts w:ascii="Consolas" w:hAnsi="Consolas" w:cs="Consolas"/>
+          <w:sz w:val="15"/>
+        </w:rPr>
+        <w:t xml:space="preserve">  ok 14 [chromium] › e2e\auth.spec.ts:20:5 › a wrong password is refused in plain words (327ms)</w:t>
+      </w:r>
+    </w:p>
+    <w:p>
+      <w:pPr>
+        <w:pStyle w:val="BodyText"/>
+        <w:keepNext/>
+        <w:shd w:val="clear" w:color="auto" w:fill="F4F4F6"/>
+        <w:spacing w:after="0" w:line="240" w:lineRule="auto"/>
+        <w:ind w:left="173" w:right="72"/>
+      </w:pPr>
+      <w:r>
+        <w:rPr>
+          <w:rFonts w:ascii="Consolas" w:hAnsi="Consolas" w:cs="Consolas"/>
+          <w:sz w:val="15"/>
+        </w:rPr>
+        <w:t xml:space="preserve">  ok 15 [chromium] › e2e\auth.spec.ts:28:5 › sign up with email reaches onboarding (596ms)</w:t>
+      </w:r>
+    </w:p>
+    <w:p>
+      <w:pPr>
+        <w:pStyle w:val="BodyText"/>
+        <w:keepNext/>
+        <w:shd w:val="clear" w:color="auto" w:fill="F4F4F6"/>
+        <w:spacing w:after="0" w:line="240" w:lineRule="auto"/>
+        <w:ind w:left="173" w:right="72"/>
+      </w:pPr>
+      <w:r>
+        <w:rPr>
+          <w:rFonts w:ascii="Consolas" w:hAnsi="Consolas" w:cs="Consolas"/>
+          <w:sz w:val="15"/>
+        </w:rPr>
+        <w:t xml:space="preserve">  ok 13 [mobile] › e2e\mobile.spec.ts:64:5 › admin fits a phone (24.6s)</w:t>
+      </w:r>
+    </w:p>
+    <w:p>
+      <w:pPr>
+        <w:pStyle w:val="BodyText"/>
+        <w:keepNext/>
+        <w:shd w:val="clear" w:color="auto" w:fill="F4F4F6"/>
+        <w:spacing w:after="0" w:line="240" w:lineRule="auto"/>
+        <w:ind w:left="173" w:right="72"/>
+      </w:pPr>
+      <w:r>
+        <w:rPr>
+          <w:rFonts w:ascii="Consolas" w:hAnsi="Consolas" w:cs="Consolas"/>
+          <w:sz w:val="15"/>
+        </w:rPr>
+        <w:t xml:space="preserve">  ok 16 [mobile] › e2e\mobile.spec.ts:72:5 › simulation fits a phone (25.5s)</w:t>
+      </w:r>
+    </w:p>
+    <w:p>
+      <w:pPr>
+        <w:pStyle w:val="BodyText"/>
+        <w:keepNext/>
+        <w:shd w:val="clear" w:color="auto" w:fill="F4F4F6"/>
+        <w:spacing w:after="0" w:line="240" w:lineRule="auto"/>
+        <w:ind w:left="173" w:right="72"/>
+      </w:pPr>
+      <w:r>
+        <w:rPr>
+          <w:rFonts w:ascii="Consolas" w:hAnsi="Consolas" w:cs="Consolas"/>
+          <w:sz w:val="15"/>
+        </w:rPr>
+        <w:t xml:space="preserve"> </w:t>
+      </w:r>
+    </w:p>
+    <w:p>
+      <w:pPr>
+        <w:pStyle w:val="BodyText"/>
+        <w:shd w:val="clear" w:color="auto" w:fill="F4F4F6"/>
+        <w:spacing w:after="0" w:line="240" w:lineRule="auto"/>
+        <w:ind w:left="173" w:right="72"/>
+      </w:pPr>
+      <w:r>
+        <w:rPr>
+          <w:rFonts w:ascii="Consolas" w:hAnsi="Consolas" w:cs="Consolas"/>
+          <w:sz w:val="15"/>
+        </w:rPr>
+        <w:t xml:space="preserve">  16 passed (1.5m)</w:t>
+      </w:r>
+    </w:p>
+    <w:p>
+      <w:pPr>
+        <w:pStyle w:val="BodyText"/>
+        <w:spacing w:before="80"/>
       </w:pPr>
       <w:r>
         <w:rPr>
@@ -5814,195 +6621,14 @@
           <w:color w:val="555555"/>
           <w:sz w:val="18"/>
         </w:rPr>
-        <w:t>Figure 8: The model map, where every stage is verified and rebound.</w:t>
-      </w:r>
-    </w:p>
-    <w:p>
-      <w:pPr>
-        <w:pStyle w:val="BodyText"/>
-        <w:jc w:val="center"/>
-      </w:pPr>
-      <w:r>
-        <w:rPr>
-          <w:noProof/>
-        </w:rPr>
-        <w:drawing>
-          <wp:inline distT="0" distB="0" distL="0" distR="0" wp14:anchorId="2F4DFBC1" wp14:editId="5DBFF374">
-            <wp:extent cx="5577840" cy="3486150"/>
-            <wp:effectExtent l="0" t="0" r="0" b="0"/>
-            <wp:docPr id="9" name="Picture 9"/>
-            <wp:cNvGraphicFramePr>
-              <a:graphicFrameLocks xmlns:a="http://schemas.openxmlformats.org/drawingml/2006/main" noChangeAspect="1"/>
-            </wp:cNvGraphicFramePr>
-            <a:graphic xmlns:a="http://schemas.openxmlformats.org/drawingml/2006/main">
-              <a:graphicData uri="http://schemas.openxmlformats.org/drawingml/2006/picture">
-                <pic:pic xmlns:pic="http://schemas.openxmlformats.org/drawingml/2006/picture">
-                  <pic:nvPicPr>
-                    <pic:cNvPr id="0" name="sim-network.jpg"/>
-                    <pic:cNvPicPr/>
-                  </pic:nvPicPr>
-                  <pic:blipFill>
-                    <a:blip r:embed="rId17"/>
-                    <a:stretch>
-                      <a:fillRect/>
-                    </a:stretch>
-                  </pic:blipFill>
-                  <pic:spPr>
-                    <a:xfrm>
-                      <a:off x="0" y="0"/>
-                      <a:ext cx="5577840" cy="3486150"/>
-                    </a:xfrm>
-                    <a:prstGeom prst="rect">
-                      <a:avLst/>
-                    </a:prstGeom>
-                  </pic:spPr>
-                </pic:pic>
-              </a:graphicData>
-            </a:graphic>
-          </wp:inline>
-        </w:drawing>
-      </w:r>
-    </w:p>
-    <w:p>
-      <w:pPr>
-        <w:pStyle w:val="BodyText"/>
-        <w:jc w:val="center"/>
-      </w:pPr>
-      <w:r>
-        <w:rPr>
-          <w:i/>
-          <w:color w:val="555555"/>
-          <w:sz w:val="18"/>
-        </w:rPr>
-        <w:t>Figure 9: The simulated network an operator breaks things on.</w:t>
-      </w:r>
-    </w:p>
-    <w:p>
-      <w:pPr>
-        <w:pStyle w:val="BodyText"/>
-        <w:jc w:val="center"/>
-      </w:pPr>
-      <w:r>
-        <w:rPr>
-          <w:noProof/>
-        </w:rPr>
-        <w:lastRenderedPageBreak/>
-        <w:drawing>
-          <wp:inline distT="0" distB="0" distL="0" distR="0" wp14:anchorId="27EB9FE7" wp14:editId="156236F0">
-            <wp:extent cx="5577840" cy="3486150"/>
-            <wp:effectExtent l="0" t="0" r="0" b="0"/>
-            <wp:docPr id="10" name="Picture 10"/>
-            <wp:cNvGraphicFramePr>
-              <a:graphicFrameLocks xmlns:a="http://schemas.openxmlformats.org/drawingml/2006/main" noChangeAspect="1"/>
-            </wp:cNvGraphicFramePr>
-            <a:graphic xmlns:a="http://schemas.openxmlformats.org/drawingml/2006/main">
-              <a:graphicData uri="http://schemas.openxmlformats.org/drawingml/2006/picture">
-                <pic:pic xmlns:pic="http://schemas.openxmlformats.org/drawingml/2006/picture">
-                  <pic:nvPicPr>
-                    <pic:cNvPr id="0" name="customer-home.jpg"/>
-                    <pic:cNvPicPr/>
-                  </pic:nvPicPr>
-                  <pic:blipFill>
-                    <a:blip r:embed="rId18"/>
-                    <a:stretch>
-                      <a:fillRect/>
-                    </a:stretch>
-                  </pic:blipFill>
-                  <pic:spPr>
-                    <a:xfrm>
-                      <a:off x="0" y="0"/>
-                      <a:ext cx="5577840" cy="3486150"/>
-                    </a:xfrm>
-                    <a:prstGeom prst="rect">
-                      <a:avLst/>
-                    </a:prstGeom>
-                  </pic:spPr>
-                </pic:pic>
-              </a:graphicData>
-            </a:graphic>
-          </wp:inline>
-        </w:drawing>
-      </w:r>
-    </w:p>
-    <w:p>
-      <w:pPr>
-        <w:pStyle w:val="BodyText"/>
-        <w:jc w:val="center"/>
-      </w:pPr>
-      <w:r>
-        <w:rPr>
-          <w:i/>
-          <w:color w:val="555555"/>
-          <w:sz w:val="18"/>
-        </w:rPr>
-        <w:t>Figure 10: The customer's home screen on a desktop browser.</w:t>
-      </w:r>
-    </w:p>
-    <w:p>
-      <w:pPr>
-        <w:pStyle w:val="BodyText"/>
-        <w:jc w:val="center"/>
-      </w:pPr>
-      <w:r>
-        <w:rPr>
-          <w:noProof/>
-        </w:rPr>
-        <w:drawing>
-          <wp:inline distT="0" distB="0" distL="0" distR="0" wp14:anchorId="73E25CBE" wp14:editId="4E0CD0C5">
-            <wp:extent cx="5486400" cy="2442533"/>
-            <wp:effectExtent l="0" t="0" r="0" b="0"/>
-            <wp:docPr id="11" name="Picture 11"/>
-            <wp:cNvGraphicFramePr>
-              <a:graphicFrameLocks xmlns:a="http://schemas.openxmlformats.org/drawingml/2006/main" noChangeAspect="1"/>
-            </wp:cNvGraphicFramePr>
-            <a:graphic xmlns:a="http://schemas.openxmlformats.org/drawingml/2006/main">
-              <a:graphicData uri="http://schemas.openxmlformats.org/drawingml/2006/picture">
-                <pic:pic xmlns:pic="http://schemas.openxmlformats.org/drawingml/2006/picture">
-                  <pic:nvPicPr>
-                    <pic:cNvPr id="0" name="04-browser.png"/>
-                    <pic:cNvPicPr/>
-                  </pic:nvPicPr>
-                  <pic:blipFill>
-                    <a:blip r:embed="rId19"/>
-                    <a:stretch>
-                      <a:fillRect/>
-                    </a:stretch>
-                  </pic:blipFill>
-                  <pic:spPr>
-                    <a:xfrm>
-                      <a:off x="0" y="0"/>
-                      <a:ext cx="5486400" cy="2442533"/>
-                    </a:xfrm>
-                    <a:prstGeom prst="rect">
-                      <a:avLst/>
-                    </a:prstGeom>
-                  </pic:spPr>
-                </pic:pic>
-              </a:graphicData>
-            </a:graphic>
-          </wp:inline>
-        </w:drawing>
-      </w:r>
-    </w:p>
-    <w:p>
-      <w:pPr>
-        <w:pStyle w:val="BodyText"/>
-        <w:jc w:val="center"/>
-      </w:pPr>
-      <w:r>
-        <w:rPr>
-          <w:i/>
-          <w:color w:val="555555"/>
-          <w:sz w:val="18"/>
-        </w:rPr>
-        <w:t>Figure 11: Browser tests, desktop and mobile projects.</w:t>
+        <w:t>Listing 4: Browser tests: the desktop, mobile and screenshot projects.</w:t>
       </w:r>
     </w:p>
     <w:p>
       <w:pPr>
         <w:pStyle w:val="Heading3"/>
       </w:pPr>
-      <w:bookmarkStart w:id="7" w:name="_Toc240812148"/>
+      <w:bookmarkStart w:id="7" w:name="_Toc240829254"/>
       <w:r>
         <w:t>Performance Profiling</w:t>
       </w:r>
@@ -6118,7 +6744,10 @@
               <w:ind w:left="216" w:hanging="216"/>
             </w:pPr>
             <w:r>
-              <w:t>•  Every stage of every case records its duration and outcome (cases.stage_event), which is summarised per stage after the load run.</w:t>
+              <w:t xml:space="preserve">•  </w:t>
+            </w:r>
+            <w:r>
+              <w:t>Every stage of every case records its duration and outcome (cases.stage_event), which is summarised per stage after the load run.</w:t>
             </w:r>
           </w:p>
           <w:p>
@@ -6225,7 +6854,10 @@
               <w:ind w:left="216" w:hanging="216"/>
             </w:pPr>
             <w:r>
-              <w:t>•  Prometheus and Grafana</w:t>
+              <w:t xml:space="preserve">•  </w:t>
+            </w:r>
+            <w:r>
+              <w:t>Prometheus and Grafana</w:t>
             </w:r>
           </w:p>
         </w:tc>
@@ -7035,53 +7667,150 @@
     <w:p>
       <w:pPr>
         <w:pStyle w:val="BodyText"/>
-        <w:jc w:val="center"/>
-      </w:pPr>
-      <w:r>
-        <w:rPr>
-          <w:noProof/>
-        </w:rPr>
-        <w:drawing>
-          <wp:inline distT="0" distB="0" distL="0" distR="0" wp14:anchorId="5CB1F732" wp14:editId="32652D01">
-            <wp:extent cx="5486400" cy="1264662"/>
-            <wp:effectExtent l="0" t="0" r="0" b="0"/>
-            <wp:docPr id="12" name="Picture 12"/>
-            <wp:cNvGraphicFramePr>
-              <a:graphicFrameLocks xmlns:a="http://schemas.openxmlformats.org/drawingml/2006/main" noChangeAspect="1"/>
-            </wp:cNvGraphicFramePr>
-            <a:graphic xmlns:a="http://schemas.openxmlformats.org/drawingml/2006/main">
-              <a:graphicData uri="http://schemas.openxmlformats.org/drawingml/2006/picture">
-                <pic:pic xmlns:pic="http://schemas.openxmlformats.org/drawingml/2006/picture">
-                  <pic:nvPicPr>
-                    <pic:cNvPr id="0" name="system-performance.png"/>
-                    <pic:cNvPicPr/>
-                  </pic:nvPicPr>
-                  <pic:blipFill>
-                    <a:blip r:embed="rId20"/>
-                    <a:stretch>
-                      <a:fillRect/>
-                    </a:stretch>
-                  </pic:blipFill>
-                  <pic:spPr>
-                    <a:xfrm>
-                      <a:off x="0" y="0"/>
-                      <a:ext cx="5486400" cy="1264662"/>
-                    </a:xfrm>
-                    <a:prstGeom prst="rect">
-                      <a:avLst/>
-                    </a:prstGeom>
-                  </pic:spPr>
-                </pic:pic>
-              </a:graphicData>
-            </a:graphic>
-          </wp:inline>
-        </w:drawing>
-      </w:r>
-    </w:p>
-    <w:p>
-      <w:pPr>
-        <w:pStyle w:val="BodyText"/>
-        <w:jc w:val="center"/>
+        <w:keepNext/>
+        <w:shd w:val="clear" w:color="auto" w:fill="F4F4F6"/>
+        <w:spacing w:after="0" w:line="240" w:lineRule="auto"/>
+        <w:ind w:left="173" w:right="72"/>
+      </w:pPr>
+      <w:r>
+        <w:rPr>
+          <w:rFonts w:ascii="Consolas" w:hAnsi="Consolas" w:cs="Consolas"/>
+          <w:sz w:val="15"/>
+        </w:rPr>
+        <w:t>$ uv run pytest tests/system/test_performance.py -v   (from the full run, 8 results)</w:t>
+      </w:r>
+    </w:p>
+    <w:p>
+      <w:pPr>
+        <w:pStyle w:val="BodyText"/>
+        <w:keepNext/>
+        <w:shd w:val="clear" w:color="auto" w:fill="F4F4F6"/>
+        <w:spacing w:after="0" w:line="240" w:lineRule="auto"/>
+        <w:ind w:left="173" w:right="72"/>
+      </w:pPr>
+      <w:r>
+        <w:rPr>
+          <w:rFonts w:ascii="Consolas" w:hAnsi="Consolas" w:cs="Consolas"/>
+          <w:sz w:val="15"/>
+        </w:rPr>
+        <w:t>tests/system/test_performance.py::test_a_warm_account_screen_is_within_budget[/api/me-800] PASSED [ 78%]</w:t>
+      </w:r>
+    </w:p>
+    <w:p>
+      <w:pPr>
+        <w:pStyle w:val="BodyText"/>
+        <w:keepNext/>
+        <w:shd w:val="clear" w:color="auto" w:fill="F4F4F6"/>
+        <w:spacing w:after="0" w:line="240" w:lineRule="auto"/>
+        <w:ind w:left="173" w:right="72"/>
+      </w:pPr>
+      <w:r>
+        <w:rPr>
+          <w:rFonts w:ascii="Consolas" w:hAnsi="Consolas" w:cs="Consolas"/>
+          <w:sz w:val="15"/>
+        </w:rPr>
+        <w:t>tests/system/test_performance.py::test_a_warm_account_screen_is_within_budget[/api/app/overview-1500] PASSED [ 80%]</w:t>
+      </w:r>
+    </w:p>
+    <w:p>
+      <w:pPr>
+        <w:pStyle w:val="BodyText"/>
+        <w:keepNext/>
+        <w:shd w:val="clear" w:color="auto" w:fill="F4F4F6"/>
+        <w:spacing w:after="0" w:line="240" w:lineRule="auto"/>
+        <w:ind w:left="173" w:right="72"/>
+      </w:pPr>
+      <w:r>
+        <w:rPr>
+          <w:rFonts w:ascii="Consolas" w:hAnsi="Consolas" w:cs="Consolas"/>
+          <w:sz w:val="15"/>
+        </w:rPr>
+        <w:t>tests/system/test_performance.py::test_a_warm_account_screen_is_within_budget[/api/app/billing-800] PASSED [ 82%]</w:t>
+      </w:r>
+    </w:p>
+    <w:p>
+      <w:pPr>
+        <w:pStyle w:val="BodyText"/>
+        <w:keepNext/>
+        <w:shd w:val="clear" w:color="auto" w:fill="F4F4F6"/>
+        <w:spacing w:after="0" w:line="240" w:lineRule="auto"/>
+        <w:ind w:left="173" w:right="72"/>
+      </w:pPr>
+      <w:r>
+        <w:rPr>
+          <w:rFonts w:ascii="Consolas" w:hAnsi="Consolas" w:cs="Consolas"/>
+          <w:sz w:val="15"/>
+        </w:rPr>
+        <w:t>tests/system/test_performance.py::test_a_warm_account_screen_is_within_budget[/api/app/plan-800] PASSED [ 84%]</w:t>
+      </w:r>
+    </w:p>
+    <w:p>
+      <w:pPr>
+        <w:pStyle w:val="BodyText"/>
+        <w:keepNext/>
+        <w:shd w:val="clear" w:color="auto" w:fill="F4F4F6"/>
+        <w:spacing w:after="0" w:line="240" w:lineRule="auto"/>
+        <w:ind w:left="173" w:right="72"/>
+      </w:pPr>
+      <w:r>
+        <w:rPr>
+          <w:rFonts w:ascii="Consolas" w:hAnsi="Consolas" w:cs="Consolas"/>
+          <w:sz w:val="15"/>
+        </w:rPr>
+        <w:t>tests/system/test_performance.py::test_a_warm_account_screen_is_within_budget[/api/app/usage-1200] PASSED [ 86%]</w:t>
+      </w:r>
+    </w:p>
+    <w:p>
+      <w:pPr>
+        <w:pStyle w:val="BodyText"/>
+        <w:keepNext/>
+        <w:shd w:val="clear" w:color="auto" w:fill="F4F4F6"/>
+        <w:spacing w:after="0" w:line="240" w:lineRule="auto"/>
+        <w:ind w:left="173" w:right="72"/>
+      </w:pPr>
+      <w:r>
+        <w:rPr>
+          <w:rFonts w:ascii="Consolas" w:hAnsi="Consolas" w:cs="Consolas"/>
+          <w:sz w:val="15"/>
+        </w:rPr>
+        <w:t>tests/system/test_performance.py::test_a_warm_account_screen_is_within_budget[/api/app/notices-800] PASSED [ 88%]</w:t>
+      </w:r>
+    </w:p>
+    <w:p>
+      <w:pPr>
+        <w:pStyle w:val="BodyText"/>
+        <w:keepNext/>
+        <w:shd w:val="clear" w:color="auto" w:fill="F4F4F6"/>
+        <w:spacing w:after="0" w:line="240" w:lineRule="auto"/>
+        <w:ind w:left="173" w:right="72"/>
+      </w:pPr>
+      <w:r>
+        <w:rPr>
+          <w:rFonts w:ascii="Consolas" w:hAnsi="Consolas" w:cs="Consolas"/>
+          <w:sz w:val="15"/>
+        </w:rPr>
+        <w:t>tests/system/test_performance.py::test_the_acknowledgement_is_immediate PASSED [ 90%]</w:t>
+      </w:r>
+    </w:p>
+    <w:p>
+      <w:pPr>
+        <w:pStyle w:val="BodyText"/>
+        <w:shd w:val="clear" w:color="auto" w:fill="F4F4F6"/>
+        <w:spacing w:after="0" w:line="240" w:lineRule="auto"/>
+        <w:ind w:left="173" w:right="72"/>
+      </w:pPr>
+      <w:r>
+        <w:rPr>
+          <w:rFonts w:ascii="Consolas" w:hAnsi="Consolas" w:cs="Consolas"/>
+          <w:sz w:val="15"/>
+        </w:rPr>
+        <w:t>tests/system/test_performance.py::test_the_console_queue_loads_within_budget PASSED [ 92%]</w:t>
+      </w:r>
+    </w:p>
+    <w:p>
+      <w:pPr>
+        <w:pStyle w:val="BodyText"/>
+        <w:spacing w:before="80"/>
       </w:pPr>
       <w:r>
         <w:rPr>
@@ -7089,14 +7818,14 @@
           <w:color w:val="555555"/>
           <w:sz w:val="18"/>
         </w:rPr>
-        <w:t>Figure 12: Performance budgets, from the full run.</w:t>
+        <w:t>Listing 5: Performance budgets, from the full run.</w:t>
       </w:r>
     </w:p>
     <w:p>
       <w:pPr>
         <w:pStyle w:val="Heading3"/>
       </w:pPr>
-      <w:bookmarkStart w:id="8" w:name="_Toc240812149"/>
+      <w:bookmarkStart w:id="8" w:name="_Toc240829255"/>
       <w:r>
         <w:t>Load Testing</w:t>
       </w:r>
@@ -7795,54 +8524,631 @@
     <w:p>
       <w:pPr>
         <w:pStyle w:val="BodyText"/>
-        <w:jc w:val="center"/>
-      </w:pPr>
-      <w:r>
-        <w:rPr>
-          <w:noProof/>
+        <w:keepNext/>
+        <w:shd w:val="clear" w:color="auto" w:fill="F4F4F6"/>
+        <w:spacing w:after="0" w:line="240" w:lineRule="auto"/>
+        <w:ind w:left="173" w:right="72"/>
+      </w:pPr>
+      <w:r>
+        <w:rPr>
+          <w:rFonts w:ascii="Consolas" w:hAnsi="Consolas" w:cs="Consolas"/>
+          <w:sz w:val="15"/>
         </w:rPr>
         <w:lastRenderedPageBreak/>
-        <w:drawing>
-          <wp:inline distT="0" distB="0" distL="0" distR="0" wp14:anchorId="6E7C5228" wp14:editId="3268BDB8">
-            <wp:extent cx="5486400" cy="7752252"/>
-            <wp:effectExtent l="0" t="0" r="0" b="0"/>
-            <wp:docPr id="13" name="Picture 13"/>
-            <wp:cNvGraphicFramePr>
-              <a:graphicFrameLocks xmlns:a="http://schemas.openxmlformats.org/drawingml/2006/main" noChangeAspect="1"/>
-            </wp:cNvGraphicFramePr>
-            <a:graphic xmlns:a="http://schemas.openxmlformats.org/drawingml/2006/main">
-              <a:graphicData uri="http://schemas.openxmlformats.org/drawingml/2006/picture">
-                <pic:pic xmlns:pic="http://schemas.openxmlformats.org/drawingml/2006/picture">
-                  <pic:nvPicPr>
-                    <pic:cNvPr id="0" name="07-load.png"/>
-                    <pic:cNvPicPr/>
-                  </pic:nvPicPr>
-                  <pic:blipFill>
-                    <a:blip r:embed="rId21"/>
-                    <a:stretch>
-                      <a:fillRect/>
-                    </a:stretch>
-                  </pic:blipFill>
-                  <pic:spPr>
-                    <a:xfrm>
-                      <a:off x="0" y="0"/>
-                      <a:ext cx="5486400" cy="7752252"/>
-                    </a:xfrm>
-                    <a:prstGeom prst="rect">
-                      <a:avLst/>
-                    </a:prstGeom>
-                  </pic:spPr>
-                </pic:pic>
-              </a:graphicData>
-            </a:graphic>
-          </wp:inline>
-        </w:drawing>
-      </w:r>
-    </w:p>
-    <w:p>
-      <w:pPr>
-        <w:pStyle w:val="BodyText"/>
-        <w:jc w:val="center"/>
+        <w:t>$ env SUMMARY=reports/2026-09-20-final/load-ack.json bash scripts/load.sh</w:t>
+      </w:r>
+    </w:p>
+    <w:p>
+      <w:pPr>
+        <w:pStyle w:val="BodyText"/>
+        <w:keepNext/>
+        <w:shd w:val="clear" w:color="auto" w:fill="F4F4F6"/>
+        <w:spacing w:after="0" w:line="240" w:lineRule="auto"/>
+        <w:ind w:left="173" w:right="72"/>
+      </w:pPr>
+      <w:r>
+        <w:rPr>
+          <w:rFonts w:ascii="Consolas" w:hAnsi="Consolas" w:cs="Consolas"/>
+          <w:sz w:val="15"/>
+        </w:rPr>
+        <w:t xml:space="preserve"> </w:t>
+      </w:r>
+    </w:p>
+    <w:p>
+      <w:pPr>
+        <w:pStyle w:val="BodyText"/>
+        <w:keepNext/>
+        <w:shd w:val="clear" w:color="auto" w:fill="F4F4F6"/>
+        <w:spacing w:after="0" w:line="240" w:lineRule="auto"/>
+        <w:ind w:left="173" w:right="72"/>
+      </w:pPr>
+      <w:r>
+        <w:rPr>
+          <w:rFonts w:ascii="Consolas" w:hAnsi="Consolas" w:cs="Consolas"/>
+          <w:sz w:val="15"/>
+        </w:rPr>
+        <w:t xml:space="preserve">         /\      Grafana   /‾‾/</w:t>
+      </w:r>
+    </w:p>
+    <w:p>
+      <w:pPr>
+        <w:pStyle w:val="BodyText"/>
+        <w:keepNext/>
+        <w:shd w:val="clear" w:color="auto" w:fill="F4F4F6"/>
+        <w:spacing w:after="0" w:line="240" w:lineRule="auto"/>
+        <w:ind w:left="173" w:right="72"/>
+      </w:pPr>
+      <w:r>
+        <w:rPr>
+          <w:rFonts w:ascii="Consolas" w:hAnsi="Consolas" w:cs="Consolas"/>
+          <w:sz w:val="15"/>
+        </w:rPr>
+        <w:t xml:space="preserve">    /\  /  \     |\  __   /  /</w:t>
+      </w:r>
+    </w:p>
+    <w:p>
+      <w:pPr>
+        <w:pStyle w:val="BodyText"/>
+        <w:keepNext/>
+        <w:shd w:val="clear" w:color="auto" w:fill="F4F4F6"/>
+        <w:spacing w:after="0" w:line="240" w:lineRule="auto"/>
+        <w:ind w:left="173" w:right="72"/>
+      </w:pPr>
+      <w:r>
+        <w:rPr>
+          <w:rFonts w:ascii="Consolas" w:hAnsi="Consolas" w:cs="Consolas"/>
+          <w:sz w:val="15"/>
+        </w:rPr>
+        <w:t xml:space="preserve">   /  \/    \    | |/ /  /   ‾‾\</w:t>
+      </w:r>
+    </w:p>
+    <w:p>
+      <w:pPr>
+        <w:pStyle w:val="BodyText"/>
+        <w:keepNext/>
+        <w:shd w:val="clear" w:color="auto" w:fill="F4F4F6"/>
+        <w:spacing w:after="0" w:line="240" w:lineRule="auto"/>
+        <w:ind w:left="173" w:right="72"/>
+      </w:pPr>
+      <w:r>
+        <w:rPr>
+          <w:rFonts w:ascii="Consolas" w:hAnsi="Consolas" w:cs="Consolas"/>
+          <w:sz w:val="15"/>
+        </w:rPr>
+        <w:t xml:space="preserve">  /          \   |   (  |  (‾)  |</w:t>
+      </w:r>
+    </w:p>
+    <w:p>
+      <w:pPr>
+        <w:pStyle w:val="BodyText"/>
+        <w:keepNext/>
+        <w:shd w:val="clear" w:color="auto" w:fill="F4F4F6"/>
+        <w:spacing w:after="0" w:line="240" w:lineRule="auto"/>
+        <w:ind w:left="173" w:right="72"/>
+      </w:pPr>
+      <w:r>
+        <w:rPr>
+          <w:rFonts w:ascii="Consolas" w:hAnsi="Consolas" w:cs="Consolas"/>
+          <w:sz w:val="15"/>
+        </w:rPr>
+        <w:t xml:space="preserve"> / __________ \  |_|\_\  \_____/</w:t>
+      </w:r>
+    </w:p>
+    <w:p>
+      <w:pPr>
+        <w:pStyle w:val="BodyText"/>
+        <w:keepNext/>
+        <w:shd w:val="clear" w:color="auto" w:fill="F4F4F6"/>
+        <w:spacing w:after="0" w:line="240" w:lineRule="auto"/>
+        <w:ind w:left="173" w:right="72"/>
+      </w:pPr>
+      <w:r>
+        <w:rPr>
+          <w:rFonts w:ascii="Consolas" w:hAnsi="Consolas" w:cs="Consolas"/>
+          <w:sz w:val="15"/>
+        </w:rPr>
+        <w:t xml:space="preserve"> </w:t>
+      </w:r>
+    </w:p>
+    <w:p>
+      <w:pPr>
+        <w:pStyle w:val="BodyText"/>
+        <w:keepNext/>
+        <w:shd w:val="clear" w:color="auto" w:fill="F4F4F6"/>
+        <w:spacing w:after="0" w:line="240" w:lineRule="auto"/>
+        <w:ind w:left="173" w:right="72"/>
+      </w:pPr>
+      <w:r>
+        <w:rPr>
+          <w:rFonts w:ascii="Consolas" w:hAnsi="Consolas" w:cs="Consolas"/>
+          <w:sz w:val="15"/>
+        </w:rPr>
+        <w:t xml:space="preserve"> </w:t>
+      </w:r>
+    </w:p>
+    <w:p>
+      <w:pPr>
+        <w:pStyle w:val="BodyText"/>
+        <w:keepNext/>
+        <w:shd w:val="clear" w:color="auto" w:fill="F4F4F6"/>
+        <w:spacing w:after="0" w:line="240" w:lineRule="auto"/>
+        <w:ind w:left="173" w:right="72"/>
+      </w:pPr>
+      <w:r>
+        <w:rPr>
+          <w:rFonts w:ascii="Consolas" w:hAnsi="Consolas" w:cs="Consolas"/>
+          <w:sz w:val="15"/>
+        </w:rPr>
+        <w:t xml:space="preserve">     execution: local</w:t>
+      </w:r>
+    </w:p>
+    <w:p>
+      <w:pPr>
+        <w:pStyle w:val="BodyText"/>
+        <w:keepNext/>
+        <w:shd w:val="clear" w:color="auto" w:fill="F4F4F6"/>
+        <w:spacing w:after="0" w:line="240" w:lineRule="auto"/>
+        <w:ind w:left="173" w:right="72"/>
+      </w:pPr>
+      <w:r>
+        <w:rPr>
+          <w:rFonts w:ascii="Consolas" w:hAnsi="Consolas" w:cs="Consolas"/>
+          <w:sz w:val="15"/>
+        </w:rPr>
+        <w:t xml:space="preserve">        script: /work/load/ack.js</w:t>
+      </w:r>
+    </w:p>
+    <w:p>
+      <w:pPr>
+        <w:pStyle w:val="BodyText"/>
+        <w:keepNext/>
+        <w:shd w:val="clear" w:color="auto" w:fill="F4F4F6"/>
+        <w:spacing w:after="0" w:line="240" w:lineRule="auto"/>
+        <w:ind w:left="173" w:right="72"/>
+      </w:pPr>
+      <w:r>
+        <w:rPr>
+          <w:rFonts w:ascii="Consolas" w:hAnsi="Consolas" w:cs="Consolas"/>
+          <w:sz w:val="15"/>
+        </w:rPr>
+        <w:t xml:space="preserve">        output: -</w:t>
+      </w:r>
+    </w:p>
+    <w:p>
+      <w:pPr>
+        <w:pStyle w:val="BodyText"/>
+        <w:keepNext/>
+        <w:shd w:val="clear" w:color="auto" w:fill="F4F4F6"/>
+        <w:spacing w:after="0" w:line="240" w:lineRule="auto"/>
+        <w:ind w:left="173" w:right="72"/>
+      </w:pPr>
+      <w:r>
+        <w:rPr>
+          <w:rFonts w:ascii="Consolas" w:hAnsi="Consolas" w:cs="Consolas"/>
+          <w:sz w:val="15"/>
+        </w:rPr>
+        <w:t xml:space="preserve"> </w:t>
+      </w:r>
+    </w:p>
+    <w:p>
+      <w:pPr>
+        <w:pStyle w:val="BodyText"/>
+        <w:keepNext/>
+        <w:shd w:val="clear" w:color="auto" w:fill="F4F4F6"/>
+        <w:spacing w:after="0" w:line="240" w:lineRule="auto"/>
+        <w:ind w:left="173" w:right="72"/>
+      </w:pPr>
+      <w:r>
+        <w:rPr>
+          <w:rFonts w:ascii="Consolas" w:hAnsi="Consolas" w:cs="Consolas"/>
+          <w:sz w:val="15"/>
+        </w:rPr>
+        <w:t xml:space="preserve">     scenarios: (100.00%) 1 scenario, 20 max VUs, 1m30s max duration (incl. graceful stop):</w:t>
+      </w:r>
+    </w:p>
+    <w:p>
+      <w:pPr>
+        <w:pStyle w:val="BodyText"/>
+        <w:keepNext/>
+        <w:shd w:val="clear" w:color="auto" w:fill="F4F4F6"/>
+        <w:spacing w:after="0" w:line="240" w:lineRule="auto"/>
+        <w:ind w:left="173" w:right="72"/>
+      </w:pPr>
+      <w:r>
+        <w:rPr>
+          <w:rFonts w:ascii="Consolas" w:hAnsi="Consolas" w:cs="Consolas"/>
+          <w:sz w:val="15"/>
+        </w:rPr>
+        <w:t xml:space="preserve">              * chat: 5.00 iterations/s for 1m0s (maxVUs: 20, gracefulStop: 30s)</w:t>
+      </w:r>
+    </w:p>
+    <w:p>
+      <w:pPr>
+        <w:pStyle w:val="BodyText"/>
+        <w:keepNext/>
+        <w:shd w:val="clear" w:color="auto" w:fill="F4F4F6"/>
+        <w:spacing w:after="0" w:line="240" w:lineRule="auto"/>
+        <w:ind w:left="173" w:right="72"/>
+      </w:pPr>
+      <w:r>
+        <w:rPr>
+          <w:rFonts w:ascii="Consolas" w:hAnsi="Consolas" w:cs="Consolas"/>
+          <w:sz w:val="15"/>
+        </w:rPr>
+        <w:t xml:space="preserve"> </w:t>
+      </w:r>
+    </w:p>
+    <w:p>
+      <w:pPr>
+        <w:pStyle w:val="BodyText"/>
+        <w:keepNext/>
+        <w:shd w:val="clear" w:color="auto" w:fill="F4F4F6"/>
+        <w:spacing w:after="0" w:line="240" w:lineRule="auto"/>
+        <w:ind w:left="173" w:right="72"/>
+      </w:pPr>
+      <w:r>
+        <w:rPr>
+          <w:rFonts w:ascii="Consolas" w:hAnsi="Consolas" w:cs="Consolas"/>
+          <w:sz w:val="15"/>
+        </w:rPr>
+        <w:t xml:space="preserve"> </w:t>
+      </w:r>
+    </w:p>
+    <w:p>
+      <w:pPr>
+        <w:pStyle w:val="BodyText"/>
+        <w:keepNext/>
+        <w:shd w:val="clear" w:color="auto" w:fill="F4F4F6"/>
+        <w:spacing w:after="0" w:line="240" w:lineRule="auto"/>
+        <w:ind w:left="173" w:right="72"/>
+      </w:pPr>
+      <w:r>
+        <w:rPr>
+          <w:rFonts w:ascii="Consolas" w:hAnsi="Consolas" w:cs="Consolas"/>
+          <w:sz w:val="15"/>
+        </w:rPr>
+        <w:t>running (0m01.0s), 00/20 VUs, 5 complete and 0 interrupted iterations</w:t>
+      </w:r>
+    </w:p>
+    <w:p>
+      <w:pPr>
+        <w:pStyle w:val="BodyText"/>
+        <w:keepNext/>
+        <w:shd w:val="clear" w:color="auto" w:fill="F4F4F6"/>
+        <w:spacing w:after="0" w:line="240" w:lineRule="auto"/>
+        <w:ind w:left="173" w:right="72"/>
+      </w:pPr>
+      <w:r>
+        <w:rPr>
+          <w:rFonts w:ascii="Consolas" w:hAnsi="Consolas" w:cs="Consolas"/>
+          <w:sz w:val="15"/>
+        </w:rPr>
+        <w:t>chat   [   1% ] 00/20 VUs  0m00.9s/1m0s  5.00 iters/s</w:t>
+      </w:r>
+    </w:p>
+    <w:p>
+      <w:pPr>
+        <w:pStyle w:val="BodyText"/>
+        <w:keepNext/>
+        <w:shd w:val="clear" w:color="auto" w:fill="F4F4F6"/>
+        <w:spacing w:after="0" w:line="240" w:lineRule="auto"/>
+        <w:ind w:left="173" w:right="72"/>
+      </w:pPr>
+      <w:r>
+        <w:rPr>
+          <w:rFonts w:ascii="Consolas" w:hAnsi="Consolas" w:cs="Consolas"/>
+          <w:sz w:val="15"/>
+        </w:rPr>
+        <w:t xml:space="preserve"> </w:t>
+      </w:r>
+    </w:p>
+    <w:p>
+      <w:pPr>
+        <w:pStyle w:val="BodyText"/>
+        <w:keepNext/>
+        <w:shd w:val="clear" w:color="auto" w:fill="F4F4F6"/>
+        <w:spacing w:after="0" w:line="240" w:lineRule="auto"/>
+        <w:ind w:left="173" w:right="72"/>
+      </w:pPr>
+      <w:r>
+        <w:rPr>
+          <w:rFonts w:ascii="Consolas" w:hAnsi="Consolas" w:cs="Consolas"/>
+          <w:sz w:val="15"/>
+        </w:rPr>
+        <w:t>running (0m02.0s), 00/20 VUs, 10 complete and 0 interrupted iterations</w:t>
+      </w:r>
+    </w:p>
+    <w:p>
+      <w:pPr>
+        <w:pStyle w:val="BodyText"/>
+        <w:keepNext/>
+        <w:shd w:val="clear" w:color="auto" w:fill="F4F4F6"/>
+        <w:spacing w:after="0" w:line="240" w:lineRule="auto"/>
+        <w:ind w:left="173" w:right="72"/>
+      </w:pPr>
+      <w:r>
+        <w:rPr>
+          <w:rFonts w:ascii="Consolas" w:hAnsi="Consolas" w:cs="Consolas"/>
+          <w:sz w:val="15"/>
+        </w:rPr>
+        <w:t>chat   [   3% ] 00/20 VUs  0m01.9s/1m0s  5.00 iters/s</w:t>
+      </w:r>
+    </w:p>
+    <w:p>
+      <w:pPr>
+        <w:pStyle w:val="BodyText"/>
+        <w:keepNext/>
+        <w:shd w:val="clear" w:color="auto" w:fill="F4F4F6"/>
+        <w:spacing w:after="0" w:line="240" w:lineRule="auto"/>
+        <w:ind w:left="173" w:right="72"/>
+      </w:pPr>
+      <w:r>
+        <w:rPr>
+          <w:rFonts w:ascii="Consolas" w:hAnsi="Consolas" w:cs="Consolas"/>
+          <w:sz w:val="15"/>
+        </w:rPr>
+        <w:t xml:space="preserve"> </w:t>
+      </w:r>
+    </w:p>
+    <w:p>
+      <w:pPr>
+        <w:pStyle w:val="BodyText"/>
+        <w:keepNext/>
+        <w:shd w:val="clear" w:color="auto" w:fill="F4F4F6"/>
+        <w:spacing w:after="0" w:line="240" w:lineRule="auto"/>
+        <w:ind w:left="173" w:right="72"/>
+      </w:pPr>
+      <w:r>
+        <w:rPr>
+          <w:rFonts w:ascii="Consolas" w:hAnsi="Consolas" w:cs="Consolas"/>
+          <w:sz w:val="15"/>
+        </w:rPr>
+        <w:t>running (0m03.0s), 00/20 VUs, 15 complete and 0 interrupted iterations</w:t>
+      </w:r>
+    </w:p>
+    <w:p>
+      <w:pPr>
+        <w:pStyle w:val="BodyText"/>
+        <w:keepNext/>
+        <w:shd w:val="clear" w:color="auto" w:fill="F4F4F6"/>
+        <w:spacing w:after="0" w:line="240" w:lineRule="auto"/>
+        <w:ind w:left="173" w:right="72"/>
+      </w:pPr>
+      <w:r>
+        <w:rPr>
+          <w:rFonts w:ascii="Consolas" w:hAnsi="Consolas" w:cs="Consolas"/>
+          <w:sz w:val="15"/>
+        </w:rPr>
+        <w:t>chat   [   5% ] 00/20 VUs  0m02.9s/1m0s  5.00 iters/s</w:t>
+      </w:r>
+    </w:p>
+    <w:p>
+      <w:pPr>
+        <w:pStyle w:val="BodyText"/>
+        <w:keepNext/>
+        <w:shd w:val="clear" w:color="auto" w:fill="F4F4F6"/>
+        <w:spacing w:after="0" w:line="240" w:lineRule="auto"/>
+        <w:ind w:left="173" w:right="72"/>
+      </w:pPr>
+      <w:r>
+        <w:rPr>
+          <w:rFonts w:ascii="Consolas" w:hAnsi="Consolas" w:cs="Consolas"/>
+          <w:sz w:val="15"/>
+        </w:rPr>
+        <w:t>... 206 lines omitted ...</w:t>
+      </w:r>
+    </w:p>
+    <w:p>
+      <w:pPr>
+        <w:pStyle w:val="BodyText"/>
+        <w:keepNext/>
+        <w:shd w:val="clear" w:color="auto" w:fill="F4F4F6"/>
+        <w:spacing w:after="0" w:line="240" w:lineRule="auto"/>
+        <w:ind w:left="173" w:right="72"/>
+      </w:pPr>
+      <w:r>
+        <w:rPr>
+          <w:rFonts w:ascii="Consolas" w:hAnsi="Consolas" w:cs="Consolas"/>
+          <w:sz w:val="15"/>
+        </w:rPr>
+        <w:t xml:space="preserve">    iterations.....................: 301    5.006217/s</w:t>
+      </w:r>
+    </w:p>
+    <w:p>
+      <w:pPr>
+        <w:pStyle w:val="BodyText"/>
+        <w:keepNext/>
+        <w:shd w:val="clear" w:color="auto" w:fill="F4F4F6"/>
+        <w:spacing w:after="0" w:line="240" w:lineRule="auto"/>
+        <w:ind w:left="173" w:right="72"/>
+      </w:pPr>
+      <w:r>
+        <w:rPr>
+          <w:rFonts w:ascii="Consolas" w:hAnsi="Consolas" w:cs="Consolas"/>
+          <w:sz w:val="15"/>
+        </w:rPr>
+        <w:t xml:space="preserve">    vus............................: 0      min=0        max=1</w:t>
+      </w:r>
+    </w:p>
+    <w:p>
+      <w:pPr>
+        <w:pStyle w:val="BodyText"/>
+        <w:keepNext/>
+        <w:shd w:val="clear" w:color="auto" w:fill="F4F4F6"/>
+        <w:spacing w:after="0" w:line="240" w:lineRule="auto"/>
+        <w:ind w:left="173" w:right="72"/>
+      </w:pPr>
+      <w:r>
+        <w:rPr>
+          <w:rFonts w:ascii="Consolas" w:hAnsi="Consolas" w:cs="Consolas"/>
+          <w:sz w:val="15"/>
+        </w:rPr>
+        <w:t xml:space="preserve">    vus_max........................: 20     min=20       max=20</w:t>
+      </w:r>
+    </w:p>
+    <w:p>
+      <w:pPr>
+        <w:pStyle w:val="BodyText"/>
+        <w:keepNext/>
+        <w:shd w:val="clear" w:color="auto" w:fill="F4F4F6"/>
+        <w:spacing w:after="0" w:line="240" w:lineRule="auto"/>
+        <w:ind w:left="173" w:right="72"/>
+      </w:pPr>
+      <w:r>
+        <w:rPr>
+          <w:rFonts w:ascii="Consolas" w:hAnsi="Consolas" w:cs="Consolas"/>
+          <w:sz w:val="15"/>
+        </w:rPr>
+        <w:t xml:space="preserve"> </w:t>
+      </w:r>
+    </w:p>
+    <w:p>
+      <w:pPr>
+        <w:pStyle w:val="BodyText"/>
+        <w:keepNext/>
+        <w:shd w:val="clear" w:color="auto" w:fill="F4F4F6"/>
+        <w:spacing w:after="0" w:line="240" w:lineRule="auto"/>
+        <w:ind w:left="173" w:right="72"/>
+      </w:pPr>
+      <w:r>
+        <w:rPr>
+          <w:rFonts w:ascii="Consolas" w:hAnsi="Consolas" w:cs="Consolas"/>
+          <w:sz w:val="15"/>
+        </w:rPr>
+        <w:t xml:space="preserve">    NETWORK</w:t>
+      </w:r>
+    </w:p>
+    <w:p>
+      <w:pPr>
+        <w:pStyle w:val="BodyText"/>
+        <w:keepNext/>
+        <w:shd w:val="clear" w:color="auto" w:fill="F4F4F6"/>
+        <w:spacing w:after="0" w:line="240" w:lineRule="auto"/>
+        <w:ind w:left="173" w:right="72"/>
+      </w:pPr>
+      <w:r>
+        <w:rPr>
+          <w:rFonts w:ascii="Consolas" w:hAnsi="Consolas" w:cs="Consolas"/>
+          <w:sz w:val="15"/>
+        </w:rPr>
+        <w:t xml:space="preserve">    data_received..................: 492 kB 8.2 kB/s</w:t>
+      </w:r>
+    </w:p>
+    <w:p>
+      <w:pPr>
+        <w:pStyle w:val="BodyText"/>
+        <w:keepNext/>
+        <w:shd w:val="clear" w:color="auto" w:fill="F4F4F6"/>
+        <w:spacing w:after="0" w:line="240" w:lineRule="auto"/>
+        <w:ind w:left="173" w:right="72"/>
+      </w:pPr>
+      <w:r>
+        <w:rPr>
+          <w:rFonts w:ascii="Consolas" w:hAnsi="Consolas" w:cs="Consolas"/>
+          <w:sz w:val="15"/>
+        </w:rPr>
+        <w:t xml:space="preserve">    data_sent......................: 378 kB 6.3 kB/s</w:t>
+      </w:r>
+    </w:p>
+    <w:p>
+      <w:pPr>
+        <w:pStyle w:val="BodyText"/>
+        <w:keepNext/>
+        <w:shd w:val="clear" w:color="auto" w:fill="F4F4F6"/>
+        <w:spacing w:after="0" w:line="240" w:lineRule="auto"/>
+        <w:ind w:left="173" w:right="72"/>
+      </w:pPr>
+      <w:r>
+        <w:rPr>
+          <w:rFonts w:ascii="Consolas" w:hAnsi="Consolas" w:cs="Consolas"/>
+          <w:sz w:val="15"/>
+        </w:rPr>
+        <w:t xml:space="preserve"> </w:t>
+      </w:r>
+    </w:p>
+    <w:p>
+      <w:pPr>
+        <w:pStyle w:val="BodyText"/>
+        <w:keepNext/>
+        <w:shd w:val="clear" w:color="auto" w:fill="F4F4F6"/>
+        <w:spacing w:after="0" w:line="240" w:lineRule="auto"/>
+        <w:ind w:left="173" w:right="72"/>
+      </w:pPr>
+      <w:r>
+        <w:rPr>
+          <w:rFonts w:ascii="Consolas" w:hAnsi="Consolas" w:cs="Consolas"/>
+          <w:sz w:val="15"/>
+        </w:rPr>
+        <w:t xml:space="preserve"> </w:t>
+      </w:r>
+    </w:p>
+    <w:p>
+      <w:pPr>
+        <w:pStyle w:val="BodyText"/>
+        <w:keepNext/>
+        <w:shd w:val="clear" w:color="auto" w:fill="F4F4F6"/>
+        <w:spacing w:after="0" w:line="240" w:lineRule="auto"/>
+        <w:ind w:left="173" w:right="72"/>
+      </w:pPr>
+      <w:r>
+        <w:rPr>
+          <w:rFonts w:ascii="Consolas" w:hAnsi="Consolas" w:cs="Consolas"/>
+          <w:sz w:val="15"/>
+        </w:rPr>
+        <w:t xml:space="preserve"> </w:t>
+      </w:r>
+    </w:p>
+    <w:p>
+      <w:pPr>
+        <w:pStyle w:val="BodyText"/>
+        <w:keepNext/>
+        <w:shd w:val="clear" w:color="auto" w:fill="F4F4F6"/>
+        <w:spacing w:after="0" w:line="240" w:lineRule="auto"/>
+        <w:ind w:left="173" w:right="72"/>
+      </w:pPr>
+      <w:r>
+        <w:rPr>
+          <w:rFonts w:ascii="Consolas" w:hAnsi="Consolas" w:cs="Consolas"/>
+          <w:sz w:val="15"/>
+        </w:rPr>
+        <w:t xml:space="preserve"> </w:t>
+      </w:r>
+    </w:p>
+    <w:p>
+      <w:pPr>
+        <w:pStyle w:val="BodyText"/>
+        <w:keepNext/>
+        <w:shd w:val="clear" w:color="auto" w:fill="F4F4F6"/>
+        <w:spacing w:after="0" w:line="240" w:lineRule="auto"/>
+        <w:ind w:left="173" w:right="72"/>
+      </w:pPr>
+      <w:r>
+        <w:rPr>
+          <w:rFonts w:ascii="Consolas" w:hAnsi="Consolas" w:cs="Consolas"/>
+          <w:sz w:val="15"/>
+        </w:rPr>
+        <w:t>running (1m00.1s), 00/20 VUs, 301 complete and 0 interrupted iterations</w:t>
+      </w:r>
+    </w:p>
+    <w:p>
+      <w:pPr>
+        <w:pStyle w:val="BodyText"/>
+        <w:shd w:val="clear" w:color="auto" w:fill="F4F4F6"/>
+        <w:spacing w:after="0" w:line="240" w:lineRule="auto"/>
+        <w:ind w:left="173" w:right="72"/>
+      </w:pPr>
+      <w:r>
+        <w:rPr>
+          <w:rFonts w:ascii="Consolas" w:hAnsi="Consolas" w:cs="Consolas"/>
+          <w:sz w:val="15"/>
+        </w:rPr>
+        <w:t>chat ✓ [ 100% ] 00/20 VUs  1m0s  5.00 iters/s</w:t>
+      </w:r>
+    </w:p>
+    <w:p>
+      <w:pPr>
+        <w:pStyle w:val="BodyText"/>
+        <w:spacing w:before="80"/>
       </w:pPr>
       <w:r>
         <w:rPr>
@@ -7850,7 +9156,7 @@
           <w:color w:val="555555"/>
           <w:sz w:val="18"/>
         </w:rPr>
-        <w:t>Figure 13: k6 on the write path: every threshold met, no failed request.</w:t>
+        <w:t>Listing 6: k6 on the write path: every threshold met, no failed request.</w:t>
       </w:r>
     </w:p>
     <w:p>
@@ -7861,7 +9167,6 @@
         <w:rPr>
           <w:b/>
         </w:rPr>
-        <w:lastRenderedPageBreak/>
         <w:t>Behind the acknowledgement, the pipeline under that burst.</w:t>
       </w:r>
       <w:r>
@@ -8213,54 +9518,631 @@
     <w:p>
       <w:pPr>
         <w:pStyle w:val="BodyText"/>
-        <w:jc w:val="center"/>
-      </w:pPr>
-      <w:r>
-        <w:rPr>
-          <w:noProof/>
+        <w:keepNext/>
+        <w:shd w:val="clear" w:color="auto" w:fill="F4F4F6"/>
+        <w:spacing w:after="0" w:line="240" w:lineRule="auto"/>
+        <w:ind w:left="173" w:right="72"/>
+      </w:pPr>
+      <w:r>
+        <w:rPr>
+          <w:rFonts w:ascii="Consolas" w:hAnsi="Consolas" w:cs="Consolas"/>
+          <w:sz w:val="15"/>
         </w:rPr>
         <w:lastRenderedPageBreak/>
-        <w:drawing>
-          <wp:inline distT="0" distB="0" distL="0" distR="0" wp14:anchorId="774318FA" wp14:editId="6422268E">
-            <wp:extent cx="5486400" cy="7752252"/>
-            <wp:effectExtent l="0" t="0" r="0" b="0"/>
-            <wp:docPr id="14" name="Picture 14"/>
-            <wp:cNvGraphicFramePr>
-              <a:graphicFrameLocks xmlns:a="http://schemas.openxmlformats.org/drawingml/2006/main" noChangeAspect="1"/>
-            </wp:cNvGraphicFramePr>
-            <a:graphic xmlns:a="http://schemas.openxmlformats.org/drawingml/2006/main">
-              <a:graphicData uri="http://schemas.openxmlformats.org/drawingml/2006/picture">
-                <pic:pic xmlns:pic="http://schemas.openxmlformats.org/drawingml/2006/picture">
-                  <pic:nvPicPr>
-                    <pic:cNvPr id="0" name="extra-load-production.png"/>
-                    <pic:cNvPicPr/>
-                  </pic:nvPicPr>
-                  <pic:blipFill>
-                    <a:blip r:embed="rId22"/>
-                    <a:stretch>
-                      <a:fillRect/>
-                    </a:stretch>
-                  </pic:blipFill>
-                  <pic:spPr>
-                    <a:xfrm>
-                      <a:off x="0" y="0"/>
-                      <a:ext cx="5486400" cy="7752252"/>
-                    </a:xfrm>
-                    <a:prstGeom prst="rect">
-                      <a:avLst/>
-                    </a:prstGeom>
-                  </pic:spPr>
-                </pic:pic>
-              </a:graphicData>
-            </a:graphic>
-          </wp:inline>
-        </w:drawing>
-      </w:r>
-    </w:p>
-    <w:p>
-      <w:pPr>
-        <w:pStyle w:val="BodyText"/>
-        <w:jc w:val="center"/>
+        <w:t xml:space="preserve"> </w:t>
+      </w:r>
+    </w:p>
+    <w:p>
+      <w:pPr>
+        <w:pStyle w:val="BodyText"/>
+        <w:keepNext/>
+        <w:shd w:val="clear" w:color="auto" w:fill="F4F4F6"/>
+        <w:spacing w:after="0" w:line="240" w:lineRule="auto"/>
+        <w:ind w:left="173" w:right="72"/>
+      </w:pPr>
+      <w:r>
+        <w:rPr>
+          <w:rFonts w:ascii="Consolas" w:hAnsi="Consolas" w:cs="Consolas"/>
+          <w:sz w:val="15"/>
+        </w:rPr>
+        <w:t xml:space="preserve">         /\      Grafana   /‾‾/</w:t>
+      </w:r>
+    </w:p>
+    <w:p>
+      <w:pPr>
+        <w:pStyle w:val="BodyText"/>
+        <w:keepNext/>
+        <w:shd w:val="clear" w:color="auto" w:fill="F4F4F6"/>
+        <w:spacing w:after="0" w:line="240" w:lineRule="auto"/>
+        <w:ind w:left="173" w:right="72"/>
+      </w:pPr>
+      <w:r>
+        <w:rPr>
+          <w:rFonts w:ascii="Consolas" w:hAnsi="Consolas" w:cs="Consolas"/>
+          <w:sz w:val="15"/>
+        </w:rPr>
+        <w:t xml:space="preserve">    /\  /  \     |\  __   /  /</w:t>
+      </w:r>
+    </w:p>
+    <w:p>
+      <w:pPr>
+        <w:pStyle w:val="BodyText"/>
+        <w:keepNext/>
+        <w:shd w:val="clear" w:color="auto" w:fill="F4F4F6"/>
+        <w:spacing w:after="0" w:line="240" w:lineRule="auto"/>
+        <w:ind w:left="173" w:right="72"/>
+      </w:pPr>
+      <w:r>
+        <w:rPr>
+          <w:rFonts w:ascii="Consolas" w:hAnsi="Consolas" w:cs="Consolas"/>
+          <w:sz w:val="15"/>
+        </w:rPr>
+        <w:t xml:space="preserve">   /  \/    \    | |/ /  /   ‾‾\</w:t>
+      </w:r>
+    </w:p>
+    <w:p>
+      <w:pPr>
+        <w:pStyle w:val="BodyText"/>
+        <w:keepNext/>
+        <w:shd w:val="clear" w:color="auto" w:fill="F4F4F6"/>
+        <w:spacing w:after="0" w:line="240" w:lineRule="auto"/>
+        <w:ind w:left="173" w:right="72"/>
+      </w:pPr>
+      <w:r>
+        <w:rPr>
+          <w:rFonts w:ascii="Consolas" w:hAnsi="Consolas" w:cs="Consolas"/>
+          <w:sz w:val="15"/>
+        </w:rPr>
+        <w:t xml:space="preserve">  /          \   |   (  |  (‾)  |</w:t>
+      </w:r>
+    </w:p>
+    <w:p>
+      <w:pPr>
+        <w:pStyle w:val="BodyText"/>
+        <w:keepNext/>
+        <w:shd w:val="clear" w:color="auto" w:fill="F4F4F6"/>
+        <w:spacing w:after="0" w:line="240" w:lineRule="auto"/>
+        <w:ind w:left="173" w:right="72"/>
+      </w:pPr>
+      <w:r>
+        <w:rPr>
+          <w:rFonts w:ascii="Consolas" w:hAnsi="Consolas" w:cs="Consolas"/>
+          <w:sz w:val="15"/>
+        </w:rPr>
+        <w:t xml:space="preserve"> / __________ \  |_|\_\  \_____/</w:t>
+      </w:r>
+    </w:p>
+    <w:p>
+      <w:pPr>
+        <w:pStyle w:val="BodyText"/>
+        <w:keepNext/>
+        <w:shd w:val="clear" w:color="auto" w:fill="F4F4F6"/>
+        <w:spacing w:after="0" w:line="240" w:lineRule="auto"/>
+        <w:ind w:left="173" w:right="72"/>
+      </w:pPr>
+      <w:r>
+        <w:rPr>
+          <w:rFonts w:ascii="Consolas" w:hAnsi="Consolas" w:cs="Consolas"/>
+          <w:sz w:val="15"/>
+        </w:rPr>
+        <w:t xml:space="preserve"> </w:t>
+      </w:r>
+    </w:p>
+    <w:p>
+      <w:pPr>
+        <w:pStyle w:val="BodyText"/>
+        <w:keepNext/>
+        <w:shd w:val="clear" w:color="auto" w:fill="F4F4F6"/>
+        <w:spacing w:after="0" w:line="240" w:lineRule="auto"/>
+        <w:ind w:left="173" w:right="72"/>
+      </w:pPr>
+      <w:r>
+        <w:rPr>
+          <w:rFonts w:ascii="Consolas" w:hAnsi="Consolas" w:cs="Consolas"/>
+          <w:sz w:val="15"/>
+        </w:rPr>
+        <w:t xml:space="preserve"> </w:t>
+      </w:r>
+    </w:p>
+    <w:p>
+      <w:pPr>
+        <w:pStyle w:val="BodyText"/>
+        <w:keepNext/>
+        <w:shd w:val="clear" w:color="auto" w:fill="F4F4F6"/>
+        <w:spacing w:after="0" w:line="240" w:lineRule="auto"/>
+        <w:ind w:left="173" w:right="72"/>
+      </w:pPr>
+      <w:r>
+        <w:rPr>
+          <w:rFonts w:ascii="Consolas" w:hAnsi="Consolas" w:cs="Consolas"/>
+          <w:sz w:val="15"/>
+        </w:rPr>
+        <w:t xml:space="preserve">     execution: local</w:t>
+      </w:r>
+    </w:p>
+    <w:p>
+      <w:pPr>
+        <w:pStyle w:val="BodyText"/>
+        <w:keepNext/>
+        <w:shd w:val="clear" w:color="auto" w:fill="F4F4F6"/>
+        <w:spacing w:after="0" w:line="240" w:lineRule="auto"/>
+        <w:ind w:left="173" w:right="72"/>
+      </w:pPr>
+      <w:r>
+        <w:rPr>
+          <w:rFonts w:ascii="Consolas" w:hAnsi="Consolas" w:cs="Consolas"/>
+          <w:sz w:val="15"/>
+        </w:rPr>
+        <w:t xml:space="preserve">        script: /work/load/browse.js</w:t>
+      </w:r>
+    </w:p>
+    <w:p>
+      <w:pPr>
+        <w:pStyle w:val="BodyText"/>
+        <w:keepNext/>
+        <w:shd w:val="clear" w:color="auto" w:fill="F4F4F6"/>
+        <w:spacing w:after="0" w:line="240" w:lineRule="auto"/>
+        <w:ind w:left="173" w:right="72"/>
+      </w:pPr>
+      <w:r>
+        <w:rPr>
+          <w:rFonts w:ascii="Consolas" w:hAnsi="Consolas" w:cs="Consolas"/>
+          <w:sz w:val="15"/>
+        </w:rPr>
+        <w:t xml:space="preserve">        output: -</w:t>
+      </w:r>
+    </w:p>
+    <w:p>
+      <w:pPr>
+        <w:pStyle w:val="BodyText"/>
+        <w:keepNext/>
+        <w:shd w:val="clear" w:color="auto" w:fill="F4F4F6"/>
+        <w:spacing w:after="0" w:line="240" w:lineRule="auto"/>
+        <w:ind w:left="173" w:right="72"/>
+      </w:pPr>
+      <w:r>
+        <w:rPr>
+          <w:rFonts w:ascii="Consolas" w:hAnsi="Consolas" w:cs="Consolas"/>
+          <w:sz w:val="15"/>
+        </w:rPr>
+        <w:t xml:space="preserve"> </w:t>
+      </w:r>
+    </w:p>
+    <w:p>
+      <w:pPr>
+        <w:pStyle w:val="BodyText"/>
+        <w:keepNext/>
+        <w:shd w:val="clear" w:color="auto" w:fill="F4F4F6"/>
+        <w:spacing w:after="0" w:line="240" w:lineRule="auto"/>
+        <w:ind w:left="173" w:right="72"/>
+      </w:pPr>
+      <w:r>
+        <w:rPr>
+          <w:rFonts w:ascii="Consolas" w:hAnsi="Consolas" w:cs="Consolas"/>
+          <w:sz w:val="15"/>
+        </w:rPr>
+        <w:t xml:space="preserve">     scenarios: (100.00%) 1 scenario, 20 max VUs, 5m30s max duration (incl. graceful stop):</w:t>
+      </w:r>
+    </w:p>
+    <w:p>
+      <w:pPr>
+        <w:pStyle w:val="BodyText"/>
+        <w:keepNext/>
+        <w:shd w:val="clear" w:color="auto" w:fill="F4F4F6"/>
+        <w:spacing w:after="0" w:line="240" w:lineRule="auto"/>
+        <w:ind w:left="173" w:right="72"/>
+      </w:pPr>
+      <w:r>
+        <w:rPr>
+          <w:rFonts w:ascii="Consolas" w:hAnsi="Consolas" w:cs="Consolas"/>
+          <w:sz w:val="15"/>
+        </w:rPr>
+        <w:t xml:space="preserve">              * browse: Up to 20 looping VUs for 5m0s over 3 stages (gracefulRampDown: 30s, gracefulStop: 30s)</w:t>
+      </w:r>
+    </w:p>
+    <w:p>
+      <w:pPr>
+        <w:pStyle w:val="BodyText"/>
+        <w:keepNext/>
+        <w:shd w:val="clear" w:color="auto" w:fill="F4F4F6"/>
+        <w:spacing w:after="0" w:line="240" w:lineRule="auto"/>
+        <w:ind w:left="173" w:right="72"/>
+      </w:pPr>
+      <w:r>
+        <w:rPr>
+          <w:rFonts w:ascii="Consolas" w:hAnsi="Consolas" w:cs="Consolas"/>
+          <w:sz w:val="15"/>
+        </w:rPr>
+        <w:t xml:space="preserve"> </w:t>
+      </w:r>
+    </w:p>
+    <w:p>
+      <w:pPr>
+        <w:pStyle w:val="BodyText"/>
+        <w:keepNext/>
+        <w:shd w:val="clear" w:color="auto" w:fill="F4F4F6"/>
+        <w:spacing w:after="0" w:line="240" w:lineRule="auto"/>
+        <w:ind w:left="173" w:right="72"/>
+      </w:pPr>
+      <w:r>
+        <w:rPr>
+          <w:rFonts w:ascii="Consolas" w:hAnsi="Consolas" w:cs="Consolas"/>
+          <w:sz w:val="15"/>
+        </w:rPr>
+        <w:t xml:space="preserve"> </w:t>
+      </w:r>
+    </w:p>
+    <w:p>
+      <w:pPr>
+        <w:pStyle w:val="BodyText"/>
+        <w:keepNext/>
+        <w:shd w:val="clear" w:color="auto" w:fill="F4F4F6"/>
+        <w:spacing w:after="0" w:line="240" w:lineRule="auto"/>
+        <w:ind w:left="173" w:right="72"/>
+      </w:pPr>
+      <w:r>
+        <w:rPr>
+          <w:rFonts w:ascii="Consolas" w:hAnsi="Consolas" w:cs="Consolas"/>
+          <w:sz w:val="15"/>
+        </w:rPr>
+        <w:t>running (0m01.0s), 01/20 VUs, 0 complete and 0 interrupted iterations</w:t>
+      </w:r>
+    </w:p>
+    <w:p>
+      <w:pPr>
+        <w:pStyle w:val="BodyText"/>
+        <w:keepNext/>
+        <w:shd w:val="clear" w:color="auto" w:fill="F4F4F6"/>
+        <w:spacing w:after="0" w:line="240" w:lineRule="auto"/>
+        <w:ind w:left="173" w:right="72"/>
+      </w:pPr>
+      <w:r>
+        <w:rPr>
+          <w:rFonts w:ascii="Consolas" w:hAnsi="Consolas" w:cs="Consolas"/>
+          <w:sz w:val="15"/>
+        </w:rPr>
+        <w:t>browse   [   0% ] 01/20 VUs  0m00.1s/5m00.0s</w:t>
+      </w:r>
+    </w:p>
+    <w:p>
+      <w:pPr>
+        <w:pStyle w:val="BodyText"/>
+        <w:keepNext/>
+        <w:shd w:val="clear" w:color="auto" w:fill="F4F4F6"/>
+        <w:spacing w:after="0" w:line="240" w:lineRule="auto"/>
+        <w:ind w:left="173" w:right="72"/>
+      </w:pPr>
+      <w:r>
+        <w:rPr>
+          <w:rFonts w:ascii="Consolas" w:hAnsi="Consolas" w:cs="Consolas"/>
+          <w:sz w:val="15"/>
+        </w:rPr>
+        <w:t xml:space="preserve"> </w:t>
+      </w:r>
+    </w:p>
+    <w:p>
+      <w:pPr>
+        <w:pStyle w:val="BodyText"/>
+        <w:keepNext/>
+        <w:shd w:val="clear" w:color="auto" w:fill="F4F4F6"/>
+        <w:spacing w:after="0" w:line="240" w:lineRule="auto"/>
+        <w:ind w:left="173" w:right="72"/>
+      </w:pPr>
+      <w:r>
+        <w:rPr>
+          <w:rFonts w:ascii="Consolas" w:hAnsi="Consolas" w:cs="Consolas"/>
+          <w:sz w:val="15"/>
+        </w:rPr>
+        <w:t>running (0m02.0s), 01/20 VUs, 0 complete and 0 interrupted iterations</w:t>
+      </w:r>
+    </w:p>
+    <w:p>
+      <w:pPr>
+        <w:pStyle w:val="BodyText"/>
+        <w:keepNext/>
+        <w:shd w:val="clear" w:color="auto" w:fill="F4F4F6"/>
+        <w:spacing w:after="0" w:line="240" w:lineRule="auto"/>
+        <w:ind w:left="173" w:right="72"/>
+      </w:pPr>
+      <w:r>
+        <w:rPr>
+          <w:rFonts w:ascii="Consolas" w:hAnsi="Consolas" w:cs="Consolas"/>
+          <w:sz w:val="15"/>
+        </w:rPr>
+        <w:t>browse   [   0% ] 01/20 VUs  0m01.1s/5m00.0s</w:t>
+      </w:r>
+    </w:p>
+    <w:p>
+      <w:pPr>
+        <w:pStyle w:val="BodyText"/>
+        <w:keepNext/>
+        <w:shd w:val="clear" w:color="auto" w:fill="F4F4F6"/>
+        <w:spacing w:after="0" w:line="240" w:lineRule="auto"/>
+        <w:ind w:left="173" w:right="72"/>
+      </w:pPr>
+      <w:r>
+        <w:rPr>
+          <w:rFonts w:ascii="Consolas" w:hAnsi="Consolas" w:cs="Consolas"/>
+          <w:sz w:val="15"/>
+        </w:rPr>
+        <w:t xml:space="preserve"> </w:t>
+      </w:r>
+    </w:p>
+    <w:p>
+      <w:pPr>
+        <w:pStyle w:val="BodyText"/>
+        <w:keepNext/>
+        <w:shd w:val="clear" w:color="auto" w:fill="F4F4F6"/>
+        <w:spacing w:after="0" w:line="240" w:lineRule="auto"/>
+        <w:ind w:left="173" w:right="72"/>
+      </w:pPr>
+      <w:r>
+        <w:rPr>
+          <w:rFonts w:ascii="Consolas" w:hAnsi="Consolas" w:cs="Consolas"/>
+          <w:sz w:val="15"/>
+        </w:rPr>
+        <w:t>running (0m03.0s), 01/20 VUs, 0 complete and 0 interrupted iterations</w:t>
+      </w:r>
+    </w:p>
+    <w:p>
+      <w:pPr>
+        <w:pStyle w:val="BodyText"/>
+        <w:keepNext/>
+        <w:shd w:val="clear" w:color="auto" w:fill="F4F4F6"/>
+        <w:spacing w:after="0" w:line="240" w:lineRule="auto"/>
+        <w:ind w:left="173" w:right="72"/>
+      </w:pPr>
+      <w:r>
+        <w:rPr>
+          <w:rFonts w:ascii="Consolas" w:hAnsi="Consolas" w:cs="Consolas"/>
+          <w:sz w:val="15"/>
+        </w:rPr>
+        <w:t>browse   [   1% ] 01/20 VUs  0m02.1s/5m00.0s</w:t>
+      </w:r>
+    </w:p>
+    <w:p>
+      <w:pPr>
+        <w:pStyle w:val="BodyText"/>
+        <w:keepNext/>
+        <w:shd w:val="clear" w:color="auto" w:fill="F4F4F6"/>
+        <w:spacing w:after="0" w:line="240" w:lineRule="auto"/>
+        <w:ind w:left="173" w:right="72"/>
+      </w:pPr>
+      <w:r>
+        <w:rPr>
+          <w:rFonts w:ascii="Consolas" w:hAnsi="Consolas" w:cs="Consolas"/>
+          <w:sz w:val="15"/>
+        </w:rPr>
+        <w:t xml:space="preserve"> </w:t>
+      </w:r>
+    </w:p>
+    <w:p>
+      <w:pPr>
+        <w:pStyle w:val="BodyText"/>
+        <w:keepNext/>
+        <w:shd w:val="clear" w:color="auto" w:fill="F4F4F6"/>
+        <w:spacing w:after="0" w:line="240" w:lineRule="auto"/>
+        <w:ind w:left="173" w:right="72"/>
+      </w:pPr>
+      <w:r>
+        <w:rPr>
+          <w:rFonts w:ascii="Consolas" w:hAnsi="Consolas" w:cs="Consolas"/>
+          <w:sz w:val="15"/>
+        </w:rPr>
+        <w:t>... 940 lines omitted ...</w:t>
+      </w:r>
+    </w:p>
+    <w:p>
+      <w:pPr>
+        <w:pStyle w:val="BodyText"/>
+        <w:keepNext/>
+        <w:shd w:val="clear" w:color="auto" w:fill="F4F4F6"/>
+        <w:spacing w:after="0" w:line="240" w:lineRule="auto"/>
+        <w:ind w:left="173" w:right="72"/>
+      </w:pPr>
+      <w:r>
+        <w:rPr>
+          <w:rFonts w:ascii="Consolas" w:hAnsi="Consolas" w:cs="Consolas"/>
+          <w:sz w:val="15"/>
+        </w:rPr>
+        <w:t xml:space="preserve">    iterations.....................: 891    2.927195/s</w:t>
+      </w:r>
+    </w:p>
+    <w:p>
+      <w:pPr>
+        <w:pStyle w:val="BodyText"/>
+        <w:keepNext/>
+        <w:shd w:val="clear" w:color="auto" w:fill="F4F4F6"/>
+        <w:spacing w:after="0" w:line="240" w:lineRule="auto"/>
+        <w:ind w:left="173" w:right="72"/>
+      </w:pPr>
+      <w:r>
+        <w:rPr>
+          <w:rFonts w:ascii="Consolas" w:hAnsi="Consolas" w:cs="Consolas"/>
+          <w:sz w:val="15"/>
+        </w:rPr>
+        <w:t xml:space="preserve">    vus............................: 1      min=1         max=20</w:t>
+      </w:r>
+    </w:p>
+    <w:p>
+      <w:pPr>
+        <w:pStyle w:val="BodyText"/>
+        <w:keepNext/>
+        <w:shd w:val="clear" w:color="auto" w:fill="F4F4F6"/>
+        <w:spacing w:after="0" w:line="240" w:lineRule="auto"/>
+        <w:ind w:left="173" w:right="72"/>
+      </w:pPr>
+      <w:r>
+        <w:rPr>
+          <w:rFonts w:ascii="Consolas" w:hAnsi="Consolas" w:cs="Consolas"/>
+          <w:sz w:val="15"/>
+        </w:rPr>
+        <w:t xml:space="preserve">    vus_max........................: 20     min=20        max=20</w:t>
+      </w:r>
+    </w:p>
+    <w:p>
+      <w:pPr>
+        <w:pStyle w:val="BodyText"/>
+        <w:keepNext/>
+        <w:shd w:val="clear" w:color="auto" w:fill="F4F4F6"/>
+        <w:spacing w:after="0" w:line="240" w:lineRule="auto"/>
+        <w:ind w:left="173" w:right="72"/>
+      </w:pPr>
+      <w:r>
+        <w:rPr>
+          <w:rFonts w:ascii="Consolas" w:hAnsi="Consolas" w:cs="Consolas"/>
+          <w:sz w:val="15"/>
+        </w:rPr>
+        <w:t xml:space="preserve"> </w:t>
+      </w:r>
+    </w:p>
+    <w:p>
+      <w:pPr>
+        <w:pStyle w:val="BodyText"/>
+        <w:keepNext/>
+        <w:shd w:val="clear" w:color="auto" w:fill="F4F4F6"/>
+        <w:spacing w:after="0" w:line="240" w:lineRule="auto"/>
+        <w:ind w:left="173" w:right="72"/>
+      </w:pPr>
+      <w:r>
+        <w:rPr>
+          <w:rFonts w:ascii="Consolas" w:hAnsi="Consolas" w:cs="Consolas"/>
+          <w:sz w:val="15"/>
+        </w:rPr>
+        <w:t xml:space="preserve">    NETWORK</w:t>
+      </w:r>
+    </w:p>
+    <w:p>
+      <w:pPr>
+        <w:pStyle w:val="BodyText"/>
+        <w:keepNext/>
+        <w:shd w:val="clear" w:color="auto" w:fill="F4F4F6"/>
+        <w:spacing w:after="0" w:line="240" w:lineRule="auto"/>
+        <w:ind w:left="173" w:right="72"/>
+      </w:pPr>
+      <w:r>
+        <w:rPr>
+          <w:rFonts w:ascii="Consolas" w:hAnsi="Consolas" w:cs="Consolas"/>
+          <w:sz w:val="15"/>
+        </w:rPr>
+        <w:t xml:space="preserve">    data_received..................: 160 MB 527 kB/s</w:t>
+      </w:r>
+    </w:p>
+    <w:p>
+      <w:pPr>
+        <w:pStyle w:val="BodyText"/>
+        <w:keepNext/>
+        <w:shd w:val="clear" w:color="auto" w:fill="F4F4F6"/>
+        <w:spacing w:after="0" w:line="240" w:lineRule="auto"/>
+        <w:ind w:left="173" w:right="72"/>
+      </w:pPr>
+      <w:r>
+        <w:rPr>
+          <w:rFonts w:ascii="Consolas" w:hAnsi="Consolas" w:cs="Consolas"/>
+          <w:sz w:val="15"/>
+        </w:rPr>
+        <w:t xml:space="preserve">    data_sent......................: 749 kB 2.5 kB/s</w:t>
+      </w:r>
+    </w:p>
+    <w:p>
+      <w:pPr>
+        <w:pStyle w:val="BodyText"/>
+        <w:keepNext/>
+        <w:shd w:val="clear" w:color="auto" w:fill="F4F4F6"/>
+        <w:spacing w:after="0" w:line="240" w:lineRule="auto"/>
+        <w:ind w:left="173" w:right="72"/>
+      </w:pPr>
+      <w:r>
+        <w:rPr>
+          <w:rFonts w:ascii="Consolas" w:hAnsi="Consolas" w:cs="Consolas"/>
+          <w:sz w:val="15"/>
+        </w:rPr>
+        <w:t xml:space="preserve"> </w:t>
+      </w:r>
+    </w:p>
+    <w:p>
+      <w:pPr>
+        <w:pStyle w:val="BodyText"/>
+        <w:keepNext/>
+        <w:shd w:val="clear" w:color="auto" w:fill="F4F4F6"/>
+        <w:spacing w:after="0" w:line="240" w:lineRule="auto"/>
+        <w:ind w:left="173" w:right="72"/>
+      </w:pPr>
+      <w:r>
+        <w:rPr>
+          <w:rFonts w:ascii="Consolas" w:hAnsi="Consolas" w:cs="Consolas"/>
+          <w:sz w:val="15"/>
+        </w:rPr>
+        <w:t xml:space="preserve"> </w:t>
+      </w:r>
+    </w:p>
+    <w:p>
+      <w:pPr>
+        <w:pStyle w:val="BodyText"/>
+        <w:keepNext/>
+        <w:shd w:val="clear" w:color="auto" w:fill="F4F4F6"/>
+        <w:spacing w:after="0" w:line="240" w:lineRule="auto"/>
+        <w:ind w:left="173" w:right="72"/>
+      </w:pPr>
+      <w:r>
+        <w:rPr>
+          <w:rFonts w:ascii="Consolas" w:hAnsi="Consolas" w:cs="Consolas"/>
+          <w:sz w:val="15"/>
+        </w:rPr>
+        <w:t xml:space="preserve"> </w:t>
+      </w:r>
+    </w:p>
+    <w:p>
+      <w:pPr>
+        <w:pStyle w:val="BodyText"/>
+        <w:keepNext/>
+        <w:shd w:val="clear" w:color="auto" w:fill="F4F4F6"/>
+        <w:spacing w:after="0" w:line="240" w:lineRule="auto"/>
+        <w:ind w:left="173" w:right="72"/>
+      </w:pPr>
+      <w:r>
+        <w:rPr>
+          <w:rFonts w:ascii="Consolas" w:hAnsi="Consolas" w:cs="Consolas"/>
+          <w:sz w:val="15"/>
+        </w:rPr>
+        <w:t xml:space="preserve"> </w:t>
+      </w:r>
+    </w:p>
+    <w:p>
+      <w:pPr>
+        <w:pStyle w:val="BodyText"/>
+        <w:keepNext/>
+        <w:shd w:val="clear" w:color="auto" w:fill="F4F4F6"/>
+        <w:spacing w:after="0" w:line="240" w:lineRule="auto"/>
+        <w:ind w:left="173" w:right="72"/>
+      </w:pPr>
+      <w:r>
+        <w:rPr>
+          <w:rFonts w:ascii="Consolas" w:hAnsi="Consolas" w:cs="Consolas"/>
+          <w:sz w:val="15"/>
+        </w:rPr>
+        <w:t>running (5m04.4s), 00/20 VUs, 891 complete and 0 interrupted iterations</w:t>
+      </w:r>
+    </w:p>
+    <w:p>
+      <w:pPr>
+        <w:pStyle w:val="BodyText"/>
+        <w:shd w:val="clear" w:color="auto" w:fill="F4F4F6"/>
+        <w:spacing w:after="0" w:line="240" w:lineRule="auto"/>
+        <w:ind w:left="173" w:right="72"/>
+      </w:pPr>
+      <w:r>
+        <w:rPr>
+          <w:rFonts w:ascii="Consolas" w:hAnsi="Consolas" w:cs="Consolas"/>
+          <w:sz w:val="15"/>
+        </w:rPr>
+        <w:t>browse ✓ [ 100% ] 00/20 VUs  5m0s</w:t>
+      </w:r>
+    </w:p>
+    <w:p>
+      <w:pPr>
+        <w:pStyle w:val="BodyText"/>
+        <w:spacing w:before="80"/>
       </w:pPr>
       <w:r>
         <w:rPr>
@@ -8268,15 +10150,14 @@
           <w:color w:val="555555"/>
           <w:sz w:val="18"/>
         </w:rPr>
-        <w:t>Figure 14: k6 against production, read only.</w:t>
-      </w:r>
-    </w:p>
-    <w:p>
-      <w:pPr>
-        <w:pStyle w:val="BodyText"/>
-      </w:pPr>
-      <w:r>
-        <w:lastRenderedPageBreak/>
+        <w:t>Listing 7: k6 against production, read only.</w:t>
+      </w:r>
+    </w:p>
+    <w:p>
+      <w:pPr>
+        <w:pStyle w:val="BodyText"/>
+      </w:pPr>
+      <w:r>
         <w:t>The server held 20 concurrent readers with no failed request while it was also running its own simulated traffic and the monitoring stack, on 2 vCPU and 7.9 GB. CPU sat near 49 percent and memory at 53 percent during the run, and the page p95 of 1.8 s is mostly the landing page, which is rendered per request. Writes were deliberately not load tested against production.</w:t>
       </w:r>
     </w:p>
@@ -8284,7 +10165,7 @@
       <w:pPr>
         <w:pStyle w:val="Heading3"/>
       </w:pPr>
-      <w:bookmarkStart w:id="9" w:name="_Toc240812150"/>
+      <w:bookmarkStart w:id="9" w:name="_Toc240829256"/>
       <w:r>
         <w:t>Security and Access Control Testing</w:t>
       </w:r>
@@ -8374,6 +10255,7 @@
               <w:spacing w:after="60"/>
             </w:pPr>
             <w:r>
+              <w:lastRenderedPageBreak/>
               <w:t>Technique:</w:t>
             </w:r>
           </w:p>
@@ -8632,53 +10514,262 @@
     <w:p>
       <w:pPr>
         <w:pStyle w:val="BodyText"/>
-        <w:jc w:val="center"/>
-      </w:pPr>
-      <w:r>
-        <w:rPr>
-          <w:noProof/>
-        </w:rPr>
-        <w:drawing>
-          <wp:inline distT="0" distB="0" distL="0" distR="0" wp14:anchorId="0D2DF99E" wp14:editId="37CDE8AF">
-            <wp:extent cx="5486400" cy="1850497"/>
-            <wp:effectExtent l="0" t="0" r="0" b="0"/>
-            <wp:docPr id="15" name="Picture 15"/>
-            <wp:cNvGraphicFramePr>
-              <a:graphicFrameLocks xmlns:a="http://schemas.openxmlformats.org/drawingml/2006/main" noChangeAspect="1"/>
-            </wp:cNvGraphicFramePr>
-            <a:graphic xmlns:a="http://schemas.openxmlformats.org/drawingml/2006/main">
-              <a:graphicData uri="http://schemas.openxmlformats.org/drawingml/2006/picture">
-                <pic:pic xmlns:pic="http://schemas.openxmlformats.org/drawingml/2006/picture">
-                  <pic:nvPicPr>
-                    <pic:cNvPr id="0" name="system-access_control.png"/>
-                    <pic:cNvPicPr/>
-                  </pic:nvPicPr>
-                  <pic:blipFill>
-                    <a:blip r:embed="rId23"/>
-                    <a:stretch>
-                      <a:fillRect/>
-                    </a:stretch>
-                  </pic:blipFill>
-                  <pic:spPr>
-                    <a:xfrm>
-                      <a:off x="0" y="0"/>
-                      <a:ext cx="5486400" cy="1850497"/>
-                    </a:xfrm>
-                    <a:prstGeom prst="rect">
-                      <a:avLst/>
-                    </a:prstGeom>
-                  </pic:spPr>
-                </pic:pic>
-              </a:graphicData>
-            </a:graphic>
-          </wp:inline>
-        </w:drawing>
-      </w:r>
-    </w:p>
-    <w:p>
-      <w:pPr>
-        <w:pStyle w:val="BodyText"/>
-        <w:jc w:val="center"/>
+        <w:keepNext/>
+        <w:shd w:val="clear" w:color="auto" w:fill="F4F4F6"/>
+        <w:spacing w:after="0" w:line="240" w:lineRule="auto"/>
+        <w:ind w:left="173" w:right="72"/>
+      </w:pPr>
+      <w:r>
+        <w:rPr>
+          <w:rFonts w:ascii="Consolas" w:hAnsi="Consolas" w:cs="Consolas"/>
+          <w:sz w:val="15"/>
+        </w:rPr>
+        <w:t>$ uv run pytest tests/system/test_access_control.py -v   (from the full run, 15 results)</w:t>
+      </w:r>
+    </w:p>
+    <w:p>
+      <w:pPr>
+        <w:pStyle w:val="BodyText"/>
+        <w:keepNext/>
+        <w:shd w:val="clear" w:color="auto" w:fill="F4F4F6"/>
+        <w:spacing w:after="0" w:line="240" w:lineRule="auto"/>
+        <w:ind w:left="173" w:right="72"/>
+      </w:pPr>
+      <w:r>
+        <w:rPr>
+          <w:rFonts w:ascii="Consolas" w:hAnsi="Consolas" w:cs="Consolas"/>
+          <w:sz w:val="15"/>
+        </w:rPr>
+        <w:t>tests/system/test_access_control.py::test_no_token_is_rejected[/api/me] PASSED [  1%]</w:t>
+      </w:r>
+    </w:p>
+    <w:p>
+      <w:pPr>
+        <w:pStyle w:val="BodyText"/>
+        <w:keepNext/>
+        <w:shd w:val="clear" w:color="auto" w:fill="F4F4F6"/>
+        <w:spacing w:after="0" w:line="240" w:lineRule="auto"/>
+        <w:ind w:left="173" w:right="72"/>
+      </w:pPr>
+      <w:r>
+        <w:rPr>
+          <w:rFonts w:ascii="Consolas" w:hAnsi="Consolas" w:cs="Consolas"/>
+          <w:sz w:val="15"/>
+        </w:rPr>
+        <w:t>tests/system/test_access_control.py::test_no_token_is_rejected[/api/app/billing] PASSED [  3%]</w:t>
+      </w:r>
+    </w:p>
+    <w:p>
+      <w:pPr>
+        <w:pStyle w:val="BodyText"/>
+        <w:keepNext/>
+        <w:shd w:val="clear" w:color="auto" w:fill="F4F4F6"/>
+        <w:spacing w:after="0" w:line="240" w:lineRule="auto"/>
+        <w:ind w:left="173" w:right="72"/>
+      </w:pPr>
+      <w:r>
+        <w:rPr>
+          <w:rFonts w:ascii="Consolas" w:hAnsi="Consolas" w:cs="Consolas"/>
+          <w:sz w:val="15"/>
+        </w:rPr>
+        <w:t>tests/system/test_access_control.py::test_no_token_is_rejected[/api/console/cases] PASSED [  5%]</w:t>
+      </w:r>
+    </w:p>
+    <w:p>
+      <w:pPr>
+        <w:pStyle w:val="BodyText"/>
+        <w:keepNext/>
+        <w:shd w:val="clear" w:color="auto" w:fill="F4F4F6"/>
+        <w:spacing w:after="0" w:line="240" w:lineRule="auto"/>
+        <w:ind w:left="173" w:right="72"/>
+      </w:pPr>
+      <w:r>
+        <w:rPr>
+          <w:rFonts w:ascii="Consolas" w:hAnsi="Consolas" w:cs="Consolas"/>
+          <w:sz w:val="15"/>
+        </w:rPr>
+        <w:t>tests/system/test_access_control.py::test_no_token_is_rejected[/api/admin/models] PASSED [  7%]</w:t>
+      </w:r>
+    </w:p>
+    <w:p>
+      <w:pPr>
+        <w:pStyle w:val="BodyText"/>
+        <w:keepNext/>
+        <w:shd w:val="clear" w:color="auto" w:fill="F4F4F6"/>
+        <w:spacing w:after="0" w:line="240" w:lineRule="auto"/>
+        <w:ind w:left="173" w:right="72"/>
+      </w:pPr>
+      <w:r>
+        <w:rPr>
+          <w:rFonts w:ascii="Consolas" w:hAnsi="Consolas" w:cs="Consolas"/>
+          <w:sz w:val="15"/>
+        </w:rPr>
+        <w:t>tests/system/test_access_control.py::test_a_customer_cannot_reach_staff_surfaces[/api/console/cases] PASSED [  9%]</w:t>
+      </w:r>
+    </w:p>
+    <w:p>
+      <w:pPr>
+        <w:pStyle w:val="BodyText"/>
+        <w:keepNext/>
+        <w:shd w:val="clear" w:color="auto" w:fill="F4F4F6"/>
+        <w:spacing w:after="0" w:line="240" w:lineRule="auto"/>
+        <w:ind w:left="173" w:right="72"/>
+      </w:pPr>
+      <w:r>
+        <w:rPr>
+          <w:rFonts w:ascii="Consolas" w:hAnsi="Consolas" w:cs="Consolas"/>
+          <w:sz w:val="15"/>
+        </w:rPr>
+        <w:t>tests/system/test_access_control.py::test_a_customer_cannot_reach_staff_surfaces[/api/console/ping] PASSED [ 11%]</w:t>
+      </w:r>
+    </w:p>
+    <w:p>
+      <w:pPr>
+        <w:pStyle w:val="BodyText"/>
+        <w:keepNext/>
+        <w:shd w:val="clear" w:color="auto" w:fill="F4F4F6"/>
+        <w:spacing w:after="0" w:line="240" w:lineRule="auto"/>
+        <w:ind w:left="173" w:right="72"/>
+      </w:pPr>
+      <w:r>
+        <w:rPr>
+          <w:rFonts w:ascii="Consolas" w:hAnsi="Consolas" w:cs="Consolas"/>
+          <w:sz w:val="15"/>
+        </w:rPr>
+        <w:t>tests/system/test_access_control.py::test_a_customer_cannot_reach_staff_surfaces[/api/admin/models] PASSED [ 13%]</w:t>
+      </w:r>
+    </w:p>
+    <w:p>
+      <w:pPr>
+        <w:pStyle w:val="BodyText"/>
+        <w:keepNext/>
+        <w:shd w:val="clear" w:color="auto" w:fill="F4F4F6"/>
+        <w:spacing w:after="0" w:line="240" w:lineRule="auto"/>
+        <w:ind w:left="173" w:right="72"/>
+      </w:pPr>
+      <w:r>
+        <w:rPr>
+          <w:rFonts w:ascii="Consolas" w:hAnsi="Consolas" w:cs="Consolas"/>
+          <w:sz w:val="15"/>
+        </w:rPr>
+        <w:t>tests/system/test_access_control.py::test_a_customer_cannot_reach_staff_surfaces[/api/lab/requests] PASSED [ 15%]</w:t>
+      </w:r>
+    </w:p>
+    <w:p>
+      <w:pPr>
+        <w:pStyle w:val="BodyText"/>
+        <w:keepNext/>
+        <w:shd w:val="clear" w:color="auto" w:fill="F4F4F6"/>
+        <w:spacing w:after="0" w:line="240" w:lineRule="auto"/>
+        <w:ind w:left="173" w:right="72"/>
+      </w:pPr>
+      <w:r>
+        <w:rPr>
+          <w:rFonts w:ascii="Consolas" w:hAnsi="Consolas" w:cs="Consolas"/>
+          <w:sz w:val="15"/>
+        </w:rPr>
+        <w:t>tests/system/test_access_control.py::test_an_agent_cannot_reach_admin_surfaces[/api/admin/models] PASSED [ 17%]</w:t>
+      </w:r>
+    </w:p>
+    <w:p>
+      <w:pPr>
+        <w:pStyle w:val="BodyText"/>
+        <w:keepNext/>
+        <w:shd w:val="clear" w:color="auto" w:fill="F4F4F6"/>
+        <w:spacing w:after="0" w:line="240" w:lineRule="auto"/>
+        <w:ind w:left="173" w:right="72"/>
+      </w:pPr>
+      <w:r>
+        <w:rPr>
+          <w:rFonts w:ascii="Consolas" w:hAnsi="Consolas" w:cs="Consolas"/>
+          <w:sz w:val="15"/>
+        </w:rPr>
+        <w:t>tests/system/test_access_control.py::test_an_agent_cannot_reach_admin_surfaces[/api/admin/traces] PASSED [ 19%]</w:t>
+      </w:r>
+    </w:p>
+    <w:p>
+      <w:pPr>
+        <w:pStyle w:val="BodyText"/>
+        <w:keepNext/>
+        <w:shd w:val="clear" w:color="auto" w:fill="F4F4F6"/>
+        <w:spacing w:after="0" w:line="240" w:lineRule="auto"/>
+        <w:ind w:left="173" w:right="72"/>
+      </w:pPr>
+      <w:r>
+        <w:rPr>
+          <w:rFonts w:ascii="Consolas" w:hAnsi="Consolas" w:cs="Consolas"/>
+          <w:sz w:val="15"/>
+        </w:rPr>
+        <w:t>tests/system/test_access_control.py::test_an_agent_cannot_reach_admin_surfaces[/api/lab/requests] PASSED [ 21%]</w:t>
+      </w:r>
+    </w:p>
+    <w:p>
+      <w:pPr>
+        <w:pStyle w:val="BodyText"/>
+        <w:keepNext/>
+        <w:shd w:val="clear" w:color="auto" w:fill="F4F4F6"/>
+        <w:spacing w:after="0" w:line="240" w:lineRule="auto"/>
+        <w:ind w:left="173" w:right="72"/>
+      </w:pPr>
+      <w:r>
+        <w:rPr>
+          <w:rFonts w:ascii="Consolas" w:hAnsi="Consolas" w:cs="Consolas"/>
+          <w:sz w:val="15"/>
+        </w:rPr>
+        <w:t>tests/system/test_access_control.py::test_each_role_reaches_its_own_surface PASSED [ 23%]</w:t>
+      </w:r>
+    </w:p>
+    <w:p>
+      <w:pPr>
+        <w:pStyle w:val="BodyText"/>
+        <w:keepNext/>
+        <w:shd w:val="clear" w:color="auto" w:fill="F4F4F6"/>
+        <w:spacing w:after="0" w:line="240" w:lineRule="auto"/>
+        <w:ind w:left="173" w:right="72"/>
+      </w:pPr>
+      <w:r>
+        <w:rPr>
+          <w:rFonts w:ascii="Consolas" w:hAnsi="Consolas" w:cs="Consolas"/>
+          <w:sz w:val="15"/>
+        </w:rPr>
+        <w:t>tests/system/test_access_control.py::test_a_customer_cannot_read_another_customers_ticket PASSED [ 25%]</w:t>
+      </w:r>
+    </w:p>
+    <w:p>
+      <w:pPr>
+        <w:pStyle w:val="BodyText"/>
+        <w:keepNext/>
+        <w:shd w:val="clear" w:color="auto" w:fill="F4F4F6"/>
+        <w:spacing w:after="0" w:line="240" w:lineRule="auto"/>
+        <w:ind w:left="173" w:right="72"/>
+      </w:pPr>
+      <w:r>
+        <w:rPr>
+          <w:rFonts w:ascii="Consolas" w:hAnsi="Consolas" w:cs="Consolas"/>
+          <w:sz w:val="15"/>
+        </w:rPr>
+        <w:t>tests/system/test_access_control.py::test_a_tampered_token_is_rejected PASSED [ 27%]</w:t>
+      </w:r>
+    </w:p>
+    <w:p>
+      <w:pPr>
+        <w:pStyle w:val="BodyText"/>
+        <w:shd w:val="clear" w:color="auto" w:fill="F4F4F6"/>
+        <w:spacing w:after="0" w:line="240" w:lineRule="auto"/>
+        <w:ind w:left="173" w:right="72"/>
+      </w:pPr>
+      <w:r>
+        <w:rPr>
+          <w:rFonts w:ascii="Consolas" w:hAnsi="Consolas" w:cs="Consolas"/>
+          <w:sz w:val="15"/>
+        </w:rPr>
+        <w:t>tests/system/test_access_control.py::test_sign_in_rejects_a_wrong_password PASSED [ 29%]</w:t>
+      </w:r>
+    </w:p>
+    <w:p>
+      <w:pPr>
+        <w:pStyle w:val="BodyText"/>
+        <w:spacing w:before="80"/>
       </w:pPr>
       <w:r>
         <w:rPr>
@@ -8686,16 +10777,15 @@
           <w:color w:val="555555"/>
           <w:sz w:val="18"/>
         </w:rPr>
-        <w:t>Figure 16: Access control tests, from the full run.</w:t>
+        <w:t>Listing 8: Access control tests, from the full run.</w:t>
       </w:r>
     </w:p>
     <w:p>
       <w:pPr>
         <w:pStyle w:val="Heading3"/>
       </w:pPr>
-      <w:bookmarkStart w:id="10" w:name="_Toc240812151"/>
-      <w:r>
-        <w:lastRenderedPageBreak/>
+      <w:bookmarkStart w:id="10" w:name="_Toc240829257"/>
+      <w:r>
         <w:t>Failover and Recovery Testing</w:t>
       </w:r>
       <w:bookmarkEnd w:id="10"/>
@@ -8784,6 +10874,7 @@
               <w:spacing w:after="60"/>
             </w:pPr>
             <w:r>
+              <w:lastRenderedPageBreak/>
               <w:t>Technique:</w:t>
             </w:r>
           </w:p>
@@ -8809,30 +10900,30 @@
               <w:ind w:left="216" w:hanging="216"/>
             </w:pPr>
             <w:r>
+              <w:t>•  Stop audio: the message is still accepted. Stop grounding: the model map reports it down rather than healthy. Restart translation: it rejoins with no other action.</w:t>
+            </w:r>
+          </w:p>
+          <w:p>
+            <w:pPr>
+              <w:pStyle w:val="Tabletext"/>
+              <w:spacing w:after="60"/>
+              <w:ind w:left="216" w:hanging="216"/>
+            </w:pPr>
+            <w:r>
+              <w:t>•  New: the triage language model fails, times out (2 s) or is rate limited: the distilled TriageModel answers instead, and the case says why. Unit tests force each path; the load burst forced it for real.</w:t>
+            </w:r>
+          </w:p>
+          <w:p>
+            <w:pPr>
+              <w:pStyle w:val="Tabletext"/>
+              <w:spacing w:after="60"/>
+              <w:ind w:left="216" w:hanging="216"/>
+            </w:pPr>
+            <w:r>
               <w:t xml:space="preserve">•  </w:t>
             </w:r>
             <w:r>
-              <w:t>Stop audio: the message is still accepted. Stop grounding: the model map reports it down rather than healthy. Restart translation: it rejoins with no other action.</w:t>
-            </w:r>
-          </w:p>
-          <w:p>
-            <w:pPr>
-              <w:pStyle w:val="Tabletext"/>
-              <w:spacing w:after="60"/>
-              <w:ind w:left="216" w:hanging="216"/>
-            </w:pPr>
-            <w:r>
-              <w:t>•  New: the triage language model fails, times out (2 s) or is rate limited: the distilled TriageModel answers instead, and the case says why. Unit tests force each path; the load burst forced it for real.</w:t>
-            </w:r>
-          </w:p>
-          <w:p>
-            <w:pPr>
-              <w:pStyle w:val="Tabletext"/>
-              <w:spacing w:after="60"/>
-              <w:ind w:left="216" w:hanging="216"/>
-            </w:pPr>
-            <w:r>
-              <w:t>•  The drafting model: a fallback binding and a circuit breaker, proven by the live swap.</w:t>
+              <w:t>The drafting model: a fallback binding and a circuit breaker, proven by the live swap.</w:t>
             </w:r>
           </w:p>
         </w:tc>
@@ -9022,53 +11113,86 @@
     <w:p>
       <w:pPr>
         <w:pStyle w:val="BodyText"/>
-        <w:jc w:val="center"/>
-      </w:pPr>
-      <w:r>
-        <w:rPr>
-          <w:noProof/>
-        </w:rPr>
-        <w:drawing>
-          <wp:inline distT="0" distB="0" distL="0" distR="0" wp14:anchorId="71644395" wp14:editId="2E81AC4F">
-            <wp:extent cx="5486400" cy="929898"/>
-            <wp:effectExtent l="0" t="0" r="0" b="0"/>
-            <wp:docPr id="16" name="Picture 16"/>
-            <wp:cNvGraphicFramePr>
-              <a:graphicFrameLocks xmlns:a="http://schemas.openxmlformats.org/drawingml/2006/main" noChangeAspect="1"/>
-            </wp:cNvGraphicFramePr>
-            <a:graphic xmlns:a="http://schemas.openxmlformats.org/drawingml/2006/main">
-              <a:graphicData uri="http://schemas.openxmlformats.org/drawingml/2006/picture">
-                <pic:pic xmlns:pic="http://schemas.openxmlformats.org/drawingml/2006/picture">
-                  <pic:nvPicPr>
-                    <pic:cNvPr id="0" name="system-resilience.png"/>
-                    <pic:cNvPicPr/>
-                  </pic:nvPicPr>
-                  <pic:blipFill>
-                    <a:blip r:embed="rId24"/>
-                    <a:stretch>
-                      <a:fillRect/>
-                    </a:stretch>
-                  </pic:blipFill>
-                  <pic:spPr>
-                    <a:xfrm>
-                      <a:off x="0" y="0"/>
-                      <a:ext cx="5486400" cy="929898"/>
-                    </a:xfrm>
-                    <a:prstGeom prst="rect">
-                      <a:avLst/>
-                    </a:prstGeom>
-                  </pic:spPr>
-                </pic:pic>
-              </a:graphicData>
-            </a:graphic>
-          </wp:inline>
-        </w:drawing>
-      </w:r>
-    </w:p>
-    <w:p>
-      <w:pPr>
-        <w:pStyle w:val="BodyText"/>
-        <w:jc w:val="center"/>
+        <w:keepNext/>
+        <w:shd w:val="clear" w:color="auto" w:fill="F4F4F6"/>
+        <w:spacing w:after="0" w:line="240" w:lineRule="auto"/>
+        <w:ind w:left="173" w:right="72"/>
+      </w:pPr>
+      <w:r>
+        <w:rPr>
+          <w:rFonts w:ascii="Consolas" w:hAnsi="Consolas" w:cs="Consolas"/>
+          <w:sz w:val="15"/>
+        </w:rPr>
+        <w:t>$ uv run pytest tests/system/test_resilience.py -v   (from the full run, 4 results)</w:t>
+      </w:r>
+    </w:p>
+    <w:p>
+      <w:pPr>
+        <w:pStyle w:val="BodyText"/>
+        <w:keepNext/>
+        <w:shd w:val="clear" w:color="auto" w:fill="F4F4F6"/>
+        <w:spacing w:after="0" w:line="240" w:lineRule="auto"/>
+        <w:ind w:left="173" w:right="72"/>
+      </w:pPr>
+      <w:r>
+        <w:rPr>
+          <w:rFonts w:ascii="Consolas" w:hAnsi="Consolas" w:cs="Consolas"/>
+          <w:sz w:val="15"/>
+        </w:rPr>
+        <w:t>tests/system/test_resilience.py::test_a_dead_translation_service_still_answers_the_customer PASSED [ 94%]</w:t>
+      </w:r>
+    </w:p>
+    <w:p>
+      <w:pPr>
+        <w:pStyle w:val="BodyText"/>
+        <w:keepNext/>
+        <w:shd w:val="clear" w:color="auto" w:fill="F4F4F6"/>
+        <w:spacing w:after="0" w:line="240" w:lineRule="auto"/>
+        <w:ind w:left="173" w:right="72"/>
+      </w:pPr>
+      <w:r>
+        <w:rPr>
+          <w:rFonts w:ascii="Consolas" w:hAnsi="Consolas" w:cs="Consolas"/>
+          <w:sz w:val="15"/>
+        </w:rPr>
+        <w:t>tests/system/test_resilience.py::test_a_dead_audio_service_does_not_lose_the_ticket PASSED [ 96%]</w:t>
+      </w:r>
+    </w:p>
+    <w:p>
+      <w:pPr>
+        <w:pStyle w:val="BodyText"/>
+        <w:keepNext/>
+        <w:shd w:val="clear" w:color="auto" w:fill="F4F4F6"/>
+        <w:spacing w:after="0" w:line="240" w:lineRule="auto"/>
+        <w:ind w:left="173" w:right="72"/>
+      </w:pPr>
+      <w:r>
+        <w:rPr>
+          <w:rFonts w:ascii="Consolas" w:hAnsi="Consolas" w:cs="Consolas"/>
+          <w:sz w:val="15"/>
+        </w:rPr>
+        <w:t>tests/system/test_resilience.py::test_the_edge_reports_a_stopped_dependency PASSED [ 98%]</w:t>
+      </w:r>
+    </w:p>
+    <w:p>
+      <w:pPr>
+        <w:pStyle w:val="BodyText"/>
+        <w:shd w:val="clear" w:color="auto" w:fill="F4F4F6"/>
+        <w:spacing w:after="0" w:line="240" w:lineRule="auto"/>
+        <w:ind w:left="173" w:right="72"/>
+      </w:pPr>
+      <w:r>
+        <w:rPr>
+          <w:rFonts w:ascii="Consolas" w:hAnsi="Consolas" w:cs="Consolas"/>
+          <w:sz w:val="15"/>
+        </w:rPr>
+        <w:t>tests/system/test_resilience.py::test_a_restarted_service_is_healthy_again PASSED [100%]</w:t>
+      </w:r>
+    </w:p>
+    <w:p>
+      <w:pPr>
+        <w:pStyle w:val="BodyText"/>
+        <w:spacing w:before="80"/>
       </w:pPr>
       <w:r>
         <w:rPr>
@@ -9076,14 +11200,14 @@
           <w:color w:val="555555"/>
           <w:sz w:val="18"/>
         </w:rPr>
-        <w:t>Figure 17: Failover and recovery tests, from the full run.</w:t>
+        <w:t>Listing 9: Failover and recovery tests, from the full run.</w:t>
       </w:r>
     </w:p>
     <w:p>
       <w:pPr>
         <w:pStyle w:val="Heading3"/>
       </w:pPr>
-      <w:bookmarkStart w:id="11" w:name="_Toc240812152"/>
+      <w:bookmarkStart w:id="11" w:name="_Toc240829258"/>
       <w:r>
         <w:t>Configuration Testing</w:t>
       </w:r>
@@ -9377,7 +11501,6 @@
               <w:spacing w:after="60"/>
             </w:pPr>
             <w:r>
-              <w:lastRenderedPageBreak/>
               <w:t>Special Considerations:</w:t>
             </w:r>
           </w:p>
@@ -9419,53 +11542,183 @@
     <w:p>
       <w:pPr>
         <w:pStyle w:val="BodyText"/>
-        <w:jc w:val="center"/>
-      </w:pPr>
-      <w:r>
-        <w:rPr>
-          <w:noProof/>
-        </w:rPr>
-        <w:drawing>
-          <wp:inline distT="0" distB="0" distL="0" distR="0" wp14:anchorId="3FBC0BDF" wp14:editId="2C203431">
-            <wp:extent cx="5303520" cy="1384309"/>
-            <wp:effectExtent l="0" t="0" r="0" b="0"/>
-            <wp:docPr id="17" name="Picture 17"/>
-            <wp:cNvGraphicFramePr>
-              <a:graphicFrameLocks xmlns:a="http://schemas.openxmlformats.org/drawingml/2006/main" noChangeAspect="1"/>
-            </wp:cNvGraphicFramePr>
-            <a:graphic xmlns:a="http://schemas.openxmlformats.org/drawingml/2006/main">
-              <a:graphicData uri="http://schemas.openxmlformats.org/drawingml/2006/picture">
-                <pic:pic xmlns:pic="http://schemas.openxmlformats.org/drawingml/2006/picture">
-                  <pic:nvPicPr>
-                    <pic:cNvPr id="0" name="system-configuration.png"/>
-                    <pic:cNvPicPr/>
-                  </pic:nvPicPr>
-                  <pic:blipFill>
-                    <a:blip r:embed="rId25"/>
-                    <a:stretch>
-                      <a:fillRect/>
-                    </a:stretch>
-                  </pic:blipFill>
-                  <pic:spPr>
-                    <a:xfrm>
-                      <a:off x="0" y="0"/>
-                      <a:ext cx="5303520" cy="1384309"/>
-                    </a:xfrm>
-                    <a:prstGeom prst="rect">
-                      <a:avLst/>
-                    </a:prstGeom>
-                  </pic:spPr>
-                </pic:pic>
-              </a:graphicData>
-            </a:graphic>
-          </wp:inline>
-        </w:drawing>
-      </w:r>
-    </w:p>
-    <w:p>
-      <w:pPr>
-        <w:pStyle w:val="BodyText"/>
-        <w:jc w:val="center"/>
+        <w:keepNext/>
+        <w:shd w:val="clear" w:color="auto" w:fill="F4F4F6"/>
+        <w:spacing w:after="0" w:line="240" w:lineRule="auto"/>
+        <w:ind w:left="173" w:right="72"/>
+      </w:pPr>
+      <w:r>
+        <w:rPr>
+          <w:rFonts w:ascii="Consolas" w:hAnsi="Consolas" w:cs="Consolas"/>
+          <w:sz w:val="15"/>
+        </w:rPr>
+        <w:lastRenderedPageBreak/>
+        <w:t>$ uv run pytest tests/system/test_configuration.py -v   (from the full run, 10 results)</w:t>
+      </w:r>
+    </w:p>
+    <w:p>
+      <w:pPr>
+        <w:pStyle w:val="BodyText"/>
+        <w:keepNext/>
+        <w:shd w:val="clear" w:color="auto" w:fill="F4F4F6"/>
+        <w:spacing w:after="0" w:line="240" w:lineRule="auto"/>
+        <w:ind w:left="173" w:right="72"/>
+      </w:pPr>
+      <w:r>
+        <w:rPr>
+          <w:rFonts w:ascii="Consolas" w:hAnsi="Consolas" w:cs="Consolas"/>
+          <w:sz w:val="15"/>
+        </w:rPr>
+        <w:t>tests/system/test_configuration.py::test_the_compose_file_is_valid[yaml] PASSED [ 31%]</w:t>
+      </w:r>
+    </w:p>
+    <w:p>
+      <w:pPr>
+        <w:pStyle w:val="BodyText"/>
+        <w:keepNext/>
+        <w:shd w:val="clear" w:color="auto" w:fill="F4F4F6"/>
+        <w:spacing w:after="0" w:line="240" w:lineRule="auto"/>
+        <w:ind w:left="173" w:right="72"/>
+      </w:pPr>
+      <w:r>
+        <w:rPr>
+          <w:rFonts w:ascii="Consolas" w:hAnsi="Consolas" w:cs="Consolas"/>
+          <w:sz w:val="15"/>
+        </w:rPr>
+        <w:t>tests/system/test_configuration.py::test_the_compose_file_is_valid[yaml+lite] PASSED [ 33%]</w:t>
+      </w:r>
+    </w:p>
+    <w:p>
+      <w:pPr>
+        <w:pStyle w:val="BodyText"/>
+        <w:keepNext/>
+        <w:shd w:val="clear" w:color="auto" w:fill="F4F4F6"/>
+        <w:spacing w:after="0" w:line="240" w:lineRule="auto"/>
+        <w:ind w:left="173" w:right="72"/>
+      </w:pPr>
+      <w:r>
+        <w:rPr>
+          <w:rFonts w:ascii="Consolas" w:hAnsi="Consolas" w:cs="Consolas"/>
+          <w:sz w:val="15"/>
+        </w:rPr>
+        <w:t>tests/system/test_configuration.py::test_the_compose_file_is_valid[yaml+ci] PASSED [ 35%]</w:t>
+      </w:r>
+    </w:p>
+    <w:p>
+      <w:pPr>
+        <w:pStyle w:val="BodyText"/>
+        <w:keepNext/>
+        <w:shd w:val="clear" w:color="auto" w:fill="F4F4F6"/>
+        <w:spacing w:after="0" w:line="240" w:lineRule="auto"/>
+        <w:ind w:left="173" w:right="72"/>
+      </w:pPr>
+      <w:r>
+        <w:rPr>
+          <w:rFonts w:ascii="Consolas" w:hAnsi="Consolas" w:cs="Consolas"/>
+          <w:sz w:val="15"/>
+        </w:rPr>
+        <w:t>tests/system/test_configuration.py::test_the_compose_file_is_valid[yaml+gpu] PASSED [ 37%]</w:t>
+      </w:r>
+    </w:p>
+    <w:p>
+      <w:pPr>
+        <w:pStyle w:val="BodyText"/>
+        <w:keepNext/>
+        <w:shd w:val="clear" w:color="auto" w:fill="F4F4F6"/>
+        <w:spacing w:after="0" w:line="240" w:lineRule="auto"/>
+        <w:ind w:left="173" w:right="72"/>
+      </w:pPr>
+      <w:r>
+        <w:rPr>
+          <w:rFonts w:ascii="Consolas" w:hAnsi="Consolas" w:cs="Consolas"/>
+          <w:sz w:val="15"/>
+        </w:rPr>
+        <w:t>tests/system/test_configuration.py::test_the_compose_file_is_valid[yaml+prod] PASSED [ 39%]</w:t>
+      </w:r>
+    </w:p>
+    <w:p>
+      <w:pPr>
+        <w:pStyle w:val="BodyText"/>
+        <w:keepNext/>
+        <w:shd w:val="clear" w:color="auto" w:fill="F4F4F6"/>
+        <w:spacing w:after="0" w:line="240" w:lineRule="auto"/>
+        <w:ind w:left="173" w:right="72"/>
+      </w:pPr>
+      <w:r>
+        <w:rPr>
+          <w:rFonts w:ascii="Consolas" w:hAnsi="Consolas" w:cs="Consolas"/>
+          <w:sz w:val="15"/>
+        </w:rPr>
+        <w:t>tests/system/test_configuration.py::test_the_compose_file_is_valid[yaml+test] PASSED [ 41%]</w:t>
+      </w:r>
+    </w:p>
+    <w:p>
+      <w:pPr>
+        <w:pStyle w:val="BodyText"/>
+        <w:keepNext/>
+        <w:shd w:val="clear" w:color="auto" w:fill="F4F4F6"/>
+        <w:spacing w:after="0" w:line="240" w:lineRule="auto"/>
+        <w:ind w:left="173" w:right="72"/>
+      </w:pPr>
+      <w:r>
+        <w:rPr>
+          <w:rFonts w:ascii="Consolas" w:hAnsi="Consolas" w:cs="Consolas"/>
+          <w:sz w:val="15"/>
+        </w:rPr>
+        <w:t>tests/system/test_configuration.py::test_the_compose_file_is_valid[yaml+ci+test] PASSED [ 43%]</w:t>
+      </w:r>
+    </w:p>
+    <w:p>
+      <w:pPr>
+        <w:pStyle w:val="BodyText"/>
+        <w:keepNext/>
+        <w:shd w:val="clear" w:color="auto" w:fill="F4F4F6"/>
+        <w:spacing w:after="0" w:line="240" w:lineRule="auto"/>
+        <w:ind w:left="173" w:right="72"/>
+      </w:pPr>
+      <w:r>
+        <w:rPr>
+          <w:rFonts w:ascii="Consolas" w:hAnsi="Consolas" w:cs="Consolas"/>
+          <w:sz w:val="15"/>
+        </w:rPr>
+        <w:t>tests/system/test_configuration.py::test_the_compose_file_is_valid[yaml+prod+monitoring] PASSED [ 45%]</w:t>
+      </w:r>
+    </w:p>
+    <w:p>
+      <w:pPr>
+        <w:pStyle w:val="BodyText"/>
+        <w:keepNext/>
+        <w:shd w:val="clear" w:color="auto" w:fill="F4F4F6"/>
+        <w:spacing w:after="0" w:line="240" w:lineRule="auto"/>
+        <w:ind w:left="173" w:right="72"/>
+      </w:pPr>
+      <w:r>
+        <w:rPr>
+          <w:rFonts w:ascii="Consolas" w:hAnsi="Consolas" w:cs="Consolas"/>
+          <w:sz w:val="15"/>
+        </w:rPr>
+        <w:t>tests/system/test_configuration.py::test_the_mlops_profile_adds_airflow_and_mlflow PASSED [ 47%]</w:t>
+      </w:r>
+    </w:p>
+    <w:p>
+      <w:pPr>
+        <w:pStyle w:val="BodyText"/>
+        <w:shd w:val="clear" w:color="auto" w:fill="F4F4F6"/>
+        <w:spacing w:after="0" w:line="240" w:lineRule="auto"/>
+        <w:ind w:left="173" w:right="72"/>
+      </w:pPr>
+      <w:r>
+        <w:rPr>
+          <w:rFonts w:ascii="Consolas" w:hAnsi="Consolas" w:cs="Consolas"/>
+          <w:sz w:val="15"/>
+        </w:rPr>
+        <w:t>tests/system/test_configuration.py::test_every_variable_the_compose_file_reads_is_in_the_example PASSED [ 49%]</w:t>
+      </w:r>
+    </w:p>
+    <w:p>
+      <w:pPr>
+        <w:pStyle w:val="BodyText"/>
+        <w:spacing w:before="80"/>
       </w:pPr>
       <w:r>
         <w:rPr>
@@ -9473,14 +11726,14 @@
           <w:color w:val="555555"/>
           <w:sz w:val="18"/>
         </w:rPr>
-        <w:t>Figure 18: Configuration tests.</w:t>
+        <w:t>Listing 10: Configuration tests.</w:t>
       </w:r>
     </w:p>
     <w:p>
       <w:pPr>
         <w:pStyle w:val="Heading2"/>
       </w:pPr>
-      <w:bookmarkStart w:id="12" w:name="_Toc240812153"/>
+      <w:bookmarkStart w:id="12" w:name="_Toc240829259"/>
       <w:r>
         <w:t>Model Selection and Evaluation</w:t>
       </w:r>
@@ -9937,7 +12190,7 @@
       <w:pPr>
         <w:pStyle w:val="Heading3"/>
       </w:pPr>
-      <w:bookmarkStart w:id="13" w:name="_Toc240812154"/>
+      <w:bookmarkStart w:id="13" w:name="_Toc240829260"/>
       <w:r>
         <w:t>Intent and Department Classification</w:t>
       </w:r>
@@ -10194,7 +12447,6 @@
               <w:spacing w:after="60"/>
             </w:pPr>
             <w:r>
-              <w:lastRenderedPageBreak/>
               <w:t>MiniLM fine-tuned</w:t>
             </w:r>
           </w:p>
@@ -10539,6 +12791,7 @@
               <w:spacing w:after="60"/>
             </w:pPr>
             <w:r>
+              <w:lastRenderedPageBreak/>
               <w:t>MiniLM zero-shot label match</w:t>
             </w:r>
           </w:p>
@@ -10724,10 +12977,10 @@
           <w:noProof/>
         </w:rPr>
         <w:drawing>
-          <wp:inline distT="0" distB="0" distL="0" distR="0" wp14:anchorId="6A7F0EE5" wp14:editId="276B51E4">
+          <wp:inline distT="0" distB="0" distL="0" distR="0" wp14:anchorId="4839A54D" wp14:editId="668761B3">
             <wp:extent cx="5120640" cy="2844800"/>
             <wp:effectExtent l="0" t="0" r="0" b="0"/>
-            <wp:docPr id="18" name="Picture 18"/>
+            <wp:docPr id="8" name="Picture 8"/>
             <wp:cNvGraphicFramePr>
               <a:graphicFrameLocks xmlns:a="http://schemas.openxmlformats.org/drawingml/2006/main" noChangeAspect="1"/>
             </wp:cNvGraphicFramePr>
@@ -10739,7 +12992,7 @@
                     <pic:cNvPicPr/>
                   </pic:nvPicPr>
                   <pic:blipFill>
-                    <a:blip r:embed="rId26"/>
+                    <a:blip r:embed="rId16"/>
                     <a:stretch>
                       <a:fillRect/>
                     </a:stretch>
@@ -10784,10 +13037,10 @@
           <w:noProof/>
         </w:rPr>
         <w:drawing>
-          <wp:inline distT="0" distB="0" distL="0" distR="0" wp14:anchorId="5B31647A" wp14:editId="10E8958F">
+          <wp:inline distT="0" distB="0" distL="0" distR="0" wp14:anchorId="72BBEAFD" wp14:editId="2E32D962">
             <wp:extent cx="5120640" cy="2703698"/>
             <wp:effectExtent l="0" t="0" r="0" b="0"/>
-            <wp:docPr id="19" name="Picture 19"/>
+            <wp:docPr id="9" name="Picture 9"/>
             <wp:cNvGraphicFramePr>
               <a:graphicFrameLocks xmlns:a="http://schemas.openxmlformats.org/drawingml/2006/main" noChangeAspect="1"/>
             </wp:cNvGraphicFramePr>
@@ -10799,7 +13052,7 @@
                     <pic:cNvPicPr/>
                   </pic:nvPicPr>
                   <pic:blipFill>
-                    <a:blip r:embed="rId27"/>
+                    <a:blip r:embed="rId17"/>
                     <a:stretch>
                       <a:fillRect/>
                     </a:stretch>
@@ -10842,7 +13095,6 @@
         <w:rPr>
           <w:b/>
         </w:rPr>
-        <w:lastRenderedPageBreak/>
         <w:t>Robustness.</w:t>
       </w:r>
       <w:r>
@@ -11011,6 +13263,7 @@
               <w:spacing w:after="60"/>
             </w:pPr>
             <w:r>
+              <w:lastRenderedPageBreak/>
               <w:t>MiniLM frozen + logistic regression</w:t>
             </w:r>
           </w:p>
@@ -11190,10 +13443,10 @@
           <w:noProof/>
         </w:rPr>
         <w:drawing>
-          <wp:inline distT="0" distB="0" distL="0" distR="0" wp14:anchorId="45BE3E61" wp14:editId="2E6BE841">
+          <wp:inline distT="0" distB="0" distL="0" distR="0" wp14:anchorId="6FCA469C" wp14:editId="3E03CFD9">
             <wp:extent cx="4937760" cy="2743200"/>
             <wp:effectExtent l="0" t="0" r="0" b="0"/>
-            <wp:docPr id="20" name="Picture 20"/>
+            <wp:docPr id="10" name="Picture 10"/>
             <wp:cNvGraphicFramePr>
               <a:graphicFrameLocks xmlns:a="http://schemas.openxmlformats.org/drawingml/2006/main" noChangeAspect="1"/>
             </wp:cNvGraphicFramePr>
@@ -11205,7 +13458,7 @@
                     <pic:cNvPicPr/>
                   </pic:nvPicPr>
                   <pic:blipFill>
-                    <a:blip r:embed="rId28"/>
+                    <a:blip r:embed="rId18"/>
                     <a:stretch>
                       <a:fillRect/>
                     </a:stretch>
@@ -11244,7 +13497,7 @@
       <w:pPr>
         <w:pStyle w:val="Heading3"/>
       </w:pPr>
-      <w:bookmarkStart w:id="14" w:name="_Toc240812155"/>
+      <w:bookmarkStart w:id="14" w:name="_Toc240829261"/>
       <w:r>
         <w:t>Customer Priority: Distillation from Language Model Labels</w:t>
       </w:r>
@@ -11668,9 +13921,8 @@
       <w:pPr>
         <w:pStyle w:val="Heading3"/>
       </w:pPr>
-      <w:bookmarkStart w:id="15" w:name="_Toc240812156"/>
-      <w:r>
-        <w:lastRenderedPageBreak/>
+      <w:bookmarkStart w:id="15" w:name="_Toc240829262"/>
+      <w:r>
         <w:t>Router Photo Classification</w:t>
       </w:r>
       <w:bookmarkEnd w:id="15"/>
@@ -11965,6 +14217,7 @@
               <w:spacing w:after="60"/>
             </w:pPr>
             <w:r>
+              <w:lastRenderedPageBreak/>
               <w:t>ResNet18 frozen + logistic regression</w:t>
             </w:r>
           </w:p>
@@ -12338,10 +14591,10 @@
           <w:noProof/>
         </w:rPr>
         <w:drawing>
-          <wp:inline distT="0" distB="0" distL="0" distR="0" wp14:anchorId="7CB9D75B" wp14:editId="0087C4C9">
+          <wp:inline distT="0" distB="0" distL="0" distR="0" wp14:anchorId="3349975E" wp14:editId="2940BB54">
             <wp:extent cx="5120640" cy="2844800"/>
             <wp:effectExtent l="0" t="0" r="0" b="0"/>
-            <wp:docPr id="21" name="Picture 21"/>
+            <wp:docPr id="11" name="Picture 11"/>
             <wp:cNvGraphicFramePr>
               <a:graphicFrameLocks xmlns:a="http://schemas.openxmlformats.org/drawingml/2006/main" noChangeAspect="1"/>
             </wp:cNvGraphicFramePr>
@@ -12353,7 +14606,7 @@
                     <pic:cNvPicPr/>
                   </pic:nvPicPr>
                   <pic:blipFill>
-                    <a:blip r:embed="rId29"/>
+                    <a:blip r:embed="rId19"/>
                     <a:stretch>
                       <a:fillRect/>
                     </a:stretch>
@@ -12392,7 +14645,7 @@
       <w:pPr>
         <w:pStyle w:val="Heading3"/>
       </w:pPr>
-      <w:bookmarkStart w:id="16" w:name="_Toc240812157"/>
+      <w:bookmarkStart w:id="16" w:name="_Toc240829263"/>
       <w:r>
         <w:t>Speech Transcription</w:t>
       </w:r>
@@ -12832,27 +15085,27 @@
         <w:pStyle w:val="BodyText"/>
       </w:pPr>
       <w:r>
+        <w:t>faster-whisper small is both the most accurate of the sizes that fit in memory beside the translation model and the fastest, at about one tenth of real time, so it ships. The error rates are high in absolute terms because the recordings are noisy call-centre audio in seven languages; what the pipeline needs from them is the language and the gist, which then go through translation, and the customer's own typed text is always kept beside them. Language identification was correct on every call, which is the pr</w:t>
+      </w:r>
+      <w:r>
+        <w:t>operty the pipeline depends on.</w:t>
+      </w:r>
+    </w:p>
+    <w:p>
+      <w:pPr>
+        <w:pStyle w:val="BodyText"/>
+        <w:jc w:val="center"/>
+      </w:pPr>
+      <w:r>
+        <w:rPr>
+          <w:noProof/>
+        </w:rPr>
         <w:lastRenderedPageBreak/>
-        <w:t>faster-whisper small is both the most accurate of the sizes that fit in memory beside the translation model and the fastest, at about one tenth of real time, so it ships. The error rates are high in absolute terms because the recordings are noisy call-centre audio in seven languages; what the pipeline needs from them is the language and the gist, which then go through translation, and the customer's own typed text is always kept beside them. Language identification was correct on every call, which is the pr</w:t>
-      </w:r>
-      <w:r>
-        <w:t>operty the pipeline depends on.</w:t>
-      </w:r>
-    </w:p>
-    <w:p>
-      <w:pPr>
-        <w:pStyle w:val="BodyText"/>
-        <w:jc w:val="center"/>
-      </w:pPr>
-      <w:r>
-        <w:rPr>
-          <w:noProof/>
-        </w:rPr>
         <w:drawing>
-          <wp:inline distT="0" distB="0" distL="0" distR="0" wp14:anchorId="7394F6E8" wp14:editId="34D122B6">
+          <wp:inline distT="0" distB="0" distL="0" distR="0" wp14:anchorId="335F589D" wp14:editId="6BD7435E">
             <wp:extent cx="5120640" cy="1506071"/>
             <wp:effectExtent l="0" t="0" r="0" b="0"/>
-            <wp:docPr id="22" name="Picture 22"/>
+            <wp:docPr id="12" name="Picture 12"/>
             <wp:cNvGraphicFramePr>
               <a:graphicFrameLocks xmlns:a="http://schemas.openxmlformats.org/drawingml/2006/main" noChangeAspect="1"/>
             </wp:cNvGraphicFramePr>
@@ -12864,7 +15117,7 @@
                     <pic:cNvPicPr/>
                   </pic:nvPicPr>
                   <pic:blipFill>
-                    <a:blip r:embed="rId30"/>
+                    <a:blip r:embed="rId20"/>
                     <a:stretch>
                       <a:fillRect/>
                     </a:stretch>
@@ -12903,7 +15156,7 @@
       <w:pPr>
         <w:pStyle w:val="Heading3"/>
       </w:pPr>
-      <w:bookmarkStart w:id="17" w:name="_Toc240812158"/>
+      <w:bookmarkStart w:id="17" w:name="_Toc240829264"/>
       <w:r>
         <w:t>Grounded Response Validation</w:t>
       </w:r>
@@ -12943,54 +15196,502 @@
     <w:p>
       <w:pPr>
         <w:pStyle w:val="BodyText"/>
-        <w:jc w:val="center"/>
-      </w:pPr>
-      <w:r>
-        <w:rPr>
-          <w:noProof/>
-        </w:rPr>
-        <w:lastRenderedPageBreak/>
-        <w:drawing>
-          <wp:inline distT="0" distB="0" distL="0" distR="0" wp14:anchorId="562D6BDE" wp14:editId="279015FE">
-            <wp:extent cx="5486400" cy="7919634"/>
-            <wp:effectExtent l="0" t="0" r="0" b="0"/>
-            <wp:docPr id="23" name="Picture 23"/>
-            <wp:cNvGraphicFramePr>
-              <a:graphicFrameLocks xmlns:a="http://schemas.openxmlformats.org/drawingml/2006/main" noChangeAspect="1"/>
-            </wp:cNvGraphicFramePr>
-            <a:graphic xmlns:a="http://schemas.openxmlformats.org/drawingml/2006/main">
-              <a:graphicData uri="http://schemas.openxmlformats.org/drawingml/2006/picture">
-                <pic:pic xmlns:pic="http://schemas.openxmlformats.org/drawingml/2006/picture">
-                  <pic:nvPicPr>
-                    <pic:cNvPr id="0" name="extra-response-validation.png"/>
-                    <pic:cNvPicPr/>
-                  </pic:nvPicPr>
-                  <pic:blipFill>
-                    <a:blip r:embed="rId31"/>
-                    <a:stretch>
-                      <a:fillRect/>
-                    </a:stretch>
-                  </pic:blipFill>
-                  <pic:spPr>
-                    <a:xfrm>
-                      <a:off x="0" y="0"/>
-                      <a:ext cx="5486400" cy="7919634"/>
-                    </a:xfrm>
-                    <a:prstGeom prst="rect">
-                      <a:avLst/>
-                    </a:prstGeom>
-                  </pic:spPr>
-                </pic:pic>
-              </a:graphicData>
-            </a:graphic>
-          </wp:inline>
-        </w:drawing>
-      </w:r>
-    </w:p>
-    <w:p>
-      <w:pPr>
-        <w:pStyle w:val="BodyText"/>
-        <w:jc w:val="center"/>
+        <w:keepNext/>
+        <w:shd w:val="clear" w:color="auto" w:fill="F4F4F6"/>
+        <w:spacing w:after="0" w:line="240" w:lineRule="auto"/>
+        <w:ind w:left="173" w:right="72"/>
+      </w:pPr>
+      <w:r>
+        <w:rPr>
+          <w:rFonts w:ascii="Consolas" w:hAnsi="Consolas" w:cs="Consolas"/>
+          <w:sz w:val="15"/>
+        </w:rPr>
+        <w:t>D:\DSEP22\response-prototype\.venv\Lib\site-packages\pydantic_settings\sources\utils.py:47: IncompleteFieldDefinitionWarning: Field 'lifespan' has an incomplete definition: its annotation contains an unresolved forward reference, so settings sources may fail to correctly resolve its value. Call `model_rebuild()` on the model where the field is defined, once all the referenced types are defined.</w:t>
+      </w:r>
+    </w:p>
+    <w:p>
+      <w:pPr>
+        <w:pStyle w:val="BodyText"/>
+        <w:keepNext/>
+        <w:shd w:val="clear" w:color="auto" w:fill="F4F4F6"/>
+        <w:spacing w:after="0" w:line="240" w:lineRule="auto"/>
+        <w:ind w:left="173" w:right="72"/>
+      </w:pPr>
+      <w:r>
+        <w:rPr>
+          <w:rFonts w:ascii="Consolas" w:hAnsi="Consolas" w:cs="Consolas"/>
+          <w:sz w:val="15"/>
+        </w:rPr>
+        <w:t xml:space="preserve">  warnings.warn(</w:t>
+      </w:r>
+    </w:p>
+    <w:p>
+      <w:pPr>
+        <w:pStyle w:val="BodyText"/>
+        <w:keepNext/>
+        <w:shd w:val="clear" w:color="auto" w:fill="F4F4F6"/>
+        <w:spacing w:after="0" w:line="240" w:lineRule="auto"/>
+        <w:ind w:left="173" w:right="72"/>
+      </w:pPr>
+      <w:r>
+        <w:rPr>
+          <w:rFonts w:ascii="Consolas" w:hAnsi="Consolas" w:cs="Consolas"/>
+          <w:sz w:val="15"/>
+        </w:rPr>
+        <w:t>Processing request of type ListToolsRequest</w:t>
+      </w:r>
+    </w:p>
+    <w:p>
+      <w:pPr>
+        <w:pStyle w:val="BodyText"/>
+        <w:keepNext/>
+        <w:shd w:val="clear" w:color="auto" w:fill="F4F4F6"/>
+        <w:spacing w:after="0" w:line="240" w:lineRule="auto"/>
+        <w:ind w:left="173" w:right="72"/>
+      </w:pPr>
+      <w:r>
+        <w:rPr>
+          <w:rFonts w:ascii="Consolas" w:hAnsi="Consolas" w:cs="Consolas"/>
+          <w:sz w:val="15"/>
+        </w:rPr>
+        <w:t>Processing request of type CallToolRequest</w:t>
+      </w:r>
+    </w:p>
+    <w:p>
+      <w:pPr>
+        <w:pStyle w:val="BodyText"/>
+        <w:keepNext/>
+        <w:shd w:val="clear" w:color="auto" w:fill="F4F4F6"/>
+        <w:spacing w:after="0" w:line="240" w:lineRule="auto"/>
+        <w:ind w:left="173" w:right="72"/>
+      </w:pPr>
+      <w:r>
+        <w:rPr>
+          <w:rFonts w:ascii="Consolas" w:hAnsi="Consolas" w:cs="Consolas"/>
+          <w:sz w:val="15"/>
+        </w:rPr>
+        <w:t>Processing request of type CallToolRequest</w:t>
+      </w:r>
+    </w:p>
+    <w:p>
+      <w:pPr>
+        <w:pStyle w:val="BodyText"/>
+        <w:keepNext/>
+        <w:shd w:val="clear" w:color="auto" w:fill="F4F4F6"/>
+        <w:spacing w:after="0" w:line="240" w:lineRule="auto"/>
+        <w:ind w:left="173" w:right="72"/>
+      </w:pPr>
+      <w:r>
+        <w:rPr>
+          <w:rFonts w:ascii="Consolas" w:hAnsi="Consolas" w:cs="Consolas"/>
+          <w:sz w:val="15"/>
+        </w:rPr>
+        <w:t>Processing request of type CallToolRequest</w:t>
+      </w:r>
+    </w:p>
+    <w:p>
+      <w:pPr>
+        <w:pStyle w:val="BodyText"/>
+        <w:keepNext/>
+        <w:shd w:val="clear" w:color="auto" w:fill="F4F4F6"/>
+        <w:spacing w:after="0" w:line="240" w:lineRule="auto"/>
+        <w:ind w:left="173" w:right="72"/>
+      </w:pPr>
+      <w:r>
+        <w:rPr>
+          <w:rFonts w:ascii="Consolas" w:hAnsi="Consolas" w:cs="Consolas"/>
+          <w:sz w:val="15"/>
+        </w:rPr>
+        <w:t>Processing request of type CallToolRequest</w:t>
+      </w:r>
+    </w:p>
+    <w:p>
+      <w:pPr>
+        <w:pStyle w:val="BodyText"/>
+        <w:keepNext/>
+        <w:shd w:val="clear" w:color="auto" w:fill="F4F4F6"/>
+        <w:spacing w:after="0" w:line="240" w:lineRule="auto"/>
+        <w:ind w:left="173" w:right="72"/>
+      </w:pPr>
+      <w:r>
+        <w:rPr>
+          <w:rFonts w:ascii="Consolas" w:hAnsi="Consolas" w:cs="Consolas"/>
+          <w:sz w:val="15"/>
+        </w:rPr>
+        <w:t>Processing request of type CallToolRequest</w:t>
+      </w:r>
+    </w:p>
+    <w:p>
+      <w:pPr>
+        <w:pStyle w:val="BodyText"/>
+        <w:keepNext/>
+        <w:shd w:val="clear" w:color="auto" w:fill="F4F4F6"/>
+        <w:spacing w:after="0" w:line="240" w:lineRule="auto"/>
+        <w:ind w:left="173" w:right="72"/>
+      </w:pPr>
+      <w:r>
+        <w:rPr>
+          <w:rFonts w:ascii="Consolas" w:hAnsi="Consolas" w:cs="Consolas"/>
+          <w:sz w:val="15"/>
+        </w:rPr>
+        <w:t>Processing request of type CallToolRequest</w:t>
+      </w:r>
+    </w:p>
+    <w:p>
+      <w:pPr>
+        <w:pStyle w:val="BodyText"/>
+        <w:keepNext/>
+        <w:shd w:val="clear" w:color="auto" w:fill="F4F4F6"/>
+        <w:spacing w:after="0" w:line="240" w:lineRule="auto"/>
+        <w:ind w:left="173" w:right="72"/>
+      </w:pPr>
+      <w:r>
+        <w:rPr>
+          <w:rFonts w:ascii="Consolas" w:hAnsi="Consolas" w:cs="Consolas"/>
+          <w:sz w:val="15"/>
+        </w:rPr>
+        <w:t>Processing request of type CallToolRequest</w:t>
+      </w:r>
+    </w:p>
+    <w:p>
+      <w:pPr>
+        <w:pStyle w:val="BodyText"/>
+        <w:keepNext/>
+        <w:shd w:val="clear" w:color="auto" w:fill="F4F4F6"/>
+        <w:spacing w:after="0" w:line="240" w:lineRule="auto"/>
+        <w:ind w:left="173" w:right="72"/>
+      </w:pPr>
+      <w:r>
+        <w:rPr>
+          <w:rFonts w:ascii="Consolas" w:hAnsi="Consolas" w:cs="Consolas"/>
+          <w:sz w:val="15"/>
+        </w:rPr>
+        <w:t>Processing request of type CallToolRequest</w:t>
+      </w:r>
+    </w:p>
+    <w:p>
+      <w:pPr>
+        <w:pStyle w:val="BodyText"/>
+        <w:keepNext/>
+        <w:shd w:val="clear" w:color="auto" w:fill="F4F4F6"/>
+        <w:spacing w:after="0" w:line="240" w:lineRule="auto"/>
+        <w:ind w:left="173" w:right="72"/>
+      </w:pPr>
+      <w:r>
+        <w:rPr>
+          <w:rFonts w:ascii="Consolas" w:hAnsi="Consolas" w:cs="Consolas"/>
+          <w:sz w:val="15"/>
+        </w:rPr>
+        <w:t>Processing request of type CallToolRequest</w:t>
+      </w:r>
+    </w:p>
+    <w:p>
+      <w:pPr>
+        <w:pStyle w:val="BodyText"/>
+        <w:keepNext/>
+        <w:shd w:val="clear" w:color="auto" w:fill="F4F4F6"/>
+        <w:spacing w:after="0" w:line="240" w:lineRule="auto"/>
+        <w:ind w:left="173" w:right="72"/>
+      </w:pPr>
+      <w:r>
+        <w:rPr>
+          <w:rFonts w:ascii="Consolas" w:hAnsi="Consolas" w:cs="Consolas"/>
+          <w:sz w:val="15"/>
+        </w:rPr>
+        <w:t>Processing request of type CallToolRequest</w:t>
+      </w:r>
+    </w:p>
+    <w:p>
+      <w:pPr>
+        <w:pStyle w:val="BodyText"/>
+        <w:keepNext/>
+        <w:shd w:val="clear" w:color="auto" w:fill="F4F4F6"/>
+        <w:spacing w:after="0" w:line="240" w:lineRule="auto"/>
+        <w:ind w:left="173" w:right="72"/>
+      </w:pPr>
+      <w:r>
+        <w:rPr>
+          <w:rFonts w:ascii="Consolas" w:hAnsi="Consolas" w:cs="Consolas"/>
+          <w:sz w:val="15"/>
+        </w:rPr>
+        <w:t>Processing request of type CallToolRequest</w:t>
+      </w:r>
+    </w:p>
+    <w:p>
+      <w:pPr>
+        <w:pStyle w:val="BodyText"/>
+        <w:keepNext/>
+        <w:shd w:val="clear" w:color="auto" w:fill="F4F4F6"/>
+        <w:spacing w:after="0" w:line="240" w:lineRule="auto"/>
+        <w:ind w:left="173" w:right="72"/>
+      </w:pPr>
+      <w:r>
+        <w:rPr>
+          <w:rFonts w:ascii="Consolas" w:hAnsi="Consolas" w:cs="Consolas"/>
+          <w:sz w:val="15"/>
+        </w:rPr>
+        <w:t>Processing request of type CallToolRequest</w:t>
+      </w:r>
+    </w:p>
+    <w:p>
+      <w:pPr>
+        <w:pStyle w:val="BodyText"/>
+        <w:keepNext/>
+        <w:shd w:val="clear" w:color="auto" w:fill="F4F4F6"/>
+        <w:spacing w:after="0" w:line="240" w:lineRule="auto"/>
+        <w:ind w:left="173" w:right="72"/>
+      </w:pPr>
+      <w:r>
+        <w:rPr>
+          <w:rFonts w:ascii="Consolas" w:hAnsi="Consolas" w:cs="Consolas"/>
+          <w:sz w:val="15"/>
+        </w:rPr>
+        <w:t>Processing request of type CallToolRequest</w:t>
+      </w:r>
+    </w:p>
+    <w:p>
+      <w:pPr>
+        <w:pStyle w:val="BodyText"/>
+        <w:keepNext/>
+        <w:shd w:val="clear" w:color="auto" w:fill="F4F4F6"/>
+        <w:spacing w:after="0" w:line="240" w:lineRule="auto"/>
+        <w:ind w:left="173" w:right="72"/>
+      </w:pPr>
+      <w:r>
+        <w:rPr>
+          <w:rFonts w:ascii="Consolas" w:hAnsi="Consolas" w:cs="Consolas"/>
+          <w:sz w:val="15"/>
+        </w:rPr>
+        <w:t>Processing request of type CallToolRequest</w:t>
+      </w:r>
+    </w:p>
+    <w:p>
+      <w:pPr>
+        <w:pStyle w:val="BodyText"/>
+        <w:keepNext/>
+        <w:shd w:val="clear" w:color="auto" w:fill="F4F4F6"/>
+        <w:spacing w:after="0" w:line="240" w:lineRule="auto"/>
+        <w:ind w:left="173" w:right="72"/>
+      </w:pPr>
+      <w:r>
+        <w:rPr>
+          <w:rFonts w:ascii="Consolas" w:hAnsi="Consolas" w:cs="Consolas"/>
+          <w:sz w:val="15"/>
+        </w:rPr>
+        <w:t>MCP tools loaded: ['get_customer_by_id', 'get_payment_status', 'get_network_access_status', 'get_plan_details']</w:t>
+      </w:r>
+    </w:p>
+    <w:p>
+      <w:pPr>
+        <w:pStyle w:val="BodyText"/>
+        <w:keepNext/>
+        <w:shd w:val="clear" w:color="auto" w:fill="F4F4F6"/>
+        <w:spacing w:after="0" w:line="240" w:lineRule="auto"/>
+        <w:ind w:left="173" w:right="72"/>
+      </w:pPr>
+      <w:r>
+        <w:rPr>
+          <w:rFonts w:ascii="Consolas" w:hAnsi="Consolas" w:cs="Consolas"/>
+          <w:sz w:val="15"/>
+        </w:rPr>
+        <w:t xml:space="preserve"> </w:t>
+      </w:r>
+    </w:p>
+    <w:p>
+      <w:pPr>
+        <w:pStyle w:val="BodyText"/>
+        <w:keepNext/>
+        <w:shd w:val="clear" w:color="auto" w:fill="F4F4F6"/>
+        <w:spacing w:after="0" w:line="240" w:lineRule="auto"/>
+        <w:ind w:left="173" w:right="72"/>
+      </w:pPr>
+      <w:r>
+        <w:rPr>
+          <w:rFonts w:ascii="Consolas" w:hAnsi="Consolas" w:cs="Consolas"/>
+          <w:sz w:val="15"/>
+        </w:rPr>
+        <w:t xml:space="preserve">    PASS  server exposes 4 tools</w:t>
+      </w:r>
+    </w:p>
+    <w:p>
+      <w:pPr>
+        <w:pStyle w:val="BodyText"/>
+        <w:keepNext/>
+        <w:shd w:val="clear" w:color="auto" w:fill="F4F4F6"/>
+        <w:spacing w:after="0" w:line="240" w:lineRule="auto"/>
+        <w:ind w:left="173" w:right="72"/>
+      </w:pPr>
+      <w:r>
+        <w:rPr>
+          <w:rFonts w:ascii="Consolas" w:hAnsi="Consolas" w:cs="Consolas"/>
+          <w:sz w:val="15"/>
+        </w:rPr>
+        <w:t>... 58 lines omitted ...</w:t>
+      </w:r>
+    </w:p>
+    <w:p>
+      <w:pPr>
+        <w:pStyle w:val="BodyText"/>
+        <w:keepNext/>
+        <w:shd w:val="clear" w:color="auto" w:fill="F4F4F6"/>
+        <w:spacing w:after="0" w:line="240" w:lineRule="auto"/>
+        <w:ind w:left="173" w:right="72"/>
+      </w:pPr>
+      <w:r>
+        <w:rPr>
+          <w:rFonts w:ascii="Consolas" w:hAnsi="Consolas" w:cs="Consolas"/>
+          <w:sz w:val="15"/>
+        </w:rPr>
+        <w:t xml:space="preserve">    PASS  generate node ran once</w:t>
+      </w:r>
+    </w:p>
+    <w:p>
+      <w:pPr>
+        <w:pStyle w:val="BodyText"/>
+        <w:keepNext/>
+        <w:shd w:val="clear" w:color="auto" w:fill="F4F4F6"/>
+        <w:spacing w:after="0" w:line="240" w:lineRule="auto"/>
+        <w:ind w:left="173" w:right="72"/>
+      </w:pPr>
+      <w:r>
+        <w:rPr>
+          <w:rFonts w:ascii="Consolas" w:hAnsi="Consolas" w:cs="Consolas"/>
+          <w:sz w:val="15"/>
+        </w:rPr>
+        <w:t xml:space="preserve">    PASS  grounding block present in prompt</w:t>
+      </w:r>
+    </w:p>
+    <w:p>
+      <w:pPr>
+        <w:pStyle w:val="BodyText"/>
+        <w:keepNext/>
+        <w:shd w:val="clear" w:color="auto" w:fill="F4F4F6"/>
+        <w:spacing w:after="0" w:line="240" w:lineRule="auto"/>
+        <w:ind w:left="173" w:right="72"/>
+      </w:pPr>
+      <w:r>
+        <w:rPr>
+          <w:rFonts w:ascii="Consolas" w:hAnsi="Consolas" w:cs="Consolas"/>
+          <w:sz w:val="15"/>
+        </w:rPr>
+        <w:t xml:space="preserve">    PASS  fact found=False embedded in grounding prompt</w:t>
+      </w:r>
+    </w:p>
+    <w:p>
+      <w:pPr>
+        <w:pStyle w:val="BodyText"/>
+        <w:keepNext/>
+        <w:shd w:val="clear" w:color="auto" w:fill="F4F4F6"/>
+        <w:spacing w:after="0" w:line="240" w:lineRule="auto"/>
+        <w:ind w:left="173" w:right="72"/>
+      </w:pPr>
+      <w:r>
+        <w:rPr>
+          <w:rFonts w:ascii="Consolas" w:hAnsi="Consolas" w:cs="Consolas"/>
+          <w:sz w:val="15"/>
+        </w:rPr>
+        <w:t xml:space="preserve">    PASS  answer written to state</w:t>
+      </w:r>
+    </w:p>
+    <w:p>
+      <w:pPr>
+        <w:pStyle w:val="BodyText"/>
+        <w:keepNext/>
+        <w:shd w:val="clear" w:color="auto" w:fill="F4F4F6"/>
+        <w:spacing w:after="0" w:line="240" w:lineRule="auto"/>
+        <w:ind w:left="173" w:right="72"/>
+      </w:pPr>
+      <w:r>
+        <w:rPr>
+          <w:rFonts w:ascii="Consolas" w:hAnsi="Consolas" w:cs="Consolas"/>
+          <w:sz w:val="15"/>
+        </w:rPr>
+        <w:t xml:space="preserve"> </w:t>
+      </w:r>
+    </w:p>
+    <w:p>
+      <w:pPr>
+        <w:pStyle w:val="BodyText"/>
+        <w:keepNext/>
+        <w:shd w:val="clear" w:color="auto" w:fill="F4F4F6"/>
+        <w:spacing w:after="0" w:line="240" w:lineRule="auto"/>
+        <w:ind w:left="173" w:right="72"/>
+      </w:pPr>
+      <w:r>
+        <w:rPr>
+          <w:rFonts w:ascii="Consolas" w:hAnsi="Consolas" w:cs="Consolas"/>
+          <w:sz w:val="15"/>
+        </w:rPr>
+        <w:t>KEY ASSERTION - connectivity multi-tool chain:</w:t>
+      </w:r>
+    </w:p>
+    <w:p>
+      <w:pPr>
+        <w:pStyle w:val="BodyText"/>
+        <w:keepNext/>
+        <w:shd w:val="clear" w:color="auto" w:fill="F4F4F6"/>
+        <w:spacing w:after="0" w:line="240" w:lineRule="auto"/>
+        <w:ind w:left="173" w:right="72"/>
+      </w:pPr>
+      <w:r>
+        <w:rPr>
+          <w:rFonts w:ascii="Consolas" w:hAnsi="Consolas" w:cs="Consolas"/>
+          <w:sz w:val="15"/>
+        </w:rPr>
+        <w:t xml:space="preserve">    PASS  connectivity chained network AND payment lookups</w:t>
+      </w:r>
+    </w:p>
+    <w:p>
+      <w:pPr>
+        <w:pStyle w:val="BodyText"/>
+        <w:keepNext/>
+        <w:shd w:val="clear" w:color="auto" w:fill="F4F4F6"/>
+        <w:spacing w:after="0" w:line="240" w:lineRule="auto"/>
+        <w:ind w:left="173" w:right="72"/>
+      </w:pPr>
+      <w:r>
+        <w:rPr>
+          <w:rFonts w:ascii="Consolas" w:hAnsi="Consolas" w:cs="Consolas"/>
+          <w:sz w:val="15"/>
+        </w:rPr>
+        <w:t xml:space="preserve"> </w:t>
+      </w:r>
+    </w:p>
+    <w:p>
+      <w:pPr>
+        <w:pStyle w:val="BodyText"/>
+        <w:keepNext/>
+        <w:shd w:val="clear" w:color="auto" w:fill="F4F4F6"/>
+        <w:spacing w:after="0" w:line="240" w:lineRule="auto"/>
+        <w:ind w:left="173" w:right="72"/>
+      </w:pPr>
+      <w:r>
+        <w:rPr>
+          <w:rFonts w:ascii="Consolas" w:hAnsi="Consolas" w:cs="Consolas"/>
+          <w:sz w:val="15"/>
+        </w:rPr>
+        <w:t>============================================================</w:t>
+      </w:r>
+    </w:p>
+    <w:p>
+      <w:pPr>
+        <w:pStyle w:val="BodyText"/>
+        <w:shd w:val="clear" w:color="auto" w:fill="F4F4F6"/>
+        <w:spacing w:after="0" w:line="240" w:lineRule="auto"/>
+        <w:ind w:left="173" w:right="72"/>
+      </w:pPr>
+      <w:r>
+        <w:rPr>
+          <w:rFonts w:ascii="Consolas" w:hAnsi="Consolas" w:cs="Consolas"/>
+          <w:sz w:val="15"/>
+        </w:rPr>
+        <w:t>ALL CHECKS PASSED</w:t>
+      </w:r>
+    </w:p>
+    <w:p>
+      <w:pPr>
+        <w:pStyle w:val="BodyText"/>
+        <w:spacing w:before="80"/>
       </w:pPr>
       <w:r>
         <w:rPr>
@@ -12998,16 +15699,15 @@
           <w:color w:val="555555"/>
           <w:sz w:val="18"/>
         </w:rPr>
-        <w:t>Figure F: Grounded response validation, offline, with the real tool transport.</w:t>
+        <w:t>Listing 12: Grounded response validation, offline, with the real tool transport.</w:t>
       </w:r>
     </w:p>
     <w:p>
       <w:pPr>
         <w:pStyle w:val="Heading1"/>
       </w:pPr>
-      <w:bookmarkStart w:id="18" w:name="_Toc240812159"/>
-      <w:r>
-        <w:lastRenderedPageBreak/>
+      <w:bookmarkStart w:id="18" w:name="_Toc240829265"/>
+      <w:r>
         <w:t>Deliverables</w:t>
       </w:r>
       <w:bookmarkEnd w:id="18"/>
@@ -13026,6 +15726,7 @@
         <w:ind w:hanging="288"/>
       </w:pPr>
       <w:r>
+        <w:lastRenderedPageBreak/>
         <w:t>•  Test logs and JUnit XML for every run (</w:t>
       </w:r>
       <w:r>
@@ -13036,7 +15737,17 @@
         <w:t>reports/&lt;date&gt;/</w:t>
       </w:r>
       <w:r>
-        <w:t>, or the GitHub Actions artifact).</w:t>
+        <w:t xml:space="preserve">, or the GitHub Actions artifact); the logs this report quotes are kept beside it in </w:t>
+      </w:r>
+      <w:r>
+        <w:rPr>
+          <w:rFonts w:ascii="Consolas" w:hAnsi="Consolas"/>
+          <w:sz w:val="18"/>
+        </w:rPr>
+        <w:t>docs/test-report/evidence/logs</w:t>
+      </w:r>
+      <w:r>
+        <w:t>.</w:t>
       </w:r>
     </w:p>
     <w:p>
@@ -13045,7 +15756,10 @@
         <w:ind w:hanging="288"/>
       </w:pPr>
       <w:r>
-        <w:t>•  User interface screenshots of every page, on a phone and on a desktop browser, kept by the browser suites on every run.</w:t>
+        <w:t xml:space="preserve">•  </w:t>
+      </w:r>
+      <w:r>
+        <w:t>User interface screenshots of every page, on a phone and on a desktop browser, kept by the browser suites on every run.</w:t>
       </w:r>
     </w:p>
     <w:p>
@@ -13063,10 +15777,7 @@
         <w:ind w:hanging="288"/>
       </w:pPr>
       <w:r>
-        <w:t xml:space="preserve">•  </w:t>
-      </w:r>
-      <w:r>
-        <w:t>The production monitoring stack and its Grafana dashboard template (</w:t>
+        <w:t>•  The production monitoring stack and its Grafana dashboard template (</w:t>
       </w:r>
       <w:r>
         <w:rPr>
@@ -13121,7 +15832,7 @@
       <w:pPr>
         <w:pStyle w:val="Heading2"/>
       </w:pPr>
-      <w:bookmarkStart w:id="19" w:name="_Toc240812160"/>
+      <w:bookmarkStart w:id="19" w:name="_Toc240829266"/>
       <w:r>
         <w:t>Test Evaluation Summaries</w:t>
       </w:r>
@@ -15236,53 +17947,566 @@
     <w:p>
       <w:pPr>
         <w:pStyle w:val="BodyText"/>
-        <w:jc w:val="center"/>
-      </w:pPr>
-      <w:r>
-        <w:rPr>
-          <w:noProof/>
-        </w:rPr>
-        <w:drawing>
-          <wp:inline distT="0" distB="0" distL="0" distR="0" wp14:anchorId="5DA86BCA" wp14:editId="213C1F44">
-            <wp:extent cx="5486400" cy="7333798"/>
-            <wp:effectExtent l="0" t="0" r="0" b="0"/>
-            <wp:docPr id="24" name="Picture 24"/>
-            <wp:cNvGraphicFramePr>
-              <a:graphicFrameLocks xmlns:a="http://schemas.openxmlformats.org/drawingml/2006/main" noChangeAspect="1"/>
-            </wp:cNvGraphicFramePr>
-            <a:graphic xmlns:a="http://schemas.openxmlformats.org/drawingml/2006/main">
-              <a:graphicData uri="http://schemas.openxmlformats.org/drawingml/2006/picture">
-                <pic:pic xmlns:pic="http://schemas.openxmlformats.org/drawingml/2006/picture">
-                  <pic:nvPicPr>
-                    <pic:cNvPr id="0" name="01-unit.png"/>
-                    <pic:cNvPicPr/>
-                  </pic:nvPicPr>
-                  <pic:blipFill>
-                    <a:blip r:embed="rId32"/>
-                    <a:stretch>
-                      <a:fillRect/>
-                    </a:stretch>
-                  </pic:blipFill>
-                  <pic:spPr>
-                    <a:xfrm>
-                      <a:off x="0" y="0"/>
-                      <a:ext cx="5486400" cy="7333798"/>
-                    </a:xfrm>
-                    <a:prstGeom prst="rect">
-                      <a:avLst/>
-                    </a:prstGeom>
-                  </pic:spPr>
-                </pic:pic>
-              </a:graphicData>
-            </a:graphic>
-          </wp:inline>
-        </w:drawing>
-      </w:r>
-    </w:p>
-    <w:p>
-      <w:pPr>
-        <w:pStyle w:val="BodyText"/>
-        <w:jc w:val="center"/>
+        <w:keepNext/>
+        <w:shd w:val="clear" w:color="auto" w:fill="F4F4F6"/>
+        <w:spacing w:after="0" w:line="240" w:lineRule="auto"/>
+        <w:ind w:left="173" w:right="72"/>
+      </w:pPr>
+      <w:r>
+        <w:rPr>
+          <w:rFonts w:ascii="Consolas" w:hAnsi="Consolas" w:cs="Consolas"/>
+          <w:sz w:val="15"/>
+        </w:rPr>
+        <w:t>$ bash scripts/test-all.sh</w:t>
+      </w:r>
+    </w:p>
+    <w:p>
+      <w:pPr>
+        <w:pStyle w:val="BodyText"/>
+        <w:keepNext/>
+        <w:shd w:val="clear" w:color="auto" w:fill="F4F4F6"/>
+        <w:spacing w:after="0" w:line="240" w:lineRule="auto"/>
+        <w:ind w:left="173" w:right="72"/>
+      </w:pPr>
+      <w:r>
+        <w:rPr>
+          <w:rFonts w:ascii="Consolas" w:hAnsi="Consolas" w:cs="Consolas"/>
+          <w:sz w:val="15"/>
+        </w:rPr>
+        <w:t>Resolved 106 packages in 8ms</w:t>
+      </w:r>
+    </w:p>
+    <w:p>
+      <w:pPr>
+        <w:pStyle w:val="BodyText"/>
+        <w:keepNext/>
+        <w:shd w:val="clear" w:color="auto" w:fill="F4F4F6"/>
+        <w:spacing w:after="0" w:line="240" w:lineRule="auto"/>
+        <w:ind w:left="173" w:right="72"/>
+      </w:pPr>
+      <w:r>
+        <w:rPr>
+          <w:rFonts w:ascii="Consolas" w:hAnsi="Consolas" w:cs="Consolas"/>
+          <w:sz w:val="15"/>
+        </w:rPr>
+        <w:t>Audited 74 packages in 0.43ms</w:t>
+      </w:r>
+    </w:p>
+    <w:p>
+      <w:pPr>
+        <w:pStyle w:val="BodyText"/>
+        <w:keepNext/>
+        <w:shd w:val="clear" w:color="auto" w:fill="F4F4F6"/>
+        <w:spacing w:after="0" w:line="240" w:lineRule="auto"/>
+        <w:ind w:left="173" w:right="72"/>
+      </w:pPr>
+      <w:r>
+        <w:rPr>
+          <w:rFonts w:ascii="Consolas" w:hAnsi="Consolas" w:cs="Consolas"/>
+          <w:sz w:val="15"/>
+        </w:rPr>
+        <w:t>All checks passed!</w:t>
+      </w:r>
+    </w:p>
+    <w:p>
+      <w:pPr>
+        <w:pStyle w:val="BodyText"/>
+        <w:keepNext/>
+        <w:shd w:val="clear" w:color="auto" w:fill="F4F4F6"/>
+        <w:spacing w:after="0" w:line="240" w:lineRule="auto"/>
+        <w:ind w:left="173" w:right="72"/>
+      </w:pPr>
+      <w:r>
+        <w:rPr>
+          <w:rFonts w:ascii="Consolas" w:hAnsi="Consolas" w:cs="Consolas"/>
+          <w:sz w:val="15"/>
+        </w:rPr>
+        <w:t>.....                                                                    [100%]</w:t>
+      </w:r>
+    </w:p>
+    <w:p>
+      <w:pPr>
+        <w:pStyle w:val="BodyText"/>
+        <w:keepNext/>
+        <w:shd w:val="clear" w:color="auto" w:fill="F4F4F6"/>
+        <w:spacing w:after="0" w:line="240" w:lineRule="auto"/>
+        <w:ind w:left="173" w:right="72"/>
+      </w:pPr>
+      <w:r>
+        <w:rPr>
+          <w:rFonts w:ascii="Consolas" w:hAnsi="Consolas" w:cs="Consolas"/>
+          <w:sz w:val="15"/>
+        </w:rPr>
+        <w:t>5 passed in 0.09s</w:t>
+      </w:r>
+    </w:p>
+    <w:p>
+      <w:pPr>
+        <w:pStyle w:val="BodyText"/>
+        <w:keepNext/>
+        <w:shd w:val="clear" w:color="auto" w:fill="F4F4F6"/>
+        <w:spacing w:after="0" w:line="240" w:lineRule="auto"/>
+        <w:ind w:left="173" w:right="72"/>
+      </w:pPr>
+      <w:r>
+        <w:rPr>
+          <w:rFonts w:ascii="Consolas" w:hAnsi="Consolas" w:cs="Consolas"/>
+          <w:sz w:val="15"/>
+        </w:rPr>
+        <w:t>.........                                                                [100%]</w:t>
+      </w:r>
+    </w:p>
+    <w:p>
+      <w:pPr>
+        <w:pStyle w:val="BodyText"/>
+        <w:keepNext/>
+        <w:shd w:val="clear" w:color="auto" w:fill="F4F4F6"/>
+        <w:spacing w:after="0" w:line="240" w:lineRule="auto"/>
+        <w:ind w:left="173" w:right="72"/>
+      </w:pPr>
+      <w:r>
+        <w:rPr>
+          <w:rFonts w:ascii="Consolas" w:hAnsi="Consolas" w:cs="Consolas"/>
+          <w:sz w:val="15"/>
+        </w:rPr>
+        <w:t>============================== warnings summary ===============================</w:t>
+      </w:r>
+    </w:p>
+    <w:p>
+      <w:pPr>
+        <w:pStyle w:val="BodyText"/>
+        <w:keepNext/>
+        <w:shd w:val="clear" w:color="auto" w:fill="F4F4F6"/>
+        <w:spacing w:after="0" w:line="240" w:lineRule="auto"/>
+        <w:ind w:left="173" w:right="72"/>
+      </w:pPr>
+      <w:r>
+        <w:rPr>
+          <w:rFonts w:ascii="Consolas" w:hAnsi="Consolas" w:cs="Consolas"/>
+          <w:sz w:val="15"/>
+        </w:rPr>
+        <w:t>services/gateway/tests/test_jwks.py::test_hs256_alg_confusion_rejected</w:t>
+      </w:r>
+    </w:p>
+    <w:p>
+      <w:pPr>
+        <w:pStyle w:val="BodyText"/>
+        <w:keepNext/>
+        <w:shd w:val="clear" w:color="auto" w:fill="F4F4F6"/>
+        <w:spacing w:after="0" w:line="240" w:lineRule="auto"/>
+        <w:ind w:left="173" w:right="72"/>
+      </w:pPr>
+      <w:r>
+        <w:rPr>
+          <w:rFonts w:ascii="Consolas" w:hAnsi="Consolas" w:cs="Consolas"/>
+          <w:sz w:val="15"/>
+        </w:rPr>
+        <w:t xml:space="preserve">  D:\DSEP22\v3\.venv\Lib\site-packages\jwt\api_jwt.py:149: InsecureKeyLengthWarning: The HMAC key is 6 bytes long, which is below the minimum recommended length of 32 bytes for SHA256. See RFC 7518 Section 3.2.</w:t>
+      </w:r>
+    </w:p>
+    <w:p>
+      <w:pPr>
+        <w:pStyle w:val="BodyText"/>
+        <w:keepNext/>
+        <w:shd w:val="clear" w:color="auto" w:fill="F4F4F6"/>
+        <w:spacing w:after="0" w:line="240" w:lineRule="auto"/>
+        <w:ind w:left="173" w:right="72"/>
+      </w:pPr>
+      <w:r>
+        <w:rPr>
+          <w:rFonts w:ascii="Consolas" w:hAnsi="Consolas" w:cs="Consolas"/>
+          <w:sz w:val="15"/>
+        </w:rPr>
+        <w:t xml:space="preserve">    return self._jws.encode(</w:t>
+      </w:r>
+    </w:p>
+    <w:p>
+      <w:pPr>
+        <w:pStyle w:val="BodyText"/>
+        <w:keepNext/>
+        <w:shd w:val="clear" w:color="auto" w:fill="F4F4F6"/>
+        <w:spacing w:after="0" w:line="240" w:lineRule="auto"/>
+        <w:ind w:left="173" w:right="72"/>
+      </w:pPr>
+      <w:r>
+        <w:rPr>
+          <w:rFonts w:ascii="Consolas" w:hAnsi="Consolas" w:cs="Consolas"/>
+          <w:sz w:val="15"/>
+        </w:rPr>
+        <w:t xml:space="preserve"> </w:t>
+      </w:r>
+    </w:p>
+    <w:p>
+      <w:pPr>
+        <w:pStyle w:val="BodyText"/>
+        <w:keepNext/>
+        <w:shd w:val="clear" w:color="auto" w:fill="F4F4F6"/>
+        <w:spacing w:after="0" w:line="240" w:lineRule="auto"/>
+        <w:ind w:left="173" w:right="72"/>
+      </w:pPr>
+      <w:r>
+        <w:rPr>
+          <w:rFonts w:ascii="Consolas" w:hAnsi="Consolas" w:cs="Consolas"/>
+          <w:sz w:val="15"/>
+        </w:rPr>
+        <w:t>-- Docs: https://docs.pytest.org/en/stable/how-to/capture-warnings.html</w:t>
+      </w:r>
+    </w:p>
+    <w:p>
+      <w:pPr>
+        <w:pStyle w:val="BodyText"/>
+        <w:keepNext/>
+        <w:shd w:val="clear" w:color="auto" w:fill="F4F4F6"/>
+        <w:spacing w:after="0" w:line="240" w:lineRule="auto"/>
+        <w:ind w:left="173" w:right="72"/>
+      </w:pPr>
+      <w:r>
+        <w:rPr>
+          <w:rFonts w:ascii="Consolas" w:hAnsi="Consolas" w:cs="Consolas"/>
+          <w:sz w:val="15"/>
+        </w:rPr>
+        <w:t>9 passed, 1 warning in 0.11s</w:t>
+      </w:r>
+    </w:p>
+    <w:p>
+      <w:pPr>
+        <w:pStyle w:val="BodyText"/>
+        <w:keepNext/>
+        <w:shd w:val="clear" w:color="auto" w:fill="F4F4F6"/>
+        <w:spacing w:after="0" w:line="240" w:lineRule="auto"/>
+        <w:ind w:left="173" w:right="72"/>
+      </w:pPr>
+      <w:r>
+        <w:rPr>
+          <w:rFonts w:ascii="Consolas" w:hAnsi="Consolas" w:cs="Consolas"/>
+          <w:sz w:val="15"/>
+        </w:rPr>
+        <w:t>....................                                                     [100%]</w:t>
+      </w:r>
+    </w:p>
+    <w:p>
+      <w:pPr>
+        <w:pStyle w:val="BodyText"/>
+        <w:keepNext/>
+        <w:shd w:val="clear" w:color="auto" w:fill="F4F4F6"/>
+        <w:spacing w:after="0" w:line="240" w:lineRule="auto"/>
+        <w:ind w:left="173" w:right="72"/>
+      </w:pPr>
+      <w:r>
+        <w:rPr>
+          <w:rFonts w:ascii="Consolas" w:hAnsi="Consolas" w:cs="Consolas"/>
+          <w:sz w:val="15"/>
+        </w:rPr>
+        <w:t>20 passed in 0.63s</w:t>
+      </w:r>
+    </w:p>
+    <w:p>
+      <w:pPr>
+        <w:pStyle w:val="BodyText"/>
+        <w:keepNext/>
+        <w:shd w:val="clear" w:color="auto" w:fill="F4F4F6"/>
+        <w:spacing w:after="0" w:line="240" w:lineRule="auto"/>
+        <w:ind w:left="173" w:right="72"/>
+      </w:pPr>
+      <w:r>
+        <w:rPr>
+          <w:rFonts w:ascii="Consolas" w:hAnsi="Consolas" w:cs="Consolas"/>
+          <w:sz w:val="15"/>
+        </w:rPr>
+        <w:t>.....                                                                    [100%]</w:t>
+      </w:r>
+    </w:p>
+    <w:p>
+      <w:pPr>
+        <w:pStyle w:val="BodyText"/>
+        <w:keepNext/>
+        <w:shd w:val="clear" w:color="auto" w:fill="F4F4F6"/>
+        <w:spacing w:after="0" w:line="240" w:lineRule="auto"/>
+        <w:ind w:left="173" w:right="72"/>
+      </w:pPr>
+      <w:r>
+        <w:rPr>
+          <w:rFonts w:ascii="Consolas" w:hAnsi="Consolas" w:cs="Consolas"/>
+          <w:sz w:val="15"/>
+        </w:rPr>
+        <w:t>5 passed in 0.02s</w:t>
+      </w:r>
+    </w:p>
+    <w:p>
+      <w:pPr>
+        <w:pStyle w:val="BodyText"/>
+        <w:keepNext/>
+        <w:shd w:val="clear" w:color="auto" w:fill="F4F4F6"/>
+        <w:spacing w:after="0" w:line="240" w:lineRule="auto"/>
+        <w:ind w:left="173" w:right="72"/>
+      </w:pPr>
+      <w:r>
+        <w:rPr>
+          <w:rFonts w:ascii="Consolas" w:hAnsi="Consolas" w:cs="Consolas"/>
+          <w:sz w:val="15"/>
+        </w:rPr>
+        <w:t>.......................                                                  [100%]</w:t>
+      </w:r>
+    </w:p>
+    <w:p>
+      <w:pPr>
+        <w:pStyle w:val="BodyText"/>
+        <w:keepNext/>
+        <w:shd w:val="clear" w:color="auto" w:fill="F4F4F6"/>
+        <w:spacing w:after="0" w:line="240" w:lineRule="auto"/>
+        <w:ind w:left="173" w:right="72"/>
+      </w:pPr>
+      <w:r>
+        <w:rPr>
+          <w:rFonts w:ascii="Consolas" w:hAnsi="Consolas" w:cs="Consolas"/>
+          <w:sz w:val="15"/>
+        </w:rPr>
+        <w:t>============================== warnings summary ===============================</w:t>
+      </w:r>
+    </w:p>
+    <w:p>
+      <w:pPr>
+        <w:pStyle w:val="BodyText"/>
+        <w:keepNext/>
+        <w:shd w:val="clear" w:color="auto" w:fill="F4F4F6"/>
+        <w:spacing w:after="0" w:line="240" w:lineRule="auto"/>
+        <w:ind w:left="173" w:right="72"/>
+      </w:pPr>
+      <w:r>
+        <w:rPr>
+          <w:rFonts w:ascii="Consolas" w:hAnsi="Consolas" w:cs="Consolas"/>
+          <w:sz w:val="15"/>
+        </w:rPr>
+        <w:t>app\main.py:80</w:t>
+      </w:r>
+    </w:p>
+    <w:p>
+      <w:pPr>
+        <w:pStyle w:val="BodyText"/>
+        <w:keepNext/>
+        <w:shd w:val="clear" w:color="auto" w:fill="F4F4F6"/>
+        <w:spacing w:after="0" w:line="240" w:lineRule="auto"/>
+        <w:ind w:left="173" w:right="72"/>
+      </w:pPr>
+      <w:r>
+        <w:rPr>
+          <w:rFonts w:ascii="Consolas" w:hAnsi="Consolas" w:cs="Consolas"/>
+          <w:sz w:val="15"/>
+        </w:rPr>
+        <w:t xml:space="preserve">  D:\DSEP22\v3\services\triage\app\main.py:80: DeprecationWarning:</w:t>
+      </w:r>
+    </w:p>
+    <w:p>
+      <w:pPr>
+        <w:pStyle w:val="BodyText"/>
+        <w:keepNext/>
+        <w:shd w:val="clear" w:color="auto" w:fill="F4F4F6"/>
+        <w:spacing w:after="0" w:line="240" w:lineRule="auto"/>
+        <w:ind w:left="173" w:right="72"/>
+      </w:pPr>
+      <w:r>
+        <w:rPr>
+          <w:rFonts w:ascii="Consolas" w:hAnsi="Consolas" w:cs="Consolas"/>
+          <w:sz w:val="15"/>
+        </w:rPr>
+        <w:t>... 46 lines omitted ...</w:t>
+      </w:r>
+    </w:p>
+    <w:p>
+      <w:pPr>
+        <w:pStyle w:val="BodyText"/>
+        <w:keepNext/>
+        <w:shd w:val="clear" w:color="auto" w:fill="F4F4F6"/>
+        <w:spacing w:after="0" w:line="240" w:lineRule="auto"/>
+        <w:ind w:left="173" w:right="72"/>
+      </w:pPr>
+      <w:r>
+        <w:rPr>
+          <w:rFonts w:ascii="Consolas" w:hAnsi="Consolas" w:cs="Consolas"/>
+          <w:sz w:val="15"/>
+        </w:rPr>
+        <w:t xml:space="preserve">  type: 'test'</w:t>
+      </w:r>
+    </w:p>
+    <w:p>
+      <w:pPr>
+        <w:pStyle w:val="BodyText"/>
+        <w:keepNext/>
+        <w:shd w:val="clear" w:color="auto" w:fill="F4F4F6"/>
+        <w:spacing w:after="0" w:line="240" w:lineRule="auto"/>
+        <w:ind w:left="173" w:right="72"/>
+      </w:pPr>
+      <w:r>
+        <w:rPr>
+          <w:rFonts w:ascii="Consolas" w:hAnsi="Consolas" w:cs="Consolas"/>
+          <w:sz w:val="15"/>
+        </w:rPr>
+        <w:t xml:space="preserve">  ...</w:t>
+      </w:r>
+    </w:p>
+    <w:p>
+      <w:pPr>
+        <w:pStyle w:val="BodyText"/>
+        <w:keepNext/>
+        <w:shd w:val="clear" w:color="auto" w:fill="F4F4F6"/>
+        <w:spacing w:after="0" w:line="240" w:lineRule="auto"/>
+        <w:ind w:left="173" w:right="72"/>
+      </w:pPr>
+      <w:r>
+        <w:rPr>
+          <w:rFonts w:ascii="Consolas" w:hAnsi="Consolas" w:cs="Consolas"/>
+          <w:sz w:val="15"/>
+        </w:rPr>
+        <w:t>1..2</w:t>
+      </w:r>
+    </w:p>
+    <w:p>
+      <w:pPr>
+        <w:pStyle w:val="BodyText"/>
+        <w:keepNext/>
+        <w:shd w:val="clear" w:color="auto" w:fill="F4F4F6"/>
+        <w:spacing w:after="0" w:line="240" w:lineRule="auto"/>
+        <w:ind w:left="173" w:right="72"/>
+      </w:pPr>
+      <w:r>
+        <w:rPr>
+          <w:rFonts w:ascii="Consolas" w:hAnsi="Consolas" w:cs="Consolas"/>
+          <w:sz w:val="15"/>
+        </w:rPr>
+        <w:t># tests 2</w:t>
+      </w:r>
+    </w:p>
+    <w:p>
+      <w:pPr>
+        <w:pStyle w:val="BodyText"/>
+        <w:keepNext/>
+        <w:shd w:val="clear" w:color="auto" w:fill="F4F4F6"/>
+        <w:spacing w:after="0" w:line="240" w:lineRule="auto"/>
+        <w:ind w:left="173" w:right="72"/>
+      </w:pPr>
+      <w:r>
+        <w:rPr>
+          <w:rFonts w:ascii="Consolas" w:hAnsi="Consolas" w:cs="Consolas"/>
+          <w:sz w:val="15"/>
+        </w:rPr>
+        <w:t># suites 0</w:t>
+      </w:r>
+    </w:p>
+    <w:p>
+      <w:pPr>
+        <w:pStyle w:val="BodyText"/>
+        <w:keepNext/>
+        <w:shd w:val="clear" w:color="auto" w:fill="F4F4F6"/>
+        <w:spacing w:after="0" w:line="240" w:lineRule="auto"/>
+        <w:ind w:left="173" w:right="72"/>
+      </w:pPr>
+      <w:r>
+        <w:rPr>
+          <w:rFonts w:ascii="Consolas" w:hAnsi="Consolas" w:cs="Consolas"/>
+          <w:sz w:val="15"/>
+        </w:rPr>
+        <w:t># pass 2</w:t>
+      </w:r>
+    </w:p>
+    <w:p>
+      <w:pPr>
+        <w:pStyle w:val="BodyText"/>
+        <w:keepNext/>
+        <w:shd w:val="clear" w:color="auto" w:fill="F4F4F6"/>
+        <w:spacing w:after="0" w:line="240" w:lineRule="auto"/>
+        <w:ind w:left="173" w:right="72"/>
+      </w:pPr>
+      <w:r>
+        <w:rPr>
+          <w:rFonts w:ascii="Consolas" w:hAnsi="Consolas" w:cs="Consolas"/>
+          <w:sz w:val="15"/>
+        </w:rPr>
+        <w:t># fail 0</w:t>
+      </w:r>
+    </w:p>
+    <w:p>
+      <w:pPr>
+        <w:pStyle w:val="BodyText"/>
+        <w:keepNext/>
+        <w:shd w:val="clear" w:color="auto" w:fill="F4F4F6"/>
+        <w:spacing w:after="0" w:line="240" w:lineRule="auto"/>
+        <w:ind w:left="173" w:right="72"/>
+      </w:pPr>
+      <w:r>
+        <w:rPr>
+          <w:rFonts w:ascii="Consolas" w:hAnsi="Consolas" w:cs="Consolas"/>
+          <w:sz w:val="15"/>
+        </w:rPr>
+        <w:t># cancelled 0</w:t>
+      </w:r>
+    </w:p>
+    <w:p>
+      <w:pPr>
+        <w:pStyle w:val="BodyText"/>
+        <w:keepNext/>
+        <w:shd w:val="clear" w:color="auto" w:fill="F4F4F6"/>
+        <w:spacing w:after="0" w:line="240" w:lineRule="auto"/>
+        <w:ind w:left="173" w:right="72"/>
+      </w:pPr>
+      <w:r>
+        <w:rPr>
+          <w:rFonts w:ascii="Consolas" w:hAnsi="Consolas" w:cs="Consolas"/>
+          <w:sz w:val="15"/>
+        </w:rPr>
+        <w:t># skipped 0</w:t>
+      </w:r>
+    </w:p>
+    <w:p>
+      <w:pPr>
+        <w:pStyle w:val="BodyText"/>
+        <w:keepNext/>
+        <w:shd w:val="clear" w:color="auto" w:fill="F4F4F6"/>
+        <w:spacing w:after="0" w:line="240" w:lineRule="auto"/>
+        <w:ind w:left="173" w:right="72"/>
+      </w:pPr>
+      <w:r>
+        <w:rPr>
+          <w:rFonts w:ascii="Consolas" w:hAnsi="Consolas" w:cs="Consolas"/>
+          <w:sz w:val="15"/>
+        </w:rPr>
+        <w:t># todo 0</w:t>
+      </w:r>
+    </w:p>
+    <w:p>
+      <w:pPr>
+        <w:pStyle w:val="BodyText"/>
+        <w:keepNext/>
+        <w:shd w:val="clear" w:color="auto" w:fill="F4F4F6"/>
+        <w:spacing w:after="0" w:line="240" w:lineRule="auto"/>
+        <w:ind w:left="173" w:right="72"/>
+      </w:pPr>
+      <w:r>
+        <w:rPr>
+          <w:rFonts w:ascii="Consolas" w:hAnsi="Consolas" w:cs="Consolas"/>
+          <w:sz w:val="15"/>
+        </w:rPr>
+        <w:t># duration_ms 217.914</w:t>
+      </w:r>
+    </w:p>
+    <w:p>
+      <w:pPr>
+        <w:pStyle w:val="BodyText"/>
+        <w:shd w:val="clear" w:color="auto" w:fill="F4F4F6"/>
+        <w:spacing w:after="0" w:line="240" w:lineRule="auto"/>
+        <w:ind w:left="173" w:right="72"/>
+      </w:pPr>
+      <w:r>
+        <w:rPr>
+          <w:rFonts w:ascii="Consolas" w:hAnsi="Consolas" w:cs="Consolas"/>
+          <w:sz w:val="15"/>
+        </w:rPr>
+        <w:t>test-all OK</w:t>
+      </w:r>
+    </w:p>
+    <w:p>
+      <w:pPr>
+        <w:pStyle w:val="BodyText"/>
+        <w:spacing w:before="80"/>
       </w:pPr>
       <w:r>
         <w:rPr>
@@ -15290,14 +18514,14 @@
           <w:color w:val="555555"/>
           <w:sz w:val="18"/>
         </w:rPr>
-        <w:t>Figure 19: Unit, contract and architecture tests, lint and typecheck.</w:t>
+        <w:t>Listing 11: Unit, contract and architecture tests, lint and typecheck.</w:t>
       </w:r>
     </w:p>
     <w:p>
       <w:pPr>
         <w:pStyle w:val="Heading2"/>
       </w:pPr>
-      <w:bookmarkStart w:id="20" w:name="_Toc240812161"/>
+      <w:bookmarkStart w:id="20" w:name="_Toc240829267"/>
       <w:r>
         <w:t>Reporting on Test Coverage</w:t>
       </w:r>
@@ -15344,7 +18568,6 @@
               <w:rPr>
                 <w:b/>
               </w:rPr>
-              <w:lastRenderedPageBreak/>
               <w:t>Technique</w:t>
             </w:r>
           </w:p>
@@ -15893,6 +19116,7 @@
         <w:ind w:hanging="288"/>
       </w:pPr>
       <w:r>
+        <w:lastRenderedPageBreak/>
         <w:t xml:space="preserve">•  </w:t>
       </w:r>
       <w:r>
@@ -15953,44 +19177,37 @@
         <w:t xml:space="preserve">•  </w:t>
       </w:r>
       <w:r>
+        <w:t xml:space="preserve">The logs, JUnit XML and k6 summaries this report quotes are kept in </w:t>
+      </w:r>
+      <w:r>
         <w:rPr>
           <w:rFonts w:ascii="Consolas" w:hAnsi="Consolas"/>
           <w:sz w:val="18"/>
         </w:rPr>
-        <w:t>python docs/test-report/build_report.py --collect reports/&lt;date&gt;</w:t>
-      </w:r>
-      <w:r>
-        <w:t xml:space="preserve"> then </w:t>
+        <w:t>docs/test-report/evidence</w:t>
+      </w:r>
+      <w:r>
+        <w:t>, so every number here can be checked against them.</w:t>
+      </w:r>
+    </w:p>
+    <w:p>
+      <w:pPr>
+        <w:pStyle w:val="BodyText"/>
+      </w:pPr>
+      <w:r>
+        <w:rPr>
+          <w:b/>
+        </w:rPr>
+        <w:t>Operational monitoring.</w:t>
+      </w:r>
+      <w:r>
+        <w:t xml:space="preserve"> Coverage does not stop at release. Production now runs Prometheus and Grafana beside the stack (</w:t>
       </w:r>
       <w:r>
         <w:rPr>
           <w:rFonts w:ascii="Consolas" w:hAnsi="Consolas"/>
           <w:sz w:val="18"/>
         </w:rPr>
-        <w:t>export.ps1</w:t>
-      </w:r>
-      <w:r>
-        <w:t>: this document.</w:t>
-      </w:r>
-    </w:p>
-    <w:p>
-      <w:pPr>
-        <w:pStyle w:val="BodyText"/>
-      </w:pPr>
-      <w:r>
-        <w:rPr>
-          <w:b/>
-        </w:rPr>
-        <w:t>Operational monitoring.</w:t>
-      </w:r>
-      <w:r>
-        <w:t xml:space="preserve"> Coverage does not stop at release. Production now runs Prometheus and Grafana beside the stack (</w:t>
-      </w:r>
-      <w:r>
-        <w:rPr>
-          <w:rFonts w:ascii="Consolas" w:hAnsi="Consolas"/>
-          <w:sz w:val="18"/>
-        </w:rPr>
         <w:t>compose.monitoring.yaml</w:t>
       </w:r>
       <w:r>
@@ -16006,12 +19223,11 @@
         <w:rPr>
           <w:noProof/>
         </w:rPr>
-        <w:lastRenderedPageBreak/>
         <w:drawing>
-          <wp:inline distT="0" distB="0" distL="0" distR="0" wp14:anchorId="1A884959" wp14:editId="7972A668">
+          <wp:inline distT="0" distB="0" distL="0" distR="0" wp14:anchorId="3C40602A" wp14:editId="0CB5FE35">
             <wp:extent cx="5943600" cy="3714750"/>
             <wp:effectExtent l="0" t="0" r="0" b="0"/>
-            <wp:docPr id="25" name="Picture 25"/>
+            <wp:docPr id="13" name="Picture 13"/>
             <wp:cNvGraphicFramePr>
               <a:graphicFrameLocks xmlns:a="http://schemas.openxmlformats.org/drawingml/2006/main" noChangeAspect="1"/>
             </wp:cNvGraphicFramePr>
@@ -16023,7 +19239,7 @@
                     <pic:cNvPicPr/>
                   </pic:nvPicPr>
                   <pic:blipFill>
-                    <a:blip r:embed="rId33"/>
+                    <a:blip r:embed="rId21"/>
                     <a:stretch>
                       <a:fillRect/>
                     </a:stretch>
@@ -16055,14 +19271,14 @@
           <w:color w:val="555555"/>
           <w:sz w:val="18"/>
         </w:rPr>
-        <w:t>Figure 20: The production dashboard (Grafana at /grafana).</w:t>
+        <w:t>Figure 12: The production dashboard (Grafana at /grafana).</w:t>
       </w:r>
     </w:p>
     <w:p>
       <w:pPr>
         <w:pStyle w:val="Heading1"/>
       </w:pPr>
-      <w:bookmarkStart w:id="21" w:name="_Toc240812162"/>
+      <w:bookmarkStart w:id="21" w:name="_Toc240829268"/>
       <w:r>
         <w:t>Risks, Dependencies, Assumptions, and Constraints</w:t>
       </w:r>
@@ -16281,6 +19497,7 @@
               </w:rPr>
             </w:pPr>
             <w:r>
+              <w:lastRenderedPageBreak/>
               <w:t>Model provider limits and regional blocks</w:t>
             </w:r>
           </w:p>
@@ -16496,7 +19713,6 @@
               </w:rPr>
             </w:pPr>
             <w:r>
-              <w:lastRenderedPageBreak/>
               <w:t>Model output is not deterministic</w:t>
             </w:r>
           </w:p>
@@ -16726,7 +19942,7 @@
       <w:pPr>
         <w:pStyle w:val="Heading1"/>
       </w:pPr>
-      <w:bookmarkStart w:id="22" w:name="_Toc240812163"/>
+      <w:bookmarkStart w:id="22" w:name="_Toc240829269"/>
       <w:r>
         <w:t>References</w:t>
       </w:r>
@@ -16785,6 +20001,7 @@
         <w:pStyle w:val="BodyText"/>
       </w:pPr>
       <w:r>
+        <w:lastRenderedPageBreak/>
         <w:t>[7] Google, "cAdvisor: container advisor." [Online]. Available: https://github.com/google/cadvisor (Accessed: Sep. 20, 2026).</w:t>
       </w:r>
     </w:p>
@@ -16829,10 +20046,10 @@
       </w:r>
     </w:p>
     <w:sectPr>
-      <w:headerReference w:type="default" r:id="rId34"/>
-      <w:footerReference w:type="default" r:id="rId35"/>
-      <w:headerReference w:type="first" r:id="rId36"/>
-      <w:footerReference w:type="first" r:id="rId37"/>
+      <w:headerReference w:type="default" r:id="rId22"/>
+      <w:footerReference w:type="default" r:id="rId23"/>
+      <w:headerReference w:type="first" r:id="rId24"/>
+      <w:footerReference w:type="first" r:id="rId25"/>
       <w:pgSz w:w="12240" w:h="15840" w:code="1"/>
       <w:pgMar w:top="1134" w:right="1440" w:bottom="1440" w:left="1440" w:header="720" w:footer="720" w:gutter="0"/>
       <w:cols w:space="720"/>

--- a/docs/test-report/Lanka-Link-v3-Master-Test-Plan.docx
+++ b/docs/test-report/Lanka-Link-v3-Master-Test-Plan.docx
@@ -334,7 +334,7 @@
       <w:r>
         <w:fldChar w:fldCharType="separate"/>
       </w:r>
-      <w:hyperlink w:anchor="_Toc240829247" w:history="1">
+      <w:hyperlink w:anchor="_Toc240829741" w:history="1">
         <w:r>
           <w:rPr>
             <w:rStyle w:val="Hyperlink"/>
@@ -380,7 +380,7 @@
             <w:noProof/>
             <w:webHidden/>
           </w:rPr>
-          <w:instrText xml:space="preserve"> PAGEREF _Toc240829247 \h </w:instrText>
+          <w:instrText xml:space="preserve"> PAGEREF _Toc240829741 \h </w:instrText>
         </w:r>
         <w:r>
           <w:rPr>
@@ -427,7 +427,7 @@
           <w14:ligatures w14:val="standardContextual"/>
         </w:rPr>
       </w:pPr>
-      <w:hyperlink w:anchor="_Toc240829248" w:history="1">
+      <w:hyperlink w:anchor="_Toc240829742" w:history="1">
         <w:r>
           <w:rPr>
             <w:rStyle w:val="Hyperlink"/>
@@ -473,7 +473,7 @@
             <w:noProof/>
             <w:webHidden/>
           </w:rPr>
-          <w:instrText xml:space="preserve"> PAGEREF _Toc240829248 \h </w:instrText>
+          <w:instrText xml:space="preserve"> PAGEREF _Toc240829742 \h </w:instrText>
         </w:r>
         <w:r>
           <w:rPr>
@@ -520,7 +520,7 @@
           <w14:ligatures w14:val="standardContextual"/>
         </w:rPr>
       </w:pPr>
-      <w:hyperlink w:anchor="_Toc240829249" w:history="1">
+      <w:hyperlink w:anchor="_Toc240829743" w:history="1">
         <w:r>
           <w:rPr>
             <w:rStyle w:val="Hyperlink"/>
@@ -566,7 +566,7 @@
             <w:noProof/>
             <w:webHidden/>
           </w:rPr>
-          <w:instrText xml:space="preserve"> PAGEREF _Toc240829249 \h </w:instrText>
+          <w:instrText xml:space="preserve"> PAGEREF _Toc240829743 \h </w:instrText>
         </w:r>
         <w:r>
           <w:rPr>
@@ -613,7 +613,7 @@
           <w14:ligatures w14:val="standardContextual"/>
         </w:rPr>
       </w:pPr>
-      <w:hyperlink w:anchor="_Toc240829250" w:history="1">
+      <w:hyperlink w:anchor="_Toc240829744" w:history="1">
         <w:r>
           <w:rPr>
             <w:rStyle w:val="Hyperlink"/>
@@ -659,7 +659,7 @@
             <w:noProof/>
             <w:webHidden/>
           </w:rPr>
-          <w:instrText xml:space="preserve"> PAGEREF _Toc240829250 \h </w:instrText>
+          <w:instrText xml:space="preserve"> PAGEREF _Toc240829744 \h </w:instrText>
         </w:r>
         <w:r>
           <w:rPr>
@@ -703,7 +703,7 @@
           <w14:ligatures w14:val="standardContextual"/>
         </w:rPr>
       </w:pPr>
-      <w:hyperlink w:anchor="_Toc240829251" w:history="1">
+      <w:hyperlink w:anchor="_Toc240829745" w:history="1">
         <w:r>
           <w:rPr>
             <w:rStyle w:val="Hyperlink"/>
@@ -749,7 +749,7 @@
             <w:noProof/>
             <w:webHidden/>
           </w:rPr>
-          <w:instrText xml:space="preserve"> PAGEREF _Toc240829251 \h </w:instrText>
+          <w:instrText xml:space="preserve"> PAGEREF _Toc240829745 \h </w:instrText>
         </w:r>
         <w:r>
           <w:rPr>
@@ -793,7 +793,7 @@
           <w14:ligatures w14:val="standardContextual"/>
         </w:rPr>
       </w:pPr>
-      <w:hyperlink w:anchor="_Toc240829252" w:history="1">
+      <w:hyperlink w:anchor="_Toc240829746" w:history="1">
         <w:r>
           <w:rPr>
             <w:rStyle w:val="Hyperlink"/>
@@ -839,7 +839,7 @@
             <w:noProof/>
             <w:webHidden/>
           </w:rPr>
-          <w:instrText xml:space="preserve"> PAGEREF _Toc240829252 \h </w:instrText>
+          <w:instrText xml:space="preserve"> PAGEREF _Toc240829746 \h </w:instrText>
         </w:r>
         <w:r>
           <w:rPr>
@@ -883,7 +883,7 @@
           <w14:ligatures w14:val="standardContextual"/>
         </w:rPr>
       </w:pPr>
-      <w:hyperlink w:anchor="_Toc240829253" w:history="1">
+      <w:hyperlink w:anchor="_Toc240829747" w:history="1">
         <w:r>
           <w:rPr>
             <w:rStyle w:val="Hyperlink"/>
@@ -929,7 +929,7 @@
             <w:noProof/>
             <w:webHidden/>
           </w:rPr>
-          <w:instrText xml:space="preserve"> PAGEREF _Toc240829253 \h </w:instrText>
+          <w:instrText xml:space="preserve"> PAGEREF _Toc240829747 \h </w:instrText>
         </w:r>
         <w:r>
           <w:rPr>
@@ -973,7 +973,7 @@
           <w14:ligatures w14:val="standardContextual"/>
         </w:rPr>
       </w:pPr>
-      <w:hyperlink w:anchor="_Toc240829254" w:history="1">
+      <w:hyperlink w:anchor="_Toc240829748" w:history="1">
         <w:r>
           <w:rPr>
             <w:rStyle w:val="Hyperlink"/>
@@ -1019,7 +1019,7 @@
             <w:noProof/>
             <w:webHidden/>
           </w:rPr>
-          <w:instrText xml:space="preserve"> PAGEREF _Toc240829254 \h </w:instrText>
+          <w:instrText xml:space="preserve"> PAGEREF _Toc240829748 \h </w:instrText>
         </w:r>
         <w:r>
           <w:rPr>
@@ -1063,7 +1063,7 @@
           <w14:ligatures w14:val="standardContextual"/>
         </w:rPr>
       </w:pPr>
-      <w:hyperlink w:anchor="_Toc240829255" w:history="1">
+      <w:hyperlink w:anchor="_Toc240829749" w:history="1">
         <w:r>
           <w:rPr>
             <w:rStyle w:val="Hyperlink"/>
@@ -1109,7 +1109,7 @@
             <w:noProof/>
             <w:webHidden/>
           </w:rPr>
-          <w:instrText xml:space="preserve"> PAGEREF _Toc240829255 \h </w:instrText>
+          <w:instrText xml:space="preserve"> PAGEREF _Toc240829749 \h </w:instrText>
         </w:r>
         <w:r>
           <w:rPr>
@@ -1153,7 +1153,7 @@
           <w14:ligatures w14:val="standardContextual"/>
         </w:rPr>
       </w:pPr>
-      <w:hyperlink w:anchor="_Toc240829256" w:history="1">
+      <w:hyperlink w:anchor="_Toc240829750" w:history="1">
         <w:r>
           <w:rPr>
             <w:rStyle w:val="Hyperlink"/>
@@ -1199,7 +1199,7 @@
             <w:noProof/>
             <w:webHidden/>
           </w:rPr>
-          <w:instrText xml:space="preserve"> PAGEREF _Toc240829256 \h </w:instrText>
+          <w:instrText xml:space="preserve"> PAGEREF _Toc240829750 \h </w:instrText>
         </w:r>
         <w:r>
           <w:rPr>
@@ -1243,7 +1243,7 @@
           <w14:ligatures w14:val="standardContextual"/>
         </w:rPr>
       </w:pPr>
-      <w:hyperlink w:anchor="_Toc240829257" w:history="1">
+      <w:hyperlink w:anchor="_Toc240829751" w:history="1">
         <w:r>
           <w:rPr>
             <w:rStyle w:val="Hyperlink"/>
@@ -1289,7 +1289,7 @@
             <w:noProof/>
             <w:webHidden/>
           </w:rPr>
-          <w:instrText xml:space="preserve"> PAGEREF _Toc240829257 \h </w:instrText>
+          <w:instrText xml:space="preserve"> PAGEREF _Toc240829751 \h </w:instrText>
         </w:r>
         <w:r>
           <w:rPr>
@@ -1333,7 +1333,7 @@
           <w14:ligatures w14:val="standardContextual"/>
         </w:rPr>
       </w:pPr>
-      <w:hyperlink w:anchor="_Toc240829258" w:history="1">
+      <w:hyperlink w:anchor="_Toc240829752" w:history="1">
         <w:r>
           <w:rPr>
             <w:rStyle w:val="Hyperlink"/>
@@ -1379,7 +1379,7 @@
             <w:noProof/>
             <w:webHidden/>
           </w:rPr>
-          <w:instrText xml:space="preserve"> PAGEREF _Toc240829258 \h </w:instrText>
+          <w:instrText xml:space="preserve"> PAGEREF _Toc240829752 \h </w:instrText>
         </w:r>
         <w:r>
           <w:rPr>
@@ -1426,7 +1426,7 @@
           <w14:ligatures w14:val="standardContextual"/>
         </w:rPr>
       </w:pPr>
-      <w:hyperlink w:anchor="_Toc240829259" w:history="1">
+      <w:hyperlink w:anchor="_Toc240829753" w:history="1">
         <w:r>
           <w:rPr>
             <w:rStyle w:val="Hyperlink"/>
@@ -1472,7 +1472,7 @@
             <w:noProof/>
             <w:webHidden/>
           </w:rPr>
-          <w:instrText xml:space="preserve"> PAGEREF _Toc240829259 \h </w:instrText>
+          <w:instrText xml:space="preserve"> PAGEREF _Toc240829753 \h </w:instrText>
         </w:r>
         <w:r>
           <w:rPr>
@@ -1516,7 +1516,7 @@
           <w14:ligatures w14:val="standardContextual"/>
         </w:rPr>
       </w:pPr>
-      <w:hyperlink w:anchor="_Toc240829260" w:history="1">
+      <w:hyperlink w:anchor="_Toc240829754" w:history="1">
         <w:r>
           <w:rPr>
             <w:rStyle w:val="Hyperlink"/>
@@ -1562,7 +1562,7 @@
             <w:noProof/>
             <w:webHidden/>
           </w:rPr>
-          <w:instrText xml:space="preserve"> PAGEREF _Toc240829260 \h </w:instrText>
+          <w:instrText xml:space="preserve"> PAGEREF _Toc240829754 \h </w:instrText>
         </w:r>
         <w:r>
           <w:rPr>
@@ -1606,7 +1606,7 @@
           <w14:ligatures w14:val="standardContextual"/>
         </w:rPr>
       </w:pPr>
-      <w:hyperlink w:anchor="_Toc240829261" w:history="1">
+      <w:hyperlink w:anchor="_Toc240829755" w:history="1">
         <w:r>
           <w:rPr>
             <w:rStyle w:val="Hyperlink"/>
@@ -1652,7 +1652,7 @@
             <w:noProof/>
             <w:webHidden/>
           </w:rPr>
-          <w:instrText xml:space="preserve"> PAGEREF _Toc240829261 \h </w:instrText>
+          <w:instrText xml:space="preserve"> PAGEREF _Toc240829755 \h </w:instrText>
         </w:r>
         <w:r>
           <w:rPr>
@@ -1696,7 +1696,7 @@
           <w14:ligatures w14:val="standardContextual"/>
         </w:rPr>
       </w:pPr>
-      <w:hyperlink w:anchor="_Toc240829262" w:history="1">
+      <w:hyperlink w:anchor="_Toc240829756" w:history="1">
         <w:r>
           <w:rPr>
             <w:rStyle w:val="Hyperlink"/>
@@ -1742,7 +1742,7 @@
             <w:noProof/>
             <w:webHidden/>
           </w:rPr>
-          <w:instrText xml:space="preserve"> PAGEREF _Toc240829262 \h </w:instrText>
+          <w:instrText xml:space="preserve"> PAGEREF _Toc240829756 \h </w:instrText>
         </w:r>
         <w:r>
           <w:rPr>
@@ -1786,7 +1786,7 @@
           <w14:ligatures w14:val="standardContextual"/>
         </w:rPr>
       </w:pPr>
-      <w:hyperlink w:anchor="_Toc240829263" w:history="1">
+      <w:hyperlink w:anchor="_Toc240829757" w:history="1">
         <w:r>
           <w:rPr>
             <w:rStyle w:val="Hyperlink"/>
@@ -1832,7 +1832,7 @@
             <w:noProof/>
             <w:webHidden/>
           </w:rPr>
-          <w:instrText xml:space="preserve"> PAGEREF _Toc240829263 \h </w:instrText>
+          <w:instrText xml:space="preserve"> PAGEREF _Toc240829757 \h </w:instrText>
         </w:r>
         <w:r>
           <w:rPr>
@@ -1876,7 +1876,7 @@
           <w14:ligatures w14:val="standardContextual"/>
         </w:rPr>
       </w:pPr>
-      <w:hyperlink w:anchor="_Toc240829264" w:history="1">
+      <w:hyperlink w:anchor="_Toc240829758" w:history="1">
         <w:r>
           <w:rPr>
             <w:rStyle w:val="Hyperlink"/>
@@ -1922,7 +1922,7 @@
             <w:noProof/>
             <w:webHidden/>
           </w:rPr>
-          <w:instrText xml:space="preserve"> PAGEREF _Toc240829264 \h </w:instrText>
+          <w:instrText xml:space="preserve"> PAGEREF _Toc240829758 \h </w:instrText>
         </w:r>
         <w:r>
           <w:rPr>
@@ -1969,7 +1969,7 @@
           <w14:ligatures w14:val="standardContextual"/>
         </w:rPr>
       </w:pPr>
-      <w:hyperlink w:anchor="_Toc240829265" w:history="1">
+      <w:hyperlink w:anchor="_Toc240829759" w:history="1">
         <w:r>
           <w:rPr>
             <w:rStyle w:val="Hyperlink"/>
@@ -2015,7 +2015,7 @@
             <w:noProof/>
             <w:webHidden/>
           </w:rPr>
-          <w:instrText xml:space="preserve"> PAGEREF _Toc240829265 \h </w:instrText>
+          <w:instrText xml:space="preserve"> PAGEREF _Toc240829759 \h </w:instrText>
         </w:r>
         <w:r>
           <w:rPr>
@@ -2062,7 +2062,7 @@
           <w14:ligatures w14:val="standardContextual"/>
         </w:rPr>
       </w:pPr>
-      <w:hyperlink w:anchor="_Toc240829266" w:history="1">
+      <w:hyperlink w:anchor="_Toc240829760" w:history="1">
         <w:r>
           <w:rPr>
             <w:rStyle w:val="Hyperlink"/>
@@ -2108,7 +2108,7 @@
             <w:noProof/>
             <w:webHidden/>
           </w:rPr>
-          <w:instrText xml:space="preserve"> PAGEREF _Toc240829266 \h </w:instrText>
+          <w:instrText xml:space="preserve"> PAGEREF _Toc240829760 \h </w:instrText>
         </w:r>
         <w:r>
           <w:rPr>
@@ -2155,7 +2155,7 @@
           <w14:ligatures w14:val="standardContextual"/>
         </w:rPr>
       </w:pPr>
-      <w:hyperlink w:anchor="_Toc240829267" w:history="1">
+      <w:hyperlink w:anchor="_Toc240829761" w:history="1">
         <w:r>
           <w:rPr>
             <w:rStyle w:val="Hyperlink"/>
@@ -2201,7 +2201,7 @@
             <w:noProof/>
             <w:webHidden/>
           </w:rPr>
-          <w:instrText xml:space="preserve"> PAGEREF _Toc240829267 \h </w:instrText>
+          <w:instrText xml:space="preserve"> PAGEREF _Toc240829761 \h </w:instrText>
         </w:r>
         <w:r>
           <w:rPr>
@@ -2248,7 +2248,7 @@
           <w14:ligatures w14:val="standardContextual"/>
         </w:rPr>
       </w:pPr>
-      <w:hyperlink w:anchor="_Toc240829268" w:history="1">
+      <w:hyperlink w:anchor="_Toc240829762" w:history="1">
         <w:r>
           <w:rPr>
             <w:rStyle w:val="Hyperlink"/>
@@ -2294,7 +2294,7 @@
             <w:noProof/>
             <w:webHidden/>
           </w:rPr>
-          <w:instrText xml:space="preserve"> PAGEREF _Toc240829268 \h </w:instrText>
+          <w:instrText xml:space="preserve"> PAGEREF _Toc240829762 \h </w:instrText>
         </w:r>
         <w:r>
           <w:rPr>
@@ -2341,7 +2341,7 @@
           <w14:ligatures w14:val="standardContextual"/>
         </w:rPr>
       </w:pPr>
-      <w:hyperlink w:anchor="_Toc240829269" w:history="1">
+      <w:hyperlink w:anchor="_Toc240829763" w:history="1">
         <w:r>
           <w:rPr>
             <w:rStyle w:val="Hyperlink"/>
@@ -2387,7 +2387,7 @@
             <w:noProof/>
             <w:webHidden/>
           </w:rPr>
-          <w:instrText xml:space="preserve"> PAGEREF _Toc240829269 \h </w:instrText>
+          <w:instrText xml:space="preserve"> PAGEREF _Toc240829763 \h </w:instrText>
         </w:r>
         <w:r>
           <w:rPr>
@@ -2459,7 +2459,7 @@
       <w:pPr>
         <w:pStyle w:val="Heading1"/>
       </w:pPr>
-      <w:bookmarkStart w:id="0" w:name="_Toc240829247"/>
+      <w:bookmarkStart w:id="0" w:name="_Toc240829741"/>
       <w:r>
         <w:t>Evaluation Mission and Test Motivation</w:t>
       </w:r>
@@ -2622,7 +2622,7 @@
       <w:pPr>
         <w:pStyle w:val="Heading1"/>
       </w:pPr>
-      <w:bookmarkStart w:id="1" w:name="_Toc240829248"/>
+      <w:bookmarkStart w:id="1" w:name="_Toc240829742"/>
       <w:r>
         <w:t>Target Test Items</w:t>
       </w:r>
@@ -3301,7 +3301,7 @@
       <w:pPr>
         <w:pStyle w:val="Heading1"/>
       </w:pPr>
-      <w:bookmarkStart w:id="2" w:name="_Toc240829249"/>
+      <w:bookmarkStart w:id="2" w:name="_Toc240829743"/>
       <w:r>
         <w:t>Test Approach</w:t>
       </w:r>
@@ -3844,7 +3844,7 @@
       <w:pPr>
         <w:pStyle w:val="Heading2"/>
       </w:pPr>
-      <w:bookmarkStart w:id="3" w:name="_Toc240829250"/>
+      <w:bookmarkStart w:id="3" w:name="_Toc240829744"/>
       <w:r>
         <w:lastRenderedPageBreak/>
         <w:t>Testing Techniques and Types</w:t>
@@ -3855,7 +3855,7 @@
       <w:pPr>
         <w:pStyle w:val="Heading3"/>
       </w:pPr>
-      <w:bookmarkStart w:id="4" w:name="_Toc240829251"/>
+      <w:bookmarkStart w:id="4" w:name="_Toc240829745"/>
       <w:r>
         <w:t>Data and Database Integrity Testing</w:t>
       </w:r>
@@ -4221,6 +4221,8 @@
       <w:r>
         <w:rPr>
           <w:rFonts w:ascii="Consolas" w:hAnsi="Consolas" w:cs="Consolas"/>
+          <w:b/>
+          <w:color w:val="1F5FA8"/>
           <w:sz w:val="15"/>
         </w:rPr>
         <w:t>$ uv run pytest tests/system/test_data_integrity.py -v   (from the full run, 8 results)</w:t>
@@ -4237,6 +4239,7 @@
       <w:r>
         <w:rPr>
           <w:rFonts w:ascii="Consolas" w:hAnsi="Consolas" w:cs="Consolas"/>
+          <w:color w:val="1B7F3B"/>
           <w:sz w:val="15"/>
         </w:rPr>
         <w:t>tests/system/test_data_integrity.py::test_an_unknown_id_is_a_clean_404[/api/app/tickets/LL-999999] PASSED [ 50%]</w:t>
@@ -4253,6 +4256,7 @@
       <w:r>
         <w:rPr>
           <w:rFonts w:ascii="Consolas" w:hAnsi="Consolas" w:cs="Consolas"/>
+          <w:color w:val="1B7F3B"/>
           <w:sz w:val="15"/>
         </w:rPr>
         <w:t>tests/system/test_data_integrity.py::test_an_unknown_id_is_a_clean_404[/api/app/orders/00000000-0000-0000-0000-000000000000] PASSED [ 52%]</w:t>
@@ -4269,6 +4273,7 @@
       <w:r>
         <w:rPr>
           <w:rFonts w:ascii="Consolas" w:hAnsi="Consolas" w:cs="Consolas"/>
+          <w:color w:val="1B7F3B"/>
           <w:sz w:val="15"/>
         </w:rPr>
         <w:t>tests/system/test_data_integrity.py::test_an_unknown_case_is_a_clean_404 PASSED [ 54%]</w:t>
@@ -4285,6 +4290,7 @@
       <w:r>
         <w:rPr>
           <w:rFonts w:ascii="Consolas" w:hAnsi="Consolas" w:cs="Consolas"/>
+          <w:color w:val="1B7F3B"/>
           <w:sz w:val="15"/>
         </w:rPr>
         <w:t>tests/system/test_data_integrity.py::test_an_empty_message_is_refused PASSED [ 56%]</w:t>
@@ -4301,6 +4307,7 @@
       <w:r>
         <w:rPr>
           <w:rFonts w:ascii="Consolas" w:hAnsi="Consolas" w:cs="Consolas"/>
+          <w:color w:val="1B7F3B"/>
           <w:sz w:val="15"/>
         </w:rPr>
         <w:t>tests/system/test_data_integrity.py::test_a_message_survives_the_round_trip PASSED [ 58%]</w:t>
@@ -4317,6 +4324,7 @@
       <w:r>
         <w:rPr>
           <w:rFonts w:ascii="Consolas" w:hAnsi="Consolas" w:cs="Consolas"/>
+          <w:color w:val="1B7F3B"/>
           <w:sz w:val="15"/>
         </w:rPr>
         <w:t>tests/system/test_data_integrity.py::test_an_attachment_keeps_its_bytes PASSED [ 60%]</w:t>
@@ -4333,6 +4341,7 @@
       <w:r>
         <w:rPr>
           <w:rFonts w:ascii="Consolas" w:hAnsi="Consolas" w:cs="Consolas"/>
+          <w:color w:val="1B7F3B"/>
           <w:sz w:val="15"/>
         </w:rPr>
         <w:t>tests/system/test_data_integrity.py::test_a_case_revision_only_moves_forward PASSED [ 62%]</w:t>
@@ -4348,6 +4357,7 @@
       <w:r>
         <w:rPr>
           <w:rFonts w:ascii="Consolas" w:hAnsi="Consolas" w:cs="Consolas"/>
+          <w:color w:val="1B7F3B"/>
           <w:sz w:val="15"/>
         </w:rPr>
         <w:t>tests/system/test_data_integrity.py::test_the_bill_adds_up PASSED        [ 64%]</w:t>
@@ -4371,7 +4381,7 @@
       <w:pPr>
         <w:pStyle w:val="Heading3"/>
       </w:pPr>
-      <w:bookmarkStart w:id="5" w:name="_Toc240829252"/>
+      <w:bookmarkStart w:id="5" w:name="_Toc240829746"/>
       <w:r>
         <w:t>Function Testing</w:t>
       </w:r>
@@ -4731,6 +4741,8 @@
       <w:r>
         <w:rPr>
           <w:rFonts w:ascii="Consolas" w:hAnsi="Consolas" w:cs="Consolas"/>
+          <w:b/>
+          <w:color w:val="1F5FA8"/>
           <w:sz w:val="15"/>
         </w:rPr>
         <w:t>$ uv run --with httpx python scripts/demo_flow.py --strict</w:t>
@@ -4747,6 +4759,7 @@
       <w:r>
         <w:rPr>
           <w:rFonts w:ascii="Consolas" w:hAnsi="Consolas" w:cs="Consolas"/>
+          <w:color w:val="242428"/>
           <w:sz w:val="15"/>
         </w:rPr>
         <w:t>1. suspend_account on SUB-100002: 422 (already suspended)</w:t>
@@ -4763,6 +4776,7 @@
       <w:r>
         <w:rPr>
           <w:rFonts w:ascii="Consolas" w:hAnsi="Consolas" w:cs="Consolas"/>
+          <w:color w:val="242428"/>
           <w:sz w:val="15"/>
         </w:rPr>
         <w:t>2. Ravi wrote in Sinhala, acknowledged in 139 ms</w:t>
@@ -4779,6 +4793,7 @@
       <w:r>
         <w:rPr>
           <w:rFonts w:ascii="Consolas" w:hAnsi="Consolas" w:cs="Consolas"/>
+          <w:color w:val="242428"/>
           <w:sz w:val="15"/>
         </w:rPr>
         <w:t>3. LL-10312 drafted (held) after 24 s:</w:t>
@@ -4795,6 +4810,7 @@
       <w:r>
         <w:rPr>
           <w:rFonts w:ascii="Consolas" w:hAnsi="Consolas" w:cs="Consolas"/>
+          <w:color w:val="242428"/>
           <w:sz w:val="15"/>
         </w:rPr>
         <w:t xml:space="preserve">   Ravi, you said the internet has been down for two days and the internet LED is blinking irregularly. Because we have not received a photo of your router, we cannot identify the exact model to give you specific wiring steps. Please attach a picture of the back of the unit so we can guide you further. Our records show an active incident on the Colombo Central feeder that has cut the fibre serving your line, and the line is currently marked as down. In addition, your account is suspended due to an unpaid ba</w:t>
@@ -4802,6 +4818,7 @@
       <w:r>
         <w:rPr>
           <w:rFonts w:ascii="Consolas" w:hAnsi="Consolas" w:cs="Consolas"/>
+          <w:color w:val="242428"/>
           <w:sz w:val="15"/>
         </w:rPr>
         <w:t>lance of LKR 18,574.40, which also prevents service from being delivered. Both issues must be resolved before the connection can be restored. Please settle the outstanding balance of LKR 18,574.40; once the payment is processed the suspension will be lifted and the service will be restored as soon as the network repair is completed.</w:t>
@@ -4818,6 +4835,7 @@
       <w:r>
         <w:rPr>
           <w:rFonts w:ascii="Consolas" w:hAnsi="Consolas" w:cs="Consolas"/>
+          <w:color w:val="242428"/>
           <w:sz w:val="15"/>
         </w:rPr>
         <w:t xml:space="preserve"> </w:t>
@@ -4834,6 +4852,7 @@
       <w:r>
         <w:rPr>
           <w:rFonts w:ascii="Consolas" w:hAnsi="Consolas" w:cs="Consolas"/>
+          <w:color w:val="242428"/>
           <w:sz w:val="15"/>
         </w:rPr>
         <w:t>Lanka Link customer support</w:t>
@@ -4850,6 +4869,7 @@
       <w:r>
         <w:rPr>
           <w:rFonts w:ascii="Consolas" w:hAnsi="Consolas" w:cs="Consolas"/>
+          <w:color w:val="242428"/>
           <w:sz w:val="15"/>
         </w:rPr>
         <w:t xml:space="preserve">   cites payment: True, cites outage: True</w:t>
@@ -4866,6 +4886,7 @@
       <w:r>
         <w:rPr>
           <w:rFonts w:ascii="Consolas" w:hAnsi="Consolas" w:cs="Consolas"/>
+          <w:color w:val="242428"/>
           <w:sz w:val="15"/>
         </w:rPr>
         <w:t>4. agent approved</w:t>
@@ -4882,6 +4903,7 @@
       <w:r>
         <w:rPr>
           <w:rFonts w:ascii="Consolas" w:hAnsi="Consolas" w:cs="Consolas"/>
+          <w:color w:val="242428"/>
           <w:sz w:val="15"/>
         </w:rPr>
         <w:t xml:space="preserve">   Ravi received after 29 s (Sinhala):</w:t>
@@ -4898,6 +4920,7 @@
       <w:r>
         <w:rPr>
           <w:rFonts w:ascii="Nirmala UI" w:hAnsi="Nirmala UI" w:cs="Nirmala UI"/>
+          <w:color w:val="242428"/>
           <w:sz w:val="15"/>
         </w:rPr>
         <w:t xml:space="preserve">   රවි, ඔයා කිව්වා ඉන්ටර්නෙට් අක්‍රිය වෙලා දවස් දෙකයි කියලා. ඉන්ටර්නේට් LED එක අක්‍රමිකව බැලුවා කියලා. අපිට ඔයාගේ රවුටරයේ ඡායාරූපයක් ලැබිලා නැති හින්දා අපිට හරියටම මොඩලය හඳුනාගන්න බැහැ. කරුණාකර ඒකකයේ පිටුපස ඡායාරූපයක් අමුණන්න එවිට අපට තව දුරටත් ඔබට මග පෙන්විය හැකිය. අපේ වාර්තා පෙන්නුම් කරනවා කොලොම්බෝ සෙන්ට් රල් ෆීඩර් එකේ ක්‍රියාකාරී සිද්ධියක් වෙලා තියෙනවා ඒකෙන් ඔයාගේ රේඛාවට සේවය කරන ෆයිබර් එක කපලා. මීට අමතරව, රුපියල් 18,574.40 ක නොගෙවූ ශේෂයක් හේතුවෙන් ඔබගේ ගිණුම අත්හිටුවන අතර එමඟින් සේවාව ලබා දීම වළක්වයි. ස</w:t>
@@ -4905,6 +4928,7 @@
       <w:r>
         <w:rPr>
           <w:rFonts w:ascii="Nirmala UI" w:hAnsi="Nirmala UI" w:cs="Nirmala UI"/>
+          <w:color w:val="242428"/>
           <w:sz w:val="15"/>
         </w:rPr>
         <w:t>ම්බන්ධතාවය යථා තත්වයට පත් කරන්න කලින් ප්‍රශ්න දෙකම විසඳිය යුතුයි. කරුණාකර රුපියල් 18,574.40 ක ශේෂය විසඳන්න; ගෙවීම සකස් කළ පසු අත්හිටුවීම ඉවත් කරනු ඇති අතර ජාල අළුත්වැඩියා කිරීම අවසන් වූ වහාම සේවාව නැවත ආරම්භ කරනු ඇත.</w:t>
@@ -4921,6 +4945,7 @@
       <w:r>
         <w:rPr>
           <w:rFonts w:ascii="Consolas" w:hAnsi="Consolas" w:cs="Consolas"/>
+          <w:color w:val="242428"/>
           <w:sz w:val="15"/>
         </w:rPr>
         <w:t xml:space="preserve"> </w:t>
@@ -4937,6 +4962,7 @@
       <w:r>
         <w:rPr>
           <w:rFonts w:ascii="Consolas" w:hAnsi="Consolas" w:cs="Consolas"/>
+          <w:color w:val="242428"/>
           <w:sz w:val="15"/>
         </w:rPr>
         <w:t>Lanka Link customer support</w:t>
@@ -4952,6 +4978,7 @@
       <w:r>
         <w:rPr>
           <w:rFonts w:ascii="Consolas" w:hAnsi="Consolas" w:cs="Consolas"/>
+          <w:color w:val="1B7F3B"/>
           <w:sz w:val="15"/>
         </w:rPr>
         <w:t>demo flow OK</w:t>
@@ -5406,6 +5433,8 @@
       <w:r>
         <w:rPr>
           <w:rFonts w:ascii="Consolas" w:hAnsi="Consolas" w:cs="Consolas"/>
+          <w:b/>
+          <w:color w:val="1F5FA8"/>
           <w:sz w:val="15"/>
         </w:rPr>
         <w:t>$ uv run --with httpx python scripts/verify_hot_swap.py</w:t>
@@ -5422,6 +5451,7 @@
       <w:r>
         <w:rPr>
           <w:rFonts w:ascii="Consolas" w:hAnsi="Consolas" w:cs="Consolas"/>
+          <w:color w:val="242428"/>
           <w:sz w:val="15"/>
         </w:rPr>
         <w:t>before: ollama:gpt-oss:120b-cloud generation 3</w:t>
@@ -5438,6 +5468,7 @@
       <w:r>
         <w:rPr>
           <w:rFonts w:ascii="Consolas" w:hAnsi="Consolas" w:cs="Consolas"/>
+          <w:color w:val="242428"/>
           <w:sz w:val="15"/>
         </w:rPr>
         <w:t>swapped: stub probes reachable in 1 ms</w:t>
@@ -5454,6 +5485,7 @@
       <w:r>
         <w:rPr>
           <w:rFonts w:ascii="Consolas" w:hAnsi="Consolas" w:cs="Consolas"/>
+          <w:color w:val="242428"/>
           <w:sz w:val="15"/>
         </w:rPr>
         <w:t>restored: ollama:gpt-oss:120b-cloud generation 5</w:t>
@@ -5469,6 +5501,7 @@
       <w:r>
         <w:rPr>
           <w:rFonts w:ascii="Consolas" w:hAnsi="Consolas" w:cs="Consolas"/>
+          <w:color w:val="1B7F3B"/>
           <w:sz w:val="15"/>
         </w:rPr>
         <w:t>hot swap OK</w:t>
@@ -5492,7 +5525,7 @@
       <w:pPr>
         <w:pStyle w:val="Heading3"/>
       </w:pPr>
-      <w:bookmarkStart w:id="6" w:name="_Toc240829253"/>
+      <w:bookmarkStart w:id="6" w:name="_Toc240829747"/>
       <w:r>
         <w:t>User Interface Testing</w:t>
       </w:r>
@@ -5846,7 +5879,7 @@
           <w:noProof/>
         </w:rPr>
         <w:drawing>
-          <wp:inline distT="0" distB="0" distL="0" distR="0" wp14:anchorId="763F72D1" wp14:editId="7B24C02C">
+          <wp:inline distT="0" distB="0" distL="0" distR="0" wp14:anchorId="663E25BC" wp14:editId="793A8991">
             <wp:extent cx="5760720" cy="2875859"/>
             <wp:effectExtent l="0" t="0" r="0" b="0"/>
             <wp:docPr id="1" name="Picture 1"/>
@@ -5906,7 +5939,7 @@
           <w:noProof/>
         </w:rPr>
         <w:drawing>
-          <wp:inline distT="0" distB="0" distL="0" distR="0" wp14:anchorId="4BED48C0" wp14:editId="690CD5D3">
+          <wp:inline distT="0" distB="0" distL="0" distR="0" wp14:anchorId="55BC6B92" wp14:editId="3877AF75">
             <wp:extent cx="5760720" cy="2875859"/>
             <wp:effectExtent l="0" t="0" r="0" b="0"/>
             <wp:docPr id="2" name="Picture 2"/>
@@ -5967,7 +6000,7 @@
         </w:rPr>
         <w:lastRenderedPageBreak/>
         <w:drawing>
-          <wp:inline distT="0" distB="0" distL="0" distR="0" wp14:anchorId="2C73E4F5" wp14:editId="752354A8">
+          <wp:inline distT="0" distB="0" distL="0" distR="0" wp14:anchorId="6292F92A" wp14:editId="3B6D9C0C">
             <wp:extent cx="5760720" cy="2875859"/>
             <wp:effectExtent l="0" t="0" r="0" b="0"/>
             <wp:docPr id="3" name="Picture 3"/>
@@ -6027,7 +6060,7 @@
           <w:noProof/>
         </w:rPr>
         <w:drawing>
-          <wp:inline distT="0" distB="0" distL="0" distR="0" wp14:anchorId="6773A013" wp14:editId="59D0DA3C">
+          <wp:inline distT="0" distB="0" distL="0" distR="0" wp14:anchorId="77083F63" wp14:editId="1274C0AA">
             <wp:extent cx="5577840" cy="3486150"/>
             <wp:effectExtent l="0" t="0" r="0" b="0"/>
             <wp:docPr id="4" name="Picture 4"/>
@@ -6088,7 +6121,7 @@
         </w:rPr>
         <w:lastRenderedPageBreak/>
         <w:drawing>
-          <wp:inline distT="0" distB="0" distL="0" distR="0" wp14:anchorId="3C5107C3" wp14:editId="0BA3A720">
+          <wp:inline distT="0" distB="0" distL="0" distR="0" wp14:anchorId="240FEB70" wp14:editId="11C7EB93">
             <wp:extent cx="5577840" cy="3486150"/>
             <wp:effectExtent l="0" t="0" r="0" b="0"/>
             <wp:docPr id="5" name="Picture 5"/>
@@ -6148,7 +6181,7 @@
           <w:noProof/>
         </w:rPr>
         <w:drawing>
-          <wp:inline distT="0" distB="0" distL="0" distR="0" wp14:anchorId="204F1D97" wp14:editId="162EEEB8">
+          <wp:inline distT="0" distB="0" distL="0" distR="0" wp14:anchorId="3DA52F9C" wp14:editId="052038E9">
             <wp:extent cx="5577840" cy="3486150"/>
             <wp:effectExtent l="0" t="0" r="0" b="0"/>
             <wp:docPr id="6" name="Picture 6"/>
@@ -6209,7 +6242,7 @@
         </w:rPr>
         <w:lastRenderedPageBreak/>
         <w:drawing>
-          <wp:inline distT="0" distB="0" distL="0" distR="0" wp14:anchorId="2188B98D" wp14:editId="15430C40">
+          <wp:inline distT="0" distB="0" distL="0" distR="0" wp14:anchorId="4033EFD4" wp14:editId="23845FCD">
             <wp:extent cx="5577840" cy="3486150"/>
             <wp:effectExtent l="0" t="0" r="0" b="0"/>
             <wp:docPr id="7" name="Picture 7"/>
@@ -6270,6 +6303,8 @@
       <w:r>
         <w:rPr>
           <w:rFonts w:ascii="Consolas" w:hAnsi="Consolas" w:cs="Consolas"/>
+          <w:b/>
+          <w:color w:val="1F5FA8"/>
           <w:sz w:val="15"/>
         </w:rPr>
         <w:t>$ bash -c cd web &amp;&amp; SHOTS_DIR='/d/DSEP22/v3/reports/2026-09-20-final/screens/mobile' PLAYWRIGHT_JUNIT_OUTPUT_NAME='/d/DSEP22/v3/reports/2026-09-20-final/junit-browser.xml' npx playwright test --reporter=list,junit</w:t>
@@ -6286,6 +6321,7 @@
       <w:r>
         <w:rPr>
           <w:rFonts w:ascii="Consolas" w:hAnsi="Consolas" w:cs="Consolas"/>
+          <w:color w:val="242428"/>
           <w:sz w:val="15"/>
         </w:rPr>
         <w:t xml:space="preserve"> </w:t>
@@ -6302,6 +6338,7 @@
       <w:r>
         <w:rPr>
           <w:rFonts w:ascii="Consolas" w:hAnsi="Consolas" w:cs="Consolas"/>
+          <w:color w:val="242428"/>
           <w:sz w:val="15"/>
         </w:rPr>
         <w:t>Running 16 tests using 4 workers</w:t>
@@ -6318,6 +6355,7 @@
       <w:r>
         <w:rPr>
           <w:rFonts w:ascii="Consolas" w:hAnsi="Consolas" w:cs="Consolas"/>
+          <w:color w:val="242428"/>
           <w:sz w:val="15"/>
         </w:rPr>
         <w:t xml:space="preserve"> </w:t>
@@ -6334,6 +6372,7 @@
       <w:r>
         <w:rPr>
           <w:rFonts w:ascii="Consolas" w:hAnsi="Consolas" w:cs="Consolas"/>
+          <w:color w:val="1B7F3B"/>
           <w:sz w:val="15"/>
         </w:rPr>
         <w:t xml:space="preserve">  ok  3 [chromium] › e2e\staff.spec.ts:5:5 › the console queue opens a case with its draft and its evidence (3.3s)</w:t>
@@ -6350,6 +6389,7 @@
       <w:r>
         <w:rPr>
           <w:rFonts w:ascii="Consolas" w:hAnsi="Consolas" w:cs="Consolas"/>
+          <w:color w:val="1B7F3B"/>
           <w:sz w:val="15"/>
         </w:rPr>
         <w:t xml:space="preserve">  ok  2 [chromium] › e2e\auth.spec.ts:5:5 › an agent lands in the console and cannot open admin or sim (3.8s)</w:t>
@@ -6366,6 +6406,7 @@
       <w:r>
         <w:rPr>
           <w:rFonts w:ascii="Consolas" w:hAnsi="Consolas" w:cs="Consolas"/>
+          <w:color w:val="1B7F3B"/>
           <w:sz w:val="15"/>
         </w:rPr>
         <w:t xml:space="preserve">  ok  1 [chromium] › e2e\customer.spec.ts:7:5 › immersion: no customer page shows back office words (12.7s)</w:t>
@@ -6382,6 +6423,7 @@
       <w:r>
         <w:rPr>
           <w:rFonts w:ascii="Consolas" w:hAnsi="Consolas" w:cs="Consolas"/>
+          <w:color w:val="1B7F3B"/>
           <w:sz w:val="15"/>
         </w:rPr>
         <w:t xml:space="preserve">  ok  7 [chromium] › e2e\customer.spec.ts:20:5 › opening a ticket is acknowledged and shows progress (1.1s)</w:t>
@@ -6398,6 +6440,7 @@
       <w:r>
         <w:rPr>
           <w:rFonts w:ascii="Consolas" w:hAnsi="Consolas" w:cs="Consolas"/>
+          <w:color w:val="1B7F3B"/>
           <w:sz w:val="15"/>
         </w:rPr>
         <w:t xml:space="preserve">  ok  4 [mobile] › e2e\mobile.spec.ts:33:5 › public pages fit a phone (15.1s)</w:t>
@@ -6414,6 +6457,7 @@
       <w:r>
         <w:rPr>
           <w:rFonts w:ascii="Consolas" w:hAnsi="Consolas" w:cs="Consolas"/>
+          <w:color w:val="1B7F3B"/>
           <w:sz w:val="15"/>
         </w:rPr>
         <w:t xml:space="preserve">  ok  5 [chromium] › e2e\staff.spec.ts:17:5 › the models map draws every stage and opens one (14.8s)</w:t>
@@ -6430,6 +6474,7 @@
       <w:r>
         <w:rPr>
           <w:rFonts w:ascii="Consolas" w:hAnsi="Consolas" w:cs="Consolas"/>
+          <w:color w:val="1B7F3B"/>
           <w:sz w:val="15"/>
         </w:rPr>
         <w:t xml:space="preserve">  ok  8 [mobile] › e2e\mobile.spec.ts:39:5 › customer pages fit a phone (16.8s)</w:t>
@@ -6446,6 +6491,7 @@
       <w:r>
         <w:rPr>
           <w:rFonts w:ascii="Consolas" w:hAnsi="Consolas" w:cs="Consolas"/>
+          <w:color w:val="1B7F3B"/>
           <w:sz w:val="15"/>
         </w:rPr>
         <w:t xml:space="preserve">  ok  9 [chromium] › e2e\staff.spec.ts:27:5 › a customer is kept out of the staff areas (14.6s)</w:t>
@@ -6462,6 +6508,7 @@
       <w:r>
         <w:rPr>
           <w:rFonts w:ascii="Consolas" w:hAnsi="Consolas" w:cs="Consolas"/>
+          <w:color w:val="1B7F3B"/>
           <w:sz w:val="15"/>
         </w:rPr>
         <w:t xml:space="preserve">  ok 11 [chromium] › e2e\staff.spec.ts:35:5 › the session survives a reload and shows on the landing page (886ms)</w:t>
@@ -6478,6 +6525,7 @@
       <w:r>
         <w:rPr>
           <w:rFonts w:ascii="Consolas" w:hAnsi="Consolas" w:cs="Consolas"/>
+          <w:color w:val="1B7F3B"/>
           <w:sz w:val="15"/>
         </w:rPr>
         <w:t xml:space="preserve">  ok 10 [mobile] › e2e\mobile.spec.ts:52:5 › console fits a phone (4.8s)</w:t>
@@ -6494,6 +6542,7 @@
       <w:r>
         <w:rPr>
           <w:rFonts w:ascii="Consolas" w:hAnsi="Consolas" w:cs="Consolas"/>
+          <w:color w:val="1B7F3B"/>
           <w:sz w:val="15"/>
         </w:rPr>
         <w:t xml:space="preserve">  ok 12 [chromium] › e2e\staff.spec.ts:43:5 › signing out ends the session (14.2s)</w:t>
@@ -6510,6 +6559,7 @@
       <w:r>
         <w:rPr>
           <w:rFonts w:ascii="Consolas" w:hAnsi="Consolas" w:cs="Consolas"/>
+          <w:color w:val="1B7F3B"/>
           <w:sz w:val="15"/>
         </w:rPr>
         <w:t xml:space="preserve">  ok  6 [chromium] › e2e\auth.spec.ts:14:5 › an operator lands in the simulation panel (49.5s)</w:t>
@@ -6526,6 +6576,7 @@
       <w:r>
         <w:rPr>
           <w:rFonts w:ascii="Consolas" w:hAnsi="Consolas" w:cs="Consolas"/>
+          <w:color w:val="1B7F3B"/>
           <w:sz w:val="15"/>
         </w:rPr>
         <w:t xml:space="preserve">  ok 14 [chromium] › e2e\auth.spec.ts:20:5 › a wrong password is refused in plain words (327ms)</w:t>
@@ -6542,6 +6593,7 @@
       <w:r>
         <w:rPr>
           <w:rFonts w:ascii="Consolas" w:hAnsi="Consolas" w:cs="Consolas"/>
+          <w:color w:val="1B7F3B"/>
           <w:sz w:val="15"/>
         </w:rPr>
         <w:t xml:space="preserve">  ok 15 [chromium] › e2e\auth.spec.ts:28:5 › sign up with email reaches onboarding (596ms)</w:t>
@@ -6558,6 +6610,7 @@
       <w:r>
         <w:rPr>
           <w:rFonts w:ascii="Consolas" w:hAnsi="Consolas" w:cs="Consolas"/>
+          <w:color w:val="1B7F3B"/>
           <w:sz w:val="15"/>
         </w:rPr>
         <w:t xml:space="preserve">  ok 13 [mobile] › e2e\mobile.spec.ts:64:5 › admin fits a phone (24.6s)</w:t>
@@ -6574,6 +6627,7 @@
       <w:r>
         <w:rPr>
           <w:rFonts w:ascii="Consolas" w:hAnsi="Consolas" w:cs="Consolas"/>
+          <w:color w:val="1B7F3B"/>
           <w:sz w:val="15"/>
         </w:rPr>
         <w:t xml:space="preserve">  ok 16 [mobile] › e2e\mobile.spec.ts:72:5 › simulation fits a phone (25.5s)</w:t>
@@ -6590,6 +6644,7 @@
       <w:r>
         <w:rPr>
           <w:rFonts w:ascii="Consolas" w:hAnsi="Consolas" w:cs="Consolas"/>
+          <w:color w:val="242428"/>
           <w:sz w:val="15"/>
         </w:rPr>
         <w:t xml:space="preserve"> </w:t>
@@ -6605,6 +6660,7 @@
       <w:r>
         <w:rPr>
           <w:rFonts w:ascii="Consolas" w:hAnsi="Consolas" w:cs="Consolas"/>
+          <w:color w:val="1B7F3B"/>
           <w:sz w:val="15"/>
         </w:rPr>
         <w:t xml:space="preserve">  16 passed (1.5m)</w:t>
@@ -6628,7 +6684,7 @@
       <w:pPr>
         <w:pStyle w:val="Heading3"/>
       </w:pPr>
-      <w:bookmarkStart w:id="7" w:name="_Toc240829254"/>
+      <w:bookmarkStart w:id="7" w:name="_Toc240829748"/>
       <w:r>
         <w:t>Performance Profiling</w:t>
       </w:r>
@@ -7675,6 +7731,8 @@
       <w:r>
         <w:rPr>
           <w:rFonts w:ascii="Consolas" w:hAnsi="Consolas" w:cs="Consolas"/>
+          <w:b/>
+          <w:color w:val="1F5FA8"/>
           <w:sz w:val="15"/>
         </w:rPr>
         <w:t>$ uv run pytest tests/system/test_performance.py -v   (from the full run, 8 results)</w:t>
@@ -7691,6 +7749,7 @@
       <w:r>
         <w:rPr>
           <w:rFonts w:ascii="Consolas" w:hAnsi="Consolas" w:cs="Consolas"/>
+          <w:color w:val="1B7F3B"/>
           <w:sz w:val="15"/>
         </w:rPr>
         <w:t>tests/system/test_performance.py::test_a_warm_account_screen_is_within_budget[/api/me-800] PASSED [ 78%]</w:t>
@@ -7707,6 +7766,7 @@
       <w:r>
         <w:rPr>
           <w:rFonts w:ascii="Consolas" w:hAnsi="Consolas" w:cs="Consolas"/>
+          <w:color w:val="1B7F3B"/>
           <w:sz w:val="15"/>
         </w:rPr>
         <w:t>tests/system/test_performance.py::test_a_warm_account_screen_is_within_budget[/api/app/overview-1500] PASSED [ 80%]</w:t>
@@ -7723,6 +7783,7 @@
       <w:r>
         <w:rPr>
           <w:rFonts w:ascii="Consolas" w:hAnsi="Consolas" w:cs="Consolas"/>
+          <w:color w:val="1B7F3B"/>
           <w:sz w:val="15"/>
         </w:rPr>
         <w:t>tests/system/test_performance.py::test_a_warm_account_screen_is_within_budget[/api/app/billing-800] PASSED [ 82%]</w:t>
@@ -7739,6 +7800,7 @@
       <w:r>
         <w:rPr>
           <w:rFonts w:ascii="Consolas" w:hAnsi="Consolas" w:cs="Consolas"/>
+          <w:color w:val="1B7F3B"/>
           <w:sz w:val="15"/>
         </w:rPr>
         <w:t>tests/system/test_performance.py::test_a_warm_account_screen_is_within_budget[/api/app/plan-800] PASSED [ 84%]</w:t>
@@ -7755,6 +7817,7 @@
       <w:r>
         <w:rPr>
           <w:rFonts w:ascii="Consolas" w:hAnsi="Consolas" w:cs="Consolas"/>
+          <w:color w:val="1B7F3B"/>
           <w:sz w:val="15"/>
         </w:rPr>
         <w:t>tests/system/test_performance.py::test_a_warm_account_screen_is_within_budget[/api/app/usage-1200] PASSED [ 86%]</w:t>
@@ -7771,6 +7834,7 @@
       <w:r>
         <w:rPr>
           <w:rFonts w:ascii="Consolas" w:hAnsi="Consolas" w:cs="Consolas"/>
+          <w:color w:val="1B7F3B"/>
           <w:sz w:val="15"/>
         </w:rPr>
         <w:t>tests/system/test_performance.py::test_a_warm_account_screen_is_within_budget[/api/app/notices-800] PASSED [ 88%]</w:t>
@@ -7787,6 +7851,7 @@
       <w:r>
         <w:rPr>
           <w:rFonts w:ascii="Consolas" w:hAnsi="Consolas" w:cs="Consolas"/>
+          <w:color w:val="1B7F3B"/>
           <w:sz w:val="15"/>
         </w:rPr>
         <w:t>tests/system/test_performance.py::test_the_acknowledgement_is_immediate PASSED [ 90%]</w:t>
@@ -7802,6 +7867,7 @@
       <w:r>
         <w:rPr>
           <w:rFonts w:ascii="Consolas" w:hAnsi="Consolas" w:cs="Consolas"/>
+          <w:color w:val="1B7F3B"/>
           <w:sz w:val="15"/>
         </w:rPr>
         <w:t>tests/system/test_performance.py::test_the_console_queue_loads_within_budget PASSED [ 92%]</w:t>
@@ -7825,7 +7891,7 @@
       <w:pPr>
         <w:pStyle w:val="Heading3"/>
       </w:pPr>
-      <w:bookmarkStart w:id="8" w:name="_Toc240829255"/>
+      <w:bookmarkStart w:id="8" w:name="_Toc240829749"/>
       <w:r>
         <w:t>Load Testing</w:t>
       </w:r>
@@ -8532,6 +8598,8 @@
       <w:r>
         <w:rPr>
           <w:rFonts w:ascii="Consolas" w:hAnsi="Consolas" w:cs="Consolas"/>
+          <w:b/>
+          <w:color w:val="1F5FA8"/>
           <w:sz w:val="15"/>
         </w:rPr>
         <w:lastRenderedPageBreak/>
@@ -8549,6 +8617,7 @@
       <w:r>
         <w:rPr>
           <w:rFonts w:ascii="Consolas" w:hAnsi="Consolas" w:cs="Consolas"/>
+          <w:color w:val="242428"/>
           <w:sz w:val="15"/>
         </w:rPr>
         <w:t xml:space="preserve"> </w:t>
@@ -8565,6 +8634,7 @@
       <w:r>
         <w:rPr>
           <w:rFonts w:ascii="Consolas" w:hAnsi="Consolas" w:cs="Consolas"/>
+          <w:color w:val="242428"/>
           <w:sz w:val="15"/>
         </w:rPr>
         <w:t xml:space="preserve">         /\      Grafana   /‾‾/</w:t>
@@ -8581,6 +8651,7 @@
       <w:r>
         <w:rPr>
           <w:rFonts w:ascii="Consolas" w:hAnsi="Consolas" w:cs="Consolas"/>
+          <w:color w:val="242428"/>
           <w:sz w:val="15"/>
         </w:rPr>
         <w:t xml:space="preserve">    /\  /  \     |\  __   /  /</w:t>
@@ -8597,6 +8668,7 @@
       <w:r>
         <w:rPr>
           <w:rFonts w:ascii="Consolas" w:hAnsi="Consolas" w:cs="Consolas"/>
+          <w:color w:val="242428"/>
           <w:sz w:val="15"/>
         </w:rPr>
         <w:t xml:space="preserve">   /  \/    \    | |/ /  /   ‾‾\</w:t>
@@ -8613,6 +8685,7 @@
       <w:r>
         <w:rPr>
           <w:rFonts w:ascii="Consolas" w:hAnsi="Consolas" w:cs="Consolas"/>
+          <w:color w:val="242428"/>
           <w:sz w:val="15"/>
         </w:rPr>
         <w:t xml:space="preserve">  /          \   |   (  |  (‾)  |</w:t>
@@ -8629,6 +8702,7 @@
       <w:r>
         <w:rPr>
           <w:rFonts w:ascii="Consolas" w:hAnsi="Consolas" w:cs="Consolas"/>
+          <w:color w:val="242428"/>
           <w:sz w:val="15"/>
         </w:rPr>
         <w:t xml:space="preserve"> / __________ \  |_|\_\  \_____/</w:t>
@@ -8645,6 +8719,7 @@
       <w:r>
         <w:rPr>
           <w:rFonts w:ascii="Consolas" w:hAnsi="Consolas" w:cs="Consolas"/>
+          <w:color w:val="242428"/>
           <w:sz w:val="15"/>
         </w:rPr>
         <w:t xml:space="preserve"> </w:t>
@@ -8661,6 +8736,7 @@
       <w:r>
         <w:rPr>
           <w:rFonts w:ascii="Consolas" w:hAnsi="Consolas" w:cs="Consolas"/>
+          <w:color w:val="242428"/>
           <w:sz w:val="15"/>
         </w:rPr>
         <w:t xml:space="preserve"> </w:t>
@@ -8677,6 +8753,7 @@
       <w:r>
         <w:rPr>
           <w:rFonts w:ascii="Consolas" w:hAnsi="Consolas" w:cs="Consolas"/>
+          <w:color w:val="242428"/>
           <w:sz w:val="15"/>
         </w:rPr>
         <w:t xml:space="preserve">     execution: local</w:t>
@@ -8693,6 +8770,7 @@
       <w:r>
         <w:rPr>
           <w:rFonts w:ascii="Consolas" w:hAnsi="Consolas" w:cs="Consolas"/>
+          <w:color w:val="242428"/>
           <w:sz w:val="15"/>
         </w:rPr>
         <w:t xml:space="preserve">        script: /work/load/ack.js</w:t>
@@ -8709,6 +8787,7 @@
       <w:r>
         <w:rPr>
           <w:rFonts w:ascii="Consolas" w:hAnsi="Consolas" w:cs="Consolas"/>
+          <w:color w:val="242428"/>
           <w:sz w:val="15"/>
         </w:rPr>
         <w:t xml:space="preserve">        output: -</w:t>
@@ -8725,6 +8804,7 @@
       <w:r>
         <w:rPr>
           <w:rFonts w:ascii="Consolas" w:hAnsi="Consolas" w:cs="Consolas"/>
+          <w:color w:val="242428"/>
           <w:sz w:val="15"/>
         </w:rPr>
         <w:t xml:space="preserve"> </w:t>
@@ -8741,6 +8821,7 @@
       <w:r>
         <w:rPr>
           <w:rFonts w:ascii="Consolas" w:hAnsi="Consolas" w:cs="Consolas"/>
+          <w:color w:val="242428"/>
           <w:sz w:val="15"/>
         </w:rPr>
         <w:t xml:space="preserve">     scenarios: (100.00%) 1 scenario, 20 max VUs, 1m30s max duration (incl. graceful stop):</w:t>
@@ -8757,6 +8838,7 @@
       <w:r>
         <w:rPr>
           <w:rFonts w:ascii="Consolas" w:hAnsi="Consolas" w:cs="Consolas"/>
+          <w:color w:val="242428"/>
           <w:sz w:val="15"/>
         </w:rPr>
         <w:t xml:space="preserve">              * chat: 5.00 iterations/s for 1m0s (maxVUs: 20, gracefulStop: 30s)</w:t>
@@ -8773,6 +8855,7 @@
       <w:r>
         <w:rPr>
           <w:rFonts w:ascii="Consolas" w:hAnsi="Consolas" w:cs="Consolas"/>
+          <w:color w:val="242428"/>
           <w:sz w:val="15"/>
         </w:rPr>
         <w:t xml:space="preserve"> </w:t>
@@ -8789,6 +8872,7 @@
       <w:r>
         <w:rPr>
           <w:rFonts w:ascii="Consolas" w:hAnsi="Consolas" w:cs="Consolas"/>
+          <w:color w:val="242428"/>
           <w:sz w:val="15"/>
         </w:rPr>
         <w:t xml:space="preserve"> </w:t>
@@ -8805,6 +8889,7 @@
       <w:r>
         <w:rPr>
           <w:rFonts w:ascii="Consolas" w:hAnsi="Consolas" w:cs="Consolas"/>
+          <w:color w:val="242428"/>
           <w:sz w:val="15"/>
         </w:rPr>
         <w:t>running (0m01.0s), 00/20 VUs, 5 complete and 0 interrupted iterations</w:t>
@@ -8821,6 +8906,7 @@
       <w:r>
         <w:rPr>
           <w:rFonts w:ascii="Consolas" w:hAnsi="Consolas" w:cs="Consolas"/>
+          <w:color w:val="242428"/>
           <w:sz w:val="15"/>
         </w:rPr>
         <w:t>chat   [   1% ] 00/20 VUs  0m00.9s/1m0s  5.00 iters/s</w:t>
@@ -8837,6 +8923,7 @@
       <w:r>
         <w:rPr>
           <w:rFonts w:ascii="Consolas" w:hAnsi="Consolas" w:cs="Consolas"/>
+          <w:color w:val="242428"/>
           <w:sz w:val="15"/>
         </w:rPr>
         <w:t xml:space="preserve"> </w:t>
@@ -8853,6 +8940,7 @@
       <w:r>
         <w:rPr>
           <w:rFonts w:ascii="Consolas" w:hAnsi="Consolas" w:cs="Consolas"/>
+          <w:color w:val="242428"/>
           <w:sz w:val="15"/>
         </w:rPr>
         <w:t>running (0m02.0s), 00/20 VUs, 10 complete and 0 interrupted iterations</w:t>
@@ -8869,6 +8957,7 @@
       <w:r>
         <w:rPr>
           <w:rFonts w:ascii="Consolas" w:hAnsi="Consolas" w:cs="Consolas"/>
+          <w:color w:val="242428"/>
           <w:sz w:val="15"/>
         </w:rPr>
         <w:t>chat   [   3% ] 00/20 VUs  0m01.9s/1m0s  5.00 iters/s</w:t>
@@ -8885,6 +8974,7 @@
       <w:r>
         <w:rPr>
           <w:rFonts w:ascii="Consolas" w:hAnsi="Consolas" w:cs="Consolas"/>
+          <w:color w:val="242428"/>
           <w:sz w:val="15"/>
         </w:rPr>
         <w:t xml:space="preserve"> </w:t>
@@ -8901,6 +8991,7 @@
       <w:r>
         <w:rPr>
           <w:rFonts w:ascii="Consolas" w:hAnsi="Consolas" w:cs="Consolas"/>
+          <w:color w:val="242428"/>
           <w:sz w:val="15"/>
         </w:rPr>
         <w:t>running (0m03.0s), 00/20 VUs, 15 complete and 0 interrupted iterations</w:t>
@@ -8917,6 +9008,7 @@
       <w:r>
         <w:rPr>
           <w:rFonts w:ascii="Consolas" w:hAnsi="Consolas" w:cs="Consolas"/>
+          <w:color w:val="242428"/>
           <w:sz w:val="15"/>
         </w:rPr>
         <w:t>chat   [   5% ] 00/20 VUs  0m02.9s/1m0s  5.00 iters/s</w:t>
@@ -8933,6 +9025,7 @@
       <w:r>
         <w:rPr>
           <w:rFonts w:ascii="Consolas" w:hAnsi="Consolas" w:cs="Consolas"/>
+          <w:color w:val="A56B00"/>
           <w:sz w:val="15"/>
         </w:rPr>
         <w:t>... 206 lines omitted ...</w:t>
@@ -8949,6 +9042,7 @@
       <w:r>
         <w:rPr>
           <w:rFonts w:ascii="Consolas" w:hAnsi="Consolas" w:cs="Consolas"/>
+          <w:color w:val="242428"/>
           <w:sz w:val="15"/>
         </w:rPr>
         <w:t xml:space="preserve">    iterations.....................: 301    5.006217/s</w:t>
@@ -8965,6 +9059,7 @@
       <w:r>
         <w:rPr>
           <w:rFonts w:ascii="Consolas" w:hAnsi="Consolas" w:cs="Consolas"/>
+          <w:color w:val="242428"/>
           <w:sz w:val="15"/>
         </w:rPr>
         <w:t xml:space="preserve">    vus............................: 0      min=0        max=1</w:t>
@@ -8981,6 +9076,7 @@
       <w:r>
         <w:rPr>
           <w:rFonts w:ascii="Consolas" w:hAnsi="Consolas" w:cs="Consolas"/>
+          <w:color w:val="242428"/>
           <w:sz w:val="15"/>
         </w:rPr>
         <w:t xml:space="preserve">    vus_max........................: 20     min=20       max=20</w:t>
@@ -8997,6 +9093,7 @@
       <w:r>
         <w:rPr>
           <w:rFonts w:ascii="Consolas" w:hAnsi="Consolas" w:cs="Consolas"/>
+          <w:color w:val="242428"/>
           <w:sz w:val="15"/>
         </w:rPr>
         <w:t xml:space="preserve"> </w:t>
@@ -9013,6 +9110,7 @@
       <w:r>
         <w:rPr>
           <w:rFonts w:ascii="Consolas" w:hAnsi="Consolas" w:cs="Consolas"/>
+          <w:color w:val="242428"/>
           <w:sz w:val="15"/>
         </w:rPr>
         <w:t xml:space="preserve">    NETWORK</w:t>
@@ -9029,6 +9127,7 @@
       <w:r>
         <w:rPr>
           <w:rFonts w:ascii="Consolas" w:hAnsi="Consolas" w:cs="Consolas"/>
+          <w:color w:val="242428"/>
           <w:sz w:val="15"/>
         </w:rPr>
         <w:t xml:space="preserve">    data_received..................: 492 kB 8.2 kB/s</w:t>
@@ -9045,6 +9144,7 @@
       <w:r>
         <w:rPr>
           <w:rFonts w:ascii="Consolas" w:hAnsi="Consolas" w:cs="Consolas"/>
+          <w:color w:val="242428"/>
           <w:sz w:val="15"/>
         </w:rPr>
         <w:t xml:space="preserve">    data_sent......................: 378 kB 6.3 kB/s</w:t>
@@ -9061,6 +9161,7 @@
       <w:r>
         <w:rPr>
           <w:rFonts w:ascii="Consolas" w:hAnsi="Consolas" w:cs="Consolas"/>
+          <w:color w:val="242428"/>
           <w:sz w:val="15"/>
         </w:rPr>
         <w:t xml:space="preserve"> </w:t>
@@ -9077,6 +9178,7 @@
       <w:r>
         <w:rPr>
           <w:rFonts w:ascii="Consolas" w:hAnsi="Consolas" w:cs="Consolas"/>
+          <w:color w:val="242428"/>
           <w:sz w:val="15"/>
         </w:rPr>
         <w:t xml:space="preserve"> </w:t>
@@ -9093,6 +9195,7 @@
       <w:r>
         <w:rPr>
           <w:rFonts w:ascii="Consolas" w:hAnsi="Consolas" w:cs="Consolas"/>
+          <w:color w:val="242428"/>
           <w:sz w:val="15"/>
         </w:rPr>
         <w:t xml:space="preserve"> </w:t>
@@ -9109,6 +9212,7 @@
       <w:r>
         <w:rPr>
           <w:rFonts w:ascii="Consolas" w:hAnsi="Consolas" w:cs="Consolas"/>
+          <w:color w:val="242428"/>
           <w:sz w:val="15"/>
         </w:rPr>
         <w:t xml:space="preserve"> </w:t>
@@ -9125,6 +9229,7 @@
       <w:r>
         <w:rPr>
           <w:rFonts w:ascii="Consolas" w:hAnsi="Consolas" w:cs="Consolas"/>
+          <w:color w:val="242428"/>
           <w:sz w:val="15"/>
         </w:rPr>
         <w:t>running (1m00.1s), 00/20 VUs, 301 complete and 0 interrupted iterations</w:t>
@@ -9140,6 +9245,7 @@
       <w:r>
         <w:rPr>
           <w:rFonts w:ascii="Consolas" w:hAnsi="Consolas" w:cs="Consolas"/>
+          <w:color w:val="1B7F3B"/>
           <w:sz w:val="15"/>
         </w:rPr>
         <w:t>chat ✓ [ 100% ] 00/20 VUs  1m0s  5.00 iters/s</w:t>
@@ -9526,6 +9632,7 @@
       <w:r>
         <w:rPr>
           <w:rFonts w:ascii="Consolas" w:hAnsi="Consolas" w:cs="Consolas"/>
+          <w:color w:val="242428"/>
           <w:sz w:val="15"/>
         </w:rPr>
         <w:lastRenderedPageBreak/>
@@ -9543,6 +9650,7 @@
       <w:r>
         <w:rPr>
           <w:rFonts w:ascii="Consolas" w:hAnsi="Consolas" w:cs="Consolas"/>
+          <w:color w:val="242428"/>
           <w:sz w:val="15"/>
         </w:rPr>
         <w:t xml:space="preserve">         /\      Grafana   /‾‾/</w:t>
@@ -9559,6 +9667,7 @@
       <w:r>
         <w:rPr>
           <w:rFonts w:ascii="Consolas" w:hAnsi="Consolas" w:cs="Consolas"/>
+          <w:color w:val="242428"/>
           <w:sz w:val="15"/>
         </w:rPr>
         <w:t xml:space="preserve">    /\  /  \     |\  __   /  /</w:t>
@@ -9575,6 +9684,7 @@
       <w:r>
         <w:rPr>
           <w:rFonts w:ascii="Consolas" w:hAnsi="Consolas" w:cs="Consolas"/>
+          <w:color w:val="242428"/>
           <w:sz w:val="15"/>
         </w:rPr>
         <w:t xml:space="preserve">   /  \/    \    | |/ /  /   ‾‾\</w:t>
@@ -9591,6 +9701,7 @@
       <w:r>
         <w:rPr>
           <w:rFonts w:ascii="Consolas" w:hAnsi="Consolas" w:cs="Consolas"/>
+          <w:color w:val="242428"/>
           <w:sz w:val="15"/>
         </w:rPr>
         <w:t xml:space="preserve">  /          \   |   (  |  (‾)  |</w:t>
@@ -9607,6 +9718,7 @@
       <w:r>
         <w:rPr>
           <w:rFonts w:ascii="Consolas" w:hAnsi="Consolas" w:cs="Consolas"/>
+          <w:color w:val="242428"/>
           <w:sz w:val="15"/>
         </w:rPr>
         <w:t xml:space="preserve"> / __________ \  |_|\_\  \_____/</w:t>
@@ -9623,6 +9735,7 @@
       <w:r>
         <w:rPr>
           <w:rFonts w:ascii="Consolas" w:hAnsi="Consolas" w:cs="Consolas"/>
+          <w:color w:val="242428"/>
           <w:sz w:val="15"/>
         </w:rPr>
         <w:t xml:space="preserve"> </w:t>
@@ -9639,6 +9752,7 @@
       <w:r>
         <w:rPr>
           <w:rFonts w:ascii="Consolas" w:hAnsi="Consolas" w:cs="Consolas"/>
+          <w:color w:val="242428"/>
           <w:sz w:val="15"/>
         </w:rPr>
         <w:t xml:space="preserve"> </w:t>
@@ -9655,6 +9769,7 @@
       <w:r>
         <w:rPr>
           <w:rFonts w:ascii="Consolas" w:hAnsi="Consolas" w:cs="Consolas"/>
+          <w:color w:val="242428"/>
           <w:sz w:val="15"/>
         </w:rPr>
         <w:t xml:space="preserve">     execution: local</w:t>
@@ -9671,6 +9786,7 @@
       <w:r>
         <w:rPr>
           <w:rFonts w:ascii="Consolas" w:hAnsi="Consolas" w:cs="Consolas"/>
+          <w:color w:val="242428"/>
           <w:sz w:val="15"/>
         </w:rPr>
         <w:t xml:space="preserve">        script: /work/load/browse.js</w:t>
@@ -9687,6 +9803,7 @@
       <w:r>
         <w:rPr>
           <w:rFonts w:ascii="Consolas" w:hAnsi="Consolas" w:cs="Consolas"/>
+          <w:color w:val="242428"/>
           <w:sz w:val="15"/>
         </w:rPr>
         <w:t xml:space="preserve">        output: -</w:t>
@@ -9703,6 +9820,7 @@
       <w:r>
         <w:rPr>
           <w:rFonts w:ascii="Consolas" w:hAnsi="Consolas" w:cs="Consolas"/>
+          <w:color w:val="242428"/>
           <w:sz w:val="15"/>
         </w:rPr>
         <w:t xml:space="preserve"> </w:t>
@@ -9719,6 +9837,7 @@
       <w:r>
         <w:rPr>
           <w:rFonts w:ascii="Consolas" w:hAnsi="Consolas" w:cs="Consolas"/>
+          <w:color w:val="242428"/>
           <w:sz w:val="15"/>
         </w:rPr>
         <w:t xml:space="preserve">     scenarios: (100.00%) 1 scenario, 20 max VUs, 5m30s max duration (incl. graceful stop):</w:t>
@@ -9735,6 +9854,7 @@
       <w:r>
         <w:rPr>
           <w:rFonts w:ascii="Consolas" w:hAnsi="Consolas" w:cs="Consolas"/>
+          <w:color w:val="242428"/>
           <w:sz w:val="15"/>
         </w:rPr>
         <w:t xml:space="preserve">              * browse: Up to 20 looping VUs for 5m0s over 3 stages (gracefulRampDown: 30s, gracefulStop: 30s)</w:t>
@@ -9751,6 +9871,7 @@
       <w:r>
         <w:rPr>
           <w:rFonts w:ascii="Consolas" w:hAnsi="Consolas" w:cs="Consolas"/>
+          <w:color w:val="242428"/>
           <w:sz w:val="15"/>
         </w:rPr>
         <w:t xml:space="preserve"> </w:t>
@@ -9767,6 +9888,7 @@
       <w:r>
         <w:rPr>
           <w:rFonts w:ascii="Consolas" w:hAnsi="Consolas" w:cs="Consolas"/>
+          <w:color w:val="242428"/>
           <w:sz w:val="15"/>
         </w:rPr>
         <w:t xml:space="preserve"> </w:t>
@@ -9783,6 +9905,7 @@
       <w:r>
         <w:rPr>
           <w:rFonts w:ascii="Consolas" w:hAnsi="Consolas" w:cs="Consolas"/>
+          <w:color w:val="242428"/>
           <w:sz w:val="15"/>
         </w:rPr>
         <w:t>running (0m01.0s), 01/20 VUs, 0 complete and 0 interrupted iterations</w:t>
@@ -9799,6 +9922,7 @@
       <w:r>
         <w:rPr>
           <w:rFonts w:ascii="Consolas" w:hAnsi="Consolas" w:cs="Consolas"/>
+          <w:color w:val="242428"/>
           <w:sz w:val="15"/>
         </w:rPr>
         <w:t>browse   [   0% ] 01/20 VUs  0m00.1s/5m00.0s</w:t>
@@ -9815,6 +9939,7 @@
       <w:r>
         <w:rPr>
           <w:rFonts w:ascii="Consolas" w:hAnsi="Consolas" w:cs="Consolas"/>
+          <w:color w:val="242428"/>
           <w:sz w:val="15"/>
         </w:rPr>
         <w:t xml:space="preserve"> </w:t>
@@ -9831,6 +9956,7 @@
       <w:r>
         <w:rPr>
           <w:rFonts w:ascii="Consolas" w:hAnsi="Consolas" w:cs="Consolas"/>
+          <w:color w:val="242428"/>
           <w:sz w:val="15"/>
         </w:rPr>
         <w:t>running (0m02.0s), 01/20 VUs, 0 complete and 0 interrupted iterations</w:t>
@@ -9847,6 +9973,7 @@
       <w:r>
         <w:rPr>
           <w:rFonts w:ascii="Consolas" w:hAnsi="Consolas" w:cs="Consolas"/>
+          <w:color w:val="242428"/>
           <w:sz w:val="15"/>
         </w:rPr>
         <w:t>browse   [   0% ] 01/20 VUs  0m01.1s/5m00.0s</w:t>
@@ -9863,6 +9990,7 @@
       <w:r>
         <w:rPr>
           <w:rFonts w:ascii="Consolas" w:hAnsi="Consolas" w:cs="Consolas"/>
+          <w:color w:val="242428"/>
           <w:sz w:val="15"/>
         </w:rPr>
         <w:t xml:space="preserve"> </w:t>
@@ -9879,6 +10007,7 @@
       <w:r>
         <w:rPr>
           <w:rFonts w:ascii="Consolas" w:hAnsi="Consolas" w:cs="Consolas"/>
+          <w:color w:val="242428"/>
           <w:sz w:val="15"/>
         </w:rPr>
         <w:t>running (0m03.0s), 01/20 VUs, 0 complete and 0 interrupted iterations</w:t>
@@ -9895,6 +10024,7 @@
       <w:r>
         <w:rPr>
           <w:rFonts w:ascii="Consolas" w:hAnsi="Consolas" w:cs="Consolas"/>
+          <w:color w:val="242428"/>
           <w:sz w:val="15"/>
         </w:rPr>
         <w:t>browse   [   1% ] 01/20 VUs  0m02.1s/5m00.0s</w:t>
@@ -9911,6 +10041,7 @@
       <w:r>
         <w:rPr>
           <w:rFonts w:ascii="Consolas" w:hAnsi="Consolas" w:cs="Consolas"/>
+          <w:color w:val="242428"/>
           <w:sz w:val="15"/>
         </w:rPr>
         <w:t xml:space="preserve"> </w:t>
@@ -9927,6 +10058,7 @@
       <w:r>
         <w:rPr>
           <w:rFonts w:ascii="Consolas" w:hAnsi="Consolas" w:cs="Consolas"/>
+          <w:color w:val="A56B00"/>
           <w:sz w:val="15"/>
         </w:rPr>
         <w:t>... 940 lines omitted ...</w:t>
@@ -9943,6 +10075,7 @@
       <w:r>
         <w:rPr>
           <w:rFonts w:ascii="Consolas" w:hAnsi="Consolas" w:cs="Consolas"/>
+          <w:color w:val="242428"/>
           <w:sz w:val="15"/>
         </w:rPr>
         <w:t xml:space="preserve">    iterations.....................: 891    2.927195/s</w:t>
@@ -9959,6 +10092,7 @@
       <w:r>
         <w:rPr>
           <w:rFonts w:ascii="Consolas" w:hAnsi="Consolas" w:cs="Consolas"/>
+          <w:color w:val="242428"/>
           <w:sz w:val="15"/>
         </w:rPr>
         <w:t xml:space="preserve">    vus............................: 1      min=1         max=20</w:t>
@@ -9975,6 +10109,7 @@
       <w:r>
         <w:rPr>
           <w:rFonts w:ascii="Consolas" w:hAnsi="Consolas" w:cs="Consolas"/>
+          <w:color w:val="242428"/>
           <w:sz w:val="15"/>
         </w:rPr>
         <w:t xml:space="preserve">    vus_max........................: 20     min=20        max=20</w:t>
@@ -9991,6 +10126,7 @@
       <w:r>
         <w:rPr>
           <w:rFonts w:ascii="Consolas" w:hAnsi="Consolas" w:cs="Consolas"/>
+          <w:color w:val="242428"/>
           <w:sz w:val="15"/>
         </w:rPr>
         <w:t xml:space="preserve"> </w:t>
@@ -10007,6 +10143,7 @@
       <w:r>
         <w:rPr>
           <w:rFonts w:ascii="Consolas" w:hAnsi="Consolas" w:cs="Consolas"/>
+          <w:color w:val="242428"/>
           <w:sz w:val="15"/>
         </w:rPr>
         <w:t xml:space="preserve">    NETWORK</w:t>
@@ -10023,6 +10160,7 @@
       <w:r>
         <w:rPr>
           <w:rFonts w:ascii="Consolas" w:hAnsi="Consolas" w:cs="Consolas"/>
+          <w:color w:val="242428"/>
           <w:sz w:val="15"/>
         </w:rPr>
         <w:t xml:space="preserve">    data_received..................: 160 MB 527 kB/s</w:t>
@@ -10039,6 +10177,7 @@
       <w:r>
         <w:rPr>
           <w:rFonts w:ascii="Consolas" w:hAnsi="Consolas" w:cs="Consolas"/>
+          <w:color w:val="242428"/>
           <w:sz w:val="15"/>
         </w:rPr>
         <w:t xml:space="preserve">    data_sent......................: 749 kB 2.5 kB/s</w:t>
@@ -10055,6 +10194,7 @@
       <w:r>
         <w:rPr>
           <w:rFonts w:ascii="Consolas" w:hAnsi="Consolas" w:cs="Consolas"/>
+          <w:color w:val="242428"/>
           <w:sz w:val="15"/>
         </w:rPr>
         <w:t xml:space="preserve"> </w:t>
@@ -10071,6 +10211,7 @@
       <w:r>
         <w:rPr>
           <w:rFonts w:ascii="Consolas" w:hAnsi="Consolas" w:cs="Consolas"/>
+          <w:color w:val="242428"/>
           <w:sz w:val="15"/>
         </w:rPr>
         <w:t xml:space="preserve"> </w:t>
@@ -10087,6 +10228,7 @@
       <w:r>
         <w:rPr>
           <w:rFonts w:ascii="Consolas" w:hAnsi="Consolas" w:cs="Consolas"/>
+          <w:color w:val="242428"/>
           <w:sz w:val="15"/>
         </w:rPr>
         <w:t xml:space="preserve"> </w:t>
@@ -10103,6 +10245,7 @@
       <w:r>
         <w:rPr>
           <w:rFonts w:ascii="Consolas" w:hAnsi="Consolas" w:cs="Consolas"/>
+          <w:color w:val="242428"/>
           <w:sz w:val="15"/>
         </w:rPr>
         <w:t xml:space="preserve"> </w:t>
@@ -10119,6 +10262,7 @@
       <w:r>
         <w:rPr>
           <w:rFonts w:ascii="Consolas" w:hAnsi="Consolas" w:cs="Consolas"/>
+          <w:color w:val="242428"/>
           <w:sz w:val="15"/>
         </w:rPr>
         <w:t>running (5m04.4s), 00/20 VUs, 891 complete and 0 interrupted iterations</w:t>
@@ -10134,6 +10278,7 @@
       <w:r>
         <w:rPr>
           <w:rFonts w:ascii="Consolas" w:hAnsi="Consolas" w:cs="Consolas"/>
+          <w:color w:val="1B7F3B"/>
           <w:sz w:val="15"/>
         </w:rPr>
         <w:t>browse ✓ [ 100% ] 00/20 VUs  5m0s</w:t>
@@ -10165,7 +10310,7 @@
       <w:pPr>
         <w:pStyle w:val="Heading3"/>
       </w:pPr>
-      <w:bookmarkStart w:id="9" w:name="_Toc240829256"/>
+      <w:bookmarkStart w:id="9" w:name="_Toc240829750"/>
       <w:r>
         <w:t>Security and Access Control Testing</w:t>
       </w:r>
@@ -10522,6 +10667,8 @@
       <w:r>
         <w:rPr>
           <w:rFonts w:ascii="Consolas" w:hAnsi="Consolas" w:cs="Consolas"/>
+          <w:b/>
+          <w:color w:val="1F5FA8"/>
           <w:sz w:val="15"/>
         </w:rPr>
         <w:t>$ uv run pytest tests/system/test_access_control.py -v   (from the full run, 15 results)</w:t>
@@ -10538,6 +10685,7 @@
       <w:r>
         <w:rPr>
           <w:rFonts w:ascii="Consolas" w:hAnsi="Consolas" w:cs="Consolas"/>
+          <w:color w:val="1B7F3B"/>
           <w:sz w:val="15"/>
         </w:rPr>
         <w:t>tests/system/test_access_control.py::test_no_token_is_rejected[/api/me] PASSED [  1%]</w:t>
@@ -10554,6 +10702,7 @@
       <w:r>
         <w:rPr>
           <w:rFonts w:ascii="Consolas" w:hAnsi="Consolas" w:cs="Consolas"/>
+          <w:color w:val="1B7F3B"/>
           <w:sz w:val="15"/>
         </w:rPr>
         <w:t>tests/system/test_access_control.py::test_no_token_is_rejected[/api/app/billing] PASSED [  3%]</w:t>
@@ -10570,6 +10719,7 @@
       <w:r>
         <w:rPr>
           <w:rFonts w:ascii="Consolas" w:hAnsi="Consolas" w:cs="Consolas"/>
+          <w:color w:val="1B7F3B"/>
           <w:sz w:val="15"/>
         </w:rPr>
         <w:t>tests/system/test_access_control.py::test_no_token_is_rejected[/api/console/cases] PASSED [  5%]</w:t>
@@ -10586,6 +10736,7 @@
       <w:r>
         <w:rPr>
           <w:rFonts w:ascii="Consolas" w:hAnsi="Consolas" w:cs="Consolas"/>
+          <w:color w:val="1B7F3B"/>
           <w:sz w:val="15"/>
         </w:rPr>
         <w:t>tests/system/test_access_control.py::test_no_token_is_rejected[/api/admin/models] PASSED [  7%]</w:t>
@@ -10602,6 +10753,7 @@
       <w:r>
         <w:rPr>
           <w:rFonts w:ascii="Consolas" w:hAnsi="Consolas" w:cs="Consolas"/>
+          <w:color w:val="1B7F3B"/>
           <w:sz w:val="15"/>
         </w:rPr>
         <w:t>tests/system/test_access_control.py::test_a_customer_cannot_reach_staff_surfaces[/api/console/cases] PASSED [  9%]</w:t>
@@ -10618,6 +10770,7 @@
       <w:r>
         <w:rPr>
           <w:rFonts w:ascii="Consolas" w:hAnsi="Consolas" w:cs="Consolas"/>
+          <w:color w:val="1B7F3B"/>
           <w:sz w:val="15"/>
         </w:rPr>
         <w:t>tests/system/test_access_control.py::test_a_customer_cannot_reach_staff_surfaces[/api/console/ping] PASSED [ 11%]</w:t>
@@ -10634,6 +10787,7 @@
       <w:r>
         <w:rPr>
           <w:rFonts w:ascii="Consolas" w:hAnsi="Consolas" w:cs="Consolas"/>
+          <w:color w:val="1B7F3B"/>
           <w:sz w:val="15"/>
         </w:rPr>
         <w:t>tests/system/test_access_control.py::test_a_customer_cannot_reach_staff_surfaces[/api/admin/models] PASSED [ 13%]</w:t>
@@ -10650,6 +10804,7 @@
       <w:r>
         <w:rPr>
           <w:rFonts w:ascii="Consolas" w:hAnsi="Consolas" w:cs="Consolas"/>
+          <w:color w:val="1B7F3B"/>
           <w:sz w:val="15"/>
         </w:rPr>
         <w:t>tests/system/test_access_control.py::test_a_customer_cannot_reach_staff_surfaces[/api/lab/requests] PASSED [ 15%]</w:t>
@@ -10666,6 +10821,7 @@
       <w:r>
         <w:rPr>
           <w:rFonts w:ascii="Consolas" w:hAnsi="Consolas" w:cs="Consolas"/>
+          <w:color w:val="1B7F3B"/>
           <w:sz w:val="15"/>
         </w:rPr>
         <w:t>tests/system/test_access_control.py::test_an_agent_cannot_reach_admin_surfaces[/api/admin/models] PASSED [ 17%]</w:t>
@@ -10682,6 +10838,7 @@
       <w:r>
         <w:rPr>
           <w:rFonts w:ascii="Consolas" w:hAnsi="Consolas" w:cs="Consolas"/>
+          <w:color w:val="1B7F3B"/>
           <w:sz w:val="15"/>
         </w:rPr>
         <w:t>tests/system/test_access_control.py::test_an_agent_cannot_reach_admin_surfaces[/api/admin/traces] PASSED [ 19%]</w:t>
@@ -10698,6 +10855,7 @@
       <w:r>
         <w:rPr>
           <w:rFonts w:ascii="Consolas" w:hAnsi="Consolas" w:cs="Consolas"/>
+          <w:color w:val="1B7F3B"/>
           <w:sz w:val="15"/>
         </w:rPr>
         <w:t>tests/system/test_access_control.py::test_an_agent_cannot_reach_admin_surfaces[/api/lab/requests] PASSED [ 21%]</w:t>
@@ -10714,6 +10872,7 @@
       <w:r>
         <w:rPr>
           <w:rFonts w:ascii="Consolas" w:hAnsi="Consolas" w:cs="Consolas"/>
+          <w:color w:val="1B7F3B"/>
           <w:sz w:val="15"/>
         </w:rPr>
         <w:t>tests/system/test_access_control.py::test_each_role_reaches_its_own_surface PASSED [ 23%]</w:t>
@@ -10730,6 +10889,7 @@
       <w:r>
         <w:rPr>
           <w:rFonts w:ascii="Consolas" w:hAnsi="Consolas" w:cs="Consolas"/>
+          <w:color w:val="1B7F3B"/>
           <w:sz w:val="15"/>
         </w:rPr>
         <w:t>tests/system/test_access_control.py::test_a_customer_cannot_read_another_customers_ticket PASSED [ 25%]</w:t>
@@ -10746,6 +10906,7 @@
       <w:r>
         <w:rPr>
           <w:rFonts w:ascii="Consolas" w:hAnsi="Consolas" w:cs="Consolas"/>
+          <w:color w:val="1B7F3B"/>
           <w:sz w:val="15"/>
         </w:rPr>
         <w:t>tests/system/test_access_control.py::test_a_tampered_token_is_rejected PASSED [ 27%]</w:t>
@@ -10761,6 +10922,7 @@
       <w:r>
         <w:rPr>
           <w:rFonts w:ascii="Consolas" w:hAnsi="Consolas" w:cs="Consolas"/>
+          <w:color w:val="1B7F3B"/>
           <w:sz w:val="15"/>
         </w:rPr>
         <w:t>tests/system/test_access_control.py::test_sign_in_rejects_a_wrong_password PASSED [ 29%]</w:t>
@@ -10784,7 +10946,7 @@
       <w:pPr>
         <w:pStyle w:val="Heading3"/>
       </w:pPr>
-      <w:bookmarkStart w:id="10" w:name="_Toc240829257"/>
+      <w:bookmarkStart w:id="10" w:name="_Toc240829751"/>
       <w:r>
         <w:t>Failover and Recovery Testing</w:t>
       </w:r>
@@ -11121,6 +11283,8 @@
       <w:r>
         <w:rPr>
           <w:rFonts w:ascii="Consolas" w:hAnsi="Consolas" w:cs="Consolas"/>
+          <w:b/>
+          <w:color w:val="1F5FA8"/>
           <w:sz w:val="15"/>
         </w:rPr>
         <w:t>$ uv run pytest tests/system/test_resilience.py -v   (from the full run, 4 results)</w:t>
@@ -11137,6 +11301,7 @@
       <w:r>
         <w:rPr>
           <w:rFonts w:ascii="Consolas" w:hAnsi="Consolas" w:cs="Consolas"/>
+          <w:color w:val="1B7F3B"/>
           <w:sz w:val="15"/>
         </w:rPr>
         <w:t>tests/system/test_resilience.py::test_a_dead_translation_service_still_answers_the_customer PASSED [ 94%]</w:t>
@@ -11153,6 +11318,7 @@
       <w:r>
         <w:rPr>
           <w:rFonts w:ascii="Consolas" w:hAnsi="Consolas" w:cs="Consolas"/>
+          <w:color w:val="1B7F3B"/>
           <w:sz w:val="15"/>
         </w:rPr>
         <w:t>tests/system/test_resilience.py::test_a_dead_audio_service_does_not_lose_the_ticket PASSED [ 96%]</w:t>
@@ -11169,6 +11335,7 @@
       <w:r>
         <w:rPr>
           <w:rFonts w:ascii="Consolas" w:hAnsi="Consolas" w:cs="Consolas"/>
+          <w:color w:val="1B7F3B"/>
           <w:sz w:val="15"/>
         </w:rPr>
         <w:t>tests/system/test_resilience.py::test_the_edge_reports_a_stopped_dependency PASSED [ 98%]</w:t>
@@ -11184,6 +11351,7 @@
       <w:r>
         <w:rPr>
           <w:rFonts w:ascii="Consolas" w:hAnsi="Consolas" w:cs="Consolas"/>
+          <w:color w:val="1B7F3B"/>
           <w:sz w:val="15"/>
         </w:rPr>
         <w:t>tests/system/test_resilience.py::test_a_restarted_service_is_healthy_again PASSED [100%]</w:t>
@@ -11207,7 +11375,7 @@
       <w:pPr>
         <w:pStyle w:val="Heading3"/>
       </w:pPr>
-      <w:bookmarkStart w:id="11" w:name="_Toc240829258"/>
+      <w:bookmarkStart w:id="11" w:name="_Toc240829752"/>
       <w:r>
         <w:t>Configuration Testing</w:t>
       </w:r>
@@ -11550,6 +11718,8 @@
       <w:r>
         <w:rPr>
           <w:rFonts w:ascii="Consolas" w:hAnsi="Consolas" w:cs="Consolas"/>
+          <w:b/>
+          <w:color w:val="1F5FA8"/>
           <w:sz w:val="15"/>
         </w:rPr>
         <w:lastRenderedPageBreak/>
@@ -11567,6 +11737,7 @@
       <w:r>
         <w:rPr>
           <w:rFonts w:ascii="Consolas" w:hAnsi="Consolas" w:cs="Consolas"/>
+          <w:color w:val="1B7F3B"/>
           <w:sz w:val="15"/>
         </w:rPr>
         <w:t>tests/system/test_configuration.py::test_the_compose_file_is_valid[yaml] PASSED [ 31%]</w:t>
@@ -11583,6 +11754,7 @@
       <w:r>
         <w:rPr>
           <w:rFonts w:ascii="Consolas" w:hAnsi="Consolas" w:cs="Consolas"/>
+          <w:color w:val="1B7F3B"/>
           <w:sz w:val="15"/>
         </w:rPr>
         <w:t>tests/system/test_configuration.py::test_the_compose_file_is_valid[yaml+lite] PASSED [ 33%]</w:t>
@@ -11599,6 +11771,7 @@
       <w:r>
         <w:rPr>
           <w:rFonts w:ascii="Consolas" w:hAnsi="Consolas" w:cs="Consolas"/>
+          <w:color w:val="1B7F3B"/>
           <w:sz w:val="15"/>
         </w:rPr>
         <w:t>tests/system/test_configuration.py::test_the_compose_file_is_valid[yaml+ci] PASSED [ 35%]</w:t>
@@ -11615,6 +11788,7 @@
       <w:r>
         <w:rPr>
           <w:rFonts w:ascii="Consolas" w:hAnsi="Consolas" w:cs="Consolas"/>
+          <w:color w:val="1B7F3B"/>
           <w:sz w:val="15"/>
         </w:rPr>
         <w:t>tests/system/test_configuration.py::test_the_compose_file_is_valid[yaml+gpu] PASSED [ 37%]</w:t>
@@ -11631,6 +11805,7 @@
       <w:r>
         <w:rPr>
           <w:rFonts w:ascii="Consolas" w:hAnsi="Consolas" w:cs="Consolas"/>
+          <w:color w:val="1B7F3B"/>
           <w:sz w:val="15"/>
         </w:rPr>
         <w:t>tests/system/test_configuration.py::test_the_compose_file_is_valid[yaml+prod] PASSED [ 39%]</w:t>
@@ -11647,6 +11822,7 @@
       <w:r>
         <w:rPr>
           <w:rFonts w:ascii="Consolas" w:hAnsi="Consolas" w:cs="Consolas"/>
+          <w:color w:val="1B7F3B"/>
           <w:sz w:val="15"/>
         </w:rPr>
         <w:t>tests/system/test_configuration.py::test_the_compose_file_is_valid[yaml+test] PASSED [ 41%]</w:t>
@@ -11663,6 +11839,7 @@
       <w:r>
         <w:rPr>
           <w:rFonts w:ascii="Consolas" w:hAnsi="Consolas" w:cs="Consolas"/>
+          <w:color w:val="1B7F3B"/>
           <w:sz w:val="15"/>
         </w:rPr>
         <w:t>tests/system/test_configuration.py::test_the_compose_file_is_valid[yaml+ci+test] PASSED [ 43%]</w:t>
@@ -11679,6 +11856,7 @@
       <w:r>
         <w:rPr>
           <w:rFonts w:ascii="Consolas" w:hAnsi="Consolas" w:cs="Consolas"/>
+          <w:color w:val="1B7F3B"/>
           <w:sz w:val="15"/>
         </w:rPr>
         <w:t>tests/system/test_configuration.py::test_the_compose_file_is_valid[yaml+prod+monitoring] PASSED [ 45%]</w:t>
@@ -11695,6 +11873,7 @@
       <w:r>
         <w:rPr>
           <w:rFonts w:ascii="Consolas" w:hAnsi="Consolas" w:cs="Consolas"/>
+          <w:color w:val="1B7F3B"/>
           <w:sz w:val="15"/>
         </w:rPr>
         <w:t>tests/system/test_configuration.py::test_the_mlops_profile_adds_airflow_and_mlflow PASSED [ 47%]</w:t>
@@ -11710,6 +11889,7 @@
       <w:r>
         <w:rPr>
           <w:rFonts w:ascii="Consolas" w:hAnsi="Consolas" w:cs="Consolas"/>
+          <w:color w:val="1B7F3B"/>
           <w:sz w:val="15"/>
         </w:rPr>
         <w:t>tests/system/test_configuration.py::test_every_variable_the_compose_file_reads_is_in_the_example PASSED [ 49%]</w:t>
@@ -11733,7 +11913,7 @@
       <w:pPr>
         <w:pStyle w:val="Heading2"/>
       </w:pPr>
-      <w:bookmarkStart w:id="12" w:name="_Toc240829259"/>
+      <w:bookmarkStart w:id="12" w:name="_Toc240829753"/>
       <w:r>
         <w:t>Model Selection and Evaluation</w:t>
       </w:r>
@@ -12190,7 +12370,7 @@
       <w:pPr>
         <w:pStyle w:val="Heading3"/>
       </w:pPr>
-      <w:bookmarkStart w:id="13" w:name="_Toc240829260"/>
+      <w:bookmarkStart w:id="13" w:name="_Toc240829754"/>
       <w:r>
         <w:t>Intent and Department Classification</w:t>
       </w:r>
@@ -12977,7 +13157,7 @@
           <w:noProof/>
         </w:rPr>
         <w:drawing>
-          <wp:inline distT="0" distB="0" distL="0" distR="0" wp14:anchorId="4839A54D" wp14:editId="668761B3">
+          <wp:inline distT="0" distB="0" distL="0" distR="0" wp14:anchorId="285BEF66" wp14:editId="69FBF12C">
             <wp:extent cx="5120640" cy="2844800"/>
             <wp:effectExtent l="0" t="0" r="0" b="0"/>
             <wp:docPr id="8" name="Picture 8"/>
@@ -13037,7 +13217,7 @@
           <w:noProof/>
         </w:rPr>
         <w:drawing>
-          <wp:inline distT="0" distB="0" distL="0" distR="0" wp14:anchorId="72BBEAFD" wp14:editId="2E32D962">
+          <wp:inline distT="0" distB="0" distL="0" distR="0" wp14:anchorId="01600C04" wp14:editId="5CB99F90">
             <wp:extent cx="5120640" cy="2703698"/>
             <wp:effectExtent l="0" t="0" r="0" b="0"/>
             <wp:docPr id="9" name="Picture 9"/>
@@ -13443,7 +13623,7 @@
           <w:noProof/>
         </w:rPr>
         <w:drawing>
-          <wp:inline distT="0" distB="0" distL="0" distR="0" wp14:anchorId="6FCA469C" wp14:editId="3E03CFD9">
+          <wp:inline distT="0" distB="0" distL="0" distR="0" wp14:anchorId="582B344C" wp14:editId="0C823CE0">
             <wp:extent cx="4937760" cy="2743200"/>
             <wp:effectExtent l="0" t="0" r="0" b="0"/>
             <wp:docPr id="10" name="Picture 10"/>
@@ -13497,7 +13677,7 @@
       <w:pPr>
         <w:pStyle w:val="Heading3"/>
       </w:pPr>
-      <w:bookmarkStart w:id="14" w:name="_Toc240829261"/>
+      <w:bookmarkStart w:id="14" w:name="_Toc240829755"/>
       <w:r>
         <w:t>Customer Priority: Distillation from Language Model Labels</w:t>
       </w:r>
@@ -13921,7 +14101,7 @@
       <w:pPr>
         <w:pStyle w:val="Heading3"/>
       </w:pPr>
-      <w:bookmarkStart w:id="15" w:name="_Toc240829262"/>
+      <w:bookmarkStart w:id="15" w:name="_Toc240829756"/>
       <w:r>
         <w:t>Router Photo Classification</w:t>
       </w:r>
@@ -14591,7 +14771,7 @@
           <w:noProof/>
         </w:rPr>
         <w:drawing>
-          <wp:inline distT="0" distB="0" distL="0" distR="0" wp14:anchorId="3349975E" wp14:editId="2940BB54">
+          <wp:inline distT="0" distB="0" distL="0" distR="0" wp14:anchorId="7B661B1D" wp14:editId="172B1B27">
             <wp:extent cx="5120640" cy="2844800"/>
             <wp:effectExtent l="0" t="0" r="0" b="0"/>
             <wp:docPr id="11" name="Picture 11"/>
@@ -14645,7 +14825,7 @@
       <w:pPr>
         <w:pStyle w:val="Heading3"/>
       </w:pPr>
-      <w:bookmarkStart w:id="16" w:name="_Toc240829263"/>
+      <w:bookmarkStart w:id="16" w:name="_Toc240829757"/>
       <w:r>
         <w:t>Speech Transcription</w:t>
       </w:r>
@@ -15102,7 +15282,7 @@
         </w:rPr>
         <w:lastRenderedPageBreak/>
         <w:drawing>
-          <wp:inline distT="0" distB="0" distL="0" distR="0" wp14:anchorId="335F589D" wp14:editId="6BD7435E">
+          <wp:inline distT="0" distB="0" distL="0" distR="0" wp14:anchorId="6BBD6522" wp14:editId="5BDDAB82">
             <wp:extent cx="5120640" cy="1506071"/>
             <wp:effectExtent l="0" t="0" r="0" b="0"/>
             <wp:docPr id="12" name="Picture 12"/>
@@ -15156,7 +15336,7 @@
       <w:pPr>
         <w:pStyle w:val="Heading3"/>
       </w:pPr>
-      <w:bookmarkStart w:id="17" w:name="_Toc240829264"/>
+      <w:bookmarkStart w:id="17" w:name="_Toc240829758"/>
       <w:r>
         <w:t>Grounded Response Validation</w:t>
       </w:r>
@@ -15204,6 +15384,7 @@
       <w:r>
         <w:rPr>
           <w:rFonts w:ascii="Consolas" w:hAnsi="Consolas" w:cs="Consolas"/>
+          <w:color w:val="242428"/>
           <w:sz w:val="15"/>
         </w:rPr>
         <w:t>D:\DSEP22\response-prototype\.venv\Lib\site-packages\pydantic_settings\sources\utils.py:47: IncompleteFieldDefinitionWarning: Field 'lifespan' has an incomplete definition: its annotation contains an unresolved forward reference, so settings sources may fail to correctly resolve its value. Call `model_rebuild()` on the model where the field is defined, once all the referenced types are defined.</w:t>
@@ -15220,6 +15401,7 @@
       <w:r>
         <w:rPr>
           <w:rFonts w:ascii="Consolas" w:hAnsi="Consolas" w:cs="Consolas"/>
+          <w:color w:val="242428"/>
           <w:sz w:val="15"/>
         </w:rPr>
         <w:t xml:space="preserve">  warnings.warn(</w:t>
@@ -15236,6 +15418,7 @@
       <w:r>
         <w:rPr>
           <w:rFonts w:ascii="Consolas" w:hAnsi="Consolas" w:cs="Consolas"/>
+          <w:color w:val="242428"/>
           <w:sz w:val="15"/>
         </w:rPr>
         <w:t>Processing request of type ListToolsRequest</w:t>
@@ -15252,6 +15435,7 @@
       <w:r>
         <w:rPr>
           <w:rFonts w:ascii="Consolas" w:hAnsi="Consolas" w:cs="Consolas"/>
+          <w:color w:val="242428"/>
           <w:sz w:val="15"/>
         </w:rPr>
         <w:t>Processing request of type CallToolRequest</w:t>
@@ -15268,6 +15452,7 @@
       <w:r>
         <w:rPr>
           <w:rFonts w:ascii="Consolas" w:hAnsi="Consolas" w:cs="Consolas"/>
+          <w:color w:val="242428"/>
           <w:sz w:val="15"/>
         </w:rPr>
         <w:t>Processing request of type CallToolRequest</w:t>
@@ -15284,6 +15469,7 @@
       <w:r>
         <w:rPr>
           <w:rFonts w:ascii="Consolas" w:hAnsi="Consolas" w:cs="Consolas"/>
+          <w:color w:val="242428"/>
           <w:sz w:val="15"/>
         </w:rPr>
         <w:t>Processing request of type CallToolRequest</w:t>
@@ -15300,6 +15486,7 @@
       <w:r>
         <w:rPr>
           <w:rFonts w:ascii="Consolas" w:hAnsi="Consolas" w:cs="Consolas"/>
+          <w:color w:val="242428"/>
           <w:sz w:val="15"/>
         </w:rPr>
         <w:t>Processing request of type CallToolRequest</w:t>
@@ -15316,6 +15503,7 @@
       <w:r>
         <w:rPr>
           <w:rFonts w:ascii="Consolas" w:hAnsi="Consolas" w:cs="Consolas"/>
+          <w:color w:val="242428"/>
           <w:sz w:val="15"/>
         </w:rPr>
         <w:t>Processing request of type CallToolRequest</w:t>
@@ -15332,6 +15520,7 @@
       <w:r>
         <w:rPr>
           <w:rFonts w:ascii="Consolas" w:hAnsi="Consolas" w:cs="Consolas"/>
+          <w:color w:val="242428"/>
           <w:sz w:val="15"/>
         </w:rPr>
         <w:t>Processing request of type CallToolRequest</w:t>
@@ -15348,6 +15537,7 @@
       <w:r>
         <w:rPr>
           <w:rFonts w:ascii="Consolas" w:hAnsi="Consolas" w:cs="Consolas"/>
+          <w:color w:val="242428"/>
           <w:sz w:val="15"/>
         </w:rPr>
         <w:t>Processing request of type CallToolRequest</w:t>
@@ -15364,6 +15554,7 @@
       <w:r>
         <w:rPr>
           <w:rFonts w:ascii="Consolas" w:hAnsi="Consolas" w:cs="Consolas"/>
+          <w:color w:val="242428"/>
           <w:sz w:val="15"/>
         </w:rPr>
         <w:t>Processing request of type CallToolRequest</w:t>
@@ -15380,6 +15571,7 @@
       <w:r>
         <w:rPr>
           <w:rFonts w:ascii="Consolas" w:hAnsi="Consolas" w:cs="Consolas"/>
+          <w:color w:val="242428"/>
           <w:sz w:val="15"/>
         </w:rPr>
         <w:t>Processing request of type CallToolRequest</w:t>
@@ -15396,6 +15588,7 @@
       <w:r>
         <w:rPr>
           <w:rFonts w:ascii="Consolas" w:hAnsi="Consolas" w:cs="Consolas"/>
+          <w:color w:val="242428"/>
           <w:sz w:val="15"/>
         </w:rPr>
         <w:t>Processing request of type CallToolRequest</w:t>
@@ -15412,6 +15605,7 @@
       <w:r>
         <w:rPr>
           <w:rFonts w:ascii="Consolas" w:hAnsi="Consolas" w:cs="Consolas"/>
+          <w:color w:val="242428"/>
           <w:sz w:val="15"/>
         </w:rPr>
         <w:t>Processing request of type CallToolRequest</w:t>
@@ -15428,6 +15622,7 @@
       <w:r>
         <w:rPr>
           <w:rFonts w:ascii="Consolas" w:hAnsi="Consolas" w:cs="Consolas"/>
+          <w:color w:val="242428"/>
           <w:sz w:val="15"/>
         </w:rPr>
         <w:t>Processing request of type CallToolRequest</w:t>
@@ -15444,6 +15639,7 @@
       <w:r>
         <w:rPr>
           <w:rFonts w:ascii="Consolas" w:hAnsi="Consolas" w:cs="Consolas"/>
+          <w:color w:val="242428"/>
           <w:sz w:val="15"/>
         </w:rPr>
         <w:t>Processing request of type CallToolRequest</w:t>
@@ -15460,6 +15656,7 @@
       <w:r>
         <w:rPr>
           <w:rFonts w:ascii="Consolas" w:hAnsi="Consolas" w:cs="Consolas"/>
+          <w:color w:val="242428"/>
           <w:sz w:val="15"/>
         </w:rPr>
         <w:t>Processing request of type CallToolRequest</w:t>
@@ -15476,6 +15673,7 @@
       <w:r>
         <w:rPr>
           <w:rFonts w:ascii="Consolas" w:hAnsi="Consolas" w:cs="Consolas"/>
+          <w:color w:val="242428"/>
           <w:sz w:val="15"/>
         </w:rPr>
         <w:t>MCP tools loaded: ['get_customer_by_id', 'get_payment_status', 'get_network_access_status', 'get_plan_details']</w:t>
@@ -15492,6 +15690,7 @@
       <w:r>
         <w:rPr>
           <w:rFonts w:ascii="Consolas" w:hAnsi="Consolas" w:cs="Consolas"/>
+          <w:color w:val="242428"/>
           <w:sz w:val="15"/>
         </w:rPr>
         <w:t xml:space="preserve"> </w:t>
@@ -15508,6 +15707,7 @@
       <w:r>
         <w:rPr>
           <w:rFonts w:ascii="Consolas" w:hAnsi="Consolas" w:cs="Consolas"/>
+          <w:color w:val="1B7F3B"/>
           <w:sz w:val="15"/>
         </w:rPr>
         <w:t xml:space="preserve">    PASS  server exposes 4 tools</w:t>
@@ -15524,6 +15724,7 @@
       <w:r>
         <w:rPr>
           <w:rFonts w:ascii="Consolas" w:hAnsi="Consolas" w:cs="Consolas"/>
+          <w:color w:val="A56B00"/>
           <w:sz w:val="15"/>
         </w:rPr>
         <w:t>... 58 lines omitted ...</w:t>
@@ -15540,6 +15741,7 @@
       <w:r>
         <w:rPr>
           <w:rFonts w:ascii="Consolas" w:hAnsi="Consolas" w:cs="Consolas"/>
+          <w:color w:val="1B7F3B"/>
           <w:sz w:val="15"/>
         </w:rPr>
         <w:t xml:space="preserve">    PASS  generate node ran once</w:t>
@@ -15556,6 +15758,7 @@
       <w:r>
         <w:rPr>
           <w:rFonts w:ascii="Consolas" w:hAnsi="Consolas" w:cs="Consolas"/>
+          <w:color w:val="1B7F3B"/>
           <w:sz w:val="15"/>
         </w:rPr>
         <w:t xml:space="preserve">    PASS  grounding block present in prompt</w:t>
@@ -15572,6 +15775,7 @@
       <w:r>
         <w:rPr>
           <w:rFonts w:ascii="Consolas" w:hAnsi="Consolas" w:cs="Consolas"/>
+          <w:color w:val="1B7F3B"/>
           <w:sz w:val="15"/>
         </w:rPr>
         <w:t xml:space="preserve">    PASS  fact found=False embedded in grounding prompt</w:t>
@@ -15588,6 +15792,7 @@
       <w:r>
         <w:rPr>
           <w:rFonts w:ascii="Consolas" w:hAnsi="Consolas" w:cs="Consolas"/>
+          <w:color w:val="1B7F3B"/>
           <w:sz w:val="15"/>
         </w:rPr>
         <w:t xml:space="preserve">    PASS  answer written to state</w:t>
@@ -15604,6 +15809,7 @@
       <w:r>
         <w:rPr>
           <w:rFonts w:ascii="Consolas" w:hAnsi="Consolas" w:cs="Consolas"/>
+          <w:color w:val="242428"/>
           <w:sz w:val="15"/>
         </w:rPr>
         <w:t xml:space="preserve"> </w:t>
@@ -15620,6 +15826,7 @@
       <w:r>
         <w:rPr>
           <w:rFonts w:ascii="Consolas" w:hAnsi="Consolas" w:cs="Consolas"/>
+          <w:color w:val="242428"/>
           <w:sz w:val="15"/>
         </w:rPr>
         <w:t>KEY ASSERTION - connectivity multi-tool chain:</w:t>
@@ -15636,6 +15843,7 @@
       <w:r>
         <w:rPr>
           <w:rFonts w:ascii="Consolas" w:hAnsi="Consolas" w:cs="Consolas"/>
+          <w:color w:val="1B7F3B"/>
           <w:sz w:val="15"/>
         </w:rPr>
         <w:t xml:space="preserve">    PASS  connectivity chained network AND payment lookups</w:t>
@@ -15652,6 +15860,7 @@
       <w:r>
         <w:rPr>
           <w:rFonts w:ascii="Consolas" w:hAnsi="Consolas" w:cs="Consolas"/>
+          <w:color w:val="242428"/>
           <w:sz w:val="15"/>
         </w:rPr>
         <w:t xml:space="preserve"> </w:t>
@@ -15668,6 +15877,7 @@
       <w:r>
         <w:rPr>
           <w:rFonts w:ascii="Consolas" w:hAnsi="Consolas" w:cs="Consolas"/>
+          <w:color w:val="242428"/>
           <w:sz w:val="15"/>
         </w:rPr>
         <w:t>============================================================</w:t>
@@ -15683,6 +15893,7 @@
       <w:r>
         <w:rPr>
           <w:rFonts w:ascii="Consolas" w:hAnsi="Consolas" w:cs="Consolas"/>
+          <w:color w:val="1B7F3B"/>
           <w:sz w:val="15"/>
         </w:rPr>
         <w:t>ALL CHECKS PASSED</w:t>
@@ -15706,7 +15917,7 @@
       <w:pPr>
         <w:pStyle w:val="Heading1"/>
       </w:pPr>
-      <w:bookmarkStart w:id="18" w:name="_Toc240829265"/>
+      <w:bookmarkStart w:id="18" w:name="_Toc240829759"/>
       <w:r>
         <w:t>Deliverables</w:t>
       </w:r>
@@ -15832,7 +16043,7 @@
       <w:pPr>
         <w:pStyle w:val="Heading2"/>
       </w:pPr>
-      <w:bookmarkStart w:id="19" w:name="_Toc240829266"/>
+      <w:bookmarkStart w:id="19" w:name="_Toc240829760"/>
       <w:r>
         <w:t>Test Evaluation Summaries</w:t>
       </w:r>
@@ -17955,6 +18166,8 @@
       <w:r>
         <w:rPr>
           <w:rFonts w:ascii="Consolas" w:hAnsi="Consolas" w:cs="Consolas"/>
+          <w:b/>
+          <w:color w:val="1F5FA8"/>
           <w:sz w:val="15"/>
         </w:rPr>
         <w:t>$ bash scripts/test-all.sh</w:t>
@@ -17971,6 +18184,7 @@
       <w:r>
         <w:rPr>
           <w:rFonts w:ascii="Consolas" w:hAnsi="Consolas" w:cs="Consolas"/>
+          <w:color w:val="242428"/>
           <w:sz w:val="15"/>
         </w:rPr>
         <w:t>Resolved 106 packages in 8ms</w:t>
@@ -17987,6 +18201,7 @@
       <w:r>
         <w:rPr>
           <w:rFonts w:ascii="Consolas" w:hAnsi="Consolas" w:cs="Consolas"/>
+          <w:color w:val="242428"/>
           <w:sz w:val="15"/>
         </w:rPr>
         <w:t>Audited 74 packages in 0.43ms</w:t>
@@ -18003,6 +18218,7 @@
       <w:r>
         <w:rPr>
           <w:rFonts w:ascii="Consolas" w:hAnsi="Consolas" w:cs="Consolas"/>
+          <w:color w:val="1B7F3B"/>
           <w:sz w:val="15"/>
         </w:rPr>
         <w:t>All checks passed!</w:t>
@@ -18019,6 +18235,7 @@
       <w:r>
         <w:rPr>
           <w:rFonts w:ascii="Consolas" w:hAnsi="Consolas" w:cs="Consolas"/>
+          <w:color w:val="1B7F3B"/>
           <w:sz w:val="15"/>
         </w:rPr>
         <w:t>.....                                                                    [100%]</w:t>
@@ -18035,6 +18252,7 @@
       <w:r>
         <w:rPr>
           <w:rFonts w:ascii="Consolas" w:hAnsi="Consolas" w:cs="Consolas"/>
+          <w:color w:val="1B7F3B"/>
           <w:sz w:val="15"/>
         </w:rPr>
         <w:t>5 passed in 0.09s</w:t>
@@ -18051,6 +18269,7 @@
       <w:r>
         <w:rPr>
           <w:rFonts w:ascii="Consolas" w:hAnsi="Consolas" w:cs="Consolas"/>
+          <w:color w:val="1B7F3B"/>
           <w:sz w:val="15"/>
         </w:rPr>
         <w:t>.........                                                                [100%]</w:t>
@@ -18067,6 +18286,7 @@
       <w:r>
         <w:rPr>
           <w:rFonts w:ascii="Consolas" w:hAnsi="Consolas" w:cs="Consolas"/>
+          <w:color w:val="242428"/>
           <w:sz w:val="15"/>
         </w:rPr>
         <w:t>============================== warnings summary ===============================</w:t>
@@ -18083,6 +18303,7 @@
       <w:r>
         <w:rPr>
           <w:rFonts w:ascii="Consolas" w:hAnsi="Consolas" w:cs="Consolas"/>
+          <w:color w:val="242428"/>
           <w:sz w:val="15"/>
         </w:rPr>
         <w:t>services/gateway/tests/test_jwks.py::test_hs256_alg_confusion_rejected</w:t>
@@ -18099,6 +18320,7 @@
       <w:r>
         <w:rPr>
           <w:rFonts w:ascii="Consolas" w:hAnsi="Consolas" w:cs="Consolas"/>
+          <w:color w:val="242428"/>
           <w:sz w:val="15"/>
         </w:rPr>
         <w:t xml:space="preserve">  D:\DSEP22\v3\.venv\Lib\site-packages\jwt\api_jwt.py:149: InsecureKeyLengthWarning: The HMAC key is 6 bytes long, which is below the minimum recommended length of 32 bytes for SHA256. See RFC 7518 Section 3.2.</w:t>
@@ -18115,6 +18337,7 @@
       <w:r>
         <w:rPr>
           <w:rFonts w:ascii="Consolas" w:hAnsi="Consolas" w:cs="Consolas"/>
+          <w:color w:val="242428"/>
           <w:sz w:val="15"/>
         </w:rPr>
         <w:t xml:space="preserve">    return self._jws.encode(</w:t>
@@ -18131,6 +18354,7 @@
       <w:r>
         <w:rPr>
           <w:rFonts w:ascii="Consolas" w:hAnsi="Consolas" w:cs="Consolas"/>
+          <w:color w:val="242428"/>
           <w:sz w:val="15"/>
         </w:rPr>
         <w:t xml:space="preserve"> </w:t>
@@ -18147,6 +18371,7 @@
       <w:r>
         <w:rPr>
           <w:rFonts w:ascii="Consolas" w:hAnsi="Consolas" w:cs="Consolas"/>
+          <w:color w:val="6A6A6A"/>
           <w:sz w:val="15"/>
         </w:rPr>
         <w:t>-- Docs: https://docs.pytest.org/en/stable/how-to/capture-warnings.html</w:t>
@@ -18163,6 +18388,7 @@
       <w:r>
         <w:rPr>
           <w:rFonts w:ascii="Consolas" w:hAnsi="Consolas" w:cs="Consolas"/>
+          <w:color w:val="A56B00"/>
           <w:sz w:val="15"/>
         </w:rPr>
         <w:t>9 passed, 1 warning in 0.11s</w:t>
@@ -18179,6 +18405,7 @@
       <w:r>
         <w:rPr>
           <w:rFonts w:ascii="Consolas" w:hAnsi="Consolas" w:cs="Consolas"/>
+          <w:color w:val="1B7F3B"/>
           <w:sz w:val="15"/>
         </w:rPr>
         <w:t>....................                                                     [100%]</w:t>
@@ -18195,6 +18422,7 @@
       <w:r>
         <w:rPr>
           <w:rFonts w:ascii="Consolas" w:hAnsi="Consolas" w:cs="Consolas"/>
+          <w:color w:val="1B7F3B"/>
           <w:sz w:val="15"/>
         </w:rPr>
         <w:t>20 passed in 0.63s</w:t>
@@ -18211,6 +18439,7 @@
       <w:r>
         <w:rPr>
           <w:rFonts w:ascii="Consolas" w:hAnsi="Consolas" w:cs="Consolas"/>
+          <w:color w:val="1B7F3B"/>
           <w:sz w:val="15"/>
         </w:rPr>
         <w:t>.....                                                                    [100%]</w:t>
@@ -18227,6 +18456,7 @@
       <w:r>
         <w:rPr>
           <w:rFonts w:ascii="Consolas" w:hAnsi="Consolas" w:cs="Consolas"/>
+          <w:color w:val="1B7F3B"/>
           <w:sz w:val="15"/>
         </w:rPr>
         <w:t>5 passed in 0.02s</w:t>
@@ -18243,6 +18473,7 @@
       <w:r>
         <w:rPr>
           <w:rFonts w:ascii="Consolas" w:hAnsi="Consolas" w:cs="Consolas"/>
+          <w:color w:val="1B7F3B"/>
           <w:sz w:val="15"/>
         </w:rPr>
         <w:t>.......................                                                  [100%]</w:t>
@@ -18259,6 +18490,7 @@
       <w:r>
         <w:rPr>
           <w:rFonts w:ascii="Consolas" w:hAnsi="Consolas" w:cs="Consolas"/>
+          <w:color w:val="242428"/>
           <w:sz w:val="15"/>
         </w:rPr>
         <w:t>============================== warnings summary ===============================</w:t>
@@ -18275,6 +18507,7 @@
       <w:r>
         <w:rPr>
           <w:rFonts w:ascii="Consolas" w:hAnsi="Consolas" w:cs="Consolas"/>
+          <w:color w:val="242428"/>
           <w:sz w:val="15"/>
         </w:rPr>
         <w:t>app\main.py:80</w:t>
@@ -18291,6 +18524,7 @@
       <w:r>
         <w:rPr>
           <w:rFonts w:ascii="Consolas" w:hAnsi="Consolas" w:cs="Consolas"/>
+          <w:color w:val="242428"/>
           <w:sz w:val="15"/>
         </w:rPr>
         <w:t xml:space="preserve">  D:\DSEP22\v3\services\triage\app\main.py:80: DeprecationWarning:</w:t>
@@ -18307,6 +18541,7 @@
       <w:r>
         <w:rPr>
           <w:rFonts w:ascii="Consolas" w:hAnsi="Consolas" w:cs="Consolas"/>
+          <w:color w:val="A56B00"/>
           <w:sz w:val="15"/>
         </w:rPr>
         <w:t>... 46 lines omitted ...</w:t>
@@ -18323,6 +18558,7 @@
       <w:r>
         <w:rPr>
           <w:rFonts w:ascii="Consolas" w:hAnsi="Consolas" w:cs="Consolas"/>
+          <w:color w:val="242428"/>
           <w:sz w:val="15"/>
         </w:rPr>
         <w:t xml:space="preserve">  type: 'test'</w:t>
@@ -18339,6 +18575,7 @@
       <w:r>
         <w:rPr>
           <w:rFonts w:ascii="Consolas" w:hAnsi="Consolas" w:cs="Consolas"/>
+          <w:color w:val="242428"/>
           <w:sz w:val="15"/>
         </w:rPr>
         <w:t xml:space="preserve">  ...</w:t>
@@ -18355,6 +18592,7 @@
       <w:r>
         <w:rPr>
           <w:rFonts w:ascii="Consolas" w:hAnsi="Consolas" w:cs="Consolas"/>
+          <w:color w:val="242428"/>
           <w:sz w:val="15"/>
         </w:rPr>
         <w:t>1..2</w:t>
@@ -18371,6 +18609,7 @@
       <w:r>
         <w:rPr>
           <w:rFonts w:ascii="Consolas" w:hAnsi="Consolas" w:cs="Consolas"/>
+          <w:color w:val="6A6A6A"/>
           <w:sz w:val="15"/>
         </w:rPr>
         <w:t># tests 2</w:t>
@@ -18387,6 +18626,7 @@
       <w:r>
         <w:rPr>
           <w:rFonts w:ascii="Consolas" w:hAnsi="Consolas" w:cs="Consolas"/>
+          <w:color w:val="6A6A6A"/>
           <w:sz w:val="15"/>
         </w:rPr>
         <w:t># suites 0</w:t>
@@ -18403,6 +18643,7 @@
       <w:r>
         <w:rPr>
           <w:rFonts w:ascii="Consolas" w:hAnsi="Consolas" w:cs="Consolas"/>
+          <w:color w:val="6A6A6A"/>
           <w:sz w:val="15"/>
         </w:rPr>
         <w:t># pass 2</w:t>
@@ -18419,6 +18660,7 @@
       <w:r>
         <w:rPr>
           <w:rFonts w:ascii="Consolas" w:hAnsi="Consolas" w:cs="Consolas"/>
+          <w:color w:val="6A6A6A"/>
           <w:sz w:val="15"/>
         </w:rPr>
         <w:t># fail 0</w:t>
@@ -18435,6 +18677,7 @@
       <w:r>
         <w:rPr>
           <w:rFonts w:ascii="Consolas" w:hAnsi="Consolas" w:cs="Consolas"/>
+          <w:color w:val="6A6A6A"/>
           <w:sz w:val="15"/>
         </w:rPr>
         <w:t># cancelled 0</w:t>
@@ -18451,6 +18694,7 @@
       <w:r>
         <w:rPr>
           <w:rFonts w:ascii="Consolas" w:hAnsi="Consolas" w:cs="Consolas"/>
+          <w:color w:val="A56B00"/>
           <w:sz w:val="15"/>
         </w:rPr>
         <w:t># skipped 0</w:t>
@@ -18467,6 +18711,7 @@
       <w:r>
         <w:rPr>
           <w:rFonts w:ascii="Consolas" w:hAnsi="Consolas" w:cs="Consolas"/>
+          <w:color w:val="6A6A6A"/>
           <w:sz w:val="15"/>
         </w:rPr>
         <w:t># todo 0</w:t>
@@ -18483,6 +18728,7 @@
       <w:r>
         <w:rPr>
           <w:rFonts w:ascii="Consolas" w:hAnsi="Consolas" w:cs="Consolas"/>
+          <w:color w:val="6A6A6A"/>
           <w:sz w:val="15"/>
         </w:rPr>
         <w:t># duration_ms 217.914</w:t>
@@ -18498,6 +18744,7 @@
       <w:r>
         <w:rPr>
           <w:rFonts w:ascii="Consolas" w:hAnsi="Consolas" w:cs="Consolas"/>
+          <w:color w:val="1B7F3B"/>
           <w:sz w:val="15"/>
         </w:rPr>
         <w:t>test-all OK</w:t>
@@ -18521,7 +18768,7 @@
       <w:pPr>
         <w:pStyle w:val="Heading2"/>
       </w:pPr>
-      <w:bookmarkStart w:id="20" w:name="_Toc240829267"/>
+      <w:bookmarkStart w:id="20" w:name="_Toc240829761"/>
       <w:r>
         <w:t>Reporting on Test Coverage</w:t>
       </w:r>
@@ -19224,7 +19471,7 @@
           <w:noProof/>
         </w:rPr>
         <w:drawing>
-          <wp:inline distT="0" distB="0" distL="0" distR="0" wp14:anchorId="3C40602A" wp14:editId="0CB5FE35">
+          <wp:inline distT="0" distB="0" distL="0" distR="0" wp14:anchorId="62097244" wp14:editId="1F7184F4">
             <wp:extent cx="5943600" cy="3714750"/>
             <wp:effectExtent l="0" t="0" r="0" b="0"/>
             <wp:docPr id="13" name="Picture 13"/>
@@ -19278,7 +19525,7 @@
       <w:pPr>
         <w:pStyle w:val="Heading1"/>
       </w:pPr>
-      <w:bookmarkStart w:id="21" w:name="_Toc240829268"/>
+      <w:bookmarkStart w:id="21" w:name="_Toc240829762"/>
       <w:r>
         <w:t>Risks, Dependencies, Assumptions, and Constraints</w:t>
       </w:r>
@@ -19942,7 +20189,7 @@
       <w:pPr>
         <w:pStyle w:val="Heading1"/>
       </w:pPr>
-      <w:bookmarkStart w:id="22" w:name="_Toc240829269"/>
+      <w:bookmarkStart w:id="22" w:name="_Toc240829763"/>
       <w:r>
         <w:t>References</w:t>
       </w:r>
@@ -19953,47 +20200,71 @@
         <w:pStyle w:val="BodyText"/>
       </w:pPr>
       <w:r>
-        <w:t>[1] IBM, "Rational Unified Process: Master Test Plan template." Provided by the course. Accessed: Sep. 20, 2026.</w:t>
-      </w:r>
-    </w:p>
-    <w:p>
-      <w:pPr>
-        <w:pStyle w:val="BodyText"/>
-      </w:pPr>
-      <w:r>
-        <w:t>[2] Microsoft, "Playwright: fast and reliable end-to-end testing." [Online]. Available: https://playwright.dev/ (Accessed: Sep. 20, 2026).</w:t>
-      </w:r>
-    </w:p>
-    <w:p>
-      <w:pPr>
-        <w:pStyle w:val="BodyText"/>
-      </w:pPr>
-      <w:r>
-        <w:t>[3] Grafana Labs, "k6: load testing for engineering teams." [Online]. Available: https://k6.io/ (Accessed: Sep. 20, 2026).</w:t>
-      </w:r>
-    </w:p>
-    <w:p>
-      <w:pPr>
-        <w:pStyle w:val="BodyText"/>
-      </w:pPr>
-      <w:r>
-        <w:t>[4] pytest developers, "pytest documentation." [Online]. Available: https://docs.pytest.org/ (Accessed: Sep. 20, 2026).</w:t>
-      </w:r>
-    </w:p>
-    <w:p>
-      <w:pPr>
-        <w:pStyle w:val="BodyText"/>
-      </w:pPr>
-      <w:r>
-        <w:t>[5] Prometheus authors, "Prometheus: monitoring system and time series database." [Online]. Available: https://prometheus.io/ (Accessed: Sep. 20, 2026).</w:t>
-      </w:r>
-    </w:p>
-    <w:p>
-      <w:pPr>
-        <w:pStyle w:val="BodyText"/>
-      </w:pPr>
-      <w:r>
-        <w:t>[6] Grafana Labs, "Grafana documentation: provisioning." [Online]. Available: https://grafana.com/docs/grafana/latest/administration/provisioning/ (Accessed: Sep. 20, 2026).</w:t>
+        <w:t>[1] IBM, "Rational Unified Process: Master Test Plan template." Provided by the course.</w:t>
+      </w:r>
+    </w:p>
+    <w:p>
+      <w:pPr>
+        <w:pStyle w:val="BodyText"/>
+      </w:pPr>
+      <w:r>
+        <w:t>[2] Microsoft, "Playwright: fast and reliable end-to-end testing." [Online]. Available: https://playwright.dev/.</w:t>
+      </w:r>
+    </w:p>
+    <w:p>
+      <w:pPr>
+        <w:pStyle w:val="BodyText"/>
+      </w:pPr>
+      <w:r>
+        <w:t>[3] Grafana Labs, "k6: load testing for engineering teams." [Online]. Available: https://k6.io/.</w:t>
+      </w:r>
+    </w:p>
+    <w:p>
+      <w:pPr>
+        <w:pStyle w:val="BodyText"/>
+      </w:pPr>
+      <w:r>
+        <w:t>[4] pytest developers, "pytest documentation." [Online]. Available: https://docs.pytest.org/.</w:t>
+      </w:r>
+    </w:p>
+    <w:p>
+      <w:pPr>
+        <w:pStyle w:val="BodyText"/>
+      </w:pPr>
+      <w:r>
+        <w:t>[5] Prometheus authors, "Prometheus: monitoring system and time series database." [Online]. Available: https://prometheus.io/.</w:t>
+      </w:r>
+    </w:p>
+    <w:p>
+      <w:pPr>
+        <w:pStyle w:val="BodyText"/>
+      </w:pPr>
+      <w:r>
+        <w:t>[6] Grafana Labs, "Grafana documentation: provisioning." [Online]. Available: https://grafana.com/docs/grafana/latest/administration/provisioning/.</w:t>
+      </w:r>
+    </w:p>
+    <w:p>
+      <w:pPr>
+        <w:pStyle w:val="BodyText"/>
+      </w:pPr>
+      <w:r>
+        <w:t>[7] Google, "cAdvisor: container advisor." [Online]. Available: https://github.com/google/cadvisor.</w:t>
+      </w:r>
+    </w:p>
+    <w:p>
+      <w:pPr>
+        <w:pStyle w:val="BodyText"/>
+      </w:pPr>
+      <w:r>
+        <w:t>[8] Groq, "GroqCloud API reference and rate limits." [Online]. Available: https://console.groq.com/docs/rate-limits.</w:t>
+      </w:r>
+    </w:p>
+    <w:p>
+      <w:pPr>
+        <w:pStyle w:val="BodyText"/>
+      </w:pPr>
+      <w:r>
+        <w:t>[9] Gitleaks, "Gitleaks: find secrets with Gitleaks." [Online]. Available: https://github.com/gitleaks/gitleaks.</w:t>
       </w:r>
     </w:p>
     <w:p>
@@ -20002,30 +20273,6 @@
       </w:pPr>
       <w:r>
         <w:lastRenderedPageBreak/>
-        <w:t>[7] Google, "cAdvisor: container advisor." [Online]. Available: https://github.com/google/cadvisor (Accessed: Sep. 20, 2026).</w:t>
-      </w:r>
-    </w:p>
-    <w:p>
-      <w:pPr>
-        <w:pStyle w:val="BodyText"/>
-      </w:pPr>
-      <w:r>
-        <w:t>[8] Groq, "GroqCloud API reference and rate limits." [Online]. Available: https://console.groq.com/docs/rate-limits (Accessed: Sep. 20, 2026).</w:t>
-      </w:r>
-    </w:p>
-    <w:p>
-      <w:pPr>
-        <w:pStyle w:val="BodyText"/>
-      </w:pPr>
-      <w:r>
-        <w:t>[9] Gitleaks, "Gitleaks: find secrets with Gitleaks." [Online]. Available: https://github.com/gitleaks/gitleaks (Accessed: Sep. 20, 2026).</w:t>
-      </w:r>
-    </w:p>
-    <w:p>
-      <w:pPr>
-        <w:pStyle w:val="BodyText"/>
-      </w:pPr>
-      <w:r>
         <w:t>[10] NLLB Team et al., "No Language Left Behind: Scaling human-centered machine translation," arXiv:2207.04672, 2022.</w:t>
       </w:r>
     </w:p>
@@ -20035,14 +20282,6 @@
       </w:pPr>
       <w:r>
         <w:t>[11] A. Radford et al., "Robust speech recognition via large-scale weak supervision," arXiv:2212.04356, 2022.</w:t>
-      </w:r>
-    </w:p>
-    <w:p>
-      <w:pPr>
-        <w:pStyle w:val="BodyText"/>
-      </w:pPr>
-      <w:r>
-        <w:t>[12] Lanka Link v3 repository, docs/TEST-PLAN.md and docs/DEPLOYMENT.md. [Online]. Available: https://github.com/DSEP-G22/v3 (Accessed: Sep. 20, 2026).</w:t>
       </w:r>
     </w:p>
     <w:sectPr>
